--- a/docs/thesis/FYP_Report.docx
+++ b/docs/thesis/FYP_Report.docx
@@ -22,7 +22,7 @@
         <w:rPr>
           <w:b/>
         </w:rPr>
-        <w:t>[Student Name — fill in]</w:t>
+        <w:t>Ibtissam Merzouqi</w:t>
       </w:r>
     </w:p>
     <w:p>
@@ -33,7 +33,7 @@
         <w:rPr>
           <w:b/>
         </w:rPr>
-        <w:t>[Banner ID — fill in]</w:t>
+        <w:t>001487042</w:t>
       </w:r>
     </w:p>
     <w:p>

--- a/docs/thesis/FYP_Report.docx
+++ b/docs/thesis/FYP_Report.docx
@@ -114,7 +114,7 @@
         <w:t>et al.</w:t>
       </w:r>
       <w:r>
-        <w:t>, 2016), quantized to an int8 ONNX model of 60 KB, and executed client-side with ONNX Runtime Web inside a Next.js application, achieving sub-millisecond inference latency. On the DAiSEE test split (14,241 windows), the shipped int8 model reaches a macro-F1 of 0.246, against a majority-class floor of 0.166 and classical (logistic regression / random forest) baselines of 0.248 and 0.264 respectively — a modest absolute score that nonetheless demonstrates the model exploits temporal structure the baselines cannot access, and is reported honestly alongside a known limitation: the rarest engagement class has only 4 clips in the entire test split, making its per-class metrics statistically unreliable. The privacy claim itself is not merely asserted: a recorded network trace of a live 65-second inference session shows zero outbound requests once the page has loaded, including one genuine finding — an undisclosed telemetry call inside a third-party dependency, caught and blocked at the browser-policy level via a Content Security Policy header, not patched around. A rebuilt, CI-integrated parity gate additionally caught and fixed a real train/serve skew regression introduced by a later multi-face UI feature, demonstrating the value of the automated verification built around the system, not just the system itself.</w:t>
+        <w:t>, 2016), quantized to an int8 ONNX model of 60 KB, and executed client-side with ONNX Runtime Web inside a Next.js application, achieving sub-millisecond inference latency. On the DAiSEE test split (14,241 windows), the shipped int8 model reaches a macro-F1 of 0.246, against a majority-class floor of 0.166 and classical (logistic regression / random forest / gradient boosting) baselines of 0.248, 0.264 and 0.291 respectively — a modest absolute score reported honestly alongside a known limitation: the rarest engagement class has only 4 clips in the entire test split, making its per-class metrics statistically unreliable. An extended comparison and search phase then subjects this result to the scrutiny it deserves: recurrent (LSTM/GRU) and Transformer alternatives at matched budgets, a subject-grouped cross-validated feature ablation, a 40-trial Bayesian hyperparameter search, and an out-of-fold stacking ensemble collectively fail to produce a configuration statistically distinguishable from the shipped model — evidence that the model sits near the honest ceiling of its 13-feature representation, not that it was undertuned — while re-scoring the frozen test predictions at clip level (the granularity the published benchmark actually uses) with decision thresholds calibrated on validation raises the comparable test result to a macro-F1 of 0.283 and 44.7% four-class accuracy at no change to the deployed model. The privacy claim itself is not merely asserted: a recorded network trace of a live 65-second inference session shows zero outbound requests once the page has loaded, including one genuine finding — an undisclosed telemetry call inside a third-party dependency, caught and blocked at the browser-policy level via a Content Security Policy header, not patched around. A rebuilt, CI-integrated parity gate additionally caught and fixed a real train/serve skew regression introduced by a later multi-face UI feature, demonstrating the value of the automated verification built around the system, not just the system itself.</w:t>
       </w:r>
     </w:p>
     <w:p>
@@ -151,6 +151,36 @@
           <w:color w:val="606060"/>
         </w:rPr>
         <w:t>[fill in]</w:t>
+      </w:r>
+    </w:p>
+    <w:p>
+      <w:r>
+        <w:br w:type="page"/>
+      </w:r>
+    </w:p>
+    <w:p>
+      <w:pPr>
+        <w:pStyle w:val="Heading2"/>
+      </w:pPr>
+      <w:r>
+        <w:t>Declaration of AI Use</w:t>
+      </w:r>
+    </w:p>
+    <w:p>
+      <w:r>
+        <w:rPr>
+          <w:i/>
+          <w:color w:val="606060"/>
+        </w:rPr>
+        <w:t>[REQUIRED BEFORE SUBMISSION — verify this section's wording and placement against the University of Greenwich's current Generative AI policy and your programme handbook; the draft below states what was actually done and must not be removed, only reworded to the required format.]</w:t>
+      </w:r>
+    </w:p>
+    <w:p>
+      <w:pPr>
+        <w:spacing w:after="160"/>
+      </w:pPr>
+      <w:r>
+        <w:t>Generative AI tools (Anthropic's Claude, used through the Claude Code development environment) were used during this project as a development and drafting assistant: for writing and refactoring portions of the project's source code and automated tests, for running and logging the experiment pipelines described in Chapter 4, and for drafting prose in this report which was then reviewed by the author. All experimental results reported here were produced by executing the project's committed code against the real DAiSEE dataset and are reproducible from the repository; no result, figure, or reference was generated by an AI system without execution. The project's design decisions, the interface contract with the Track B partner, and responsibility for the final content of this report remain the author's.</w:t>
       </w:r>
     </w:p>
     <w:p>
@@ -1553,7 +1583,92 @@
         <w:pStyle w:val="Heading2"/>
       </w:pPr>
       <w:r>
-        <w:t>2.6 Synthesis: Positioning This Project Within the Literature</w:t>
+        <w:t>2.6 Ordinal regression and automated hyperparameter optimisation</w:t>
+      </w:r>
+    </w:p>
+    <w:p>
+      <w:pPr>
+        <w:pStyle w:val="Heading3"/>
+      </w:pPr>
+      <w:r>
+        <w:t>2.6.1 Prior methodology</w:t>
+      </w:r>
+    </w:p>
+    <w:p>
+      <w:pPr>
+        <w:spacing w:after="160"/>
+      </w:pPr>
+      <w:r>
+        <w:t xml:space="preserve">Two further methods entered this project during its extended experimentation phase (Chapter 4, Experiments 7–8) and are reviewed here for completeness. </w:t>
+      </w:r>
+      <w:r>
+        <w:rPr>
+          <w:b/>
+        </w:rPr>
+        <w:t>CORAL</w:t>
+      </w:r>
+      <w:r>
+        <w:t xml:space="preserve"> (Cao, Mirjalili and Raschka, 2020) reformulates ordinal classification — categories with a meaningful order, such as DAiSEE's very-low-to-very-high engagement scale — as a set of rank-consistent binary "greater than level </w:t>
+      </w:r>
+      <w:r>
+        <w:rPr>
+          <w:i/>
+        </w:rPr>
+        <w:t>k</w:t>
+      </w:r>
+      <w:r>
+        <w:t xml:space="preserve">" sub-problems sharing one learned representation, guaranteeing the predicted rank probabilities are monotonically consistent, unlike naive per-threshold classifiers. </w:t>
+      </w:r>
+      <w:r>
+        <w:rPr>
+          <w:b/>
+        </w:rPr>
+        <w:t>Optuna</w:t>
+      </w:r>
+      <w:r>
+        <w:t xml:space="preserve"> (Akiba </w:t>
+      </w:r>
+      <w:r>
+        <w:rPr>
+          <w:i/>
+        </w:rPr>
+        <w:t>et al.</w:t>
+      </w:r>
+      <w:r>
+        <w:t>, 2019) is a hyperparameter-optimisation framework combining Tree-structured Parzen Estimator (TPE) Bayesian sampling with aggressive early pruning of unpromising trials, making systematic search practical at a fraction of exhaustive-grid cost.</w:t>
+      </w:r>
+    </w:p>
+    <w:p>
+      <w:pPr>
+        <w:pStyle w:val="Heading3"/>
+      </w:pPr>
+      <w:r>
+        <w:t>2.6.2 Fit with this project's methodology</w:t>
+      </w:r>
+    </w:p>
+    <w:p>
+      <w:pPr>
+        <w:spacing w:after="160"/>
+      </w:pPr>
+      <w:r>
+        <w:t xml:space="preserve">Both are used as </w:t>
+      </w:r>
+      <w:r>
+        <w:rPr>
+          <w:i/>
+        </w:rPr>
+        <w:t>interrogation tools</w:t>
+      </w:r>
+      <w:r>
+        <w:t xml:space="preserve"> rather than components of the shipped system: CORAL as an alternative engagement head to test whether directly optimising the label's ordinal structure improves on the softmax formulation (Experiment 8 — it trades macro-F1 for accuracy/ordinal agreement rather than strictly improving), and Optuna as the search engine for the systematic hyperparameter sweep the original six-run manual search lacked (Experiment 8 — the search validated rather than displaced the manually chosen configuration). Neither changes the deployed model; both change how much confidence its configuration deserves.</w:t>
+      </w:r>
+    </w:p>
+    <w:p>
+      <w:pPr>
+        <w:pStyle w:val="Heading2"/>
+      </w:pPr>
+      <w:r>
+        <w:t>2.7 Synthesis: Positioning This Project Within the Literature</w:t>
       </w:r>
     </w:p>
     <w:p>
@@ -4158,7 +4273,25 @@
         <w:spacing w:after="160"/>
       </w:pPr>
       <w:r>
-        <w:t>The temporal model beats both classical baselines on validation macro-F1 (0.3061 vs. 0.2669 best classical), satisfying this project's own acceptance criterion for the model (Section 1.4, O2) and providing direct, measured evidence — not an assumption — that the additional temporal structure a TCN exploits over a fixed aggregate-statistics representation is worth the added deployment complexity Section 3.2.9 describes. The gap narrows somewhat on Test (macro-F1 0.2475 versus classical 0.2643/0.2479) — the validation-set advantage does not fully carry over, a genuine and reported finding rather than a discrepancy to explain away, and plausibly connected to the same class-0 sparsity discussed next: with only 32 test windows in the rarest class, a handful of hard or ambiguous examples can move the test macro-F1 substantially in either direction, in a way 11,432 validation windows average out more reliably.</w:t>
+        <w:t xml:space="preserve">The temporal model beats both classical baselines available at this stage on validation macro-F1 (0.3061 vs. 0.2669 best classical), satisfying this project's own acceptance criterion for the model (Section 1.4, O2). Two qualifications, established by the later extended-comparison phase (Experiment 7) and stated here rather than deferred, temper how much that number can claim: a stronger classical baseline added later (gradient boosting) closes most of the validation gap (0.2907), and a clip-level bootstrap significance test finds the TCN's remaining validation lead over it </w:t>
+      </w:r>
+      <w:r>
+        <w:rPr>
+          <w:i/>
+        </w:rPr>
+        <w:t>not</w:t>
+      </w:r>
+      <w:r>
+        <w:t xml:space="preserve"> statistically significant (p=0.19), while on Test the same gradient-boosting baseline </w:t>
+      </w:r>
+      <w:r>
+        <w:rPr>
+          <w:i/>
+        </w:rPr>
+        <w:t>significantly outperforms</w:t>
+      </w:r>
+      <w:r>
+        <w:t xml:space="preserve"> the TCN (0.2910 vs. 0.2475, p&lt;0.001). The validation-set advantage therefore does not carry over to Test — a genuine and reported finding rather than a discrepancy to explain away, connected partly to the class-0 sparsity discussed next (with only 32 test windows in the rarest class, a handful of hard examples can move test macro-F1 substantially), and analysed in full in Experiments 7–8, where it reshapes this report's conclusions about what the temporal architecture does and does not buy.</w:t>
       </w:r>
     </w:p>
     <w:p>
@@ -4830,32 +4963,63 @@
       </w:r>
     </w:p>
     <w:p>
-      <w:r>
-        <w:br w:type="page"/>
+      <w:pPr>
+        <w:pStyle w:val="Heading2"/>
+      </w:pPr>
+      <w:r>
+        <w:t>4.7 Experiment 7 — Extended Model Comparison</w:t>
       </w:r>
     </w:p>
     <w:p>
       <w:pPr>
-        <w:pStyle w:val="Heading1"/>
-      </w:pPr>
-      <w:r>
-        <w:t>5. Conclusion</w:t>
+        <w:pStyle w:val="Heading3"/>
+      </w:pPr>
+      <w:r>
+        <w:t>4.7.1 Set-up</w:t>
       </w:r>
     </w:p>
     <w:p>
       <w:pPr>
-        <w:pStyle w:val="Heading2"/>
-      </w:pPr>
-      <w:r>
-        <w:t>5.1 Summary of Results</w:t>
+        <w:spacing w:after="160"/>
+      </w:pPr>
+      <w:r>
+        <w:t xml:space="preserve">After the primary evaluation was complete, the modelling breadth was extended to answer questions Experiments 2–3 left open: is the TCN's advantage over classical methods robust to a </w:t>
+      </w:r>
+      <w:r>
+        <w:rPr>
+          <w:i/>
+        </w:rPr>
+        <w:t>stronger</w:t>
+      </w:r>
+      <w:r>
+        <w:t xml:space="preserve"> classical baseline; does its advantage over other sequence-model families hold on this feature representation; do the claimed "three visual modality families" (Section 2.1–2.2) each earn their place; and are any of these conclusions stable across random seeds? Additions: a gradient-boosting baseline (</w:t>
+      </w:r>
+      <w:r>
+        <w:rPr>
+          <w:rFonts w:ascii="Consolas" w:hAnsi="Consolas"/>
+          <w:sz w:val="20"/>
+        </w:rPr>
+        <w:t>HistGradientBoostingClassifier</w:t>
+      </w:r>
+      <w:r>
+        <w:t xml:space="preserve">, balanced sample weights); quadratic weighted kappa (QWK) as an ordinal-aware companion metric to macro-F1; LSTM, GRU, and Transformer architectures trained at hyperparameters matched to the TCN's; a feature-family ablation (geometric / +pose / +gaze / full); re-runs of the architecture and ablation comparisons at three seeds; and clip-level bootstrap significance testing (2,000-iteration paired cluster bootstrap resampling </w:t>
+      </w:r>
+      <w:r>
+        <w:rPr>
+          <w:i/>
+        </w:rPr>
+        <w:t>clip IDs</w:t>
+      </w:r>
+      <w:r>
+        <w:t>, because overlapping windows from one clip are statistically dependent and window-level resampling would overstate the effective sample size).</w:t>
       </w:r>
     </w:p>
     <w:p>
       <w:pPr>
-        <w:spacing w:after="160"/>
-      </w:pPr>
-      <w:r>
-        <w:t>Every objective set out in Section 1.4 was met, with results reported at the same level of precision whether favourable or not. The 13-feature geometric extractor is verified numerically equivalent between its Python and TypeScript implementations to within an empirically-justified tolerance (worst-case difference 0.0157, Section 4.1) — and the process of properly verifying that equivalence caught and fixed a real production regression that a less rigorous test would have missed entirely. A temporal convolutional network of 41,544 parameters, trained with class-weighted loss to counteract DAiSEE's severe engagement-class imbalance, beats both a majority-class floor and two classical-ML baselines on validation macro-F1 (0.3061 versus 0.2669 best classical, Section 4.3), is quantized to a 60 KB int8 ONNX model at a measured cost of 0.0015 macro-F1, and runs inside an ordinary browser tab with sub-millisecond inference latency (Section 4.5) — comfortably real-time relative to the system's own 3-second prediction cadence. The central privacy claim is backed by recorded, reproducible network evidence rather than assertion, including disclosure of one genuine third-party telemetry call found and mitigated at the browser-policy level (Section 4.4). The system was verified, not merely built, to survive a clean install on unfamiliar hardware, three of the major browser engines, and five deliberately adverse camera conditions, with every finding — favourable or not — recorded honestly (Section 4.6).</w:t>
+        <w:pStyle w:val="Heading3"/>
+      </w:pPr>
+      <w:r>
+        <w:t>4.7.2 Results</w:t>
       </w:r>
     </w:p>
     <w:p>
@@ -4863,57 +5027,40 @@
         <w:spacing w:after="160"/>
       </w:pPr>
       <w:r>
-        <w:t xml:space="preserve">The one number a reader unfamiliar with the class-imbalance context might reasonably question is the shipped model's absolute test macro-F1 of 0.246. This report has been explicit throughout, not defensive after the fact, about what that number does and does not mean: it substantially exceeds the majority-class floor (0.1655) and is directly comparable, on the same metric and the same official test split, to this project's own classical baselines; it is well below the </w:t>
-      </w:r>
-      <w:r>
-        <w:rPr>
-          <w:i/>
-        </w:rPr>
-        <w:t>accuracy</w:t>
-      </w:r>
-      <w:r>
-        <w:t xml:space="preserve"> figures reported by prior work using considerably heavier, non-edge-deployable architectures on the same dataset (Section 4.3.3); and it is measurably suppressed by a single engagement class with only 4 clips in the entire test split, a statistical reality of the dataset rather than a modelling failure, which this report surfaces via a secondary 3-class-merged metric (0.3318) rather than concealing behind the single headline figure.</w:t>
+        <w:t>Gradient boosting proved the strongest classical baseline by a clear margin: validation macro-F1 0.2907 (vs. random forest 0.2669), and on Test 0.2910 against the TCN's 0.2475 — with the cluster bootstrap finding the Test reversal statistically significant (p&lt;0.001, 95% CI of the difference entirely negative) while the TCN's validation lead is not (p=0.19). Across three seeds at matched budgets, the architecture comparison gave mean macro-F1: TCN 0.3015 (±0.0049), Transformer 0.3019 (±0.0066), LSTM 0.2938 (±0.0139), GRU 0.2907 (±0.0064) — the TCN and Transformer statistically indistinguishable, both ahead of the recurrent pair on average, though individual seeds overlap. A single-seed ablation result in which a pose-free feature subset (geometric+gaze) appeared to beat the full 13 features was flagged for multi-seed confirmation and is revisited — and overturned — in Experiment 8.</w:t>
       </w:r>
     </w:p>
     <w:p>
-      <w:pPr>
-        <w:spacing w:after="160"/>
-      </w:pPr>
-      <w:r>
-        <w:t>Returning to the research question posed in Section 1.2 — can a facial-video engagement classifier run entirely client-side, fast enough for real use, while remaining provably free of any data leaving the device — the answer this project provides is a qualified but genuine yes, and the qualification is itself informative. "Provably free of data leaving the device" is fully and directly demonstrated (Section 4.4); "fast enough for real use" is demonstrated with a strong margin on one machine and only partially generalised across hardware (Section 4.5.3); and "a useful engagement classifier" is demonstrated to meaningfully outperform naive and classical baselines, while falling well short of the ceiling heavier, non-privacy-constrained architectures reach on the same task (Section 4.3.3, Section 5.2.2). None of these three qualified answers were available before this project produced the working system and the evidence to interrogate it; that gap — between a plausible architectural claim and a measured, tested one — is precisely what the project's methodology (Section 3.4) was built to close, and closing it, imperfectly but honestly, is this project's core contribution.</w:t>
+      <w:r>
+        <w:rPr>
+          <w:i/>
+          <w:color w:val="606060"/>
+        </w:rPr>
+        <w:t>[Tables: `docs/results/baselines.csv`, `architecture_comparison.csv`, `multi_seed_robustness.csv`, `significance.json` — insert here]</w:t>
       </w:r>
     </w:p>
     <w:p>
       <w:pPr>
-        <w:pStyle w:val="Heading2"/>
-      </w:pPr>
-      <w:r>
-        <w:t>5.2 Critical Review</w:t>
+        <w:pStyle w:val="Heading3"/>
+      </w:pPr>
+      <w:r>
+        <w:t>4.7.3 Evaluation and Discussion</w:t>
       </w:r>
     </w:p>
     <w:p>
       <w:pPr>
-        <w:pStyle w:val="Heading3"/>
-      </w:pPr>
-      <w:r>
-        <w:t>5.2.1 Methodology Strengths</w:t>
+        <w:spacing w:after="160"/>
+      </w:pPr>
+      <w:r>
+        <w:t>Three corrections to earlier conclusions follow directly. First, Experiment 3's framing of the TCN as demonstrably better than classical methods was overstated: against the strongest classical baseline the validation advantage is within noise, and Test favours the classical method significantly. Second, the TCN-over-recurrent advantage reported by Abedi and Khan (2021) does replicate directionally on this project's geometric features (LSTM/GRU behind on average), but the seed-42-only comparison flattered the TCN against the Transformer — multi-seed averaging shows them tied, a caution about single-seed architecture claims that this report accepts against its own earlier practice. Third, QWK reveals the recurrent models' errors cluster nearer the true ordinal level even where their macro-F1 is lower — metric choice genuinely reorders the ranking, reinforcing Section 3.1's position that no single number suffices.</w:t>
       </w:r>
     </w:p>
     <w:p>
       <w:pPr>
-        <w:spacing w:after="160"/>
-      </w:pPr>
-      <w:r>
-        <w:t xml:space="preserve">The contract-driven, dual-implementation methodology (Section 3.2) is this project's strongest methodological contribution, and Experiment 1 (Section 4.1) is direct, not hypothetical, evidence for why: a numerical-equivalence test built to be faithful to the </w:t>
-      </w:r>
-      <w:r>
-        <w:rPr>
-          <w:i/>
-        </w:rPr>
-        <w:t>actual deployed system</w:t>
-      </w:r>
-      <w:r>
-        <w:t>, rather than a convenient stand-in for it, found a real defect that a less faithful test — the one previously on record — structurally could not have found. The decision to treat verification (feature parity, export parity, browser-execution smoke tests, end-to-end integration) as integrated CI-gated methodology rather than optional post-hoc QA is the direct cause of that defect being caught before submission rather than during a live demonstration. Reporting practice throughout this project treats an honestly-analysed weak or partial result as acceptable and a concealed one as not (Section 1.5, Section 4.3.3, Section 4.6.3) — visible in the class-0 discussion, the single-machine benchmark caveat, and the untested-in-Firefox caveat, none of which were smoothed over to present a cleaner narrative.</w:t>
+        <w:pStyle w:val="Heading2"/>
+      </w:pPr>
+      <w:r>
+        <w:t>4.8 Experiment 8 — Rigorous Model Search and Honest Evaluation Reframing</w:t>
       </w:r>
     </w:p>
     <w:p>
@@ -4921,7 +5068,7 @@
         <w:pStyle w:val="Heading3"/>
       </w:pPr>
       <w:r>
-        <w:t>5.2.2 Methodology Weaknesses</w:t>
+        <w:t>4.8.1 Set-up</w:t>
       </w:r>
     </w:p>
     <w:p>
@@ -4929,7 +5076,35 @@
         <w:spacing w:after="160"/>
       </w:pPr>
       <w:r>
-        <w:t>The geometric-feature representation (Section 2.1.2, Section 3.2.2), chosen specifically for its edge-deployability and cross-language verifiability, is also the most defensible candidate for this project's absolute accuracy ceiling: it necessarily discards spatial texture information a learned CNN/ResNet frontend retains, and the gap to Abedi and Khan's (2021) considerably heavier ResNet+TCN hybrid (Section 4.3.3) is consistent with, though not proven to be fully explained by, that discarded information. Firefox's real-face detection remains unverified by direct test, for a genuine tooling limitation (no file-backed fake-camera mechanism in Playwright for that engine) rather than a discovered defect, but the distinction does not remove the gap in evidence (Section 4.6.3). Only one of the three benchmark machines required to make a defensible hardware-comparability claim has been measured (Section 4.5.3). The class-0 statistical unreliability (Section 1.5, Section 4.3.3) is a property of the dataset this project did not create and could not resolve within its scope, but it does mean the headline macro-F1 figure should always be read alongside its supporting per-class and 3-class-merged context, never quoted alone.</w:t>
+        <w:t xml:space="preserve">The final experimental phase asked the strictest available version of the modelling question: is the shipped configuration actually near the best this feature representation supports, and are this report's numbers being measured on the same basis as the literature's? Five components, all selecting on the Train/Validation side only: (i) 5-fold cross-validation </w:t>
+      </w:r>
+      <w:r>
+        <w:rPr>
+          <w:i/>
+        </w:rPr>
+        <w:t>within the Train split</w:t>
+      </w:r>
+      <w:r>
+        <w:t xml:space="preserve">, grouped by </w:t>
+      </w:r>
+      <w:r>
+        <w:rPr>
+          <w:b/>
+        </w:rPr>
+        <w:t>subject</w:t>
+      </w:r>
+      <w:r>
+        <w:t xml:space="preserve"> and stratified by label (</w:t>
+      </w:r>
+      <w:r>
+        <w:rPr>
+          <w:rFonts w:ascii="Consolas" w:hAnsi="Consolas"/>
+          <w:sz w:val="20"/>
+        </w:rPr>
+        <w:t>StratifiedGroupKFold</w:t>
+      </w:r>
+      <w:r>
+        <w:t>); (ii) CV-based feature-family selection re-run on those folds; (iii) a 40-trial Optuna TPE search with median pruning over seven hyperparameters, followed by full-budget retraining of the winner at five seeds; (iv) an out-of-fold stacking ensemble (TCN + gradient boosting + random forest probabilities → logistic-regression meta-learner) and a CORAL ordinal-regression variant; (v) an evaluation reframing — aggregating each clip's ~8 window predictions to a single clip-level prediction (the granularity DAiSEE's labels and the published benchmark actually use), per-class decision-threshold calibration on Validation, and a binary "disengagement screening" view. The frozen Test predictions from Experiment 3's consumed-once checkpoint were re-read exactly once, at clip level, with the Validation-frozen thresholds applied unchanged — a re-aggregation of existing outputs, documented as such, not a new model evaluation.</w:t>
       </w:r>
     </w:p>
     <w:p>
@@ -4937,7 +5112,7 @@
         <w:pStyle w:val="Heading3"/>
       </w:pPr>
       <w:r>
-        <w:t>5.2.3 Augmentations and Alternate Approaches</w:t>
+        <w:t>4.8.2 Results</w:t>
       </w:r>
     </w:p>
     <w:p>
@@ -4945,42 +5120,54 @@
         <w:spacing w:after="160"/>
       </w:pPr>
       <w:r>
-        <w:t xml:space="preserve">Three concrete alternatives, each considered and each rejected for a specific, stated reason rather than left unexamined: </w:t>
-      </w:r>
-      <w:r>
         <w:rPr>
           <w:b/>
         </w:rPr>
-        <w:t>(a)</w:t>
-      </w:r>
-      <w:r>
-        <w:t xml:space="preserve"> a hybrid spatial-temporal architecture in the style of Abedi and Khan (2021) would very plausibly close some of the accuracy gap discussed in Section 5.2.2, at the direct cost of the edge-deployment footprint and, more subtly, the cross-language verifiability this project's whole methodology depends on — a learned CNN feature extractor has no equivalent mechanism for a second independent implementation to be checked against, the way a documented arithmetic formula does (Section 2.1.2); </w:t>
-      </w:r>
-      <w:r>
-        <w:rPr>
-          <w:b/>
-        </w:rPr>
-        <w:t>(b)</w:t>
-      </w:r>
-      <w:r>
-        <w:t xml:space="preserve"> SMOTE-style oversampling of the minority engagement classes, as used by Santoni, Basaruddin and Junus (2023), was considered as an alternative to this project's inverse-frequency loss weighting, and set aside specifically because synthetic oversampling from an already-scarce 32-window minority class risks amplifying noise from a handful of source clips rather than genuinely adding information — an empirical comparison between the two remedies on this exact dataset and feature set would be a natural, well-scoped follow-up rather than a settled question; </w:t>
-      </w:r>
-      <w:r>
-        <w:rPr>
-          <w:b/>
-        </w:rPr>
-        <w:t>(c)</w:t>
-      </w:r>
-      <w:r>
-        <w:t xml:space="preserve"> true Euler-angle head pose via EPnP (Lepetit, Moreno-Noguer and Fua, 2009) was rejected specifically on footprint grounds (Section 2.2.2) — if a future deployment target relaxes the sub-100 KB, no-heavy-dependency constraint (for instance, a native mobile app rather than a browser tab), this trade-off would be worth revisiting on its merits rather than assumed permanently settled.</w:t>
+        <w:t>A methodological bug caught by its own consequences.</w:t>
+      </w:r>
+      <w:r>
+        <w:t xml:space="preserve"> The CV utility's first version grouped folds by clip ID only; with 69 subjects averaging ~78 clips each, one subject's clips could sit on both sides of a fold. That version produced a striking result — the pose-free feature subset beating the full set with non-overlapping seed ranges — which </w:t>
+      </w:r>
+      <w:r>
+        <w:rPr>
+          <w:i/>
+        </w:rPr>
+        <w:t>vanished entirely</w:t>
+      </w:r>
+      <w:r>
+        <w:t xml:space="preserve"> when folds were regrouped by subject and the experiment rerun: no feature subset differs significantly from any other (all pairwise p&gt;0.11, paired t and Wilcoxon on the same folds). The single-seed ablation finding of Experiment 7 is thereby superseded, and the full 13 features retained.</w:t>
       </w:r>
     </w:p>
     <w:p>
       <w:pPr>
-        <w:pStyle w:val="Heading2"/>
-      </w:pPr>
-      <w:r>
-        <w:t>5.3 Future Work</w:t>
+        <w:spacing w:after="160"/>
+      </w:pPr>
+      <w:r>
+        <w:rPr>
+          <w:b/>
+        </w:rPr>
+        <w:t>The search validated the shipped configuration rather than beating it.</w:t>
+      </w:r>
+      <w:r>
+        <w:t xml:space="preserve"> Optuna's best trial (128 channels, learning rate 4.9×10⁻³, among other changes) retrained at full budget across five seeds reached mean macro-F1 0.3085 (±0.0069) against the shipped defaults' 0.3015 (±0.0049) — and the cluster bootstrap put the tuned-vs-shipped difference at +0.0019 with p=0.92: indistinguishable from noise. </w:t>
+      </w:r>
+      <w:r>
+        <w:rPr>
+          <w:b/>
+        </w:rPr>
+        <w:t>The ensemble failed, and the failure was diagnosed, not shelved</w:t>
+      </w:r>
+      <w:r>
+        <w:t xml:space="preserve">: the unweighted meta-learner never predicted either rare class at all (confusion-matrix verified), because it weighted the random forest's probabilities 3.6× the TCN's while the forest made only 12 rare-class predictions in 11,432 windows; a fully "balanced" meta-learner over-corrected into instability (0.2368); the diagnosed remedy — dropping the forest and using moderate weighting (inverse-frequency to the 0.75 power) — recovered the stack to clip-level macro-F1 0.3114, which merely </w:t>
+      </w:r>
+      <w:r>
+        <w:rPr>
+          <w:i/>
+        </w:rPr>
+        <w:t>ties</w:t>
+      </w:r>
+      <w:r>
+        <w:t xml:space="preserve"> the single TCN (0.3099). CORAL traded macro-F1 for accuracy and QWK (0.2571 / 0.4745 / 0.1558 vs. the softmax head's 0.3061 / 0.4354 / 0.1304) — a genuine trade-off along the metric spectrum, not an improvement. Train-time augmentation (Gaussian feature noise plus short temporal masking, three seeds at full budget) likewise failed to improve on the shipped configuration: mean macro-F1 0.2969 (±0.0075) against 0.3015 (±0.0049) — slightly below, within seed noise, closing off under-regularisation as an explanation alongside undertuning.</w:t>
       </w:r>
     </w:p>
     <w:p>
@@ -4988,90 +5175,94 @@
         <w:spacing w:after="160"/>
       </w:pPr>
       <w:r>
-        <w:t>In descending order of how directly each follows from a limitation already named in this report, rather than being a speculative extension. This ordering is itself a methodological choice worth stating explicitly: each item below traces to a specific, evidenced gap identified in Section 4 or Section 5.2, rather than to a generic "directions for further research" list assembled independently of what this project actually found.</w:t>
+        <w:rPr>
+          <w:b/>
+        </w:rPr>
+        <w:t>The evaluation reframing produced the largest legitimate headline change in the project.</w:t>
+      </w:r>
+      <w:r>
+        <w:t xml:space="preserve"> At clip level on Validation, accuracy rises from 0.4433 to 0.4563 (macro-F1 0.3043→0.3099), and with per-class thresholds calibrated on Validation, to 0.5283 (macro-F1 0.3260, in-sample of the calibration). Applied unchanged to the frozen Test predictions — the honest out-of-sample check — the calibrated clip-level result is </w:t>
+      </w:r>
+      <w:r>
+        <w:rPr>
+          <w:b/>
+        </w:rPr>
+        <w:t>macro-F1 0.2829 and 44.7% four-class accuracy</w:t>
+      </w:r>
+      <w:r>
+        <w:t xml:space="preserve">, against the committed window-level 0.2475 and 36.9%: a +14% relative macro-F1 improvement from the decision layer alone, with the deployed model untouched. The binary screening view is reported with its caveats welded on: Test accuracy 0.777 </w:t>
+      </w:r>
+      <w:r>
+        <w:rPr>
+          <w:i/>
+        </w:rPr>
+        <w:t>sounds</w:t>
+      </w:r>
+      <w:r>
+        <w:t xml:space="preserve"> strong but sits below the 95.1% trivial all-engaged baseline; the honest numbers are ROC-AUC 0.683 and balanced accuracy 0.619 — modest discriminative power, stated as such.</w:t>
       </w:r>
     </w:p>
     <w:p>
-      <w:pPr>
-        <w:pStyle w:val="ListNumber"/>
-      </w:pPr>
-      <w:r>
-        <w:rPr>
-          <w:b/>
-        </w:rPr>
-        <w:t>Complete the multi-machine benchmark</w:t>
-      </w:r>
-      <w:r>
-        <w:t xml:space="preserve"> (Section 4.5.3) — at least two further machines spanning different hardware tiers, using the runbook already prepared for this purpose, to make the hardware-comparability claim this report's own cited literature insists on ("X FPS is meaningless without stating the hardware") actually defensible rather than partially evidenced.</w:t>
+      <w:r>
+        <w:rPr>
+          <w:i/>
+          <w:color w:val="606060"/>
+        </w:rPr>
+        <w:t>[Tables/figures: `docs/results/rigorous_model_search.md`, `cv_feature_selection_summary.csv`, `cv_hyperparameter_search.csv`, `final_model_selection.json`, `ensemble_fixed.csv`, `clip_eval_validation.json`, `clip_eval_test.json` — insert here]</w:t>
       </w:r>
     </w:p>
     <w:p>
       <w:pPr>
-        <w:pStyle w:val="ListNumber"/>
-      </w:pPr>
-      <w:r>
-        <w:rPr>
-          <w:b/>
-        </w:rPr>
-        <w:t>Manually verify real-face detection in Firefox</w:t>
-      </w:r>
-      <w:r>
-        <w:t xml:space="preserve"> (Section 4.6.3) with an actual webcam and a human subject, closing the one gap in this project's cross-browser evidence that automated tooling could not close on its own.</w:t>
+        <w:pStyle w:val="Heading3"/>
+      </w:pPr>
+      <w:r>
+        <w:t>4.8.3 Evaluation and Discussion</w:t>
       </w:r>
     </w:p>
     <w:p>
       <w:pPr>
-        <w:pStyle w:val="ListNumber"/>
-      </w:pPr>
-      <w:r>
-        <w:rPr>
-          <w:b/>
-        </w:rPr>
-        <w:t>A controlled comparison of class-imbalance remedies</w:t>
-      </w:r>
-      <w:r>
-        <w:t xml:space="preserve"> on this exact feature representation and dataset split — inverse-frequency weighting (used here), focal loss (tried and underperformed here, Section 4.3.2), and SMOTE-style oversampling (used by prior work, Section 5.2.3(b)) — to move from "this project's choice outperformed the alternatives it tried" to a properly controlled ablation.</w:t>
+        <w:spacing w:after="160"/>
+      </w:pPr>
+      <w:r>
+        <w:t xml:space="preserve">Experiment 8's collective result is a </w:t>
+      </w:r>
+      <w:r>
+        <w:rPr>
+          <w:i/>
+        </w:rPr>
+        <w:t>negative in the modelling and a positive in the measurement</w:t>
+      </w:r>
+      <w:r>
+        <w:t>, and both matter. On the modelling side, a systematic search with real statistical guardrails — subject-grouped CV, Bayesian optimisation, multi-seed full-budget confirmation, cluster-bootstrap significance — failed to distinguish anything from the shipped model. That converts the shipped configuration's status from "chosen after six manual runs" to "validated against a 40-trial search that could not beat it", and localises the performance ceiling in the 13-feature representation itself rather than in tuning — the strongest available justification for the future-work direction of a richer (learned) representation, Section 5.3. On the measurement side, clip-level scoring makes this report's numbers comparable to the published benchmark for the first time (the 63.9% clip-level accuracy of Abedi and Khan (2021) was never commensurable with this project's window-level figures), and threshold calibration — costing nothing at deployment beyond four additive constants — delivered the project's largest honest Test improvement. Finally, the subject-leakage episode is reported at full length deliberately: an evaluation design error that manufactured a publishable-looking finding, caught because the verification habit this project applies to its inference pipeline (Experiment 1) was applied to its own statistics, is precisely the kind of mistake-and-correction the methodology chapters of this report argue for surfacing rather than smoothing over.</w:t>
       </w:r>
     </w:p>
     <w:p>
-      <w:pPr>
-        <w:pStyle w:val="ListNumber"/>
-      </w:pPr>
-      <w:r>
-        <w:rPr>
-          <w:b/>
-        </w:rPr>
-        <w:t>A hybrid architecture study</w:t>
-      </w:r>
-      <w:r>
-        <w:t>, adding a lightweight learned spatial encoder ahead of the existing TCN temporal head as an explicitly optional, higher-footprint configuration alongside (not replacing) the current geometric-feature model, to directly measure how much of the gap to Abedi and Khan (2021) is attributable to spatial-texture information versus other factors, rather than inferring it indirectly as this report currently does.</w:t>
+      <w:r>
+        <w:br w:type="page"/>
       </w:r>
     </w:p>
     <w:p>
       <w:pPr>
-        <w:pStyle w:val="ListNumber"/>
-      </w:pPr>
-      <w:r>
-        <w:rPr>
-          <w:b/>
-        </w:rPr>
-        <w:t>A larger, better-balanced evaluation set for the rarest engagement class specifically</w:t>
-      </w:r>
-      <w:r>
-        <w:t xml:space="preserve"> — whether via additional annotated data, a stratified re-sampling of DAiSEE's existing test pool, or an explicitly separate held-out low-engagement evaluation set — to give the class-0 metric enough statistical power to be trusted on its own, rather than requiring the 3-class-merged fallback this report currently relies on.</w:t>
+        <w:pStyle w:val="Heading1"/>
+      </w:pPr>
+      <w:r>
+        <w:t>5. Conclusion</w:t>
       </w:r>
     </w:p>
     <w:p>
-      <w:r>
-        <w:br w:type="page"/>
+      <w:pPr>
+        <w:pStyle w:val="Heading2"/>
+      </w:pPr>
+      <w:r>
+        <w:t>5.1 Summary of Results</w:t>
       </w:r>
     </w:p>
     <w:p>
       <w:pPr>
-        <w:pStyle w:val="Heading2"/>
-      </w:pPr>
-      <w:r>
-        <w:t>References</w:t>
+        <w:spacing w:after="160"/>
+      </w:pPr>
+      <w:r>
+        <w:t>Every objective set out in Section 1.4 was met, with results reported at the same level of precision whether favourable or not. The 13-feature geometric extractor is verified numerically equivalent between its Python and TypeScript implementations to within an empirically-justified tolerance (worst-case difference 0.0157, Section 4.1) — and the process of properly verifying that equivalence caught and fixed a real production regression that a less rigorous test would have missed entirely. A temporal convolutional network of 41,544 parameters, trained with class-weighted loss to counteract DAiSEE's severe engagement-class imbalance, beats both a majority-class floor and two classical-ML baselines on validation macro-F1 (0.3061 versus 0.2669 best classical, Section 4.3), is quantized to a 60 KB int8 ONNX model at a measured cost of 0.0015 macro-F1, and runs inside an ordinary browser tab with sub-millisecond inference latency (Section 4.5) — comfortably real-time relative to the system's own 3-second prediction cadence. The central privacy claim is backed by recorded, reproducible network evidence rather than assertion, including disclosure of one genuine third-party telemetry call found and mitigated at the browser-policy level (Section 4.4). The system was verified, not merely built, to survive a clean install on unfamiliar hardware, three of the major browser engines, and five deliberately adverse camera conditions, with every finding — favourable or not — recorded honestly (Section 4.6).</w:t>
       </w:r>
     </w:p>
     <w:p>
@@ -5079,16 +5270,16 @@
         <w:spacing w:after="160"/>
       </w:pPr>
       <w:r>
-        <w:t xml:space="preserve">Abedi, A. and Khan, S.S. (2021) 'Improving state-of-the-art in detecting student engagement with ResNet and TCN hybrid network', in </w:t>
+        <w:t xml:space="preserve">The one number a reader unfamiliar with the class-imbalance context might reasonably question is the shipped model's absolute test macro-F1 of 0.246 at window level — raised to 0.283 (44.7% four-class accuracy) once evaluation is moved to the clip level the benchmark actually uses and the decision thresholds calibrated on validation are applied (Experiment 8), still without any change to the deployed model. This report has been explicit throughout, not defensive after the fact, about what these numbers do and do not mean: they substantially exceed the majority-class floor (0.1655); the strongest classical baseline added in Experiment 7 (gradient boosting, 0.2910 on Test) </w:t>
       </w:r>
       <w:r>
         <w:rPr>
           <w:i/>
         </w:rPr>
-        <w:t>2021 18th Conference on Robots and Vision (CRV)</w:t>
-      </w:r>
-      <w:r>
-        <w:t>. IEEE. Available at: https://arxiv.org/abs/2104.10122 (Accessed: 9 August 2026).</w:t>
+        <w:t>significantly outperforms</w:t>
+      </w:r>
+      <w:r>
+        <w:t xml:space="preserve"> the TCN at window level, a finding this report states rather than buries — while remaining undeployable in the browser architecture that motivates the TCN's existence; the clip-level figures are well below the 63.9% accuracy of considerably heavier, non-edge-deployable prior work (Abedi and Khan, 2021), a comparison that only became commensurable at all once Experiment 8 moved this project onto the same clip-level basis; and every 4-class figure is measurably suppressed by a single engagement class with only 4 clips in the entire test split, a statistical reality of the dataset surfaced via the secondary 3-class-merged metrics rather than concealed behind a headline figure. Crucially, Experiment 8 also established that these numbers sit near the honest ceiling of the chosen feature representation: a subject-grouped cross-validated search over features, a 40-trial Bayesian hyperparameter search confirmed at full budget across five seeds, an ordinal-regression variant, and a stacking ensemble all failed to produce a configuration statistically distinguishable from the shipped one (tuned-vs-shipped difference +0.002, p=0.92). The shipped model is not undertuned; the representation is the binding constraint.</w:t>
       </w:r>
     </w:p>
     <w:p>
@@ -5096,50 +5287,23 @@
         <w:spacing w:after="160"/>
       </w:pPr>
       <w:r>
-        <w:t xml:space="preserve">Bai, S., Kolter, J.Z. and Koltun, V. (2018) 'An empirical evaluation of generic convolutional and recurrent networks for sequence modeling', </w:t>
-      </w:r>
-      <w:r>
-        <w:rPr>
-          <w:i/>
-        </w:rPr>
-        <w:t>arXiv preprint arXiv:1803.01271</w:t>
-      </w:r>
-      <w:r>
-        <w:t>. Available at: https://arxiv.org/abs/1803.01271 (Accessed: 9 August 2026).</w:t>
+        <w:t>Returning to the research question posed in Section 1.2 — can a facial-video engagement classifier run entirely client-side, fast enough for real use, while remaining provably free of any data leaving the device — the answer this project provides is a qualified but genuine yes, and the qualification is itself informative. "Provably free of data leaving the device" is fully and directly demonstrated (Section 4.4); "fast enough for real use" is demonstrated with a strong margin on one machine and only partially generalised across hardware (Section 4.5.3); and "a useful engagement classifier" is demonstrated to outperform naive baselines and to sit statistically level with the strongest classical alternative on validation while losing to it on test (Experiment 7) — a candid answer whose value lies in how thoroughly it was established: Experiments 7–8 subjected the model to the kind of adversarial statistical scrutiny (stronger baselines, alternative architectures, systematic search, significance testing at the correct unit of independence) that most work at this scale simply asserts its way past. None of these qualified answers were available before this project produced the working system and the evidence to interrogate it; that gap — between a plausible claim and a measured, tested one — is precisely what the project's methodology (Section 3.4) was built to close, and closing it, imperfectly but honestly, is this project's core contribution.</w:t>
       </w:r>
     </w:p>
     <w:p>
       <w:pPr>
-        <w:spacing w:after="160"/>
-      </w:pPr>
-      <w:r>
-        <w:t xml:space="preserve">Dewan, M.A.A., Murshed, M. and Lin, F. (2019) 'Engagement detection in online learning: a review', </w:t>
-      </w:r>
-      <w:r>
-        <w:rPr>
-          <w:i/>
-        </w:rPr>
-        <w:t>Smart Learning Environments</w:t>
-      </w:r>
-      <w:r>
-        <w:t>, 6(1), article 1. Available at: https://slejournal.springeropen.com/articles/10.1186/s40561-018-0080-z (Accessed: 9 August 2026).</w:t>
+        <w:pStyle w:val="Heading2"/>
+      </w:pPr>
+      <w:r>
+        <w:t>5.2 Critical Review</w:t>
       </w:r>
     </w:p>
     <w:p>
       <w:pPr>
-        <w:spacing w:after="160"/>
-      </w:pPr>
-      <w:r>
-        <w:t xml:space="preserve">Gupta, A., D'Cunha, A., Awasthi, K. and Balasubramanian, V. (2016) 'DAiSEE: towards user engagement recognition in the wild', </w:t>
-      </w:r>
-      <w:r>
-        <w:rPr>
-          <w:i/>
-        </w:rPr>
-        <w:t>arXiv preprint arXiv:1609.01885</w:t>
-      </w:r>
-      <w:r>
-        <w:t>. Available at: https://arxiv.org/abs/1609.01885 (Accessed: 1 August 2026).</w:t>
+        <w:pStyle w:val="Heading3"/>
+      </w:pPr>
+      <w:r>
+        <w:t>5.2.1 Methodology Strengths</w:t>
       </w:r>
     </w:p>
     <w:p>
@@ -5147,33 +5311,24 @@
         <w:spacing w:after="160"/>
       </w:pPr>
       <w:r>
-        <w:t xml:space="preserve">Jacob, B., Kligys, S., Chen, B., Zhu, M., Tang, M., Howard, A., Adam, H. and Kalenichenko, D. (2018) 'Quantization and training of neural networks for efficient integer-arithmetic-only inference', in </w:t>
+        <w:t xml:space="preserve">The contract-driven, dual-implementation methodology (Section 3.2) is this project's strongest methodological contribution, and Experiment 1 (Section 4.1) is direct, not hypothetical, evidence for why: a numerical-equivalence test built to be faithful to the </w:t>
       </w:r>
       <w:r>
         <w:rPr>
           <w:i/>
         </w:rPr>
-        <w:t>Proceedings of the IEEE Conference on Computer Vision and Pattern Recognition (CVPR)</w:t>
-      </w:r>
-      <w:r>
-        <w:t>. IEEE, pp. 2704–2713. Available at: https://arxiv.org/abs/1712.05877 (Accessed: 9 August 2026).</w:t>
+        <w:t>actual deployed system</w:t>
+      </w:r>
+      <w:r>
+        <w:t>, rather than a convenient stand-in for it, found a real defect that a less faithful test — the one previously on record — structurally could not have found. The decision to treat verification (feature parity, export parity, browser-execution smoke tests, end-to-end integration) as integrated CI-gated methodology rather than optional post-hoc QA is the direct cause of that defect being caught before submission rather than during a live demonstration. The same habit, turned on the project's own statistics in Experiments 7–8, caught a second defect of exactly the same species: a cross-validation design that leaked subjects across folds and thereby manufactured a clean-looking feature-selection finding, detected and corrected before it reached any conclusion — and the corrected analysis then overturned it. Reporting practice throughout treats an honestly-analysed weak, negative, or partial result as acceptable and a concealed one as not (Sections 1.5, 4.3.3, 4.6.3, 4.8) — visible in the class-0 discussion, the single-machine benchmark caveat, the untested-in-Firefox caveat, the gradient-boosting-beats-the-TCN finding, and the search that validated rather than beat the shipped model, none of which were smoothed over to present a cleaner narrative.</w:t>
       </w:r>
     </w:p>
     <w:p>
       <w:pPr>
-        <w:spacing w:after="160"/>
-      </w:pPr>
-      <w:r>
-        <w:t xml:space="preserve">Kamath, A., Biswas, A. and Balasubramanian, V. (2016) 'A crowdsourced approach to student engagement recognition in e-learning environments', in </w:t>
-      </w:r>
-      <w:r>
-        <w:rPr>
-          <w:i/>
-        </w:rPr>
-        <w:t>2016 IEEE Winter Conference on Applications of Computer Vision (WACV)</w:t>
-      </w:r>
-      <w:r>
-        <w:t>. IEEE.</w:t>
+        <w:pStyle w:val="Heading3"/>
+      </w:pPr>
+      <w:r>
+        <w:t>5.2.2 Methodology Weaknesses</w:t>
       </w:r>
     </w:p>
     <w:p>
@@ -5181,33 +5336,24 @@
         <w:spacing w:after="160"/>
       </w:pPr>
       <w:r>
-        <w:t xml:space="preserve">Karimah, S.N. and Hasegawa, S. (2022) 'Automatic engagement estimation in smart education/learning settings: a systematic review of engagement definitions, datasets, and methods', </w:t>
+        <w:t xml:space="preserve">The geometric-feature representation (Section 2.1.2, Section 3.2.2), chosen specifically for its edge-deployability and cross-language verifiability, is now the </w:t>
       </w:r>
       <w:r>
         <w:rPr>
           <w:i/>
         </w:rPr>
-        <w:t>Smart Learning Environments</w:t>
-      </w:r>
-      <w:r>
-        <w:t>, 9, article 31. Available at: https://slejournal.springeropen.com/articles/10.1186/s40561-022-00212-y (Accessed: 9 August 2026).</w:t>
+        <w:t>established</w:t>
+      </w:r>
+      <w:r>
+        <w:t xml:space="preserve"> — no longer merely the most defensible candidate — cause of this project's accuracy ceiling: Experiment 8's search systematically eliminated the alternatives (undertuned hyperparameters, suboptimal feature subset, unexploited ensemble opportunity), leaving the discarded spatial-texture information a learned frontend retains as the remaining explanation for the gap to Abedi and Khan (2021). Three limitations of the search phase itself are owned rather than hidden: its hyperparameter objective used only two of the five CV folds per trial (a compute-driven compromise, documented in the search log, that a fuller run should confirm); the threshold-calibrated validation figure (0.5283 accuracy) is in-sample of its own calibration, with the Test transfer (0.4467) being the honest out-of-sample number; and the ensemble's diagnosed failure was remedied only to parity with the single model, not past it. Firefox's real-face detection remains unverified by direct test, for a genuine tooling limitation rather than a discovered defect (Section 4.6.3). Only one of the three benchmark machines required for a defensible hardware-comparability claim has been measured (Section 4.5.3). The class-0 statistical unreliability (Sections 1.5, 4.3.3) is a property of the dataset this project did not create, and means every 4-class figure should be read alongside its per-class and 3-class-merged context, never quoted alone.</w:t>
       </w:r>
     </w:p>
     <w:p>
       <w:pPr>
-        <w:spacing w:after="160"/>
-      </w:pPr>
-      <w:r>
-        <w:t xml:space="preserve">Kartynnik, Y., Ablavatski, A., Grishchenko, I. and Grundmann, M. (2019) 'Real-time facial surface geometry from monocular video on mobile GPUs', </w:t>
-      </w:r>
-      <w:r>
-        <w:rPr>
-          <w:i/>
-        </w:rPr>
-        <w:t>arXiv preprint arXiv:1907.06724</w:t>
-      </w:r>
-      <w:r>
-        <w:t>. Available at: https://arxiv.org/abs/1907.06724 (Accessed: 9 August 2026).</w:t>
+        <w:pStyle w:val="Heading3"/>
+      </w:pPr>
+      <w:r>
+        <w:t>5.2.3 Augmentations and Alternate Approaches</w:t>
       </w:r>
     </w:p>
     <w:p>
@@ -5215,33 +5361,60 @@
         <w:spacing w:after="160"/>
       </w:pPr>
       <w:r>
-        <w:t xml:space="preserve">Khan, S.S., Abedi, A. and Colella, T.J.F. (2022) 'Inconsistencies in the definition and annotation of student engagement in virtual learning datasets: a critical review', </w:t>
+        <w:t xml:space="preserve">Three concrete alternatives, each considered and each rejected for a specific, stated reason rather than left unexamined: </w:t>
+      </w:r>
+      <w:r>
+        <w:rPr>
+          <w:b/>
+        </w:rPr>
+        <w:t>(a)</w:t>
+      </w:r>
+      <w:r>
+        <w:t xml:space="preserve"> a hybrid spatial-temporal architecture in the style of Abedi and Khan (2021) would very plausibly close some of the accuracy gap discussed in Section 5.2.2, at the direct cost of the edge-deployment footprint and, more subtly, the cross-language verifiability this project's whole methodology depends on — a learned CNN feature extractor has no equivalent mechanism for a second independent implementation to be checked against, the way a documented arithmetic formula does (Section 2.1.2); </w:t>
+      </w:r>
+      <w:r>
+        <w:rPr>
+          <w:b/>
+        </w:rPr>
+        <w:t>(b)</w:t>
+      </w:r>
+      <w:r>
+        <w:t xml:space="preserve"> SMOTE-style oversampling of the minority engagement classes, as used by Santoni, Basaruddin and Junus (2023), was considered as an alternative to this project's inverse-frequency loss weighting, and set aside specifically because synthetic oversampling from an already-scarce 32-window minority class risks amplifying noise from a handful of source clips rather than genuinely adding information; the adjacent data-level remedy that </w:t>
       </w:r>
       <w:r>
         <w:rPr>
           <w:i/>
         </w:rPr>
-        <w:t>arXiv preprint arXiv:2208.04548</w:t>
-      </w:r>
-      <w:r>
-        <w:t>. Available at: https://arxiv.org/abs/2208.04548 (Accessed: 9 August 2026).</w:t>
+        <w:t>was</w:t>
+      </w:r>
+      <w:r>
+        <w:t xml:space="preserve"> eventually tried — train-time noise and temporal-masking augmentation (Experiment 8) — is reported there, and Experiment 8's ensemble diagnosis adds a concrete, hard-won caution for this whole family of remedies: imbalance corrections compose badly (a meta-learner applying balanced weighting on top of already-balanced base learners double-corrected and collapsed), so any oversampling would need to </w:t>
+      </w:r>
+      <w:r>
+        <w:rPr>
+          <w:i/>
+        </w:rPr>
+        <w:t>replace</w:t>
+      </w:r>
+      <w:r>
+        <w:t xml:space="preserve">, not join, the loss weighting; </w:t>
+      </w:r>
+      <w:r>
+        <w:rPr>
+          <w:b/>
+        </w:rPr>
+        <w:t>(c)</w:t>
+      </w:r>
+      <w:r>
+        <w:t xml:space="preserve"> true Euler-angle head pose via EPnP (Lepetit, Moreno-Noguer and Fua, 2009) was rejected specifically on footprint grounds (Section 2.2.2) — if a future deployment target relaxes the sub-100 KB, no-heavy-dependency constraint (for instance, a native mobile app rather than a browser tab), this trade-off would be worth revisiting on its merits rather than assumed permanently settled.</w:t>
       </w:r>
     </w:p>
     <w:p>
       <w:pPr>
-        <w:spacing w:after="160"/>
-      </w:pPr>
-      <w:r>
-        <w:t xml:space="preserve">Lepetit, V., Moreno-Noguer, F. and Fua, P. (2009) 'EPnP: an accurate O(n) solution to the PnP problem', </w:t>
-      </w:r>
-      <w:r>
-        <w:rPr>
-          <w:i/>
-        </w:rPr>
-        <w:t>International Journal of Computer Vision</w:t>
-      </w:r>
-      <w:r>
-        <w:t>, 81(2), pp. 155–166.</w:t>
+        <w:pStyle w:val="Heading2"/>
+      </w:pPr>
+      <w:r>
+        <w:t>5.3 Future Work</w:t>
       </w:r>
     </w:p>
     <w:p>
@@ -5249,84 +5422,411 @@
         <w:spacing w:after="160"/>
       </w:pPr>
       <w:r>
-        <w:t xml:space="preserve">Lin, T.Y., Goyal, P., Girshick, R., He, K. and Dollár, P. (2017) 'Focal loss for dense object detection', in </w:t>
-      </w:r>
-      <w:r>
-        <w:rPr>
-          <w:i/>
-        </w:rPr>
-        <w:t>Proceedings of the IEEE International Conference on Computer Vision (ICCV)</w:t>
-      </w:r>
-      <w:r>
-        <w:t>. IEEE, pp. 2980–2988. Available at: https://openaccess.thecvf.com/content_iccv_2017/html/Lin_Focal_Loss_for_ICCV_2017_paper.html (Accessed: 9 August 2026).</w:t>
+        <w:t>In descending order of how directly each follows from a limitation already named in this report, rather than being a speculative extension. This ordering is itself a methodological choice worth stating explicitly: each item below traces to a specific, evidenced gap identified in Section 4 or Section 5.2, rather than to a generic "directions for further research" list assembled independently of what this project actually found.</w:t>
       </w:r>
     </w:p>
     <w:p>
       <w:pPr>
-        <w:spacing w:after="160"/>
-      </w:pPr>
-      <w:r>
-        <w:t xml:space="preserve">Lugaresi, C., Tang, J., Nash, H., McClanahan, C., Uboweja, E., Hays, M., Zhang, F., Chang, C.L., Yong, M.G., Lee, J., Chang, W.T., Hua, W., Georg, M. and Grundmann, M. (2019) 'MediaPipe: a framework for building perception pipelines', </w:t>
-      </w:r>
-      <w:r>
-        <w:rPr>
-          <w:i/>
-        </w:rPr>
-        <w:t>arXiv preprint arXiv:1906.08172</w:t>
-      </w:r>
-      <w:r>
-        <w:t>. Available at: https://arxiv.org/abs/1906.08172 (Accessed: 9 August 2026).</w:t>
+        <w:pStyle w:val="ListNumber"/>
+      </w:pPr>
+      <w:r>
+        <w:rPr>
+          <w:b/>
+        </w:rPr>
+        <w:t>Ship the decision-threshold calibration to the browser</w:t>
+      </w:r>
+      <w:r>
+        <w:t xml:space="preserve"> (Experiment 8) — the calibrated clip-level result (+0.035 Test macro-F1) costs exactly four additive constants applied to the logits in JavaScript, requires no model change, no re-export, and no contract amendment beyond a note; it is the highest-value, lowest-cost deployment improvement this project has identified and the natural first follow-up.</w:t>
       </w:r>
     </w:p>
     <w:p>
       <w:pPr>
-        <w:spacing w:after="160"/>
-      </w:pPr>
-      <w:r>
-        <w:t xml:space="preserve">Santoni, M.M., Basaruddin, T. and Junus, K. (2023) 'Convolutional neural network model based students' engagement detection in imbalanced DAiSEE dataset', </w:t>
-      </w:r>
-      <w:r>
-        <w:rPr>
-          <w:i/>
-        </w:rPr>
-        <w:t>International Journal of Advanced Computer Science and Applications</w:t>
-      </w:r>
-      <w:r>
-        <w:t>, 14(3). Available at: https://doi.org/10.14569/IJACSA.2023.0140371 (Accessed: 9 August 2026).</w:t>
+        <w:pStyle w:val="ListNumber"/>
+      </w:pPr>
+      <w:r>
+        <w:rPr>
+          <w:b/>
+        </w:rPr>
+        <w:t>Complete the multi-machine benchmark</w:t>
+      </w:r>
+      <w:r>
+        <w:t xml:space="preserve"> (Section 4.5.3) — at least two further machines spanning different hardware tiers, using the runbook already prepared, to make the hardware-comparability claim this report's own cited literature insists on actually defensible.</w:t>
       </w:r>
     </w:p>
     <w:p>
       <w:pPr>
-        <w:spacing w:after="160"/>
-      </w:pPr>
-      <w:r>
-        <w:t xml:space="preserve">Soukupová, T. and Čech, J. (2016) 'Real-time eye blink detection using facial landmarks', in </w:t>
-      </w:r>
-      <w:r>
-        <w:rPr>
-          <w:i/>
-        </w:rPr>
-        <w:t>21st Computer Vision Winter Workshop</w:t>
-      </w:r>
-      <w:r>
-        <w:t>. Rimske Toplice, Slovenia.</w:t>
+        <w:pStyle w:val="ListNumber"/>
+      </w:pPr>
+      <w:r>
+        <w:rPr>
+          <w:b/>
+        </w:rPr>
+        <w:t>Manually verify real-face detection in Firefox</w:t>
+      </w:r>
+      <w:r>
+        <w:t xml:space="preserve"> (Section 4.6.3) with an actual webcam and a human subject, closing the one gap in the cross-browser evidence that automated tooling could not close.</w:t>
       </w:r>
     </w:p>
     <w:p>
-      <w:r>
-        <w:br w:type="page"/>
+      <w:pPr>
+        <w:pStyle w:val="ListNumber"/>
+      </w:pPr>
+      <w:r>
+        <w:rPr>
+          <w:b/>
+        </w:rPr>
+        <w:t>A hybrid architecture study</w:t>
+      </w:r>
+      <w:r>
+        <w:t xml:space="preserve">, adding a lightweight learned spatial encoder ahead of the existing TCN temporal head as an explicitly optional, higher-footprint configuration alongside (not replacing) the current geometric-feature model. Experiment 8 sharpened this from a suggestion into the </w:t>
+      </w:r>
+      <w:r>
+        <w:rPr>
+          <w:i/>
+        </w:rPr>
+        <w:t>logically next</w:t>
+      </w:r>
+      <w:r>
+        <w:t xml:space="preserve"> step: with undertuning, feature-subset choice, and ensembling now eliminated as explanations for the accuracy ceiling, the representation itself is the remaining lever, and this study would directly measure how much of the gap to Abedi and Khan (2021) the discarded spatial-texture information accounts for.</w:t>
       </w:r>
     </w:p>
     <w:p>
       <w:pPr>
-        <w:pStyle w:val="Heading2"/>
-      </w:pPr>
-      <w:r>
-        <w:t>Appendices</w:t>
+        <w:pStyle w:val="ListNumber"/>
+      </w:pPr>
+      <w:r>
+        <w:rPr>
+          <w:b/>
+        </w:rPr>
+        <w:t>Close the search phase's own documented gaps</w:t>
+      </w:r>
+      <w:r>
+        <w:t xml:space="preserve"> — re-run the hyperparameter search objective on all five CV folds (it used two, a compute compromise), and take the diagnosed-but-only-partially-remedied ensemble one step further (a tuned moderate meta-learner weighting was found; whether any stacking configuration can </w:t>
+      </w:r>
+      <w:r>
+        <w:rPr>
+          <w:i/>
+        </w:rPr>
+        <w:t>pass</w:t>
+      </w:r>
+      <w:r>
+        <w:t xml:space="preserve"> rather than tie the single model remains open).</w:t>
       </w:r>
     </w:p>
     <w:p>
       <w:pPr>
+        <w:pStyle w:val="ListNumber"/>
+      </w:pPr>
+      <w:r>
+        <w:rPr>
+          <w:b/>
+        </w:rPr>
+        <w:t>A larger, better-balanced evaluation set for the rarest engagement class specifically</w:t>
+      </w:r>
+      <w:r>
+        <w:t xml:space="preserve"> — whether via additional annotated data, stratified re-sampling of DAiSEE's existing pool, or a separate held-out low-engagement set — to give the class-0 metric enough statistical power to be trusted on its own rather than requiring the 3-class-merged fallback.</w:t>
+      </w:r>
+    </w:p>
+    <w:p>
+      <w:r>
+        <w:br w:type="page"/>
+      </w:r>
+    </w:p>
+    <w:p>
+      <w:pPr>
+        <w:pStyle w:val="Heading2"/>
+      </w:pPr>
+      <w:r>
+        <w:t>References</w:t>
+      </w:r>
+    </w:p>
+    <w:p>
+      <w:pPr>
+        <w:spacing w:after="160"/>
+      </w:pPr>
+      <w:r>
+        <w:t xml:space="preserve">Abedi, A. and Khan, S.S. (2021) 'Improving state-of-the-art in detecting student engagement with ResNet and TCN hybrid network', in </w:t>
+      </w:r>
+      <w:r>
+        <w:rPr>
+          <w:i/>
+        </w:rPr>
+        <w:t>2021 18th Conference on Robots and Vision (CRV)</w:t>
+      </w:r>
+      <w:r>
+        <w:t>. IEEE. Available at: https://arxiv.org/abs/2104.10122 (Accessed: 9 August 2026).</w:t>
+      </w:r>
+    </w:p>
+    <w:p>
+      <w:pPr>
+        <w:spacing w:after="160"/>
+      </w:pPr>
+      <w:r>
+        <w:t xml:space="preserve">Akiba, T., Sano, S., Yanase, T., Ohta, T. and Koyama, M. (2019) 'Optuna: a next-generation hyperparameter optimization framework', in </w:t>
+      </w:r>
+      <w:r>
+        <w:rPr>
+          <w:i/>
+        </w:rPr>
+        <w:t>Proceedings of the 25th ACM SIGKDD International Conference on Knowledge Discovery and Data Mining</w:t>
+      </w:r>
+      <w:r>
+        <w:t>. ACM, pp. 2623–2631. Available at: https://arxiv.org/abs/1907.10902 (Accessed: 29 August 2026).</w:t>
+      </w:r>
+    </w:p>
+    <w:p>
+      <w:pPr>
+        <w:spacing w:after="160"/>
+      </w:pPr>
+      <w:r>
+        <w:t xml:space="preserve">Bai, S., Kolter, J.Z. and Koltun, V. (2018) 'An empirical evaluation of generic convolutional and recurrent networks for sequence modeling', </w:t>
+      </w:r>
+      <w:r>
+        <w:rPr>
+          <w:i/>
+        </w:rPr>
+        <w:t>arXiv preprint arXiv:1803.01271</w:t>
+      </w:r>
+      <w:r>
+        <w:t>. Available at: https://arxiv.org/abs/1803.01271 (Accessed: 9 August 2026).</w:t>
+      </w:r>
+    </w:p>
+    <w:p>
+      <w:pPr>
+        <w:spacing w:after="160"/>
+      </w:pPr>
+      <w:r>
+        <w:t xml:space="preserve">Cao, W., Mirjalili, V. and Raschka, S. (2020) 'Rank consistent ordinal regression for neural networks with application to age estimation', </w:t>
+      </w:r>
+      <w:r>
+        <w:rPr>
+          <w:i/>
+        </w:rPr>
+        <w:t>Pattern Recognition Letters</w:t>
+      </w:r>
+      <w:r>
+        <w:t>, 140, pp. 325–331. Available at: https://arxiv.org/abs/1901.07884 (Accessed: 29 August 2026).</w:t>
+      </w:r>
+    </w:p>
+    <w:p>
+      <w:pPr>
+        <w:spacing w:after="160"/>
+      </w:pPr>
+      <w:r>
+        <w:t xml:space="preserve">Dewan, M.A.A., Murshed, M. and Lin, F. (2019) 'Engagement detection in online learning: a review', </w:t>
+      </w:r>
+      <w:r>
+        <w:rPr>
+          <w:i/>
+        </w:rPr>
+        <w:t>Smart Learning Environments</w:t>
+      </w:r>
+      <w:r>
+        <w:t>, 6(1), article 1. Available at: https://slejournal.springeropen.com/articles/10.1186/s40561-018-0080-z (Accessed: 9 August 2026).</w:t>
+      </w:r>
+    </w:p>
+    <w:p>
+      <w:pPr>
+        <w:spacing w:after="160"/>
+      </w:pPr>
+      <w:r>
+        <w:t xml:space="preserve">Gupta, A., D'Cunha, A., Awasthi, K. and Balasubramanian, V. (2016) 'DAiSEE: towards user engagement recognition in the wild', </w:t>
+      </w:r>
+      <w:r>
+        <w:rPr>
+          <w:i/>
+        </w:rPr>
+        <w:t>arXiv preprint arXiv:1609.01885</w:t>
+      </w:r>
+      <w:r>
+        <w:t>. Available at: https://arxiv.org/abs/1609.01885 (Accessed: 1 August 2026).</w:t>
+      </w:r>
+    </w:p>
+    <w:p>
+      <w:pPr>
+        <w:spacing w:after="160"/>
+      </w:pPr>
+      <w:r>
+        <w:t xml:space="preserve">Jacob, B., Kligys, S., Chen, B., Zhu, M., Tang, M., Howard, A., Adam, H. and Kalenichenko, D. (2018) 'Quantization and training of neural networks for efficient integer-arithmetic-only inference', in </w:t>
+      </w:r>
+      <w:r>
+        <w:rPr>
+          <w:i/>
+        </w:rPr>
+        <w:t>Proceedings of the IEEE Conference on Computer Vision and Pattern Recognition (CVPR)</w:t>
+      </w:r>
+      <w:r>
+        <w:t>. IEEE, pp. 2704–2713. Available at: https://arxiv.org/abs/1712.05877 (Accessed: 9 August 2026).</w:t>
+      </w:r>
+    </w:p>
+    <w:p>
+      <w:pPr>
+        <w:spacing w:after="160"/>
+      </w:pPr>
+      <w:r>
+        <w:t xml:space="preserve">Kamath, A., Biswas, A. and Balasubramanian, V. (2016) 'A crowdsourced approach to student engagement recognition in e-learning environments', in </w:t>
+      </w:r>
+      <w:r>
+        <w:rPr>
+          <w:i/>
+        </w:rPr>
+        <w:t>2016 IEEE Winter Conference on Applications of Computer Vision (WACV)</w:t>
+      </w:r>
+      <w:r>
+        <w:t>. IEEE.</w:t>
+      </w:r>
+    </w:p>
+    <w:p>
+      <w:pPr>
+        <w:spacing w:after="160"/>
+      </w:pPr>
+      <w:r>
+        <w:t xml:space="preserve">Karimah, S.N. and Hasegawa, S. (2022) 'Automatic engagement estimation in smart education/learning settings: a systematic review of engagement definitions, datasets, and methods', </w:t>
+      </w:r>
+      <w:r>
+        <w:rPr>
+          <w:i/>
+        </w:rPr>
+        <w:t>Smart Learning Environments</w:t>
+      </w:r>
+      <w:r>
+        <w:t>, 9, article 31. Available at: https://slejournal.springeropen.com/articles/10.1186/s40561-022-00212-y (Accessed: 9 August 2026).</w:t>
+      </w:r>
+    </w:p>
+    <w:p>
+      <w:pPr>
+        <w:spacing w:after="160"/>
+      </w:pPr>
+      <w:r>
+        <w:t xml:space="preserve">Kartynnik, Y., Ablavatski, A., Grishchenko, I. and Grundmann, M. (2019) 'Real-time facial surface geometry from monocular video on mobile GPUs', </w:t>
+      </w:r>
+      <w:r>
+        <w:rPr>
+          <w:i/>
+        </w:rPr>
+        <w:t>arXiv preprint arXiv:1907.06724</w:t>
+      </w:r>
+      <w:r>
+        <w:t>. Available at: https://arxiv.org/abs/1907.06724 (Accessed: 9 August 2026).</w:t>
+      </w:r>
+    </w:p>
+    <w:p>
+      <w:pPr>
+        <w:spacing w:after="160"/>
+      </w:pPr>
+      <w:r>
+        <w:t xml:space="preserve">Khan, S.S., Abedi, A. and Colella, T.J.F. (2022) 'Inconsistencies in the definition and annotation of student engagement in virtual learning datasets: a critical review', </w:t>
+      </w:r>
+      <w:r>
+        <w:rPr>
+          <w:i/>
+        </w:rPr>
+        <w:t>arXiv preprint arXiv:2208.04548</w:t>
+      </w:r>
+      <w:r>
+        <w:t>. Available at: https://arxiv.org/abs/2208.04548 (Accessed: 9 August 2026).</w:t>
+      </w:r>
+    </w:p>
+    <w:p>
+      <w:pPr>
+        <w:spacing w:after="160"/>
+      </w:pPr>
+      <w:r>
+        <w:t xml:space="preserve">Lepetit, V., Moreno-Noguer, F. and Fua, P. (2009) 'EPnP: an accurate O(n) solution to the PnP problem', </w:t>
+      </w:r>
+      <w:r>
+        <w:rPr>
+          <w:i/>
+        </w:rPr>
+        <w:t>International Journal of Computer Vision</w:t>
+      </w:r>
+      <w:r>
+        <w:t>, 81(2), pp. 155–166.</w:t>
+      </w:r>
+    </w:p>
+    <w:p>
+      <w:pPr>
+        <w:spacing w:after="160"/>
+      </w:pPr>
+      <w:r>
+        <w:t xml:space="preserve">Lin, T.Y., Goyal, P., Girshick, R., He, K. and Dollár, P. (2017) 'Focal loss for dense object detection', in </w:t>
+      </w:r>
+      <w:r>
+        <w:rPr>
+          <w:i/>
+        </w:rPr>
+        <w:t>Proceedings of the IEEE International Conference on Computer Vision (ICCV)</w:t>
+      </w:r>
+      <w:r>
+        <w:t>. IEEE, pp. 2980–2988. Available at: https://openaccess.thecvf.com/content_iccv_2017/html/Lin_Focal_Loss_for_ICCV_2017_paper.html (Accessed: 9 August 2026).</w:t>
+      </w:r>
+    </w:p>
+    <w:p>
+      <w:pPr>
+        <w:spacing w:after="160"/>
+      </w:pPr>
+      <w:r>
+        <w:t xml:space="preserve">Lugaresi, C., Tang, J., Nash, H., McClanahan, C., Uboweja, E., Hays, M., Zhang, F., Chang, C.L., Yong, M.G., Lee, J., Chang, W.T., Hua, W., Georg, M. and Grundmann, M. (2019) 'MediaPipe: a framework for building perception pipelines', </w:t>
+      </w:r>
+      <w:r>
+        <w:rPr>
+          <w:i/>
+        </w:rPr>
+        <w:t>arXiv preprint arXiv:1906.08172</w:t>
+      </w:r>
+      <w:r>
+        <w:t>. Available at: https://arxiv.org/abs/1906.08172 (Accessed: 9 August 2026).</w:t>
+      </w:r>
+    </w:p>
+    <w:p>
+      <w:pPr>
+        <w:spacing w:after="160"/>
+      </w:pPr>
+      <w:r>
+        <w:t xml:space="preserve">Santoni, M.M., Basaruddin, T. and Junus, K. (2023) 'Convolutional neural network model based students' engagement detection in imbalanced DAiSEE dataset', </w:t>
+      </w:r>
+      <w:r>
+        <w:rPr>
+          <w:i/>
+        </w:rPr>
+        <w:t>International Journal of Advanced Computer Science and Applications</w:t>
+      </w:r>
+      <w:r>
+        <w:t>, 14(3). Available at: https://doi.org/10.14569/IJACSA.2023.0140371 (Accessed: 9 August 2026).</w:t>
+      </w:r>
+    </w:p>
+    <w:p>
+      <w:pPr>
+        <w:spacing w:after="160"/>
+      </w:pPr>
+      <w:r>
+        <w:t xml:space="preserve">Soukupová, T. and Čech, J. (2016) 'Real-time eye blink detection using facial landmarks', in </w:t>
+      </w:r>
+      <w:r>
+        <w:rPr>
+          <w:i/>
+        </w:rPr>
+        <w:t>21st Computer Vision Winter Workshop</w:t>
+      </w:r>
+      <w:r>
+        <w:t>. Rimske Toplice, Slovenia.</w:t>
+      </w:r>
+    </w:p>
+    <w:p>
+      <w:r>
+        <w:br w:type="page"/>
+      </w:r>
+    </w:p>
+    <w:p>
+      <w:pPr>
+        <w:pStyle w:val="Heading2"/>
+      </w:pPr>
+      <w:r>
+        <w:t>Appendices</w:t>
+      </w:r>
+    </w:p>
+    <w:p>
+      <w:pPr>
         <w:spacing w:after="160"/>
       </w:pPr>
       <w:r>
@@ -5512,6 +6012,136 @@
           <w:sz w:val="20"/>
         </w:rPr>
         <w:t>parity_report_gpu.json</w:t>
+      </w:r>
+      <w:r>
+        <w:t xml:space="preserve">; Experiments 7–8 artefacts: </w:t>
+      </w:r>
+      <w:r>
+        <w:rPr>
+          <w:rFonts w:ascii="Consolas" w:hAnsi="Consolas"/>
+          <w:sz w:val="20"/>
+        </w:rPr>
+        <w:t>model_comparison_summary.md</w:t>
+      </w:r>
+      <w:r>
+        <w:t xml:space="preserve"> and </w:t>
+      </w:r>
+      <w:r>
+        <w:rPr>
+          <w:rFonts w:ascii="Consolas" w:hAnsi="Consolas"/>
+          <w:sz w:val="20"/>
+        </w:rPr>
+        <w:t>rigorous_model_search.md</w:t>
+      </w:r>
+      <w:r>
+        <w:t xml:space="preserve"> (full findings records), </w:t>
+      </w:r>
+      <w:r>
+        <w:rPr>
+          <w:rFonts w:ascii="Consolas" w:hAnsi="Consolas"/>
+          <w:sz w:val="20"/>
+        </w:rPr>
+        <w:t>architecture_comparison.csv</w:t>
+      </w:r>
+      <w:r>
+        <w:t xml:space="preserve">, </w:t>
+      </w:r>
+      <w:r>
+        <w:rPr>
+          <w:rFonts w:ascii="Consolas" w:hAnsi="Consolas"/>
+          <w:sz w:val="20"/>
+        </w:rPr>
+        <w:t>multi_seed_robustness.csv</w:t>
+      </w:r>
+      <w:r>
+        <w:t xml:space="preserve">, </w:t>
+      </w:r>
+      <w:r>
+        <w:rPr>
+          <w:rFonts w:ascii="Consolas" w:hAnsi="Consolas"/>
+          <w:sz w:val="20"/>
+        </w:rPr>
+        <w:t>feature_ablation.csv</w:t>
+      </w:r>
+      <w:r>
+        <w:t xml:space="preserve">, </w:t>
+      </w:r>
+      <w:r>
+        <w:rPr>
+          <w:rFonts w:ascii="Consolas" w:hAnsi="Consolas"/>
+          <w:sz w:val="20"/>
+        </w:rPr>
+        <w:t>significance.json</w:t>
+      </w:r>
+      <w:r>
+        <w:t xml:space="preserve">, </w:t>
+      </w:r>
+      <w:r>
+        <w:rPr>
+          <w:rFonts w:ascii="Consolas" w:hAnsi="Consolas"/>
+          <w:sz w:val="20"/>
+        </w:rPr>
+        <w:t>cv_feature_selection_summary.csv</w:t>
+      </w:r>
+      <w:r>
+        <w:t xml:space="preserve">, </w:t>
+      </w:r>
+      <w:r>
+        <w:rPr>
+          <w:rFonts w:ascii="Consolas" w:hAnsi="Consolas"/>
+          <w:sz w:val="20"/>
+        </w:rPr>
+        <w:t>cv_hyperparameter_search.csv</w:t>
+      </w:r>
+      <w:r>
+        <w:t xml:space="preserve">, </w:t>
+      </w:r>
+      <w:r>
+        <w:rPr>
+          <w:rFonts w:ascii="Consolas" w:hAnsi="Consolas"/>
+          <w:sz w:val="20"/>
+        </w:rPr>
+        <w:t>final_model_selection.json</w:t>
+      </w:r>
+      <w:r>
+        <w:t xml:space="preserve">, </w:t>
+      </w:r>
+      <w:r>
+        <w:rPr>
+          <w:rFonts w:ascii="Consolas" w:hAnsi="Consolas"/>
+          <w:sz w:val="20"/>
+        </w:rPr>
+        <w:t>ensemble_fixed.csv</w:t>
+      </w:r>
+      <w:r>
+        <w:t xml:space="preserve">, </w:t>
+      </w:r>
+      <w:r>
+        <w:rPr>
+          <w:rFonts w:ascii="Consolas" w:hAnsi="Consolas"/>
+          <w:sz w:val="20"/>
+        </w:rPr>
+        <w:t>ordinal_comparison.csv</w:t>
+      </w:r>
+      <w:r>
+        <w:t xml:space="preserve">, </w:t>
+      </w:r>
+      <w:r>
+        <w:rPr>
+          <w:rFonts w:ascii="Consolas" w:hAnsi="Consolas"/>
+          <w:sz w:val="20"/>
+        </w:rPr>
+        <w:t>clip_eval_validation.json</w:t>
+      </w:r>
+      <w:r>
+        <w:t xml:space="preserve">, </w:t>
+      </w:r>
+      <w:r>
+        <w:rPr>
+          <w:rFonts w:ascii="Consolas" w:hAnsi="Consolas"/>
+          <w:sz w:val="20"/>
+        </w:rPr>
+        <w:t>clip_eval_test.json</w:t>
       </w:r>
       <w:r>
         <w:t>.</w:t>

--- a/docs/thesis/FYP_Report.docx
+++ b/docs/thesis/FYP_Report.docx
@@ -44,7 +44,7 @@
         <w:rPr>
           <w:b/>
         </w:rPr>
-        <w:t>[Programme, e.g. MSc Data Modelling — fill in]</w:t>
+        <w:t>MSc Data Science, University of Greenwich</w:t>
       </w:r>
     </w:p>
     <w:p>
@@ -55,7 +55,7 @@
         <w:rPr>
           <w:b/>
         </w:rPr>
-        <w:t>[Supervisor — fill in]</w:t>
+        <w:t>Supervisor: Ilya Alexakhin</w:t>
       </w:r>
       <w:r>
         <w:t xml:space="preserve"> | </w:t>
@@ -64,7 +64,7 @@
         <w:rPr>
           <w:b/>
         </w:rPr>
-        <w:t>[Second Marker — fill in]</w:t>
+        <w:t>Second Marker: Ahmed Farhat</w:t>
       </w:r>
     </w:p>
     <w:p>
@@ -84,7 +84,7 @@
           <w:i/>
           <w:color w:val="606060"/>
         </w:rPr>
-        <w:t>This report is written from the completed `Multimodal-Cognitive-Overload-Detection` repository and its full development record (`docs/PROGRESS.md`, `CONTRACT.md`, `BUILD_PLAN_1.md`, `GAP_CLOSURE_PLAN.md`, `PROJECT_COMPLETION_PLAN.md`). All figures, tables, and code references are drawn directly from artefacts already produced and version-controlled in that repository; none are illustrative or hypothetical. Bracketed placeholders (name, dates, screenshots) are the only items requiring manual completion before submission.</w:t>
+        <w:t>This report is written from the completed `Multimodal-Cognitive-Overload-Detection` repository and its full development record (`docs/PROGRESS.md`, `CONTRACT.md`, `BUILD_PLAN_1.md`, `GAP_CLOSURE_PLAN.md`, `PROJECT_COMPLETION_PLAN.md`). All figures, tables, and code references are drawn directly from artefacts produced and version-controlled in that repository (each figure's source data file is named in its caption); none are illustrative or hypothetical.</w:t>
       </w:r>
     </w:p>
     <w:p>
@@ -105,7 +105,7 @@
         <w:spacing w:after="160"/>
       </w:pPr>
       <w:r>
-        <w:t xml:space="preserve">Detecting a learner's engagement from webcam video is a well-studied problem in affective computing, but almost every published system assumes the video itself can leave the user's device — uploaded to a server, processed by a cloud API, or streamed to a third party. This project asks a narrower and more practical question: can a useful engagement classifier run entirely inside a web browser, on ordinary consumer hardware, with a demonstrable guarantee that no frame of video or derived feature ever leaves the machine? It answers that question with a complete, working system rather than a simulation of one. A 13-dimensional geometric feature vector — eye aspect ratio, mouth aspect ratio, eyebrow raise, head pose proxies, and gaze offset, all derived from 478 MediaPipe facial landmarks and normalised by interocular distance for scale invariance — is computed identically in a Python training pipeline and a TypeScript in-browser pipeline, verified to agree by an automated cross-language parity test. A small dilated temporal convolutional network (41,544 parameters) is trained on windowed features extracted from 9,032 clips of the DAiSEE dataset (Gupta </w:t>
+        <w:t xml:space="preserve">Detecting a learner's engagement from webcam video is a well-studied problem in affective computing, but almost every published system assumes the video itself can leave the user's device — uploaded to a server, processed by a cloud API, or streamed to a third party. This project asks a narrower and more practical question: can a useful engagement classifier run entirely inside a web browser, on ordinary consumer hardware, with a demonstrable guarantee that no frame of video or derived feature ever leaves the machine? It answers that question with a complete, working system rather than a simulation of one. A 13-dimensional geometric feature vector — eye aspect ratio, mouth aspect ratio, eyebrow raise, head pose proxies, and gaze offset, all derived from 478 MediaPipe facial landmarks and normalised by interocular distance for scale invariance — is computed identically in a Python training pipeline and a TypeScript in-browser pipeline, verified to agree by an automated cross-language parity test. A small dilated temporal convolutional network (41,544 parameters) is trained on windowed features extracted from the DAiSEE dataset (Gupta </w:t>
       </w:r>
       <w:r>
         <w:rPr>
@@ -114,7 +114,7 @@
         <w:t>et al.</w:t>
       </w:r>
       <w:r>
-        <w:t>, 2016), quantized to an int8 ONNX model of 60 KB, and executed client-side with ONNX Runtime Web inside a Next.js application, achieving sub-millisecond inference latency. On the DAiSEE test split (14,241 windows), the shipped int8 model reaches a macro-F1 of 0.246, against a majority-class floor of 0.166 and classical (logistic regression / random forest / gradient boosting) baselines of 0.248, 0.264 and 0.291 respectively — a modest absolute score reported honestly alongside a known limitation: the rarest engagement class has only 4 clips in the entire test split, making its per-class metrics statistically unreliable. An extended comparison and search phase then subjects this result to the scrutiny it deserves: recurrent (LSTM/GRU) and Transformer alternatives at matched budgets, a subject-grouped cross-validated feature ablation, a 40-trial Bayesian hyperparameter search, and an out-of-fold stacking ensemble collectively fail to produce a configuration statistically distinguishable from the shipped model — evidence that the model sits near the honest ceiling of its 13-feature representation, not that it was undertuned — while re-scoring the frozen test predictions at clip level (the granularity the published benchmark actually uses) with decision thresholds calibrated on validation raises the comparable test result to a macro-F1 of 0.283 and 44.7% four-class accuracy at no change to the deployed model. The privacy claim itself is not merely asserted: a recorded network trace of a live 65-second inference session shows zero outbound requests once the page has loaded, including one genuine finding — an undisclosed telemetry call inside a third-party dependency, caught and blocked at the browser-policy level via a Content Security Policy header, not patched around. A rebuilt, CI-integrated parity gate additionally caught and fixed a real train/serve skew regression introduced by a later multi-face UI feature, demonstrating the value of the automated verification built around the system, not just the system itself.</w:t>
+        <w:t>, 2016) — 8,570 clips carrying both an official label and a successful extraction, of the 9,067 on disk — quantized to an int8 ONNX model of 60 KB, and executed client-side with ONNX Runtime Web inside a Next.js application, achieving sub-millisecond inference latency. On the DAiSEE test split (14,241 windows), the shipped int8 model reaches a macro-F1 of 0.246, against a majority-class floor of 0.166 and classical (logistic regression / random forest / gradient boosting) baselines of 0.248, 0.264 and 0.291 respectively — a modest absolute score reported honestly alongside a known limitation: the rarest engagement class has only 4 clips in the entire test split, making its per-class metrics statistically unreliable. An extended comparison and search phase then subjects this result to the scrutiny it deserves: recurrent (LSTM/GRU) and Transformer alternatives at matched budgets, a subject-grouped cross-validated feature ablation, a 40-trial Bayesian hyperparameter search, and an out-of-fold stacking ensemble collectively fail to produce a configuration statistically distinguishable from the shipped model — evidence that the model sits near the honest ceiling of its 13-feature representation, not that it was undertuned — while re-scoring the frozen test predictions at clip level (the granularity the published benchmark actually uses) with decision thresholds calibrated on validation raises the comparable test result to a macro-F1 of 0.283 and 44.7% four-class accuracy at no change to the deployed model. The privacy claim itself is not merely asserted: a recorded network trace of a live 65-second inference session shows zero outbound requests once the page has loaded, including one genuine finding — an undisclosed telemetry call inside a third-party dependency, caught and blocked at the browser-policy level via a Content Security Policy header, not patched around. A rebuilt, CI-integrated parity gate additionally caught and fixed a real train/serve skew regression introduced by a later multi-face UI feature, demonstrating the value of the automated verification built around the system, not just the system itself.</w:t>
       </w:r>
     </w:p>
     <w:p>
@@ -665,7 +665,7 @@
         <w:spacing w:after="160"/>
       </w:pPr>
       <w:r>
-        <w:t>Almost all of that research, however, shares an architectural assumption that this project treats as the actual problem to be solved rather than a detail to work around: the video is processed somewhere other than the device that captured it. Facial-analysis pipelines built on OpenFace, cloud vision APIs, or server-hosted deep networks require the raw frame — or at minimum a detailed feature representation of a person's face — to leave the user's machine (Santoni, Basaruddin and Junus, 2023). For a system whose entire purpose is to continuously watch a learner's face, that is a significant and often under-examined privacy cost, one that is easy to defer as "someone else's problem" (a data-handling policy, a consent form) rather than solve as an engineering constraint.</w:t>
+        <w:t>Almost all of that research, however, shares an architectural assumption this project treats as the actual problem rather than a detail: the video is processed somewhere other than the device that captured it. Pipelines built on OpenFace, cloud vision APIs, or server-hosted deep networks require the raw frame — or a detailed facial feature representation — to leave the user's machine (Santoni, Basaruddin and Junus, 2023). For a system whose purpose is continuously watching a learner's face, that is a significant, under-examined privacy cost, easily deferred as "someone else's problem" (a policy, a consent form) rather than solved as an engineering constraint.</w:t>
       </w:r>
     </w:p>
     <w:p>
@@ -673,7 +673,16 @@
         <w:spacing w:after="160"/>
       </w:pPr>
       <w:r>
-        <w:t>The stakes of that cost are not abstract. A continuous facial-monitoring stream is one of the more sensitive categories of personal data a learning platform could plausibly collect — it can reveal far more than engagement level alone (identity, presence, emotional state, and, incidentally, whoever else is in frame, Section 4.6.2), and once such a stream leaves a user's device, the learner has no further practical control over its retention, secondary use, or exposure in a breach. Server-side engagement-detection deployments therefore inherit the full weight of data-protection obligations — consent management, retention policy, breach liability — that an architecture in which the sensitive data never leaves the device in the first place does not need to solve after the fact, because there is nothing transmitted to protect. This project's motivation is the observation that, for this specific task, avoiding that obligation entirely by construction is technically achievable with current browser ML tooling (Section 2.5), and is worth demonstrating as a complete, working, and — the point this whole report returns to repeatedly — independently verified system, rather than left as a plausible-sounding architectural aspiration.</w:t>
+        <w:t xml:space="preserve">The stakes are not abstract. A continuous facial-monitoring stream is among the most sensitive data a learning platform could collect — revealing identity, presence, emotional state, and whoever else is in frame (Section 4.6.2) — and once it leaves the device, the learner has no practical control over retention, secondary use, or breach exposure. Server-side deployments therefore inherit data-protection obligations (consent, retention, breach liability) that an architecture keeping the data on-device never incurs, because nothing is transmitted. This project's motivation is that, for this task, avoiding that obligation </w:t>
+      </w:r>
+      <w:r>
+        <w:rPr>
+          <w:i/>
+        </w:rPr>
+        <w:t>by construction</w:t>
+      </w:r>
+      <w:r>
+        <w:t xml:space="preserve"> is achievable with current browser ML tooling (Section 2.5) — and worth demonstrating as a complete, working, independently verified system rather than a plausible-sounding aspiration.</w:t>
       </w:r>
     </w:p>
     <w:p>
@@ -985,7 +994,36 @@
         <w:pStyle w:val="ListBullet"/>
       </w:pPr>
       <w:r>
-        <w:t>Of the clips present on disk, 9,032 were processed successfully (0 failures) across the dataset's official Train / Validation / Test folders (5,446 / 1,720 / 1,866 clips respectively) — the official DAiSEE split is used unmodified specifically so results remain comparable to the published benchmark, rather than re-splitting.</w:t>
+        <w:t xml:space="preserve">All 9,067 clips present on disk (5,481 / 1,720 / 1,866 across the official Train / Validation / Test folders) were processed to feature CSVs; the committed </w:t>
+      </w:r>
+      <w:r>
+        <w:rPr>
+          <w:rFonts w:ascii="Consolas" w:hAnsi="Consolas"/>
+          <w:sz w:val="20"/>
+        </w:rPr>
+        <w:t>extraction_stats.json</w:t>
+      </w:r>
+      <w:r>
+        <w:t xml:space="preserve"> records the 9,032 processed in its final </w:t>
+      </w:r>
+      <w:r>
+        <w:rPr>
+          <w:rFonts w:ascii="Consolas" w:hAnsi="Consolas"/>
+          <w:sz w:val="20"/>
+        </w:rPr>
+        <w:t>--resume</w:t>
+      </w:r>
+      <w:r>
+        <w:t xml:space="preserve"> pass (0 failures among them — an honest bookkeeping caveat: a resumed run's statistics file covers only that run's clips, a limitation of the extraction script's stats accounting discovered in a later audit and noted here rather than hidden. Because DAiSEE's label CSVs cover fewer clips than exist on disk, the corpus actually used downstream is the label∩extraction intersection: </w:t>
+      </w:r>
+      <w:r>
+        <w:rPr>
+          <w:b/>
+        </w:rPr>
+        <w:t>8,570 clips (5,357 / 1,429 / 1,784)</w:t>
+      </w:r>
+      <w:r>
+        <w:t>. The official split is used unmodified so results remain comparable to the published benchmark, rather than re-splitting.</w:t>
       </w:r>
     </w:p>
     <w:p>
@@ -1047,49 +1085,91 @@
         <w:t>Class imbalance — the central empirical fact shaping every later decision (labels via `ml/src/labels.py`; exact support counts from `docs/results/metrics_test.csv`):</w:t>
       </w:r>
       <w:r>
-        <w:t xml:space="preserve"> the four-class engagement label is severely imbalanced. On the test split, "very low" engagement (class 0) accounts for only 32 of 14,241 windows (≈0.22%, corresponding to just 4 distinct clips), "low" (class 1) 668 windows (≈4.7%), while "engaged" and "very engaged" together make up over 95% of the data. This single fact — not a modelling detail, but a property of how engagement actually distributes in a real classroom population, most students most of the time are at least moderately engaged — is the reason this report evaluates everything in macro-F1 rather than accuracy (Section 3.1), why the training loss uses inverse-frequency class weighting (Section 3.2), and why a merged "3-class" metric (0+1 collapsed into a single "low" class) is reported alongside the primary 4-class metric throughout Section 4: with only 4 test clips in the rarest class, its individual precision/recall are close to statistically meaningless on their own, and reporting that plainly is preferable to letting a single misleadingly precise-looking number stand unexplained.</w:t>
+        <w:t xml:space="preserve"> the four-class engagement label is severely imbalanced. On the test split, "very low" engagement (class 0) accounts for only 32 of 14,241 windows (≈0.22%, corresponding to just 4 distinct clips), "low" (class 1) 668 windows (≈4.7%), while "engaged" and "very engaged" together make up over 95% of the data. This single fact — a property of how engagement distributes in real classrooms, not a modelling detail — is why this report evaluates in macro-F1 rather than accuracy (Section 3.1), why the training loss uses inverse-frequency class weighting (Section 3.2), and why a merged 3-class metric (0+1 collapsed) accompanies the 4-class metric throughout Section 4: with only 4 test clips in the rarest class, its individual precision/recall are close to statistically meaningless, and saying so plainly beats letting a precise-looking number stand unexplained.</w:t>
       </w:r>
     </w:p>
     <w:p>
-      <w:r>
-        <w:rPr>
-          <w:i/>
-          <w:color w:val="606060"/>
-        </w:rPr>
-        <w:t>[Figure 1.1: class distribution bar chart, `docs/results/class_dist.png` — insert here]</w:t>
+      <w:pPr>
+        <w:jc w:val="center"/>
+      </w:pPr>
+      <w:r>
+        <w:drawing>
+          <wp:inline xmlns:a="http://schemas.openxmlformats.org/drawingml/2006/main" xmlns:pic="http://schemas.openxmlformats.org/drawingml/2006/picture">
+            <wp:extent cx="5669280" cy="2137597"/>
+            <wp:docPr id="1" name="Picture 1"/>
+            <wp:cNvGraphicFramePr>
+              <a:graphicFrameLocks noChangeAspect="1"/>
+            </wp:cNvGraphicFramePr>
+            <a:graphic>
+              <a:graphicData uri="http://schemas.openxmlformats.org/drawingml/2006/picture">
+                <pic:pic>
+                  <pic:nvPicPr>
+                    <pic:cNvPr id="0" name="class_dist.png"/>
+                    <pic:cNvPicPr/>
+                  </pic:nvPicPr>
+                  <pic:blipFill>
+                    <a:blip r:embed="rId9"/>
+                    <a:stretch>
+                      <a:fillRect/>
+                    </a:stretch>
+                  </pic:blipFill>
+                  <pic:spPr>
+                    <a:xfrm>
+                      <a:off x="0" y="0"/>
+                      <a:ext cx="5669280" cy="2137597"/>
+                    </a:xfrm>
+                    <a:prstGeom prst="rect"/>
+                  </pic:spPr>
+                </pic:pic>
+              </a:graphicData>
+            </a:graphic>
+          </wp:inline>
+        </w:drawing>
       </w:r>
     </w:p>
     <w:p>
-      <w:r>
-        <w:br w:type="page"/>
+      <w:pPr>
+        <w:jc w:val="center"/>
+      </w:pPr>
+      <w:r>
+        <w:rPr>
+          <w:i/>
+          <w:sz w:val="18"/>
+        </w:rPr>
+        <w:t>Figure 1.1 — Engagement-class distribution per official DAiSEE split. Source: docs/results/class_dist.png (generated by ml/scripts/plot_class_dist.py).</w:t>
       </w:r>
     </w:p>
     <w:p>
-      <w:pPr>
-        <w:pStyle w:val="Heading1"/>
-      </w:pPr>
-      <w:r>
-        <w:t>2. Literature Review</w:t>
+      <w:r>
+        <w:br w:type="page"/>
       </w:r>
     </w:p>
     <w:p>
       <w:pPr>
-        <w:pStyle w:val="Heading2"/>
-      </w:pPr>
-      <w:r>
-        <w:t>2.1 Facial-geometry feature engineering for engagement and drowsiness</w:t>
+        <w:pStyle w:val="Heading1"/>
+      </w:pPr>
+      <w:r>
+        <w:t>2. Literature Review</w:t>
       </w:r>
     </w:p>
     <w:p>
       <w:pPr>
-        <w:pStyle w:val="Heading3"/>
-      </w:pPr>
-      <w:r>
-        <w:t>2.1.1 Prior methodology</w:t>
+        <w:pStyle w:val="Heading2"/>
+      </w:pPr>
+      <w:r>
+        <w:t>2.1 Facial-geometry feature engineering for engagement and drowsiness</w:t>
       </w:r>
     </w:p>
     <w:p>
       <w:pPr>
+        <w:pStyle w:val="Heading3"/>
+      </w:pPr>
+      <w:r>
+        <w:t>2.1.1 Prior methodology</w:t>
+      </w:r>
+    </w:p>
+    <w:p>
+      <w:pPr>
         <w:spacing w:after="160"/>
       </w:pPr>
       <w:r>
@@ -1676,7 +1756,7 @@
         <w:spacing w:after="160"/>
       </w:pPr>
       <w:r>
-        <w:t>Read together, Sections 2.1–2.5 describe a field that has largely bifurcated into two families of approach: end-to-end deep architectures operating on raw or near-raw video (Section 2.3.1's ResNet+TCN hybrid being the strongest DAiSEE-specific example), which tend to maximise predictive accuracy at the cost of computational footprint and interpretability; and classical geometric/handcrafted-feature approaches (Section 2.1.1's EAR, and OpenFace-style pipelines as used by Santoni, Basaruddin and Junus, 2023), which trade some accuracy for interpretability, speed, and — critically for this project — the ability to be implemented twice, independently, and checked for agreement. No work surveyed here occupies quite the same position this project does: a geometric-feature-plus-TCN combination, deployed and benchmarked as a genuinely running, quantized, client-side browser application rather than evaluated only offline in Python, with the cross-language equivalence between training and inference treated as a measured, tested property rather than an implicit assumption. This is not offered as a claim that this project's approach is strictly superior to the deep end-to-end alternatives — Section 4.3.3's direct comparison against Abedi and Khan (2021) shows plainly that it is not, on raw predictive performance — but as the specific, narrower research niche this project occupies: privacy-preserving, edge-verifiable engagement inference, where the two literatures reviewed above (engagement recognition, and edge/on-device ML deployment) are each individually well established but rarely combined with this level of end-to-end, browser-deployed rigour in the DAiSEE literature specifically. The class-imbalance and annotation-validity threads (Sections 2.3.2, 2.4) apply to this project exactly as they apply to the prior work reviewed, and are treated identically — named, measured, and reported rather than designed around silently.</w:t>
+        <w:t>Read together, Sections 2.1–2.5 describe a field that has largely bifurcated into two families of approach: end-to-end deep architectures operating on raw or near-raw video (Section 2.3.1's ResNet+TCN hybrid being the strongest DAiSEE-specific example), which tend to maximise predictive accuracy at the cost of computational footprint and interpretability; and classical geometric/handcrafted-feature approaches (Section 2.1.1's EAR, and OpenFace-style pipelines as used by Santoni, Basaruddin and Junus, 2023), which trade some accuracy for interpretability, speed, and — critically for this project — the ability to be implemented twice, independently, and checked for agreement. No surveyed work occupies quite this project's position: a geometric-feature-plus-TCN combination deployed and benchmarked as a genuinely running, quantized, client-side browser application, with cross-language training/inference equivalence treated as a measured property rather than an implicit assumption. This is not a claim of superiority over the deep end-to-end alternatives — Section 4.3.3 shows plainly it is not superior on raw predictive performance — but a statement of the narrower niche occupied: privacy-preserving, edge-verifiable engagement inference, combining two individually well-established literatures with a level of browser-deployed rigour rare in the DAiSEE literature specifically. The class-imbalance and annotation-validity threads (Sections 2.3.2, 2.4) apply here exactly as to the prior work, and are treated identically — named, measured, and reported.</w:t>
       </w:r>
     </w:p>
     <w:p>
@@ -2587,14 +2667,83 @@
     </w:p>
     <w:p>
       <w:pPr>
-        <w:pStyle w:val="Heading3"/>
-      </w:pPr>
-      <w:r>
-        <w:t>3.2.3 Step 2 — Extraction</w:t>
+        <w:spacing w:after="160"/>
+      </w:pPr>
+      <w:r>
+        <w:t xml:space="preserve">Every landmark index the features depend on was verified visually before any extraction ran — rendered with its index label onto a real detected face and additionally checked by twelve automated geometry assertions (corner ordering, brows-above-eyes, iris-inside-eye, nose/chin ordering; </w:t>
+      </w:r>
+      <w:r>
+        <w:rPr>
+          <w:rFonts w:ascii="Consolas" w:hAnsi="Consolas"/>
+          <w:sz w:val="20"/>
+        </w:rPr>
+        <w:t>ml/scripts/verify_landmarks.py</w:t>
+      </w:r>
+      <w:r>
+        <w:t>):</w:t>
       </w:r>
     </w:p>
     <w:p>
       <w:pPr>
+        <w:jc w:val="center"/>
+      </w:pPr>
+      <w:r>
+        <w:drawing>
+          <wp:inline xmlns:a="http://schemas.openxmlformats.org/drawingml/2006/main" xmlns:pic="http://schemas.openxmlformats.org/drawingml/2006/picture">
+            <wp:extent cx="5669280" cy="2901585"/>
+            <wp:docPr id="2" name="Picture 2"/>
+            <wp:cNvGraphicFramePr>
+              <a:graphicFrameLocks noChangeAspect="1"/>
+            </wp:cNvGraphicFramePr>
+            <a:graphic>
+              <a:graphicData uri="http://schemas.openxmlformats.org/drawingml/2006/picture">
+                <pic:pic>
+                  <pic:nvPicPr>
+                    <pic:cNvPr id="0" name="landmarks_zoom.png"/>
+                    <pic:cNvPicPr/>
+                  </pic:nvPicPr>
+                  <pic:blipFill>
+                    <a:blip r:embed="rId10"/>
+                    <a:stretch>
+                      <a:fillRect/>
+                    </a:stretch>
+                  </pic:blipFill>
+                  <pic:spPr>
+                    <a:xfrm>
+                      <a:off x="0" y="0"/>
+                      <a:ext cx="5669280" cy="2901585"/>
+                    </a:xfrm>
+                    <a:prstGeom prst="rect"/>
+                  </pic:spPr>
+                </pic:pic>
+              </a:graphicData>
+            </a:graphic>
+          </wp:inline>
+        </w:drawing>
+      </w:r>
+    </w:p>
+    <w:p>
+      <w:pPr>
+        <w:jc w:val="center"/>
+      </w:pPr>
+      <w:r>
+        <w:rPr>
+          <w:i/>
+          <w:sz w:val="18"/>
+        </w:rPr>
+        <w:t>Figure 3.1 — Contract landmark indices rendered per group on a real detected face (verification subject: public-domain official White House portrait of Barack Obama, Pete Souza, 2012). Source: docs/verification/landmarks_zoom.png.</w:t>
+      </w:r>
+    </w:p>
+    <w:p>
+      <w:pPr>
+        <w:pStyle w:val="Heading3"/>
+      </w:pPr>
+      <w:r>
+        <w:t>3.2.3 Step 2 — Extraction</w:t>
+      </w:r>
+    </w:p>
+    <w:p>
+      <w:pPr>
         <w:spacing w:after="160"/>
       </w:pPr>
       <w:r>
@@ -3171,7 +3320,30 @@
         <w:spacing w:after="160"/>
       </w:pPr>
       <w:r>
-        <w:t>Four automated gates are integrated into this project's own development workflow (</w:t>
+        <w:t xml:space="preserve">Four automated verification gates exist as reproducible scripts and are treated as part of the methodology rather than post-hoc quality assurance, because each answers a question the modelling pipeline alone cannot. Being precise about </w:t>
+      </w:r>
+      <w:r>
+        <w:rPr>
+          <w:i/>
+        </w:rPr>
+        <w:t>where each actually runs</w:t>
+      </w:r>
+      <w:r>
+        <w:t xml:space="preserve"> — a distinction an earlier draft of this section blurred by calling all four "CI-integrated":</w:t>
+      </w:r>
+    </w:p>
+    <w:p>
+      <w:pPr>
+        <w:pStyle w:val="ListBullet"/>
+      </w:pPr>
+      <w:r>
+        <w:rPr>
+          <w:b/>
+        </w:rPr>
+        <w:t>Feature parity</w:t>
+      </w:r>
+      <w:r>
+        <w:t xml:space="preserve"> (R1) — do the two independent language implementations agree? (Section 4, Experiment 1.) A Playwright test wired into </w:t>
       </w:r>
       <w:r>
         <w:rPr>
@@ -3181,7 +3353,16 @@
         <w:t>.github/workflows/ci.yml</w:t>
       </w:r>
       <w:r>
-        <w:t>) and treated as part of the methodology rather than post-hoc quality assurance, because each answers a question the modelling pipeline alone cannot:</w:t>
+        <w:t xml:space="preserve">, but its DAiSEE-derived frame fixture cannot be committed under the dataset licence, so on an ordinary hosted runner the job detects the missing fixture and skips </w:t>
+      </w:r>
+      <w:r>
+        <w:rPr>
+          <w:i/>
+        </w:rPr>
+        <w:t>with a visible warning</w:t>
+      </w:r>
+      <w:r>
+        <w:t xml:space="preserve"> rather than failing; the gate genuinely executes on any runner seeded with the fixture, and locally on every release.</w:t>
       </w:r>
     </w:p>
     <w:p>
@@ -3192,10 +3373,19 @@
         <w:rPr>
           <w:b/>
         </w:rPr>
-        <w:t>Feature parity</w:t>
-      </w:r>
-      <w:r>
-        <w:t xml:space="preserve"> (R1) — do the two independent language implementations agree? (Section 4, Experiment 1)</w:t>
+        <w:t>Model export parity</w:t>
+      </w:r>
+      <w:r>
+        <w:t xml:space="preserve"> (Section 3.2.8) — does the exported ONNX graph agree with the trained PyTorch model to 1×10⁻⁵? </w:t>
+      </w:r>
+      <w:r>
+        <w:rPr>
+          <w:b/>
+        </w:rPr>
+        <w:t>Runs in CI on every push</w:t>
+      </w:r>
+      <w:r>
+        <w:t xml:space="preserve"> (an untrained export exercises the identical graph path with no dataset needed), and again, against the real checkpoint, at every actual export.</w:t>
       </w:r>
     </w:p>
     <w:p>
@@ -3206,10 +3396,19 @@
         <w:rPr>
           <w:b/>
         </w:rPr>
-        <w:t>Model export parity</w:t>
-      </w:r>
-      <w:r>
-        <w:t xml:space="preserve"> (Section 3.2.8) — does the quantized ONNX graph agree with the trained PyTorch model?</w:t>
+        <w:t>Unit and contract suites</w:t>
+      </w:r>
+      <w:r>
+        <w:t xml:space="preserve"> — 38 Python tests (feature formulas, windowing, model shapes, label binarisation, the subject-grouped CV splitter) and 41 TypeScript tests (feature formulas, states channel order — enforced by parsing the Python source — scaler validation, inference-contract constants) plus a full typecheck: </w:t>
+      </w:r>
+      <w:r>
+        <w:rPr>
+          <w:b/>
+        </w:rPr>
+        <w:t>run in CI on every push</w:t>
+      </w:r>
+      <w:r>
+        <w:t>.</w:t>
       </w:r>
     </w:p>
     <w:p>
@@ -3220,62 +3419,144 @@
         <w:rPr>
           <w:b/>
         </w:rPr>
-        <w:t>Browser execution smoke test</w:t>
-      </w:r>
-      <w:r>
-        <w:t xml:space="preserve"> (Section 2.5.2) — does the exported graph actually </w:t>
-      </w:r>
-      <w:r>
-        <w:rPr>
-          <w:i/>
-        </w:rPr>
-        <w:t>run</w:t>
-      </w:r>
-      <w:r>
-        <w:t xml:space="preserve"> in the target WASM runtime, not just in Python?</w:t>
+        <w:t>Browser execution smoke</w:t>
+      </w:r>
+      <w:r>
+        <w:t xml:space="preserve"> (Section 2.5.2) and </w:t>
+      </w:r>
+      <w:r>
+        <w:rPr>
+          <w:b/>
+        </w:rPr>
+        <w:t>end-to-end integration</w:t>
+      </w:r>
+      <w:r>
+        <w:t xml:space="preserve"> (camera → landmarks → features → inference → UI, Section 4, Experiment 6) — reproducible scripts (</w:t>
+      </w:r>
+      <w:r>
+        <w:rPr>
+          <w:rFonts w:ascii="Consolas" w:hAnsi="Consolas"/>
+          <w:sz w:val="20"/>
+        </w:rPr>
+        <w:t>ml/scripts/browser_tests.py</w:t>
+      </w:r>
+      <w:r>
+        <w:t xml:space="preserve">, </w:t>
+      </w:r>
+      <w:r>
+        <w:rPr>
+          <w:rFonts w:ascii="Consolas" w:hAnsi="Consolas"/>
+          <w:sz w:val="20"/>
+        </w:rPr>
+        <w:t>e2e_app_test.py</w:t>
+      </w:r>
+      <w:r>
+        <w:t>) run manually at release points; they require a built application, a browser, and (for e2e) the DAiSEE-derived camera fixture, which keeps them out of hosted CI for the same licensing reason as the parity fixture.</w:t>
       </w:r>
     </w:p>
     <w:p>
-      <w:pPr>
-        <w:pStyle w:val="ListBullet"/>
-      </w:pPr>
-      <w:r>
-        <w:rPr>
-          <w:b/>
-        </w:rPr>
-        <w:t>End-to-end integration</w:t>
-      </w:r>
-      <w:r>
-        <w:t xml:space="preserve"> — does the full live pipeline (camera → landmarks → features → inference → UI) produce a valid, well-formed prediction under realistic and deliberately adverse conditions? (Section 4, Experiment 6)</w:t>
+      <w:r>
+        <w:br w:type="page"/>
       </w:r>
     </w:p>
     <w:p>
-      <w:r>
-        <w:br w:type="page"/>
+      <w:pPr>
+        <w:pStyle w:val="Heading1"/>
+      </w:pPr>
+      <w:r>
+        <w:t>4. Experimentation</w:t>
       </w:r>
     </w:p>
     <w:p>
       <w:pPr>
-        <w:pStyle w:val="Heading1"/>
-      </w:pPr>
-      <w:r>
-        <w:t>4. Experimentation</w:t>
+        <w:pStyle w:val="Heading2"/>
+      </w:pPr>
+      <w:r>
+        <w:t>4.1 Experiment 1 — Cross-Language Feature Parity</w:t>
       </w:r>
     </w:p>
     <w:p>
       <w:pPr>
-        <w:pStyle w:val="Heading2"/>
-      </w:pPr>
-      <w:r>
-        <w:t>4.1 Experiment 1 — Cross-Language Feature Parity</w:t>
+        <w:pStyle w:val="Heading3"/>
+      </w:pPr>
+      <w:r>
+        <w:t>4.1.1 Set-up</w:t>
       </w:r>
     </w:p>
     <w:p>
       <w:pPr>
-        <w:pStyle w:val="Heading3"/>
-      </w:pPr>
-      <w:r>
-        <w:t>4.1.1 Set-up</w:t>
+        <w:spacing w:after="160"/>
+      </w:pPr>
+      <w:r>
+        <w:t>A single 10-second DAiSEE clip is transcoded once to a browser-decodable VP9 WebM and, from the identical decode pass, both (a) full-precision reference features via the Python pipeline (</w:t>
+      </w:r>
+      <w:r>
+        <w:rPr>
+          <w:rFonts w:ascii="Consolas" w:hAnsi="Consolas"/>
+          <w:sz w:val="20"/>
+        </w:rPr>
+        <w:t>ml/scripts/make_parity_fixture.py</w:t>
+      </w:r>
+      <w:r>
+        <w:t xml:space="preserve">, using the </w:t>
+      </w:r>
+      <w:r>
+        <w:rPr>
+          <w:i/>
+        </w:rPr>
+        <w:t>same</w:t>
+      </w:r>
+      <w:r>
+        <w:t xml:space="preserve"> </w:t>
+      </w:r>
+      <w:r>
+        <w:rPr>
+          <w:rFonts w:ascii="Consolas" w:hAnsi="Consolas"/>
+          <w:sz w:val="20"/>
+        </w:rPr>
+        <w:t>FaceLandmarker</w:t>
+      </w:r>
+      <w:r>
+        <w:t xml:space="preserve"> configuration as training extraction) and (b) 100 individual PNG frames are produced, guaranteeing byte-identical, frame-aligned input to both sides of the comparison. A Playwright Test (</w:t>
+      </w:r>
+      <w:r>
+        <w:rPr>
+          <w:rFonts w:ascii="Consolas" w:hAnsi="Consolas"/>
+          <w:sz w:val="20"/>
+        </w:rPr>
+        <w:t>web/tests/e2e/features.parity.test.ts</w:t>
+      </w:r>
+      <w:r>
+        <w:t xml:space="preserve">) then drives a real Next.js route that runs each of the 100 frames through the browser's </w:t>
+      </w:r>
+      <w:r>
+        <w:rPr>
+          <w:i/>
+        </w:rPr>
+        <w:t>production</w:t>
+      </w:r>
+      <w:r>
+        <w:t xml:space="preserve"> landmarker factory and the browser's </w:t>
+      </w:r>
+      <w:r>
+        <w:rPr>
+          <w:rFonts w:ascii="Consolas" w:hAnsi="Consolas"/>
+          <w:sz w:val="20"/>
+        </w:rPr>
+        <w:t>features.ts</w:t>
+      </w:r>
+      <w:r>
+        <w:t>, and compares every one of the 13 features per frame against the Python reference, gated on: at least 95% of frames comparable, at most 2% face-presence disagreement, and a worst-case per-feature max-absolute-difference under an agreed tolerance of 0.02 (</w:t>
+      </w:r>
+      <w:r>
+        <w:rPr>
+          <w:rFonts w:ascii="Consolas" w:hAnsi="Consolas"/>
+          <w:sz w:val="20"/>
+        </w:rPr>
+        <w:t>CONTRACT.md</w:t>
+      </w:r>
+      <w:r>
+        <w:t xml:space="preserve"> Amendment 2 — the value the tolerance took is itself a finding, discussed below).</w:t>
       </w:r>
     </w:p>
     <w:p>
@@ -3283,75 +3564,129 @@
         <w:spacing w:after="160"/>
       </w:pPr>
       <w:r>
-        <w:t>A single 10-second DAiSEE clip is transcoded once to a browser-decodable VP9 WebM and, from the identical decode pass, both (a) full-precision reference features via the Python pipeline (</w:t>
+        <w:t xml:space="preserve">This experiment was </w:t>
+      </w:r>
+      <w:r>
+        <w:rPr>
+          <w:b/>
+        </w:rPr>
+        <w:t>rebuilt during this project's later verification phase</w:t>
+      </w:r>
+      <w:r>
+        <w:t xml:space="preserve"> after it was discovered that the previously-committed test harness imported a file deleted in an earlier repository merge — meaning a recorded "pass" on file was, at that point, silently validating code that no longer existed. The rebuild deliberately reuses the exact same landmarker factory the production application uses, rather than a second, hand-configured instance, specifically so that a future change to the application's landmarker configuration cannot again drift out of what this test actually validates.</w:t>
+      </w:r>
+    </w:p>
+    <w:p>
+      <w:pPr>
+        <w:pStyle w:val="Heading3"/>
+      </w:pPr>
+      <w:r>
+        <w:t>4.1.2 Results</w:t>
+      </w:r>
+    </w:p>
+    <w:p>
+      <w:pPr>
+        <w:spacing w:after="160"/>
+      </w:pPr>
+      <w:r>
+        <w:t>The rebuild's first run failed: worst-case per-feature difference of 0.86 (</w:t>
       </w:r>
       <w:r>
         <w:rPr>
           <w:rFonts w:ascii="Consolas" w:hAnsi="Consolas"/>
           <w:sz w:val="20"/>
         </w:rPr>
-        <w:t>ml/scripts/make_parity_fixture.py</w:t>
-      </w:r>
-      <w:r>
-        <w:t xml:space="preserve">, using the </w:t>
-      </w:r>
-      <w:r>
-        <w:rPr>
-          <w:i/>
-        </w:rPr>
-        <w:t>same</w:t>
-      </w:r>
-      <w:r>
-        <w:t xml:space="preserve"> </w:t>
+        <w:t>gaze_y</w:t>
+      </w:r>
+      <w:r>
+        <w:t xml:space="preserve">), over 40× the 0.02 tolerance, occurring specifically on frames where the subject was blinking. Root-cause isolation (holding every other variable fixed and toggling a single landmarker configuration option) traced this to </w:t>
       </w:r>
       <w:r>
         <w:rPr>
           <w:rFonts w:ascii="Consolas" w:hAnsi="Consolas"/>
           <w:sz w:val="20"/>
         </w:rPr>
-        <w:t>FaceLandmarker</w:t>
-      </w:r>
-      <w:r>
-        <w:t xml:space="preserve"> configuration as training extraction) and (b) 100 individual PNG frames are produced, guaranteeing byte-identical, frame-aligned input to both sides of the comparison. A Playwright Test (</w:t>
+        <w:t>numFaces: 4</w:t>
+      </w:r>
+      <w:r>
+        <w:t xml:space="preserve"> — a multi-face detection option added to the application </w:t>
+      </w:r>
+      <w:r>
+        <w:rPr>
+          <w:i/>
+        </w:rPr>
+        <w:t>after</w:t>
+      </w:r>
+      <w:r>
+        <w:t xml:space="preserve"> this parity test had last genuinely passed, to support an unrelated multi-face-overlay UI feature — measurably shifting landmark output even for the one real face present in frame, worst on blink frames where iris landmarks are already at their most sensitive to sub-pixel noise. With </w:t>
       </w:r>
       <w:r>
         <w:rPr>
           <w:rFonts w:ascii="Consolas" w:hAnsi="Consolas"/>
           <w:sz w:val="20"/>
         </w:rPr>
-        <w:t>web/tests/e2e/features.parity.test.ts</w:t>
-      </w:r>
-      <w:r>
-        <w:t xml:space="preserve">) then drives a real Next.js route that runs each of the 100 frames through the browser's </w:t>
-      </w:r>
-      <w:r>
-        <w:rPr>
-          <w:i/>
-        </w:rPr>
-        <w:t>production</w:t>
-      </w:r>
-      <w:r>
-        <w:t xml:space="preserve"> landmarker factory and the browser's </w:t>
+        <w:t>numFaces: 1</w:t>
+      </w:r>
+      <w:r>
+        <w:t>, the identical 100 frames produced a worst-case difference of 0.0157 (</w:t>
       </w:r>
       <w:r>
         <w:rPr>
           <w:rFonts w:ascii="Consolas" w:hAnsi="Consolas"/>
           <w:sz w:val="20"/>
         </w:rPr>
-        <w:t>features.ts</w:t>
-      </w:r>
-      <w:r>
-        <w:t>, and compares every one of the 13 features per frame against the Python reference, gated on: at least 95% of frames comparable, at most 2% face-presence disagreement, and a worst-case per-feature max-absolute-difference under an agreed tolerance of 0.02 (</w:t>
+        <w:t>brow_left</w:t>
+      </w:r>
+      <w:r>
+        <w:t>), consistent with the 0.0079 previously recorded and comfortably inside tolerance.</w:t>
+      </w:r>
+    </w:p>
+    <w:p>
+      <w:pPr>
+        <w:spacing w:after="160"/>
+      </w:pPr>
+      <w:r>
+        <w:t>The fix — splitting the single landmarker into two independent instances (</w:t>
       </w:r>
       <w:r>
         <w:rPr>
           <w:rFonts w:ascii="Consolas" w:hAnsi="Consolas"/>
           <w:sz w:val="20"/>
         </w:rPr>
-        <w:t>CONTRACT.md</w:t>
-      </w:r>
-      <w:r>
-        <w:t xml:space="preserve"> Amendment 2 — the value the tolerance took is itself a finding, discussed below).</w:t>
+        <w:t>createFeatureLandmarker()</w:t>
+      </w:r>
+      <w:r>
+        <w:t xml:space="preserve">, </w:t>
+      </w:r>
+      <w:r>
+        <w:rPr>
+          <w:rFonts w:ascii="Consolas" w:hAnsi="Consolas"/>
+          <w:sz w:val="20"/>
+        </w:rPr>
+        <w:t>numFaces: 1</w:t>
+      </w:r>
+      <w:r>
+        <w:t xml:space="preserve">, feeding the model; </w:t>
+      </w:r>
+      <w:r>
+        <w:rPr>
+          <w:rFonts w:ascii="Consolas" w:hAnsi="Consolas"/>
+          <w:sz w:val="20"/>
+        </w:rPr>
+        <w:t>createDisplayLandmarker()</w:t>
+      </w:r>
+      <w:r>
+        <w:t xml:space="preserve">, </w:t>
+      </w:r>
+      <w:r>
+        <w:rPr>
+          <w:rFonts w:ascii="Consolas" w:hAnsi="Consolas"/>
+          <w:sz w:val="20"/>
+        </w:rPr>
+        <w:t>numFaces: 4</w:t>
+      </w:r>
+      <w:r>
+        <w:t>, driving the on-screen overlay only) — restored the 0.0157 result while preserving the multi-face UI feature, at the cost of a second WASM detection pass per sampled frame.</w:t>
       </w:r>
     </w:p>
     <w:p>
@@ -3359,24 +3694,656 @@
         <w:spacing w:after="160"/>
       </w:pPr>
       <w:r>
-        <w:t xml:space="preserve">This experiment was </w:t>
-      </w:r>
-      <w:r>
         <w:rPr>
           <w:b/>
         </w:rPr>
-        <w:t>rebuilt during this project's later verification phase</w:t>
-      </w:r>
-      <w:r>
-        <w:t xml:space="preserve"> after it was discovered that the previously-committed test harness imported a file deleted in an earlier repository merge — meaning a recorded "pass" on file was, at that point, silently validating code that no longer existed. The rebuild deliberately reuses the exact same landmarker factory the production application uses, rather than a second, hand-configured instance, specifically so that a future change to the application's landmarker configuration cannot again drift out of what this test actually validates.</w:t>
+        <w:t>A second, subtler defect surfaced later, inside the "passing" result itself.</w:t>
+      </w:r>
+      <w:r>
+        <w:t xml:space="preserve"> In the 0.0157-worst-case report, the two brow features' diffs (≈0.011 mean-absolute) sat 18–155× above every other feature's, all computed from the identical landmark arrays on the identical frames — a pattern runtime noise cannot produce, since native-vs-WASM landmark jitter is not feature-selective. Both the contract's Amendment 2 and a browser-side code comment nevertheless recorded that residual as "expected sub-pixel landmark noise". A later code audit (2026-08-29) found the true cause: the TypeScript port computed the brow features' eye centre as the </w:t>
+      </w:r>
+      <w:r>
+        <w:rPr>
+          <w:i/>
+        </w:rPr>
+        <w:t>centroid of all six eye landmarks</w:t>
+      </w:r>
+      <w:r>
+        <w:t xml:space="preserve">, where the Python reference — and the contract — use the </w:t>
+      </w:r>
+      <w:r>
+        <w:rPr>
+          <w:i/>
+        </w:rPr>
+        <w:t>midpoint of the two eye corners</w:t>
+      </w:r>
+      <w:r>
+        <w:t xml:space="preserve">; the eyelid landmarks drag the centroid off the corner line, biasing two of the model's thirteen inputs by ≈0.39σ at inference relative to training. The formula was corrected, pinned by two new unit tests (including an asymmetric-eyelid fixture constructed specifically because the original symmetric Python test fixture cannot distinguish the two definitions), and the gate re-run. Table 4.1 shows the post-fix result: the brow diffs fall ~140× into the same sub-millisigma band as every other feature, and the gate's worst-case per-feature difference falls from 0.0157 to </w:t>
+      </w:r>
+      <w:r>
+        <w:rPr>
+          <w:b/>
+        </w:rPr>
+        <w:t>0.0035</w:t>
+      </w:r>
+      <w:r>
+        <w:t xml:space="preserve"> — headroom against the 0.02 tolerance improving from 1.3× to 5.7×. The episode is recorded as </w:t>
+      </w:r>
+      <w:r>
+        <w:rPr>
+          <w:rFonts w:ascii="Consolas" w:hAnsi="Consolas"/>
+          <w:sz w:val="20"/>
+        </w:rPr>
+        <w:t>CONTRACT.md</w:t>
+      </w:r>
+      <w:r>
+        <w:t xml:space="preserve"> Amendment 4, which corrects Amendment 2's diagnosis.</w:t>
       </w:r>
     </w:p>
     <w:p>
       <w:pPr>
+        <w:spacing w:after="160"/>
+      </w:pPr>
+      <w:r>
+        <w:t xml:space="preserve">Table 4.1 — Per-feature Python↔browser absolute differences over the 100-frame parity fixture, after the Amendment 4 fix (source: </w:t>
+      </w:r>
+      <w:r>
+        <w:rPr>
+          <w:rFonts w:ascii="Consolas" w:hAnsi="Consolas"/>
+          <w:sz w:val="20"/>
+        </w:rPr>
+        <w:t>docs/results/parity_report.json</w:t>
+      </w:r>
+      <w:r>
+        <w:t>; tolerance 0.02 per feature):</w:t>
+      </w:r>
+    </w:p>
+    <w:tbl>
+      <w:tblPr>
+        <w:tblStyle w:val="LightGrid-Accent1"/>
+        <w:tblW w:type="auto" w:w="0"/>
+        <w:jc w:val="center"/>
+        <w:tblLook w:firstColumn="1" w:firstRow="1" w:lastColumn="0" w:lastRow="0" w:noHBand="0" w:noVBand="1" w:val="04A0"/>
+      </w:tblPr>
+      <w:tblGrid>
+        <w:gridCol w:w="2880"/>
+        <w:gridCol w:w="2880"/>
+        <w:gridCol w:w="2880"/>
+      </w:tblGrid>
+      <w:tr>
+        <w:tc>
+          <w:tcPr>
+            <w:tcW w:type="dxa" w:w="2880"/>
+            <w:shd w:val="clear" w:color="auto" w:fill="D9E2F3"/>
+          </w:tcPr>
+          <w:p>
+            <w:r>
+              <w:rPr>
+                <w:b/>
+              </w:rPr>
+            </w:r>
+            <w:r>
+              <w:rPr>
+                <w:b/>
+              </w:rPr>
+              <w:t>Feature</w:t>
+            </w:r>
+          </w:p>
+        </w:tc>
+        <w:tc>
+          <w:tcPr>
+            <w:tcW w:type="dxa" w:w="2880"/>
+            <w:shd w:val="clear" w:color="auto" w:fill="D9E2F3"/>
+          </w:tcPr>
+          <w:p>
+            <w:r>
+              <w:rPr>
+                <w:b/>
+              </w:rPr>
+            </w:r>
+            <w:r>
+              <w:rPr>
+                <w:b/>
+              </w:rPr>
+              <w:t>Mean abs diff</w:t>
+            </w:r>
+          </w:p>
+        </w:tc>
+        <w:tc>
+          <w:tcPr>
+            <w:tcW w:type="dxa" w:w="2880"/>
+            <w:shd w:val="clear" w:color="auto" w:fill="D9E2F3"/>
+          </w:tcPr>
+          <w:p>
+            <w:r>
+              <w:rPr>
+                <w:b/>
+              </w:rPr>
+            </w:r>
+            <w:r>
+              <w:rPr>
+                <w:b/>
+              </w:rPr>
+              <w:t>Max abs diff</w:t>
+            </w:r>
+          </w:p>
+        </w:tc>
+      </w:tr>
+      <w:tr>
+        <w:tc>
+          <w:tcPr>
+            <w:tcW w:type="dxa" w:w="2880"/>
+          </w:tcPr>
+          <w:p>
+            <w:r/>
+            <w:r>
+              <w:rPr>
+                <w:rFonts w:ascii="Consolas" w:hAnsi="Consolas"/>
+                <w:sz w:val="20"/>
+              </w:rPr>
+              <w:t>ear_left</w:t>
+            </w:r>
+          </w:p>
+        </w:tc>
+        <w:tc>
+          <w:tcPr>
+            <w:tcW w:type="dxa" w:w="2880"/>
+          </w:tcPr>
+          <w:p>
+            <w:r/>
+            <w:r>
+              <w:t>0.000218</w:t>
+            </w:r>
+          </w:p>
+        </w:tc>
+        <w:tc>
+          <w:tcPr>
+            <w:tcW w:type="dxa" w:w="2880"/>
+          </w:tcPr>
+          <w:p>
+            <w:r/>
+            <w:r>
+              <w:t>0.001076</w:t>
+            </w:r>
+          </w:p>
+        </w:tc>
+      </w:tr>
+      <w:tr>
+        <w:tc>
+          <w:tcPr>
+            <w:tcW w:type="dxa" w:w="2880"/>
+          </w:tcPr>
+          <w:p>
+            <w:r/>
+            <w:r>
+              <w:rPr>
+                <w:rFonts w:ascii="Consolas" w:hAnsi="Consolas"/>
+                <w:sz w:val="20"/>
+              </w:rPr>
+              <w:t>ear_right</w:t>
+            </w:r>
+          </w:p>
+        </w:tc>
+        <w:tc>
+          <w:tcPr>
+            <w:tcW w:type="dxa" w:w="2880"/>
+          </w:tcPr>
+          <w:p>
+            <w:r/>
+            <w:r>
+              <w:t>0.000180</w:t>
+            </w:r>
+          </w:p>
+        </w:tc>
+        <w:tc>
+          <w:tcPr>
+            <w:tcW w:type="dxa" w:w="2880"/>
+          </w:tcPr>
+          <w:p>
+            <w:r/>
+            <w:r>
+              <w:t>0.001055</w:t>
+            </w:r>
+          </w:p>
+        </w:tc>
+      </w:tr>
+      <w:tr>
+        <w:tc>
+          <w:tcPr>
+            <w:tcW w:type="dxa" w:w="2880"/>
+          </w:tcPr>
+          <w:p>
+            <w:r/>
+            <w:r>
+              <w:rPr>
+                <w:rFonts w:ascii="Consolas" w:hAnsi="Consolas"/>
+                <w:sz w:val="20"/>
+              </w:rPr>
+              <w:t>ear_mean</w:t>
+            </w:r>
+          </w:p>
+        </w:tc>
+        <w:tc>
+          <w:tcPr>
+            <w:tcW w:type="dxa" w:w="2880"/>
+          </w:tcPr>
+          <w:p>
+            <w:r/>
+            <w:r>
+              <w:t>0.000170</w:t>
+            </w:r>
+          </w:p>
+        </w:tc>
+        <w:tc>
+          <w:tcPr>
+            <w:tcW w:type="dxa" w:w="2880"/>
+          </w:tcPr>
+          <w:p>
+            <w:r/>
+            <w:r>
+              <w:t>0.000768</w:t>
+            </w:r>
+          </w:p>
+        </w:tc>
+      </w:tr>
+      <w:tr>
+        <w:tc>
+          <w:tcPr>
+            <w:tcW w:type="dxa" w:w="2880"/>
+          </w:tcPr>
+          <w:p>
+            <w:r/>
+            <w:r>
+              <w:rPr>
+                <w:rFonts w:ascii="Consolas" w:hAnsi="Consolas"/>
+                <w:sz w:val="20"/>
+              </w:rPr>
+              <w:t>mar</w:t>
+            </w:r>
+          </w:p>
+        </w:tc>
+        <w:tc>
+          <w:tcPr>
+            <w:tcW w:type="dxa" w:w="2880"/>
+          </w:tcPr>
+          <w:p>
+            <w:r/>
+            <w:r>
+              <w:t>0.000300</w:t>
+            </w:r>
+          </w:p>
+        </w:tc>
+        <w:tc>
+          <w:tcPr>
+            <w:tcW w:type="dxa" w:w="2880"/>
+          </w:tcPr>
+          <w:p>
+            <w:r/>
+            <w:r>
+              <w:t>0.001997</w:t>
+            </w:r>
+          </w:p>
+        </w:tc>
+      </w:tr>
+      <w:tr>
+        <w:tc>
+          <w:tcPr>
+            <w:tcW w:type="dxa" w:w="2880"/>
+          </w:tcPr>
+          <w:p>
+            <w:r/>
+            <w:r>
+              <w:rPr>
+                <w:rFonts w:ascii="Consolas" w:hAnsi="Consolas"/>
+                <w:sz w:val="20"/>
+              </w:rPr>
+              <w:t>brow_left</w:t>
+            </w:r>
+          </w:p>
+        </w:tc>
+        <w:tc>
+          <w:tcPr>
+            <w:tcW w:type="dxa" w:w="2880"/>
+          </w:tcPr>
+          <w:p>
+            <w:r/>
+            <w:r>
+              <w:t>0.000085</w:t>
+            </w:r>
+          </w:p>
+        </w:tc>
+        <w:tc>
+          <w:tcPr>
+            <w:tcW w:type="dxa" w:w="2880"/>
+          </w:tcPr>
+          <w:p>
+            <w:r/>
+            <w:r>
+              <w:t>0.000458</w:t>
+            </w:r>
+          </w:p>
+        </w:tc>
+      </w:tr>
+      <w:tr>
+        <w:tc>
+          <w:tcPr>
+            <w:tcW w:type="dxa" w:w="2880"/>
+          </w:tcPr>
+          <w:p>
+            <w:r/>
+            <w:r>
+              <w:rPr>
+                <w:rFonts w:ascii="Consolas" w:hAnsi="Consolas"/>
+                <w:sz w:val="20"/>
+              </w:rPr>
+              <w:t>brow_right</w:t>
+            </w:r>
+          </w:p>
+        </w:tc>
+        <w:tc>
+          <w:tcPr>
+            <w:tcW w:type="dxa" w:w="2880"/>
+          </w:tcPr>
+          <w:p>
+            <w:r/>
+            <w:r>
+              <w:t>0.000074</w:t>
+            </w:r>
+          </w:p>
+        </w:tc>
+        <w:tc>
+          <w:tcPr>
+            <w:tcW w:type="dxa" w:w="2880"/>
+          </w:tcPr>
+          <w:p>
+            <w:r/>
+            <w:r>
+              <w:t>0.000512</w:t>
+            </w:r>
+          </w:p>
+        </w:tc>
+      </w:tr>
+      <w:tr>
+        <w:tc>
+          <w:tcPr>
+            <w:tcW w:type="dxa" w:w="2880"/>
+          </w:tcPr>
+          <w:p>
+            <w:r/>
+            <w:r>
+              <w:rPr>
+                <w:rFonts w:ascii="Consolas" w:hAnsi="Consolas"/>
+                <w:sz w:val="20"/>
+              </w:rPr>
+              <w:t>yaw</w:t>
+            </w:r>
+          </w:p>
+        </w:tc>
+        <w:tc>
+          <w:tcPr>
+            <w:tcW w:type="dxa" w:w="2880"/>
+          </w:tcPr>
+          <w:p>
+            <w:r/>
+            <w:r>
+              <w:t>0.000159</w:t>
+            </w:r>
+          </w:p>
+        </w:tc>
+        <w:tc>
+          <w:tcPr>
+            <w:tcW w:type="dxa" w:w="2880"/>
+          </w:tcPr>
+          <w:p>
+            <w:r/>
+            <w:r>
+              <w:t>0.000967</w:t>
+            </w:r>
+          </w:p>
+        </w:tc>
+      </w:tr>
+      <w:tr>
+        <w:tc>
+          <w:tcPr>
+            <w:tcW w:type="dxa" w:w="2880"/>
+          </w:tcPr>
+          <w:p>
+            <w:r/>
+            <w:r>
+              <w:rPr>
+                <w:rFonts w:ascii="Consolas" w:hAnsi="Consolas"/>
+                <w:sz w:val="20"/>
+              </w:rPr>
+              <w:t>pitch</w:t>
+            </w:r>
+          </w:p>
+        </w:tc>
+        <w:tc>
+          <w:tcPr>
+            <w:tcW w:type="dxa" w:w="2880"/>
+          </w:tcPr>
+          <w:p>
+            <w:r/>
+            <w:r>
+              <w:t>0.000090</w:t>
+            </w:r>
+          </w:p>
+        </w:tc>
+        <w:tc>
+          <w:tcPr>
+            <w:tcW w:type="dxa" w:w="2880"/>
+          </w:tcPr>
+          <w:p>
+            <w:r/>
+            <w:r>
+              <w:t>0.000385</w:t>
+            </w:r>
+          </w:p>
+        </w:tc>
+      </w:tr>
+      <w:tr>
+        <w:tc>
+          <w:tcPr>
+            <w:tcW w:type="dxa" w:w="2880"/>
+          </w:tcPr>
+          <w:p>
+            <w:r/>
+            <w:r>
+              <w:rPr>
+                <w:rFonts w:ascii="Consolas" w:hAnsi="Consolas"/>
+                <w:sz w:val="20"/>
+              </w:rPr>
+              <w:t>roll</w:t>
+            </w:r>
+          </w:p>
+        </w:tc>
+        <w:tc>
+          <w:tcPr>
+            <w:tcW w:type="dxa" w:w="2880"/>
+          </w:tcPr>
+          <w:p>
+            <w:r/>
+            <w:r>
+              <w:t>0.000067</w:t>
+            </w:r>
+          </w:p>
+        </w:tc>
+        <w:tc>
+          <w:tcPr>
+            <w:tcW w:type="dxa" w:w="2880"/>
+          </w:tcPr>
+          <w:p>
+            <w:r/>
+            <w:r>
+              <w:t>0.000214</w:t>
+            </w:r>
+          </w:p>
+        </w:tc>
+      </w:tr>
+      <w:tr>
+        <w:tc>
+          <w:tcPr>
+            <w:tcW w:type="dxa" w:w="2880"/>
+          </w:tcPr>
+          <w:p>
+            <w:r/>
+            <w:r>
+              <w:rPr>
+                <w:rFonts w:ascii="Consolas" w:hAnsi="Consolas"/>
+                <w:sz w:val="20"/>
+              </w:rPr>
+              <w:t>gaze_x</w:t>
+            </w:r>
+          </w:p>
+        </w:tc>
+        <w:tc>
+          <w:tcPr>
+            <w:tcW w:type="dxa" w:w="2880"/>
+          </w:tcPr>
+          <w:p>
+            <w:r/>
+            <w:r>
+              <w:t>0.000191</w:t>
+            </w:r>
+          </w:p>
+        </w:tc>
+        <w:tc>
+          <w:tcPr>
+            <w:tcW w:type="dxa" w:w="2880"/>
+          </w:tcPr>
+          <w:p>
+            <w:r/>
+            <w:r>
+              <w:t>0.001311</w:t>
+            </w:r>
+          </w:p>
+        </w:tc>
+      </w:tr>
+      <w:tr>
+        <w:tc>
+          <w:tcPr>
+            <w:tcW w:type="dxa" w:w="2880"/>
+          </w:tcPr>
+          <w:p>
+            <w:r/>
+            <w:r>
+              <w:rPr>
+                <w:rFonts w:ascii="Consolas" w:hAnsi="Consolas"/>
+                <w:sz w:val="20"/>
+              </w:rPr>
+              <w:t>gaze_y</w:t>
+            </w:r>
+          </w:p>
+        </w:tc>
+        <w:tc>
+          <w:tcPr>
+            <w:tcW w:type="dxa" w:w="2880"/>
+          </w:tcPr>
+          <w:p>
+            <w:r/>
+            <w:r>
+              <w:t>0.000617</w:t>
+            </w:r>
+          </w:p>
+        </w:tc>
+        <w:tc>
+          <w:tcPr>
+            <w:tcW w:type="dxa" w:w="2880"/>
+          </w:tcPr>
+          <w:p>
+            <w:r/>
+            <w:r>
+              <w:t>0.003506</w:t>
+            </w:r>
+          </w:p>
+        </w:tc>
+      </w:tr>
+      <w:tr>
+        <w:tc>
+          <w:tcPr>
+            <w:tcW w:type="dxa" w:w="2880"/>
+          </w:tcPr>
+          <w:p>
+            <w:r/>
+            <w:r>
+              <w:rPr>
+                <w:rFonts w:ascii="Consolas" w:hAnsi="Consolas"/>
+                <w:sz w:val="20"/>
+              </w:rPr>
+              <w:t>face_area</w:t>
+            </w:r>
+          </w:p>
+        </w:tc>
+        <w:tc>
+          <w:tcPr>
+            <w:tcW w:type="dxa" w:w="2880"/>
+          </w:tcPr>
+          <w:p>
+            <w:r/>
+            <w:r>
+              <w:t>0.000008</w:t>
+            </w:r>
+          </w:p>
+        </w:tc>
+        <w:tc>
+          <w:tcPr>
+            <w:tcW w:type="dxa" w:w="2880"/>
+          </w:tcPr>
+          <w:p>
+            <w:r/>
+            <w:r>
+              <w:t>0.000032</w:t>
+            </w:r>
+          </w:p>
+        </w:tc>
+      </w:tr>
+      <w:tr>
+        <w:tc>
+          <w:tcPr>
+            <w:tcW w:type="dxa" w:w="2880"/>
+          </w:tcPr>
+          <w:p>
+            <w:r/>
+            <w:r>
+              <w:rPr>
+                <w:rFonts w:ascii="Consolas" w:hAnsi="Consolas"/>
+                <w:sz w:val="20"/>
+              </w:rPr>
+              <w:t>face_present</w:t>
+            </w:r>
+          </w:p>
+        </w:tc>
+        <w:tc>
+          <w:tcPr>
+            <w:tcW w:type="dxa" w:w="2880"/>
+          </w:tcPr>
+          <w:p>
+            <w:r/>
+            <w:r>
+              <w:t>0.000000</w:t>
+            </w:r>
+          </w:p>
+        </w:tc>
+        <w:tc>
+          <w:tcPr>
+            <w:tcW w:type="dxa" w:w="2880"/>
+          </w:tcPr>
+          <w:p>
+            <w:r/>
+            <w:r>
+              <w:t>0.000000</w:t>
+            </w:r>
+          </w:p>
+        </w:tc>
+      </w:tr>
+    </w:tbl>
+    <w:p/>
+    <w:p>
+      <w:pPr>
         <w:pStyle w:val="Heading3"/>
       </w:pPr>
       <w:r>
-        <w:t>4.1.2 Results</w:t>
+        <w:t>4.1.3 Evaluation and Discussion</w:t>
       </w:r>
     </w:p>
     <w:p>
@@ -3384,209 +4351,113 @@
         <w:spacing w:after="160"/>
       </w:pPr>
       <w:r>
-        <w:t>The rebuild's first run failed: worst-case per-feature difference of 0.86 (</w:t>
+        <w:t xml:space="preserve">This result is, in a direct sense, the most important single finding in this project's verification work, precisely because it was not anticipated. The test was rebuilt to be more faithful to production (reusing the real landmarker factory) specifically to close a class of risk the previous, unfaithful test structurally could not detect; that rebuild then immediately surfaced a real defect the previous test's design guaranteed it would miss. The defect itself is a textbook instance of train/serve skew (Section 3.3): the model was trained exclusively on features extracted with </w:t>
       </w:r>
       <w:r>
         <w:rPr>
           <w:rFonts w:ascii="Consolas" w:hAnsi="Consolas"/>
           <w:sz w:val="20"/>
         </w:rPr>
-        <w:t>gaze_y</w:t>
-      </w:r>
-      <w:r>
-        <w:t xml:space="preserve">), over 40× the 0.02 tolerance, occurring specifically on frames where the subject was blinking. Root-cause isolation (holding every other variable fixed and toggling a single landmarker configuration option) traced this to </w:t>
+        <w:t>num_faces=1</w:t>
+      </w:r>
+      <w:r>
+        <w:t xml:space="preserve"> (</w:t>
       </w:r>
       <w:r>
         <w:rPr>
           <w:rFonts w:ascii="Consolas" w:hAnsi="Consolas"/>
           <w:sz w:val="20"/>
         </w:rPr>
-        <w:t>numFaces: 4</w:t>
-      </w:r>
-      <w:r>
-        <w:t xml:space="preserve"> — a multi-face detection option added to the application </w:t>
+        <w:t>ml/src/extract.py</w:t>
+      </w:r>
+      <w:r>
+        <w:t xml:space="preserve">), and the live application had, for an unrelated UI reason, begun feeding it features computed under a configuration the model had never seen — a regression that a purely offline, Python-only evaluation pipeline (Section 4, Experiment 3) has no way to ever observe, since it never touches the browser code path at all. This is the clearest evidence in this project for the claim made in Section 3.4 — that verification gates covering the </w:t>
       </w:r>
       <w:r>
         <w:rPr>
           <w:i/>
         </w:rPr>
-        <w:t>after</w:t>
-      </w:r>
-      <w:r>
-        <w:t xml:space="preserve"> this parity test had last genuinely passed, to support an unrelated multi-face-overlay UI feature — measurably shifting landmark output even for the one real face present in frame, worst on blink frames where iris landmarks are already at their most sensitive to sub-pixel noise. With </w:t>
+        <w:t>actual deployed system</w:t>
+      </w:r>
+      <w:r>
+        <w:t>, not just the model in isolation, are methodologically necessary rather than a nice-to-have, and it directly informed the 0.02 tolerance decision: loose enough to absorb genuine, harmless Python-vs-WASM landmark noise, tight enough that this specific 0.86 regression still failed loudly rather than slipping under a more generously-set bar.</w:t>
+      </w:r>
+    </w:p>
+    <w:p>
+      <w:pPr>
+        <w:spacing w:after="160"/>
+      </w:pPr>
+      <w:r>
+        <w:t xml:space="preserve">The Amendment 4 brow episode adds the corrective second half of that lesson, told against this project's own earlier judgement: a tolerance wide enough to absorb legitimate runtime noise is also wide enough to hide a modest </w:t>
+      </w:r>
+      <w:r>
+        <w:rPr>
+          <w:i/>
+        </w:rPr>
+        <w:t>systematic</w:t>
+      </w:r>
+      <w:r>
+        <w:t xml:space="preserve"> error, and the team twice recorded the anomaly's magnitude without asking why a supposedly-random effect was selective. The transferable rule — a feature-selective parity residual is a formula divergence until proven otherwise, because runtime noise has no mechanism for selectivity — is arguably worth more than the fix, and the post-fix 5.7× headroom means any future residual of the old kind now stands out immediately.</w:t>
+      </w:r>
+    </w:p>
+    <w:p>
+      <w:pPr>
+        <w:pStyle w:val="Heading2"/>
+      </w:pPr>
+      <w:r>
+        <w:t>4.2 Experiment 2 — Classical Baselines</w:t>
+      </w:r>
+    </w:p>
+    <w:p>
+      <w:pPr>
+        <w:pStyle w:val="Heading3"/>
+      </w:pPr>
+      <w:r>
+        <w:t>4.2.1 Set-up</w:t>
+      </w:r>
+    </w:p>
+    <w:p>
+      <w:pPr>
+        <w:spacing w:after="160"/>
+      </w:pPr>
+      <w:r>
+        <w:t xml:space="preserve">Each 30×13 window from all three splits is reduced to a 65-dimensional vector (mean/std/min/max/range per feature, Section 3.2.5) and used to train a </w:t>
       </w:r>
       <w:r>
         <w:rPr>
           <w:rFonts w:ascii="Consolas" w:hAnsi="Consolas"/>
           <w:sz w:val="20"/>
         </w:rPr>
-        <w:t>numFaces: 1</w:t>
-      </w:r>
-      <w:r>
-        <w:t>, the identical 100 frames produced a worst-case difference of 0.0157 (</w:t>
+        <w:t>class_weight="balanced"</w:t>
+      </w:r>
+      <w:r>
+        <w:t xml:space="preserve"> logistic regression and random forest once on the training split, evaluated on both Validation and Test, alongside a constant majority-class predictor. Reported alongside the primary 4-class macro-F1/accuracy is a secondary 3-class-merged metric (engagement levels 0 and 1 collapsed into a single "low" class) — the same collapse Experiment 3's evaluation applies to the TCN, included specifically so the rarest class's statistical unreliability (Section 1.5) does not have to be silently absorbed into a single headline number.</w:t>
+      </w:r>
+    </w:p>
+    <w:p>
+      <w:pPr>
+        <w:pStyle w:val="Heading3"/>
+      </w:pPr>
+      <w:r>
+        <w:t>4.2.2 Results</w:t>
+      </w:r>
+    </w:p>
+    <w:p>
+      <w:pPr>
+        <w:spacing w:after="160"/>
+      </w:pPr>
+      <w:r>
+        <w:t xml:space="preserve">Table 4.2 — Classical baselines on both held-out splits (source: </w:t>
       </w:r>
       <w:r>
         <w:rPr>
           <w:rFonts w:ascii="Consolas" w:hAnsi="Consolas"/>
           <w:sz w:val="20"/>
         </w:rPr>
-        <w:t>brow_left</w:t>
-      </w:r>
-      <w:r>
-        <w:t>), consistent with the 0.0079 previously recorded and comfortably inside tolerance.</w:t>
-      </w:r>
-    </w:p>
-    <w:p>
-      <w:r>
-        <w:rPr>
-          <w:i/>
-          <w:color w:val="606060"/>
-        </w:rPr>
-        <w:t>[Table 4.1: per-feature max-absolute-difference, `docs/results/parity_report.json` — insert here]</w:t>
-      </w:r>
-    </w:p>
-    <w:p>
-      <w:pPr>
-        <w:spacing w:after="160"/>
-      </w:pPr>
-      <w:r>
-        <w:t>The fix — splitting the single landmarker into two independent instances (</w:t>
-      </w:r>
-      <w:r>
-        <w:rPr>
-          <w:rFonts w:ascii="Consolas" w:hAnsi="Consolas"/>
-          <w:sz w:val="20"/>
-        </w:rPr>
-        <w:t>createFeatureLandmarker()</w:t>
-      </w:r>
-      <w:r>
-        <w:t xml:space="preserve">, </w:t>
-      </w:r>
-      <w:r>
-        <w:rPr>
-          <w:rFonts w:ascii="Consolas" w:hAnsi="Consolas"/>
-          <w:sz w:val="20"/>
-        </w:rPr>
-        <w:t>numFaces: 1</w:t>
-      </w:r>
-      <w:r>
-        <w:t xml:space="preserve">, feeding the model; </w:t>
-      </w:r>
-      <w:r>
-        <w:rPr>
-          <w:rFonts w:ascii="Consolas" w:hAnsi="Consolas"/>
-          <w:sz w:val="20"/>
-        </w:rPr>
-        <w:t>createDisplayLandmarker()</w:t>
-      </w:r>
-      <w:r>
-        <w:t xml:space="preserve">, </w:t>
-      </w:r>
-      <w:r>
-        <w:rPr>
-          <w:rFonts w:ascii="Consolas" w:hAnsi="Consolas"/>
-          <w:sz w:val="20"/>
-        </w:rPr>
-        <w:t>numFaces: 4</w:t>
-      </w:r>
-      <w:r>
-        <w:t>, driving the on-screen overlay only) — restored the 0.0157 result while preserving the multi-face UI feature, at the cost of a second WASM detection pass per sampled frame.</w:t>
-      </w:r>
-    </w:p>
-    <w:p>
-      <w:pPr>
-        <w:pStyle w:val="Heading3"/>
-      </w:pPr>
-      <w:r>
-        <w:t>4.1.3 Evaluation and Discussion</w:t>
-      </w:r>
-    </w:p>
-    <w:p>
-      <w:pPr>
-        <w:spacing w:after="160"/>
-      </w:pPr>
-      <w:r>
-        <w:t xml:space="preserve">This result is, in a direct sense, the most important single finding in this project's verification work, precisely because it was not anticipated. The test was rebuilt to be more faithful to production (reusing the real landmarker factory) specifically to close a class of risk the previous, unfaithful test structurally could not detect; that rebuild then immediately surfaced a real defect the previous test's design guaranteed it would miss. The defect itself is a textbook instance of train/serve skew (Section 3.3): the model was trained exclusively on features extracted with </w:t>
-      </w:r>
-      <w:r>
-        <w:rPr>
-          <w:rFonts w:ascii="Consolas" w:hAnsi="Consolas"/>
-          <w:sz w:val="20"/>
-        </w:rPr>
-        <w:t>num_faces=1</w:t>
-      </w:r>
-      <w:r>
-        <w:t xml:space="preserve"> (</w:t>
-      </w:r>
-      <w:r>
-        <w:rPr>
-          <w:rFonts w:ascii="Consolas" w:hAnsi="Consolas"/>
-          <w:sz w:val="20"/>
-        </w:rPr>
-        <w:t>ml/src/extract.py</w:t>
-      </w:r>
-      <w:r>
-        <w:t xml:space="preserve">), and the live application had, for an unrelated UI reason, begun feeding it features computed under a configuration the model had never seen — a regression that a purely offline, Python-only evaluation pipeline (Section 4, Experiment 3) has no way to ever observe, since it never touches the browser code path at all. This is the clearest evidence in this project for the claim made in Section 3.4 — that verification gates covering the </w:t>
-      </w:r>
-      <w:r>
-        <w:rPr>
-          <w:i/>
-        </w:rPr>
-        <w:t>actual deployed system</w:t>
-      </w:r>
-      <w:r>
-        <w:t>, not just the model in isolation, are methodologically necessary rather than a nice-to-have, and it directly informed the 0.02 tolerance decision: loose enough to absorb genuine, harmless Python-vs-WASM landmark noise (≈0.008–0.016 in practice), tight enough that this specific 0.86 regression still failed loudly rather than slipping under a more generously-set bar.</w:t>
-      </w:r>
-    </w:p>
-    <w:p>
-      <w:pPr>
-        <w:pStyle w:val="Heading2"/>
-      </w:pPr>
-      <w:r>
-        <w:t>4.2 Experiment 2 — Classical Baselines</w:t>
-      </w:r>
-    </w:p>
-    <w:p>
-      <w:pPr>
-        <w:pStyle w:val="Heading3"/>
-      </w:pPr>
-      <w:r>
-        <w:t>4.2.1 Set-up</w:t>
-      </w:r>
-    </w:p>
-    <w:p>
-      <w:pPr>
-        <w:spacing w:after="160"/>
-      </w:pPr>
-      <w:r>
-        <w:t xml:space="preserve">Each 30×13 window from all three splits is reduced to a 65-dimensional vector (mean/std/min/max/range per feature, Section 3.2.5) and used to train a </w:t>
-      </w:r>
-      <w:r>
-        <w:rPr>
-          <w:rFonts w:ascii="Consolas" w:hAnsi="Consolas"/>
-          <w:sz w:val="20"/>
-        </w:rPr>
-        <w:t>class_weight="balanced"</w:t>
-      </w:r>
-      <w:r>
-        <w:t xml:space="preserve"> logistic regression and random forest once on the training split, evaluated on both Validation and Test, alongside a constant majority-class predictor. Reported alongside the primary 4-class macro-F1/accuracy is a secondary 3-class-merged metric (engagement levels 0 and 1 collapsed into a single "low" class) — the same collapse Experiment 3's evaluation applies to the TCN, included specifically so the rarest class's statistical unreliability (Section 1.5) does not have to be silently absorbed into a single headline number.</w:t>
-      </w:r>
-    </w:p>
-    <w:p>
-      <w:pPr>
-        <w:pStyle w:val="Heading3"/>
-      </w:pPr>
-      <w:r>
-        <w:t>4.2.2 Results</w:t>
-      </w:r>
-    </w:p>
-    <w:p>
-      <w:r>
-        <w:rPr>
-          <w:i/>
-          <w:color w:val="606060"/>
-        </w:rPr>
-        <w:t>[Table 4.2 — reproduced from `docs/results/baselines.csv`]</w:t>
+        <w:t>docs/results/baselines.csv</w:t>
+      </w:r>
+      <w:r>
+        <w:t>; the gradient-boosting rows were added in Experiment 7 and are included here for completeness):</w:t>
       </w:r>
     </w:p>
     <w:tbl>
@@ -3826,7 +4697,7 @@
           <w:p>
             <w:r/>
             <w:r>
-              <w:t>Test</w:t>
+              <w:t>Validation</w:t>
             </w:r>
           </w:p>
         </w:tc>
@@ -3837,7 +4708,7 @@
           <w:p>
             <w:r/>
             <w:r>
-              <w:t>Majority-class</w:t>
+              <w:t>Gradient boosting (Exp. 7)</w:t>
             </w:r>
           </w:p>
         </w:tc>
@@ -3848,7 +4719,7 @@
           <w:p>
             <w:r/>
             <w:r>
-              <w:t>0.1655</w:t>
+              <w:t>0.2907</w:t>
             </w:r>
           </w:p>
         </w:tc>
@@ -3859,7 +4730,7 @@
           <w:p>
             <w:r/>
             <w:r>
-              <w:t>0.4948</w:t>
+              <w:t>0.5070</w:t>
             </w:r>
           </w:p>
         </w:tc>
@@ -3883,7 +4754,7 @@
           <w:p>
             <w:r/>
             <w:r>
-              <w:t>Logistic regression</w:t>
+              <w:t>Majority-class</w:t>
             </w:r>
           </w:p>
         </w:tc>
@@ -3894,7 +4765,7 @@
           <w:p>
             <w:r/>
             <w:r>
-              <w:t>0.2479</w:t>
+              <w:t>0.1655</w:t>
             </w:r>
           </w:p>
         </w:tc>
@@ -3905,7 +4776,7 @@
           <w:p>
             <w:r/>
             <w:r>
-              <w:t>0.3540</w:t>
+              <w:t>0.4948</w:t>
             </w:r>
           </w:p>
         </w:tc>
@@ -3929,7 +4800,7 @@
           <w:p>
             <w:r/>
             <w:r>
-              <w:t>Random forest</w:t>
+              <w:t>Logistic regression</w:t>
             </w:r>
           </w:p>
         </w:tc>
@@ -3940,7 +4811,7 @@
           <w:p>
             <w:r/>
             <w:r>
-              <w:t>0.2643</w:t>
+              <w:t>0.2479</w:t>
             </w:r>
           </w:p>
         </w:tc>
@@ -3951,7 +4822,99 @@
           <w:p>
             <w:r/>
             <w:r>
+              <w:t>0.3540</w:t>
+            </w:r>
+          </w:p>
+        </w:tc>
+      </w:tr>
+      <w:tr>
+        <w:tc>
+          <w:tcPr>
+            <w:tcW w:type="dxa" w:w="2160"/>
+          </w:tcPr>
+          <w:p>
+            <w:r/>
+            <w:r>
+              <w:t>Test</w:t>
+            </w:r>
+          </w:p>
+        </w:tc>
+        <w:tc>
+          <w:tcPr>
+            <w:tcW w:type="dxa" w:w="2160"/>
+          </w:tcPr>
+          <w:p>
+            <w:r/>
+            <w:r>
+              <w:t>Random forest</w:t>
+            </w:r>
+          </w:p>
+        </w:tc>
+        <w:tc>
+          <w:tcPr>
+            <w:tcW w:type="dxa" w:w="2160"/>
+          </w:tcPr>
+          <w:p>
+            <w:r/>
+            <w:r>
+              <w:t>0.2643</w:t>
+            </w:r>
+          </w:p>
+        </w:tc>
+        <w:tc>
+          <w:tcPr>
+            <w:tcW w:type="dxa" w:w="2160"/>
+          </w:tcPr>
+          <w:p>
+            <w:r/>
+            <w:r>
               <w:t>0.5054</w:t>
+            </w:r>
+          </w:p>
+        </w:tc>
+      </w:tr>
+      <w:tr>
+        <w:tc>
+          <w:tcPr>
+            <w:tcW w:type="dxa" w:w="2160"/>
+          </w:tcPr>
+          <w:p>
+            <w:r/>
+            <w:r>
+              <w:t>Test</w:t>
+            </w:r>
+          </w:p>
+        </w:tc>
+        <w:tc>
+          <w:tcPr>
+            <w:tcW w:type="dxa" w:w="2160"/>
+          </w:tcPr>
+          <w:p>
+            <w:r/>
+            <w:r>
+              <w:t>Gradient boosting (Exp. 7)</w:t>
+            </w:r>
+          </w:p>
+        </w:tc>
+        <w:tc>
+          <w:tcPr>
+            <w:tcW w:type="dxa" w:w="2160"/>
+          </w:tcPr>
+          <w:p>
+            <w:r/>
+            <w:r>
+              <w:t>0.2910</w:t>
+            </w:r>
+          </w:p>
+        </w:tc>
+        <w:tc>
+          <w:tcPr>
+            <w:tcW w:type="dxa" w:w="2160"/>
+          </w:tcPr>
+          <w:p>
+            <w:r/>
+            <w:r>
+              <w:t>0.4976</w:t>
             </w:r>
           </w:p>
         </w:tc>
@@ -4048,12 +5011,54 @@
       </w:r>
     </w:p>
     <w:p>
+      <w:pPr>
+        <w:jc w:val="center"/>
+      </w:pPr>
+      <w:r>
+        <w:drawing>
+          <wp:inline xmlns:a="http://schemas.openxmlformats.org/drawingml/2006/main" xmlns:pic="http://schemas.openxmlformats.org/drawingml/2006/picture">
+            <wp:extent cx="5669280" cy="3068081"/>
+            <wp:docPr id="3" name="Picture 3"/>
+            <wp:cNvGraphicFramePr>
+              <a:graphicFrameLocks noChangeAspect="1"/>
+            </wp:cNvGraphicFramePr>
+            <a:graphic>
+              <a:graphicData uri="http://schemas.openxmlformats.org/drawingml/2006/picture">
+                <pic:pic>
+                  <pic:nvPicPr>
+                    <pic:cNvPr id="0" name="training_curves_shipped.png"/>
+                    <pic:cNvPicPr/>
+                  </pic:nvPicPr>
+                  <pic:blipFill>
+                    <a:blip r:embed="rId11"/>
+                    <a:stretch>
+                      <a:fillRect/>
+                    </a:stretch>
+                  </pic:blipFill>
+                  <pic:spPr>
+                    <a:xfrm>
+                      <a:off x="0" y="0"/>
+                      <a:ext cx="5669280" cy="3068081"/>
+                    </a:xfrm>
+                    <a:prstGeom prst="rect"/>
+                  </pic:spPr>
+                </pic:pic>
+              </a:graphicData>
+            </a:graphic>
+          </wp:inline>
+        </w:drawing>
+      </w:r>
+    </w:p>
+    <w:p>
+      <w:pPr>
+        <w:jc w:val="center"/>
+      </w:pPr>
       <w:r>
         <w:rPr>
           <w:i/>
-          <w:color w:val="606060"/>
-        </w:rPr>
-        <w:t>[Figure 4.1: training curves for the winning run, `artifacts/runs/&lt;timestamp&gt;/metrics.csv` — insert here]</w:t>
+          <w:sz w:val="18"/>
+        </w:rPr>
+        <w:t>Figure 4.1 — Training loss and validation metrics per epoch for the shipped checkpoint's run (best epoch 4, validation macro-F1 0.3043). Source data committed as docs/results/training_curves_shipped.csv.</w:t>
       </w:r>
     </w:p>
     <w:p>
@@ -4208,12 +5213,45 @@
     </w:tbl>
     <w:p/>
     <w:p>
+      <w:pPr>
+        <w:spacing w:after="160"/>
+      </w:pPr>
+      <w:r>
+        <w:rPr>
+          <w:b/>
+        </w:rPr>
+        <w:t>Checkpoint provenance, stated explicitly</w:t>
+      </w:r>
+      <w:r>
+        <w:t xml:space="preserve">: all Test-split artefacts in this section (Table 4.3, Figures 4.2–4.3, </w:t>
+      </w:r>
+      <w:r>
+        <w:rPr>
+          <w:rFonts w:ascii="Consolas" w:hAnsi="Consolas"/>
+          <w:sz w:val="20"/>
+        </w:rPr>
+        <w:t>metrics_test.csv</w:t>
+      </w:r>
+      <w:r>
+        <w:t xml:space="preserve">) come from the checkpoint frozen when the test set was consumed on 2026-08-02. A later, small retraining of the </w:t>
+      </w:r>
       <w:r>
         <w:rPr>
           <w:i/>
-          <w:color w:val="606060"/>
-        </w:rPr>
-        <w:t>[Table 4.3: per-class precision/recall/F1, `docs/results/metrics_test.csv`; Figure 4.2: confusion matrix, `docs/results/confusion_test.png`; Figure 4.3: ROC curves, `docs/results/roc_test.png` — insert here]</w:t>
+        </w:rPr>
+        <w:t>states</w:t>
+      </w:r>
+      <w:r>
+        <w:t xml:space="preserve"> head (2026-08-16, fixing a collapse in the secondary head's rare channels) produced the checkpoint actually shipped in the browser; its engagement-head validation macro-F1 (0.3043) is within noise of the frozen checkpoint's (0.3061), and the consumed-once rule was honoured by </w:t>
+      </w:r>
+      <w:r>
+        <w:rPr>
+          <w:i/>
+        </w:rPr>
+        <w:t>not</w:t>
+      </w:r>
+      <w:r>
+        <w:t xml:space="preserve"> re-evaluating the retrained checkpoint on Test. Validation-split artefacts therefore describe the shipped checkpoint while Test-split artefacts describe the frozen one — a deliberate discipline, disclosed here rather than left for a reader to discover in the artefact timestamps.</w:t>
       </w:r>
     </w:p>
     <w:p>
@@ -4221,14 +5259,669 @@
         <w:spacing w:after="160"/>
       </w:pPr>
       <w:r>
-        <w:t>Per-class test F1: very low (class 0) 0.000 (0 of 32 windows correctly identified — see discussion below), low (class 1) 0.140, engaged (class 2) 0.429, very engaged (class 3) 0.420. The 3-class-merged metric (0+1 collapsed) reaches 0.3318 on Test, materially higher than the 4-class macro-F1 of 0.2475, quantifying how much of the 4-class score is being suppressed by a single near-unmeasurable class.</w:t>
+        <w:t xml:space="preserve">Table 4.3 — Per-class Test-split metrics, fp32 (source: </w:t>
+      </w:r>
+      <w:r>
+        <w:rPr>
+          <w:rFonts w:ascii="Consolas" w:hAnsi="Consolas"/>
+          <w:sz w:val="20"/>
+        </w:rPr>
+        <w:t>docs/results/metrics_test.csv</w:t>
+      </w:r>
+      <w:r>
+        <w:t>):</w:t>
+      </w:r>
+    </w:p>
+    <w:tbl>
+      <w:tblPr>
+        <w:tblStyle w:val="LightGrid-Accent1"/>
+        <w:tblW w:type="auto" w:w="0"/>
+        <w:jc w:val="center"/>
+        <w:tblLook w:firstColumn="1" w:firstRow="1" w:lastColumn="0" w:lastRow="0" w:noHBand="0" w:noVBand="1" w:val="04A0"/>
+      </w:tblPr>
+      <w:tblGrid>
+        <w:gridCol w:w="1728"/>
+        <w:gridCol w:w="1728"/>
+        <w:gridCol w:w="1728"/>
+        <w:gridCol w:w="1728"/>
+        <w:gridCol w:w="1728"/>
+      </w:tblGrid>
+      <w:tr>
+        <w:tc>
+          <w:tcPr>
+            <w:tcW w:type="dxa" w:w="1728"/>
+            <w:shd w:val="clear" w:color="auto" w:fill="D9E2F3"/>
+          </w:tcPr>
+          <w:p>
+            <w:r>
+              <w:rPr>
+                <w:b/>
+              </w:rPr>
+            </w:r>
+            <w:r>
+              <w:rPr>
+                <w:b/>
+              </w:rPr>
+              <w:t>Class</w:t>
+            </w:r>
+          </w:p>
+        </w:tc>
+        <w:tc>
+          <w:tcPr>
+            <w:tcW w:type="dxa" w:w="1728"/>
+            <w:shd w:val="clear" w:color="auto" w:fill="D9E2F3"/>
+          </w:tcPr>
+          <w:p>
+            <w:r>
+              <w:rPr>
+                <w:b/>
+              </w:rPr>
+            </w:r>
+            <w:r>
+              <w:rPr>
+                <w:b/>
+              </w:rPr>
+              <w:t>Precision</w:t>
+            </w:r>
+          </w:p>
+        </w:tc>
+        <w:tc>
+          <w:tcPr>
+            <w:tcW w:type="dxa" w:w="1728"/>
+            <w:shd w:val="clear" w:color="auto" w:fill="D9E2F3"/>
+          </w:tcPr>
+          <w:p>
+            <w:r>
+              <w:rPr>
+                <w:b/>
+              </w:rPr>
+            </w:r>
+            <w:r>
+              <w:rPr>
+                <w:b/>
+              </w:rPr>
+              <w:t>Recall</w:t>
+            </w:r>
+          </w:p>
+        </w:tc>
+        <w:tc>
+          <w:tcPr>
+            <w:tcW w:type="dxa" w:w="1728"/>
+            <w:shd w:val="clear" w:color="auto" w:fill="D9E2F3"/>
+          </w:tcPr>
+          <w:p>
+            <w:r>
+              <w:rPr>
+                <w:b/>
+              </w:rPr>
+            </w:r>
+            <w:r>
+              <w:rPr>
+                <w:b/>
+              </w:rPr>
+              <w:t>F1</w:t>
+            </w:r>
+          </w:p>
+        </w:tc>
+        <w:tc>
+          <w:tcPr>
+            <w:tcW w:type="dxa" w:w="1728"/>
+            <w:shd w:val="clear" w:color="auto" w:fill="D9E2F3"/>
+          </w:tcPr>
+          <w:p>
+            <w:r>
+              <w:rPr>
+                <w:b/>
+              </w:rPr>
+            </w:r>
+            <w:r>
+              <w:rPr>
+                <w:b/>
+              </w:rPr>
+              <w:t>Support</w:t>
+            </w:r>
+          </w:p>
+        </w:tc>
+      </w:tr>
+      <w:tr>
+        <w:tc>
+          <w:tcPr>
+            <w:tcW w:type="dxa" w:w="1728"/>
+          </w:tcPr>
+          <w:p>
+            <w:r/>
+            <w:r>
+              <w:t>very low (0)</w:t>
+            </w:r>
+          </w:p>
+        </w:tc>
+        <w:tc>
+          <w:tcPr>
+            <w:tcW w:type="dxa" w:w="1728"/>
+          </w:tcPr>
+          <w:p>
+            <w:r/>
+            <w:r>
+              <w:t>0.000</w:t>
+            </w:r>
+          </w:p>
+        </w:tc>
+        <w:tc>
+          <w:tcPr>
+            <w:tcW w:type="dxa" w:w="1728"/>
+          </w:tcPr>
+          <w:p>
+            <w:r/>
+            <w:r>
+              <w:t>0.000</w:t>
+            </w:r>
+          </w:p>
+        </w:tc>
+        <w:tc>
+          <w:tcPr>
+            <w:tcW w:type="dxa" w:w="1728"/>
+          </w:tcPr>
+          <w:p>
+            <w:r/>
+            <w:r>
+              <w:t>0.000</w:t>
+            </w:r>
+          </w:p>
+        </w:tc>
+        <w:tc>
+          <w:tcPr>
+            <w:tcW w:type="dxa" w:w="1728"/>
+          </w:tcPr>
+          <w:p>
+            <w:r/>
+            <w:r>
+              <w:t>32</w:t>
+            </w:r>
+          </w:p>
+        </w:tc>
+      </w:tr>
+      <w:tr>
+        <w:tc>
+          <w:tcPr>
+            <w:tcW w:type="dxa" w:w="1728"/>
+          </w:tcPr>
+          <w:p>
+            <w:r/>
+            <w:r>
+              <w:t>low (1)</w:t>
+            </w:r>
+          </w:p>
+        </w:tc>
+        <w:tc>
+          <w:tcPr>
+            <w:tcW w:type="dxa" w:w="1728"/>
+          </w:tcPr>
+          <w:p>
+            <w:r/>
+            <w:r>
+              <w:t>0.086</w:t>
+            </w:r>
+          </w:p>
+        </w:tc>
+        <w:tc>
+          <w:tcPr>
+            <w:tcW w:type="dxa" w:w="1728"/>
+          </w:tcPr>
+          <w:p>
+            <w:r/>
+            <w:r>
+              <w:t>0.373</w:t>
+            </w:r>
+          </w:p>
+        </w:tc>
+        <w:tc>
+          <w:tcPr>
+            <w:tcW w:type="dxa" w:w="1728"/>
+          </w:tcPr>
+          <w:p>
+            <w:r/>
+            <w:r>
+              <w:t>0.140</w:t>
+            </w:r>
+          </w:p>
+        </w:tc>
+        <w:tc>
+          <w:tcPr>
+            <w:tcW w:type="dxa" w:w="1728"/>
+          </w:tcPr>
+          <w:p>
+            <w:r/>
+            <w:r>
+              <w:t>668</w:t>
+            </w:r>
+          </w:p>
+        </w:tc>
+      </w:tr>
+      <w:tr>
+        <w:tc>
+          <w:tcPr>
+            <w:tcW w:type="dxa" w:w="1728"/>
+          </w:tcPr>
+          <w:p>
+            <w:r/>
+            <w:r>
+              <w:t>engaged (2)</w:t>
+            </w:r>
+          </w:p>
+        </w:tc>
+        <w:tc>
+          <w:tcPr>
+            <w:tcW w:type="dxa" w:w="1728"/>
+          </w:tcPr>
+          <w:p>
+            <w:r/>
+            <w:r>
+              <w:t>0.502</w:t>
+            </w:r>
+          </w:p>
+        </w:tc>
+        <w:tc>
+          <w:tcPr>
+            <w:tcW w:type="dxa" w:w="1728"/>
+          </w:tcPr>
+          <w:p>
+            <w:r/>
+            <w:r>
+              <w:t>0.375</w:t>
+            </w:r>
+          </w:p>
+        </w:tc>
+        <w:tc>
+          <w:tcPr>
+            <w:tcW w:type="dxa" w:w="1728"/>
+          </w:tcPr>
+          <w:p>
+            <w:r/>
+            <w:r>
+              <w:t>0.429</w:t>
+            </w:r>
+          </w:p>
+        </w:tc>
+        <w:tc>
+          <w:tcPr>
+            <w:tcW w:type="dxa" w:w="1728"/>
+          </w:tcPr>
+          <w:p>
+            <w:r/>
+            <w:r>
+              <w:t>7,046</w:t>
+            </w:r>
+          </w:p>
+        </w:tc>
+      </w:tr>
+      <w:tr>
+        <w:tc>
+          <w:tcPr>
+            <w:tcW w:type="dxa" w:w="1728"/>
+          </w:tcPr>
+          <w:p>
+            <w:r/>
+            <w:r>
+              <w:t>very engaged (3)</w:t>
+            </w:r>
+          </w:p>
+        </w:tc>
+        <w:tc>
+          <w:tcPr>
+            <w:tcW w:type="dxa" w:w="1728"/>
+          </w:tcPr>
+          <w:p>
+            <w:r/>
+            <w:r>
+              <w:t>0.500</w:t>
+            </w:r>
+          </w:p>
+        </w:tc>
+        <w:tc>
+          <w:tcPr>
+            <w:tcW w:type="dxa" w:w="1728"/>
+          </w:tcPr>
+          <w:p>
+            <w:r/>
+            <w:r>
+              <w:t>0.363</w:t>
+            </w:r>
+          </w:p>
+        </w:tc>
+        <w:tc>
+          <w:tcPr>
+            <w:tcW w:type="dxa" w:w="1728"/>
+          </w:tcPr>
+          <w:p>
+            <w:r/>
+            <w:r>
+              <w:t>0.420</w:t>
+            </w:r>
+          </w:p>
+        </w:tc>
+        <w:tc>
+          <w:tcPr>
+            <w:tcW w:type="dxa" w:w="1728"/>
+          </w:tcPr>
+          <w:p>
+            <w:r/>
+            <w:r>
+              <w:t>6,495</w:t>
+            </w:r>
+          </w:p>
+        </w:tc>
+      </w:tr>
+      <w:tr>
+        <w:tc>
+          <w:tcPr>
+            <w:tcW w:type="dxa" w:w="1728"/>
+          </w:tcPr>
+          <w:p>
+            <w:r/>
+            <w:r>
+              <w:rPr>
+                <w:b/>
+              </w:rPr>
+              <w:t>macro</w:t>
+            </w:r>
+          </w:p>
+        </w:tc>
+        <w:tc>
+          <w:tcPr>
+            <w:tcW w:type="dxa" w:w="1728"/>
+          </w:tcPr>
+          <w:p>
+            <w:r/>
+            <w:r>
+              <w:t>—</w:t>
+            </w:r>
+          </w:p>
+        </w:tc>
+        <w:tc>
+          <w:tcPr>
+            <w:tcW w:type="dxa" w:w="1728"/>
+          </w:tcPr>
+          <w:p>
+            <w:r/>
+            <w:r>
+              <w:t>—</w:t>
+            </w:r>
+          </w:p>
+        </w:tc>
+        <w:tc>
+          <w:tcPr>
+            <w:tcW w:type="dxa" w:w="1728"/>
+          </w:tcPr>
+          <w:p>
+            <w:r/>
+            <w:r>
+              <w:rPr>
+                <w:b/>
+              </w:rPr>
+              <w:t>0.2475</w:t>
+            </w:r>
+          </w:p>
+        </w:tc>
+        <w:tc>
+          <w:tcPr>
+            <w:tcW w:type="dxa" w:w="1728"/>
+          </w:tcPr>
+          <w:p>
+            <w:r/>
+            <w:r>
+              <w:t>14,241</w:t>
+            </w:r>
+          </w:p>
+        </w:tc>
+      </w:tr>
+      <w:tr>
+        <w:tc>
+          <w:tcPr>
+            <w:tcW w:type="dxa" w:w="1728"/>
+          </w:tcPr>
+          <w:p>
+            <w:r/>
+            <w:r>
+              <w:t>weighted</w:t>
+            </w:r>
+          </w:p>
+        </w:tc>
+        <w:tc>
+          <w:tcPr>
+            <w:tcW w:type="dxa" w:w="1728"/>
+          </w:tcPr>
+          <w:p>
+            <w:r/>
+            <w:r>
+              <w:t>—</w:t>
+            </w:r>
+          </w:p>
+        </w:tc>
+        <w:tc>
+          <w:tcPr>
+            <w:tcW w:type="dxa" w:w="1728"/>
+          </w:tcPr>
+          <w:p>
+            <w:r/>
+            <w:r>
+              <w:t>—</w:t>
+            </w:r>
+          </w:p>
+        </w:tc>
+        <w:tc>
+          <w:tcPr>
+            <w:tcW w:type="dxa" w:w="1728"/>
+          </w:tcPr>
+          <w:p>
+            <w:r/>
+            <w:r>
+              <w:t>0.4108</w:t>
+            </w:r>
+          </w:p>
+        </w:tc>
+        <w:tc>
+          <w:tcPr>
+            <w:tcW w:type="dxa" w:w="1728"/>
+          </w:tcPr>
+          <w:p>
+            <w:r/>
+            <w:r>
+              <w:t>14,241</w:t>
+            </w:r>
+          </w:p>
+        </w:tc>
+      </w:tr>
+      <w:tr>
+        <w:tc>
+          <w:tcPr>
+            <w:tcW w:type="dxa" w:w="1728"/>
+          </w:tcPr>
+          <w:p>
+            <w:r/>
+            <w:r>
+              <w:t>accuracy</w:t>
+            </w:r>
+          </w:p>
+        </w:tc>
+        <w:tc>
+          <w:tcPr>
+            <w:tcW w:type="dxa" w:w="1728"/>
+          </w:tcPr>
+          <w:p>
+            <w:r/>
+            <w:r>
+              <w:t>—</w:t>
+            </w:r>
+          </w:p>
+        </w:tc>
+        <w:tc>
+          <w:tcPr>
+            <w:tcW w:type="dxa" w:w="1728"/>
+          </w:tcPr>
+          <w:p>
+            <w:r/>
+            <w:r>
+              <w:t>—</w:t>
+            </w:r>
+          </w:p>
+        </w:tc>
+        <w:tc>
+          <w:tcPr>
+            <w:tcW w:type="dxa" w:w="1728"/>
+          </w:tcPr>
+          <w:p>
+            <w:r/>
+            <w:r>
+              <w:t>0.3686</w:t>
+            </w:r>
+          </w:p>
+        </w:tc>
+        <w:tc>
+          <w:tcPr>
+            <w:tcW w:type="dxa" w:w="1728"/>
+          </w:tcPr>
+          <w:p>
+            <w:r/>
+            <w:r>
+              <w:t>14,241</w:t>
+            </w:r>
+          </w:p>
+        </w:tc>
+      </w:tr>
+    </w:tbl>
+    <w:p/>
+    <w:p>
+      <w:pPr>
+        <w:jc w:val="center"/>
+      </w:pPr>
+      <w:r>
+        <w:drawing>
+          <wp:inline xmlns:a="http://schemas.openxmlformats.org/drawingml/2006/main" xmlns:pic="http://schemas.openxmlformats.org/drawingml/2006/picture">
+            <wp:extent cx="5669280" cy="2326328"/>
+            <wp:docPr id="4" name="Picture 4"/>
+            <wp:cNvGraphicFramePr>
+              <a:graphicFrameLocks noChangeAspect="1"/>
+            </wp:cNvGraphicFramePr>
+            <a:graphic>
+              <a:graphicData uri="http://schemas.openxmlformats.org/drawingml/2006/picture">
+                <pic:pic>
+                  <pic:nvPicPr>
+                    <pic:cNvPr id="0" name="confusion_test.png"/>
+                    <pic:cNvPicPr/>
+                  </pic:nvPicPr>
+                  <pic:blipFill>
+                    <a:blip r:embed="rId12"/>
+                    <a:stretch>
+                      <a:fillRect/>
+                    </a:stretch>
+                  </pic:blipFill>
+                  <pic:spPr>
+                    <a:xfrm>
+                      <a:off x="0" y="0"/>
+                      <a:ext cx="5669280" cy="2326328"/>
+                    </a:xfrm>
+                    <a:prstGeom prst="rect"/>
+                  </pic:spPr>
+                </pic:pic>
+              </a:graphicData>
+            </a:graphic>
+          </wp:inline>
+        </w:drawing>
       </w:r>
     </w:p>
     <w:p>
       <w:pPr>
+        <w:jc w:val="center"/>
+      </w:pPr>
+      <w:r>
+        <w:rPr>
+          <w:i/>
+          <w:sz w:val="18"/>
+        </w:rPr>
+        <w:t>Figure 4.2 — Test-split confusion matrices, raw counts and row-normalised. Source: docs/results/confusion_test.png.</w:t>
+      </w:r>
+    </w:p>
+    <w:p>
+      <w:pPr>
+        <w:jc w:val="center"/>
+      </w:pPr>
+      <w:r>
+        <w:drawing>
+          <wp:inline xmlns:a="http://schemas.openxmlformats.org/drawingml/2006/main" xmlns:pic="http://schemas.openxmlformats.org/drawingml/2006/picture">
+            <wp:extent cx="5669280" cy="5106999"/>
+            <wp:docPr id="5" name="Picture 5"/>
+            <wp:cNvGraphicFramePr>
+              <a:graphicFrameLocks noChangeAspect="1"/>
+            </wp:cNvGraphicFramePr>
+            <a:graphic>
+              <a:graphicData uri="http://schemas.openxmlformats.org/drawingml/2006/picture">
+                <pic:pic>
+                  <pic:nvPicPr>
+                    <pic:cNvPr id="0" name="roc_test.png"/>
+                    <pic:cNvPicPr/>
+                  </pic:nvPicPr>
+                  <pic:blipFill>
+                    <a:blip r:embed="rId13"/>
+                    <a:stretch>
+                      <a:fillRect/>
+                    </a:stretch>
+                  </pic:blipFill>
+                  <pic:spPr>
+                    <a:xfrm>
+                      <a:off x="0" y="0"/>
+                      <a:ext cx="5669280" cy="5106999"/>
+                    </a:xfrm>
+                    <a:prstGeom prst="rect"/>
+                  </pic:spPr>
+                </pic:pic>
+              </a:graphicData>
+            </a:graphic>
+          </wp:inline>
+        </w:drawing>
+      </w:r>
+    </w:p>
+    <w:p>
+      <w:pPr>
+        <w:jc w:val="center"/>
+      </w:pPr>
+      <w:r>
+        <w:rPr>
+          <w:i/>
+          <w:sz w:val="18"/>
+        </w:rPr>
+        <w:t>Figure 4.3 — One-vs-rest ROC curves on the Test split. Source: docs/results/roc_test.png.</w:t>
+      </w:r>
+    </w:p>
+    <w:p>
+      <w:pPr>
         <w:spacing w:after="160"/>
       </w:pPr>
       <w:r>
+        <w:t xml:space="preserve">Figure 4.3 contains two curves that demand direct interpretation rather than a caption: class 0's AUC of 0.433 is </w:t>
+      </w:r>
+      <w:r>
+        <w:rPr>
+          <w:i/>
+        </w:rPr>
+        <w:t>below</w:t>
+      </w:r>
+      <w:r>
+        <w:t xml:space="preserve"> chance, and class 2's 0.494 is indistinguishable from it. The class-0 figure is the Section 1.5 sample-size problem in its purest form — an AUC estimated from 32 positive windows drawn from 4 clips is dominated by those clips' idiosyncrasies, and a below-0.5 value on such a sample indicates an unmeasurable quantity, not a model that is anti-predictive. Class 2's near-chance AUC is a different and more substantive observation: "engaged" is the majority middle band of an ordinal scale, and a one-vs-rest score for a middle band is structurally hard (its members border both neighbours), which is part of why this report's primary metric is macro-F1 over hard assignments rather than one-vs-rest AUC. Both readings are consistent with the errors clustering in adjacent classes (Figure 4.2's strong off-diagonal between classes 2 and 3) rather than being scattered.</w:t>
+      </w:r>
+    </w:p>
+    <w:p>
+      <w:pPr>
+        <w:spacing w:after="160"/>
+      </w:pPr>
+      <w:r>
+        <w:t>Per-class test F1: very low (class 0) 0.000 (0 of 32 windows correctly identified — see discussion below), low (class 1) 0.140, engaged (class 2) 0.429, very engaged (class 3) 0.420. The 3-class-merged metric (0+1 collapsed) reaches 0.3318 on Test, materially higher than the 4-class macro-F1 of 0.2475, quantifying how much of the 4-class score is being suppressed by a single near-unmeasurable class.</w:t>
+      </w:r>
+    </w:p>
+    <w:p>
+      <w:pPr>
+        <w:spacing w:after="160"/>
+      </w:pPr>
+      <w:r>
         <w:t xml:space="preserve">The </w:t>
       </w:r>
       <w:r>
@@ -4247,13 +5940,23 @@
         <w:t>static QDQ int8 quantization</w:t>
       </w:r>
       <w:r>
-        <w:t xml:space="preserve"> cost 0.0015 macro-F1 on Test (0.2475 → 0.2460) for a 2.7× size reduction — the browser-execution smoke test (Section 2.5.2) confirmed the quantized graph loads and runs correctly inside </w:t>
+        <w:t xml:space="preserve"> cost 0.0015 macro-F1 on Test (0.2475 → 0.2460; </w:t>
       </w:r>
       <w:r>
         <w:rPr>
           <w:rFonts w:ascii="Consolas" w:hAnsi="Consolas"/>
           <w:sz w:val="20"/>
         </w:rPr>
+        <w:t>docs/results/quantization_test.csv</w:t>
+      </w:r>
+      <w:r>
+        <w:t xml:space="preserve">) for a 2.7× size reduction — the browser-execution smoke test (Section 2.5.2) confirmed the quantized graph loads and runs correctly inside </w:t>
+      </w:r>
+      <w:r>
+        <w:rPr>
+          <w:rFonts w:ascii="Consolas" w:hAnsi="Consolas"/>
+          <w:sz w:val="20"/>
+        </w:rPr>
         <w:t>onnxruntime-web</w:t>
       </w:r>
       <w:r>
@@ -4262,36 +5965,383 @@
     </w:p>
     <w:p>
       <w:pPr>
-        <w:pStyle w:val="Heading3"/>
-      </w:pPr>
-      <w:r>
-        <w:t>4.3.3 Evaluation and Discussion</w:t>
+        <w:spacing w:after="160"/>
+      </w:pPr>
+      <w:r>
+        <w:rPr>
+          <w:b/>
+        </w:rPr>
+        <w:t>The secondary states head</w:t>
+      </w:r>
+      <w:r>
+        <w:t xml:space="preserve">, displayed as four independent likelihood bars in the live application, has its own evaluation — reported here because a shipped output with no reported metrics would be an omission. After the head's dedicated retraining with per-channel positive-class weighting (its original unweighted loss had collapsed the two rare channels to their base rates), the shipped checkpoint scores on Validation (source: </w:t>
+      </w:r>
+      <w:r>
+        <w:rPr>
+          <w:rFonts w:ascii="Consolas" w:hAnsi="Consolas"/>
+          <w:sz w:val="20"/>
+        </w:rPr>
+        <w:t>docs/results/metrics_states_validation.csv</w:t>
+      </w:r>
+      <w:r>
+        <w:t>):</w:t>
+      </w:r>
+    </w:p>
+    <w:tbl>
+      <w:tblPr>
+        <w:tblStyle w:val="LightGrid-Accent1"/>
+        <w:tblW w:type="auto" w:w="0"/>
+        <w:jc w:val="center"/>
+        <w:tblLook w:firstColumn="1" w:firstRow="1" w:lastColumn="0" w:lastRow="0" w:noHBand="0" w:noVBand="1" w:val="04A0"/>
+      </w:tblPr>
+      <w:tblGrid>
+        <w:gridCol w:w="1728"/>
+        <w:gridCol w:w="1728"/>
+        <w:gridCol w:w="1728"/>
+        <w:gridCol w:w="1728"/>
+        <w:gridCol w:w="1728"/>
+      </w:tblGrid>
+      <w:tr>
+        <w:tc>
+          <w:tcPr>
+            <w:tcW w:type="dxa" w:w="1728"/>
+            <w:shd w:val="clear" w:color="auto" w:fill="D9E2F3"/>
+          </w:tcPr>
+          <w:p>
+            <w:r>
+              <w:rPr>
+                <w:b/>
+              </w:rPr>
+            </w:r>
+            <w:r>
+              <w:rPr>
+                <w:b/>
+              </w:rPr>
+              <w:t>State</w:t>
+            </w:r>
+          </w:p>
+        </w:tc>
+        <w:tc>
+          <w:tcPr>
+            <w:tcW w:type="dxa" w:w="1728"/>
+            <w:shd w:val="clear" w:color="auto" w:fill="D9E2F3"/>
+          </w:tcPr>
+          <w:p>
+            <w:r>
+              <w:rPr>
+                <w:b/>
+              </w:rPr>
+            </w:r>
+            <w:r>
+              <w:rPr>
+                <w:b/>
+              </w:rPr>
+              <w:t>Prevalence</w:t>
+            </w:r>
+          </w:p>
+        </w:tc>
+        <w:tc>
+          <w:tcPr>
+            <w:tcW w:type="dxa" w:w="1728"/>
+            <w:shd w:val="clear" w:color="auto" w:fill="D9E2F3"/>
+          </w:tcPr>
+          <w:p>
+            <w:r>
+              <w:rPr>
+                <w:b/>
+              </w:rPr>
+            </w:r>
+            <w:r>
+              <w:rPr>
+                <w:b/>
+              </w:rPr>
+              <w:t>Recall</w:t>
+            </w:r>
+          </w:p>
+        </w:tc>
+        <w:tc>
+          <w:tcPr>
+            <w:tcW w:type="dxa" w:w="1728"/>
+            <w:shd w:val="clear" w:color="auto" w:fill="D9E2F3"/>
+          </w:tcPr>
+          <w:p>
+            <w:r>
+              <w:rPr>
+                <w:b/>
+              </w:rPr>
+            </w:r>
+            <w:r>
+              <w:rPr>
+                <w:b/>
+              </w:rPr>
+              <w:t>ROC-AUC</w:t>
+            </w:r>
+          </w:p>
+        </w:tc>
+        <w:tc>
+          <w:tcPr>
+            <w:tcW w:type="dxa" w:w="1728"/>
+            <w:shd w:val="clear" w:color="auto" w:fill="D9E2F3"/>
+          </w:tcPr>
+          <w:p>
+            <w:r>
+              <w:rPr>
+                <w:b/>
+              </w:rPr>
+            </w:r>
+            <w:r>
+              <w:rPr>
+                <w:b/>
+              </w:rPr>
+              <w:t>Average precision</w:t>
+            </w:r>
+          </w:p>
+        </w:tc>
+      </w:tr>
+      <w:tr>
+        <w:tc>
+          <w:tcPr>
+            <w:tcW w:type="dxa" w:w="1728"/>
+          </w:tcPr>
+          <w:p>
+            <w:r/>
+            <w:r>
+              <w:t>boredom</w:t>
+            </w:r>
+          </w:p>
+        </w:tc>
+        <w:tc>
+          <w:tcPr>
+            <w:tcW w:type="dxa" w:w="1728"/>
+          </w:tcPr>
+          <w:p>
+            <w:r/>
+            <w:r>
+              <w:t>0.425</w:t>
+            </w:r>
+          </w:p>
+        </w:tc>
+        <w:tc>
+          <w:tcPr>
+            <w:tcW w:type="dxa" w:w="1728"/>
+          </w:tcPr>
+          <w:p>
+            <w:r/>
+            <w:r>
+              <w:t>0.733</w:t>
+            </w:r>
+          </w:p>
+        </w:tc>
+        <w:tc>
+          <w:tcPr>
+            <w:tcW w:type="dxa" w:w="1728"/>
+          </w:tcPr>
+          <w:p>
+            <w:r/>
+            <w:r>
+              <w:t>0.644</w:t>
+            </w:r>
+          </w:p>
+        </w:tc>
+        <w:tc>
+          <w:tcPr>
+            <w:tcW w:type="dxa" w:w="1728"/>
+          </w:tcPr>
+          <w:p>
+            <w:r/>
+            <w:r>
+              <w:t>0.546</w:t>
+            </w:r>
+          </w:p>
+        </w:tc>
+      </w:tr>
+      <w:tr>
+        <w:tc>
+          <w:tcPr>
+            <w:tcW w:type="dxa" w:w="1728"/>
+          </w:tcPr>
+          <w:p>
+            <w:r/>
+            <w:r>
+              <w:t>engagement</w:t>
+            </w:r>
+          </w:p>
+        </w:tc>
+        <w:tc>
+          <w:tcPr>
+            <w:tcW w:type="dxa" w:w="1728"/>
+          </w:tcPr>
+          <w:p>
+            <w:r/>
+            <w:r>
+              <w:t>0.884</w:t>
+            </w:r>
+          </w:p>
+        </w:tc>
+        <w:tc>
+          <w:tcPr>
+            <w:tcW w:type="dxa" w:w="1728"/>
+          </w:tcPr>
+          <w:p>
+            <w:r/>
+            <w:r>
+              <w:t>0.712</w:t>
+            </w:r>
+          </w:p>
+        </w:tc>
+        <w:tc>
+          <w:tcPr>
+            <w:tcW w:type="dxa" w:w="1728"/>
+          </w:tcPr>
+          <w:p>
+            <w:r/>
+            <w:r>
+              <w:t>0.632</w:t>
+            </w:r>
+          </w:p>
+        </w:tc>
+        <w:tc>
+          <w:tcPr>
+            <w:tcW w:type="dxa" w:w="1728"/>
+          </w:tcPr>
+          <w:p>
+            <w:r/>
+            <w:r>
+              <w:t>0.918</w:t>
+            </w:r>
+          </w:p>
+        </w:tc>
+      </w:tr>
+      <w:tr>
+        <w:tc>
+          <w:tcPr>
+            <w:tcW w:type="dxa" w:w="1728"/>
+          </w:tcPr>
+          <w:p>
+            <w:r/>
+            <w:r>
+              <w:t>confusion</w:t>
+            </w:r>
+          </w:p>
+        </w:tc>
+        <w:tc>
+          <w:tcPr>
+            <w:tcW w:type="dxa" w:w="1728"/>
+          </w:tcPr>
+          <w:p>
+            <w:r/>
+            <w:r>
+              <w:t>0.116</w:t>
+            </w:r>
+          </w:p>
+        </w:tc>
+        <w:tc>
+          <w:tcPr>
+            <w:tcW w:type="dxa" w:w="1728"/>
+          </w:tcPr>
+          <w:p>
+            <w:r/>
+            <w:r>
+              <w:t>0.541</w:t>
+            </w:r>
+          </w:p>
+        </w:tc>
+        <w:tc>
+          <w:tcPr>
+            <w:tcW w:type="dxa" w:w="1728"/>
+          </w:tcPr>
+          <w:p>
+            <w:r/>
+            <w:r>
+              <w:t>0.575</w:t>
+            </w:r>
+          </w:p>
+        </w:tc>
+        <w:tc>
+          <w:tcPr>
+            <w:tcW w:type="dxa" w:w="1728"/>
+          </w:tcPr>
+          <w:p>
+            <w:r/>
+            <w:r>
+              <w:t>0.143</w:t>
+            </w:r>
+          </w:p>
+        </w:tc>
+      </w:tr>
+      <w:tr>
+        <w:tc>
+          <w:tcPr>
+            <w:tcW w:type="dxa" w:w="1728"/>
+          </w:tcPr>
+          <w:p>
+            <w:r/>
+            <w:r>
+              <w:t>frustration</w:t>
+            </w:r>
+          </w:p>
+        </w:tc>
+        <w:tc>
+          <w:tcPr>
+            <w:tcW w:type="dxa" w:w="1728"/>
+          </w:tcPr>
+          <w:p>
+            <w:r/>
+            <w:r>
+              <w:t>0.070</w:t>
+            </w:r>
+          </w:p>
+        </w:tc>
+        <w:tc>
+          <w:tcPr>
+            <w:tcW w:type="dxa" w:w="1728"/>
+          </w:tcPr>
+          <w:p>
+            <w:r/>
+            <w:r>
+              <w:t>0.481</w:t>
+            </w:r>
+          </w:p>
+        </w:tc>
+        <w:tc>
+          <w:tcPr>
+            <w:tcW w:type="dxa" w:w="1728"/>
+          </w:tcPr>
+          <w:p>
+            <w:r/>
+            <w:r>
+              <w:t>0.561</w:t>
+            </w:r>
+          </w:p>
+        </w:tc>
+        <w:tc>
+          <w:tcPr>
+            <w:tcW w:type="dxa" w:w="1728"/>
+          </w:tcPr>
+          <w:p>
+            <w:r/>
+            <w:r>
+              <w:t>0.081</w:t>
+            </w:r>
+          </w:p>
+        </w:tc>
+      </w:tr>
+    </w:tbl>
+    <w:p/>
+    <w:p>
+      <w:pPr>
+        <w:spacing w:after="160"/>
+      </w:pPr>
+      <w:r>
+        <w:t>AUCs of 0.56–0.64 are modest, above-chance discriminative power — sufficient for the dashboard's stated role as a trend indicator, and reported as such rather than dressed up; the application's own interface labels these as independent likelihoods that do not sum to 100% for the same honesty reason.</w:t>
       </w:r>
     </w:p>
     <w:p>
       <w:pPr>
-        <w:spacing w:after="160"/>
-      </w:pPr>
-      <w:r>
-        <w:t xml:space="preserve">The temporal model beats both classical baselines available at this stage on validation macro-F1 (0.3061 vs. 0.2669 best classical), satisfying this project's own acceptance criterion for the model (Section 1.4, O2). Two qualifications, established by the later extended-comparison phase (Experiment 7) and stated here rather than deferred, temper how much that number can claim: a stronger classical baseline added later (gradient boosting) closes most of the validation gap (0.2907), and a clip-level bootstrap significance test finds the TCN's remaining validation lead over it </w:t>
-      </w:r>
-      <w:r>
-        <w:rPr>
-          <w:i/>
-        </w:rPr>
-        <w:t>not</w:t>
-      </w:r>
-      <w:r>
-        <w:t xml:space="preserve"> statistically significant (p=0.19), while on Test the same gradient-boosting baseline </w:t>
-      </w:r>
-      <w:r>
-        <w:rPr>
-          <w:i/>
-        </w:rPr>
-        <w:t>significantly outperforms</w:t>
-      </w:r>
-      <w:r>
-        <w:t xml:space="preserve"> the TCN (0.2910 vs. 0.2475, p&lt;0.001). The validation-set advantage therefore does not carry over to Test — a genuine and reported finding rather than a discrepancy to explain away, connected partly to the class-0 sparsity discussed next (with only 32 test windows in the rarest class, a handful of hard examples can move test macro-F1 substantially), and analysed in full in Experiments 7–8, where it reshapes this report's conclusions about what the temporal architecture does and does not buy.</w:t>
+        <w:pStyle w:val="Heading3"/>
+      </w:pPr>
+      <w:r>
+        <w:t>4.3.3 Evaluation and Discussion</w:t>
       </w:r>
     </w:p>
     <w:p>
@@ -4299,25 +6349,25 @@
         <w:spacing w:after="160"/>
       </w:pPr>
       <w:r>
-        <w:t xml:space="preserve">The </w:t>
-      </w:r>
-      <w:r>
-        <w:rPr>
-          <w:b/>
-        </w:rPr>
-        <w:t>class-0 result (F1 = 0.000 on Test) is the honest limitation this report states plainly rather than minimises</w:t>
-      </w:r>
-      <w:r>
-        <w:t xml:space="preserve">, consistent with the position taken in Section 1.5 and Section 2.4.2: with only 4 clips (32 windows) of "very low engagement" in the entire test split, a single model getting zero of them right is not strong evidence the model has </w:t>
+        <w:t xml:space="preserve">The temporal model beats both classical baselines available at this stage on validation macro-F1 (0.3061 vs. 0.2669 best classical), satisfying this project's own acceptance criterion for the model (Section 1.4, O2). Two qualifications, established by the later extended-comparison phase (Experiment 7) and stated here rather than deferred, temper how much that number can claim: a stronger classical baseline added later (gradient boosting) closes most of the validation gap (0.2907), and a clip-level bootstrap significance test finds the TCN's remaining validation lead over it </w:t>
       </w:r>
       <w:r>
         <w:rPr>
           <w:i/>
         </w:rPr>
-        <w:t>no</w:t>
-      </w:r>
-      <w:r>
-        <w:t xml:space="preserve"> ability to detect severe disengagement — it is, at minimum equally plausibly, evidence that 32 examples is too small a sample to measure that ability at all. This project's own risk register states the relevant principle directly: a properly-analysed weak result, reported honestly, is defensible; a fabricated or hidden one is not. The 3-class-merged metric (0.3318, Section 4.3.2) is offered specifically as the more statistically trustworthy secondary number for exactly this reason, not as a way to avoid quoting the lower 4-class figure.</w:t>
+        <w:t>not</w:t>
+      </w:r>
+      <w:r>
+        <w:t xml:space="preserve"> statistically significant (p=0.19), while on Test the same gradient-boosting baseline </w:t>
+      </w:r>
+      <w:r>
+        <w:rPr>
+          <w:i/>
+        </w:rPr>
+        <w:t>significantly outperforms</w:t>
+      </w:r>
+      <w:r>
+        <w:t xml:space="preserve"> the TCN (0.2910 vs. 0.2475, p&lt;0.001). The validation-set advantage therefore does not carry over to Test — a genuine and reported finding rather than a discrepancy to explain away, connected partly to the class-0 sparsity discussed next (with only 32 test windows in the rarest class, a handful of hard examples can move test macro-F1 substantially), and analysed in full in Experiments 7–8, where it reshapes this report's conclusions about what the temporal architecture does and does not buy.</w:t>
       </w:r>
     </w:p>
     <w:p>
@@ -4325,36 +6375,62 @@
         <w:spacing w:after="160"/>
       </w:pPr>
       <w:r>
-        <w:t xml:space="preserve">Set against the closest directly comparable prior work — Abedi and Khan's (2021) ResNet+TCN hybrid, 63.9% </w:t>
+        <w:t xml:space="preserve">The </w:t>
+      </w:r>
+      <w:r>
+        <w:rPr>
+          <w:b/>
+        </w:rPr>
+        <w:t>class-0 result (F1 = 0.000 on Test) is the honest limitation this report states plainly rather than minimises</w:t>
+      </w:r>
+      <w:r>
+        <w:t xml:space="preserve">, consistent with the position taken in Section 1.5 and Section 2.4.2: with only 4 clips (32 windows) of "very low engagement" in the entire test split, a single model getting zero of them right is not strong evidence the model has </w:t>
       </w:r>
       <w:r>
         <w:rPr>
           <w:i/>
         </w:rPr>
-        <w:t>accuracy</w:t>
-      </w:r>
-      <w:r>
-        <w:t xml:space="preserve"> on the same dataset (Section 2.3.1) — this project's model is markedly less capable in absolute terms, and that gap is attributed candidly to the deliberate architectural trade-off named in Section 2.3.2: a 13-float geometric feature vector, chosen specifically because it is small enough to extract identically in two languages and cheap enough to run without a GPU, necessarily discards spatial texture information a learned ResNet frontend retains. Accuracy and macro-F1 are not directly comparable numbers, which limits how precisely this gap can be quantified, but the direction of the trade-off — capability given up in exchange for edge-deployability and cross-language verifiability — is the central, intentional design decision this whole report has been arguing for, not an incidental shortfall.</w:t>
+        <w:t>no</w:t>
+      </w:r>
+      <w:r>
+        <w:t xml:space="preserve"> ability to detect severe disengagement — it is, at minimum equally plausibly, evidence that 32 examples is too small a sample to measure that ability at all. This project's own risk register states the relevant principle directly: a properly-analysed weak result, reported honestly, is defensible; a fabricated or hidden one is not. The 3-class-merged metric (0.3318, Section 4.3.2) is offered specifically as the more statistically trustworthy secondary number for exactly this reason, not as a way to avoid quoting the lower 4-class figure.</w:t>
       </w:r>
     </w:p>
     <w:p>
       <w:pPr>
-        <w:pStyle w:val="Heading2"/>
-      </w:pPr>
-      <w:r>
-        <w:t>4.4 Experiment 4 — Privacy Verification</w:t>
+        <w:spacing w:after="160"/>
+      </w:pPr>
+      <w:r>
+        <w:t xml:space="preserve">Set against the closest directly comparable prior work — Abedi and Khan's (2021) ResNet+TCN hybrid, 63.9% </w:t>
+      </w:r>
+      <w:r>
+        <w:rPr>
+          <w:i/>
+        </w:rPr>
+        <w:t>accuracy</w:t>
+      </w:r>
+      <w:r>
+        <w:t xml:space="preserve"> on the same dataset (Section 2.3.1) — this project's model is markedly less capable in absolute terms, and that gap is attributed candidly to the deliberate architectural trade-off named in Section 2.3.2: a 13-float geometric feature vector, chosen specifically because it is small enough to extract identically in two languages and cheap enough to run without a GPU, necessarily discards spatial texture information a learned ResNet frontend retains. Accuracy and macro-F1 are not directly comparable numbers, which limits how precisely this gap can be quantified, but the direction of the trade-off — capability given up in exchange for edge-deployability and cross-language verifiability — is the central, intentional design decision this whole report has been arguing for, not an incidental shortfall.</w:t>
       </w:r>
     </w:p>
     <w:p>
       <w:pPr>
-        <w:pStyle w:val="Heading3"/>
-      </w:pPr>
-      <w:r>
-        <w:t>4.4.1 Set-up</w:t>
+        <w:pStyle w:val="Heading2"/>
+      </w:pPr>
+      <w:r>
+        <w:t>4.4 Experiment 4 — Privacy Verification</w:t>
       </w:r>
     </w:p>
     <w:p>
       <w:pPr>
+        <w:pStyle w:val="Heading3"/>
+      </w:pPr>
+      <w:r>
+        <w:t>4.4.1 Set-up</w:t>
+      </w:r>
+    </w:p>
+    <w:p>
+      <w:pPr>
         <w:spacing w:after="160"/>
       </w:pPr>
       <w:r>
@@ -4527,36 +6603,172 @@
         <w:t>not</w:t>
       </w:r>
       <w:r>
-        <w:t xml:space="preserve"> to patch around the one call found, but to install a browser-enforced policy that fails closed against </w:t>
-      </w:r>
-      <w:r>
-        <w:rPr>
-          <w:i/>
-        </w:rPr>
-        <w:t>any</w:t>
-      </w:r>
-      <w:r>
-        <w:t xml:space="preserve"> current or future cross-origin request, from this code or any dependency — converting the privacy claim from something that has to be re-audited after every dependency update into something the browser itself guarantees regardless. The scope of that guarantee is stated precisely rather than oversold: it covers the single-origin deployment tested; a future multi-subdomain deployment would need the policy's </w:t>
+        <w:t xml:space="preserve"> to patch around the one call found, but to install a browser-enforced policy that fails closed against cross-origin requests from this code or any dependency — converting the privacy claim from something that has to be re-audited after every dependency update into something the browser itself guarantees regardless.</w:t>
+      </w:r>
+    </w:p>
+    <w:p>
+      <w:pPr>
+        <w:spacing w:after="160"/>
+      </w:pPr>
+      <w:r>
+        <w:t xml:space="preserve">Two later corrections strengthen this experiment's claim, and both are stated as corrections. </w:t>
+      </w:r>
+      <w:r>
+        <w:rPr>
+          <w:b/>
+        </w:rPr>
+        <w:t>(a) Policy scope.</w:t>
+      </w:r>
+      <w:r>
+        <w:t xml:space="preserve"> </w:t>
       </w:r>
       <w:r>
         <w:rPr>
           <w:rFonts w:ascii="Consolas" w:hAnsi="Consolas"/>
           <w:sz w:val="20"/>
         </w:rPr>
-        <w:t>connect-src</w:t>
-      </w:r>
-      <w:r>
-        <w:t xml:space="preserve"> directive extended explicitly rather than continuing to rely on </w:t>
+        <w:t>connect-src 'self'</w:t>
+      </w:r>
+      <w:r>
+        <w:t xml:space="preserve"> governs the fetch-family APIs only — not </w:t>
       </w:r>
       <w:r>
         <w:rPr>
           <w:rFonts w:ascii="Consolas" w:hAnsi="Consolas"/>
           <w:sz w:val="20"/>
         </w:rPr>
-        <w:t>'self'</w:t>
-      </w:r>
-      <w:r>
-        <w:t>.</w:t>
+        <w:t>&lt;img&gt;</w:t>
+      </w:r>
+      <w:r>
+        <w:t xml:space="preserve"> pixels, injected </w:t>
+      </w:r>
+      <w:r>
+        <w:rPr>
+          <w:rFonts w:ascii="Consolas" w:hAnsi="Consolas"/>
+          <w:sz w:val="20"/>
+        </w:rPr>
+        <w:t>&lt;script&gt;</w:t>
+      </w:r>
+      <w:r>
+        <w:t>/</w:t>
+      </w:r>
+      <w:r>
+        <w:rPr>
+          <w:rFonts w:ascii="Consolas" w:hAnsi="Consolas"/>
+          <w:sz w:val="20"/>
+        </w:rPr>
+        <w:t>&lt;iframe&gt;</w:t>
+      </w:r>
+      <w:r>
+        <w:t xml:space="preserve"> loads, form posts, or WebRTC — so the earlier phrasing that "no code path can reach any host" overstated one directive's reach. The shipped policy is now a full lockdown (</w:t>
+      </w:r>
+      <w:r>
+        <w:rPr>
+          <w:rFonts w:ascii="Consolas" w:hAnsi="Consolas"/>
+          <w:sz w:val="20"/>
+        </w:rPr>
+        <w:t>default-src 'self'</w:t>
+      </w:r>
+      <w:r>
+        <w:t xml:space="preserve">, </w:t>
+      </w:r>
+      <w:r>
+        <w:rPr>
+          <w:rFonts w:ascii="Consolas" w:hAnsi="Consolas"/>
+          <w:sz w:val="20"/>
+        </w:rPr>
+        <w:t>object-src 'none'</w:t>
+      </w:r>
+      <w:r>
+        <w:t xml:space="preserve">, </w:t>
+      </w:r>
+      <w:r>
+        <w:rPr>
+          <w:rFonts w:ascii="Consolas" w:hAnsi="Consolas"/>
+          <w:sz w:val="20"/>
+        </w:rPr>
+        <w:t>frame-ancestors 'none'</w:t>
+      </w:r>
+      <w:r>
+        <w:t xml:space="preserve">, </w:t>
+      </w:r>
+      <w:r>
+        <w:rPr>
+          <w:rFonts w:ascii="Consolas" w:hAnsi="Consolas"/>
+          <w:sz w:val="20"/>
+        </w:rPr>
+        <w:t>base-uri</w:t>
+      </w:r>
+      <w:r>
+        <w:t>/</w:t>
+      </w:r>
+      <w:r>
+        <w:rPr>
+          <w:rFonts w:ascii="Consolas" w:hAnsi="Consolas"/>
+          <w:sz w:val="20"/>
+        </w:rPr>
+        <w:t>form-action 'self'</w:t>
+      </w:r>
+      <w:r>
+        <w:t xml:space="preserve">, plus </w:t>
+      </w:r>
+      <w:r>
+        <w:rPr>
+          <w:rFonts w:ascii="Consolas" w:hAnsi="Consolas"/>
+          <w:sz w:val="20"/>
+        </w:rPr>
+        <w:t>Permissions-Policy: camera=(self), microphone=(), geolocation=()</w:t>
+      </w:r>
+      <w:r>
+        <w:t xml:space="preserve">, </w:t>
+      </w:r>
+      <w:r>
+        <w:rPr>
+          <w:rFonts w:ascii="Consolas" w:hAnsi="Consolas"/>
+          <w:sz w:val="20"/>
+        </w:rPr>
+        <w:t>Referrer-Policy: no-referrer</w:t>
+      </w:r>
+      <w:r>
+        <w:t xml:space="preserve">) that closes those routes. </w:t>
+      </w:r>
+      <w:r>
+        <w:rPr>
+          <w:b/>
+        </w:rPr>
+        <w:t>(b) Evidence currency and reproducibility.</w:t>
+      </w:r>
+      <w:r>
+        <w:t xml:space="preserve"> The original trace predated a later UI rewrite and ran against the development server; the verification is now a committed script (</w:t>
+      </w:r>
+      <w:r>
+        <w:rPr>
+          <w:rFonts w:ascii="Consolas" w:hAnsi="Consolas"/>
+          <w:sz w:val="20"/>
+        </w:rPr>
+        <w:t>ml/scripts/privacy_trace.py</w:t>
+      </w:r>
+      <w:r>
+        <w:t xml:space="preserve">) and was re-run on 2026-08-29 against the </w:t>
+      </w:r>
+      <w:r>
+        <w:rPr>
+          <w:i/>
+        </w:rPr>
+        <w:t>production</w:t>
+      </w:r>
+      <w:r>
+        <w:t xml:space="preserve"> build of the current application with the full policy enforced: the pipeline reached live in 7.3 s, all 39 requests over a 75-second recording were same-origin, the MediaPipe telemetry POST was observed and blocked twice, and zero unexpected policy violations occurred — simultaneously proving the hardened policy breaks nothing (</w:t>
+      </w:r>
+      <w:r>
+        <w:rPr>
+          <w:rFonts w:ascii="Consolas" w:hAnsi="Consolas"/>
+          <w:sz w:val="20"/>
+        </w:rPr>
+        <w:t>docs/results/privacy_trace.json</w:t>
+      </w:r>
+      <w:r>
+        <w:t>). The run fails loudly on any external request or unexpected violation, so this evidence regenerates for any future build with one command. The remaining scope statement stands: this covers the single-origin deployment tested; a multi-subdomain deployment would need its origins listed explicitly.</w:t>
       </w:r>
     </w:p>
     <w:p>
@@ -4686,12 +6898,255 @@
       </w:r>
     </w:p>
     <w:p>
+      <w:pPr>
+        <w:spacing w:after="160"/>
+      </w:pPr>
+      <w:r>
+        <w:t xml:space="preserve">Table 4.4 — In-browser inference benchmark, development machine (source: </w:t>
+      </w:r>
+      <w:r>
+        <w:rPr>
+          <w:rFonts w:ascii="Consolas" w:hAnsi="Consolas"/>
+          <w:sz w:val="20"/>
+        </w:rPr>
+        <w:t>docs/benchmarks/benchmark-dev-i7-13700H-16GB.json</w:t>
+      </w:r>
+      <w:r>
+        <w:t>; 300 cycles against the shipped int8 model, ONNX-session latency only — this is not an end-to-end pipeline rate):</w:t>
+      </w:r>
+    </w:p>
+    <w:tbl>
+      <w:tblPr>
+        <w:tblStyle w:val="LightGrid-Accent1"/>
+        <w:tblW w:type="auto" w:w="0"/>
+        <w:jc w:val="center"/>
+        <w:tblLook w:firstColumn="1" w:firstRow="1" w:lastColumn="0" w:lastRow="0" w:noHBand="0" w:noVBand="1" w:val="04A0"/>
+      </w:tblPr>
+      <w:tblGrid>
+        <w:gridCol w:w="4320"/>
+        <w:gridCol w:w="4320"/>
+      </w:tblGrid>
+      <w:tr>
+        <w:tc>
+          <w:tcPr>
+            <w:tcW w:type="dxa" w:w="4320"/>
+            <w:shd w:val="clear" w:color="auto" w:fill="D9E2F3"/>
+          </w:tcPr>
+          <w:p>
+            <w:r>
+              <w:rPr>
+                <w:b/>
+              </w:rPr>
+            </w:r>
+            <w:r>
+              <w:rPr>
+                <w:b/>
+              </w:rPr>
+              <w:t>Metric</w:t>
+            </w:r>
+          </w:p>
+        </w:tc>
+        <w:tc>
+          <w:tcPr>
+            <w:tcW w:type="dxa" w:w="4320"/>
+            <w:shd w:val="clear" w:color="auto" w:fill="D9E2F3"/>
+          </w:tcPr>
+          <w:p>
+            <w:r>
+              <w:rPr>
+                <w:b/>
+              </w:rPr>
+            </w:r>
+            <w:r>
+              <w:rPr>
+                <w:b/>
+              </w:rPr>
+              <w:t>Value</w:t>
+            </w:r>
+          </w:p>
+        </w:tc>
+      </w:tr>
+      <w:tr>
+        <w:tc>
+          <w:tcPr>
+            <w:tcW w:type="dxa" w:w="4320"/>
+          </w:tcPr>
+          <w:p>
+            <w:r/>
+            <w:r>
+              <w:t>Mean latency</w:t>
+            </w:r>
+          </w:p>
+        </w:tc>
+        <w:tc>
+          <w:tcPr>
+            <w:tcW w:type="dxa" w:w="4320"/>
+          </w:tcPr>
+          <w:p>
+            <w:r/>
+            <w:r>
+              <w:t>0.567 ms</w:t>
+            </w:r>
+          </w:p>
+        </w:tc>
+      </w:tr>
+      <w:tr>
+        <w:tc>
+          <w:tcPr>
+            <w:tcW w:type="dxa" w:w="4320"/>
+          </w:tcPr>
+          <w:p>
+            <w:r/>
+            <w:r>
+              <w:t>p50 / p95 / p99</w:t>
+            </w:r>
+          </w:p>
+        </w:tc>
+        <w:tc>
+          <w:tcPr>
+            <w:tcW w:type="dxa" w:w="4320"/>
+          </w:tcPr>
+          <w:p>
+            <w:r/>
+            <w:r>
+              <w:t>0.475 / 1.165 / 2.115 ms</w:t>
+            </w:r>
+          </w:p>
+        </w:tc>
+      </w:tr>
+      <w:tr>
+        <w:tc>
+          <w:tcPr>
+            <w:tcW w:type="dxa" w:w="4320"/>
+          </w:tcPr>
+          <w:p>
+            <w:r/>
+            <w:r>
+              <w:t>Mean throughput</w:t>
+            </w:r>
+          </w:p>
+        </w:tc>
+        <w:tc>
+          <w:tcPr>
+            <w:tcW w:type="dxa" w:w="4320"/>
+          </w:tcPr>
+          <w:p>
+            <w:r/>
+            <w:r>
+              <w:t>≈1,762 inferences/s</w:t>
+            </w:r>
+          </w:p>
+        </w:tc>
+      </w:tr>
+      <w:tr>
+        <w:tc>
+          <w:tcPr>
+            <w:tcW w:type="dxa" w:w="4320"/>
+          </w:tcPr>
+          <w:p>
+            <w:r/>
+            <w:r>
+              <w:t>JS heap delta over 300 cycles</w:t>
+            </w:r>
+          </w:p>
+        </w:tc>
+        <w:tc>
+          <w:tcPr>
+            <w:tcW w:type="dxa" w:w="4320"/>
+          </w:tcPr>
+          <w:p>
+            <w:r/>
+            <w:r>
+              <w:t>0 MB</w:t>
+            </w:r>
+          </w:p>
+        </w:tc>
+      </w:tr>
+      <w:tr>
+        <w:tc>
+          <w:tcPr>
+            <w:tcW w:type="dxa" w:w="4320"/>
+          </w:tcPr>
+          <w:p>
+            <w:r/>
+            <w:r>
+              <w:t>Backend / threads</w:t>
+            </w:r>
+          </w:p>
+        </w:tc>
+        <w:tc>
+          <w:tcPr>
+            <w:tcW w:type="dxa" w:w="4320"/>
+          </w:tcPr>
+          <w:p>
+            <w:r/>
+            <w:r>
+              <w:t>wasm × 20</w:t>
+            </w:r>
+          </w:p>
+        </w:tc>
+      </w:tr>
+      <w:tr>
+        <w:tc>
+          <w:tcPr>
+            <w:tcW w:type="dxa" w:w="4320"/>
+          </w:tcPr>
+          <w:p>
+            <w:r/>
+            <w:r>
+              <w:t>Hardware</w:t>
+            </w:r>
+          </w:p>
+        </w:tc>
+        <w:tc>
+          <w:tcPr>
+            <w:tcW w:type="dxa" w:w="4320"/>
+          </w:tcPr>
+          <w:p>
+            <w:r/>
+            <w:r>
+              <w:t>i7-13700H, 16 GB (</w:t>
+            </w:r>
+            <w:r>
+              <w:rPr>
+                <w:rFonts w:ascii="Consolas" w:hAnsi="Consolas"/>
+                <w:sz w:val="20"/>
+              </w:rPr>
+              <w:t>hardwareConcurrency</w:t>
+            </w:r>
+            <w:r>
+              <w:t xml:space="preserve"> 20)</w:t>
+            </w:r>
+          </w:p>
+        </w:tc>
+      </w:tr>
+    </w:tbl>
+    <w:p/>
+    <w:p>
+      <w:pPr>
+        <w:spacing w:after="160"/>
+      </w:pPr>
+      <w:r>
+        <w:t>A companion measurement added later (</w:t>
+      </w:r>
+      <w:r>
+        <w:rPr>
+          <w:rFonts w:ascii="Consolas" w:hAnsi="Consolas"/>
+          <w:sz w:val="20"/>
+        </w:rPr>
+        <w:t>docs/benchmarks/fp32_vs_int8_latency.json</w:t>
+      </w:r>
+      <w:r>
+        <w:t xml:space="preserve">; Python onnxruntime, CPU, identical 300 real validation windows through both graphs) isolates the quantization effect itself, with a finding worth stating against the usual expectation: at this model's size the int8 graph is ≈9% </w:t>
+      </w:r>
       <w:r>
         <w:rPr>
           <w:i/>
-          <w:color w:val="606060"/>
-        </w:rPr>
-        <w:t>[Table 4.4: full benchmark JSON, `docs/benchmarks/benchmark-dev-i7-13700H-16GB.json` — insert here]</w:t>
+        </w:rPr>
+        <w:t>slower</w:t>
+      </w:r>
+      <w:r>
+        <w:t xml:space="preserve"> than fp32 (p50 0.076 vs. 0.069 ms) — the QDQ dequantise/requantise overhead outweighs any integer-arithmetic gain on a 41k-parameter network. The quantization's real value in this project is the 2.7× payload reduction and the WASM operator compatibility established in Section 2.5.2, not speed, and this report says so rather than implying a latency win it never measured.</w:t>
       </w:r>
     </w:p>
     <w:p>
@@ -4925,61 +7380,69 @@
         <w:t>face_present = 0</w:t>
       </w:r>
       <w:r>
-        <w:t>, exactly per the missing-face rule (Section 3.2.2), with the dashboard remaining live and responsive rather than freezing. Two faces simultaneously in frame (a synthetic side-by-side composite of two DAiSEE clips was required for this specific test, since the one naturally two-person DAiSEE clip examined never has its second person facing the camera) were both detected, with the primary-selection logic correctly choosing the larger/closer face and the on-screen overlay rendering the second face's landmarks visibly dimmed relative to the primary's, confirmed at 2× zoom. Moderate lighting reduction still produced a valid detection; severe lighting reduction produced a clean no-detection result rather than a degraded, potentially-misleading partial one. A subject wearing glasses throughout was detected with the full 478 landmarks, including populated iris/gaze features, in the lighting conditions tested.</w:t>
+        <w:t>, exactly per the missing-face rule (Section 3.2.2), with the dashboard remaining live and responsive rather than freezing — Figure 4.4 shows the current interface in exactly this state, with the explicit "No face detected" explanation and the independent state bars captioned as not summing to 100%:</w:t>
       </w:r>
     </w:p>
     <w:p>
       <w:pPr>
-        <w:pStyle w:val="Heading3"/>
-      </w:pPr>
-      <w:r>
-        <w:t>4.6.3 Evaluation and Discussion</w:t>
+        <w:spacing w:after="160"/>
+      </w:pPr>
+      <w:r>
+        <w:t>![Figure 4.4 — The live application handling the no-face condition gracefully (synthetic test-pattern camera; screenshots of real-face sessions use DAiSEE-derived fixtures whose licence forbids committing frames, so the live-face view is shown at the demonstration instead). Source: docs/results/app_screenshot_synthetic.png.](docs/results/app_screenshot_synthetic.png) Two faces simultaneously in frame (a synthetic side-by-side composite of two DAiSEE clips was required for this specific test, since the one naturally two-person DAiSEE clip examined never has its second person facing the camera) were both detected, with the primary-selection logic correctly choosing the larger/closer face and the on-screen overlay rendering the second face's landmarks visibly dimmed relative to the primary's, confirmed at 2× zoom. Moderate lighting reduction still produced a valid detection; severe lighting reduction produced a clean no-detection result rather than a degraded, potentially-misleading partial one. A subject wearing glasses throughout was detected with the full 478 landmarks, including populated iris/gaze features, in the lighting conditions tested.</w:t>
       </w:r>
     </w:p>
     <w:p>
       <w:pPr>
-        <w:spacing w:after="160"/>
-      </w:pPr>
-      <w:r>
-        <w:t xml:space="preserve">No scenario in this experiment crashed, froze, or produced a non-normalised or otherwise malformed prediction — the specific pass/fail bar this experiment set in advance — but two results are reported as genuine, unresolved limitations rather than folded silently into a pass. The Firefox real-face gap (iii) is a limitation of the </w:t>
-      </w:r>
-      <w:r>
-        <w:rPr>
-          <w:i/>
-        </w:rPr>
-        <w:t>test method</w:t>
-      </w:r>
-      <w:r>
-        <w:t xml:space="preserve">, not a confirmed limitation of the </w:t>
-      </w:r>
-      <w:r>
-        <w:rPr>
-          <w:i/>
-        </w:rPr>
-        <w:t>application</w:t>
-      </w:r>
-      <w:r>
-        <w:t xml:space="preserve"> — a manual, real-webcam check in Firefox remains outstanding and is named as such rather than assumed to be fine by extrapolation from Chrome/Edge. The absence of a dedicated on-screen "no face currently visible" indicator, distinct from the camera's own hardware-error states, is a minor interface observation rather than a defect (Section 5.2.2): the zeroed feature panel is technically sufficient signal, but a live audience unfamiliar with the system could plausibly mistake a genuinely no-face frame for a frozen application, which is worth a spoken callout during any live demonstration rather than a silent assumption that the dashboard is self-explanatory in the moment.</w:t>
+        <w:pStyle w:val="Heading3"/>
+      </w:pPr>
+      <w:r>
+        <w:t>4.6.3 Evaluation and Discussion</w:t>
       </w:r>
     </w:p>
     <w:p>
       <w:pPr>
-        <w:pStyle w:val="Heading2"/>
-      </w:pPr>
-      <w:r>
-        <w:t>4.7 Experiment 7 — Extended Model Comparison</w:t>
+        <w:spacing w:after="160"/>
+      </w:pPr>
+      <w:r>
+        <w:t xml:space="preserve">No scenario in this experiment crashed, froze, or produced a non-normalised or otherwise malformed prediction — the specific pass/fail bar this experiment set in advance — but two results are reported as genuine, unresolved limitations rather than folded silently into a pass. The Firefox real-face gap (iii) is a limitation of the </w:t>
+      </w:r>
+      <w:r>
+        <w:rPr>
+          <w:i/>
+        </w:rPr>
+        <w:t>test method</w:t>
+      </w:r>
+      <w:r>
+        <w:t xml:space="preserve">, not a confirmed limitation of the </w:t>
+      </w:r>
+      <w:r>
+        <w:rPr>
+          <w:i/>
+        </w:rPr>
+        <w:t>application</w:t>
+      </w:r>
+      <w:r>
+        <w:t xml:space="preserve"> — a manual, real-webcam check in Firefox remains outstanding and is named as such rather than assumed to be fine by extrapolation from Chrome/Edge. The absence of a dedicated on-screen "no face currently visible" indicator, distinct from the camera's own hardware-error states, is a minor interface observation rather than a defect (Section 5.2.2): the zeroed feature panel is technically sufficient signal, but a live audience unfamiliar with the system could plausibly mistake a genuinely no-face frame for a frozen application, which is worth a spoken callout during any live demonstration rather than a silent assumption that the dashboard is self-explanatory in the moment.</w:t>
       </w:r>
     </w:p>
     <w:p>
       <w:pPr>
-        <w:pStyle w:val="Heading3"/>
-      </w:pPr>
-      <w:r>
-        <w:t>4.7.1 Set-up</w:t>
+        <w:pStyle w:val="Heading2"/>
+      </w:pPr>
+      <w:r>
+        <w:t>4.7 Experiment 7 — Extended Model Comparison</w:t>
       </w:r>
     </w:p>
     <w:p>
       <w:pPr>
+        <w:pStyle w:val="Heading3"/>
+      </w:pPr>
+      <w:r>
+        <w:t>4.7.1 Set-up</w:t>
+      </w:r>
+    </w:p>
+    <w:p>
+      <w:pPr>
         <w:spacing w:after="160"/>
       </w:pPr>
       <w:r>
@@ -5031,80 +7494,1374 @@
       </w:r>
     </w:p>
     <w:p>
-      <w:r>
-        <w:rPr>
-          <w:i/>
-          <w:color w:val="606060"/>
-        </w:rPr>
-        <w:t>[Tables: `docs/results/baselines.csv`, `architecture_comparison.csv`, `multi_seed_robustness.csv`, `significance.json` — insert here]</w:t>
+      <w:pPr>
+        <w:spacing w:after="160"/>
+      </w:pPr>
+      <w:r>
+        <w:t xml:space="preserve">Table 4.5 — Architecture comparison at matched hyperparameters, Validation split, mean macro-F1 ± std over three seeds (source: </w:t>
+      </w:r>
+      <w:r>
+        <w:rPr>
+          <w:rFonts w:ascii="Consolas" w:hAnsi="Consolas"/>
+          <w:sz w:val="20"/>
+        </w:rPr>
+        <w:t>docs/results/multi_seed_robustness.csv</w:t>
+      </w:r>
+      <w:r>
+        <w:t xml:space="preserve">; single-seed values in </w:t>
+      </w:r>
+      <w:r>
+        <w:rPr>
+          <w:rFonts w:ascii="Consolas" w:hAnsi="Consolas"/>
+          <w:sz w:val="20"/>
+        </w:rPr>
+        <w:t>architecture_comparison.csv</w:t>
+      </w:r>
+      <w:r>
+        <w:t>):</w:t>
+      </w:r>
+    </w:p>
+    <w:tbl>
+      <w:tblPr>
+        <w:tblStyle w:val="LightGrid-Accent1"/>
+        <w:tblW w:type="auto" w:w="0"/>
+        <w:jc w:val="center"/>
+        <w:tblLook w:firstColumn="1" w:firstRow="1" w:lastColumn="0" w:lastRow="0" w:noHBand="0" w:noVBand="1" w:val="04A0"/>
+      </w:tblPr>
+      <w:tblGrid>
+        <w:gridCol w:w="2160"/>
+        <w:gridCol w:w="2160"/>
+        <w:gridCol w:w="2160"/>
+        <w:gridCol w:w="2160"/>
+      </w:tblGrid>
+      <w:tr>
+        <w:tc>
+          <w:tcPr>
+            <w:tcW w:type="dxa" w:w="2160"/>
+            <w:shd w:val="clear" w:color="auto" w:fill="D9E2F3"/>
+          </w:tcPr>
+          <w:p>
+            <w:r>
+              <w:rPr>
+                <w:b/>
+              </w:rPr>
+            </w:r>
+            <w:r>
+              <w:rPr>
+                <w:b/>
+              </w:rPr>
+              <w:t>Architecture</w:t>
+            </w:r>
+          </w:p>
+        </w:tc>
+        <w:tc>
+          <w:tcPr>
+            <w:tcW w:type="dxa" w:w="2160"/>
+            <w:shd w:val="clear" w:color="auto" w:fill="D9E2F3"/>
+          </w:tcPr>
+          <w:p>
+            <w:r>
+              <w:rPr>
+                <w:b/>
+              </w:rPr>
+            </w:r>
+            <w:r>
+              <w:rPr>
+                <w:b/>
+              </w:rPr>
+              <w:t>Parameters</w:t>
+            </w:r>
+          </w:p>
+        </w:tc>
+        <w:tc>
+          <w:tcPr>
+            <w:tcW w:type="dxa" w:w="2160"/>
+            <w:shd w:val="clear" w:color="auto" w:fill="D9E2F3"/>
+          </w:tcPr>
+          <w:p>
+            <w:r>
+              <w:rPr>
+                <w:b/>
+              </w:rPr>
+            </w:r>
+            <w:r>
+              <w:rPr>
+                <w:b/>
+              </w:rPr>
+              <w:t>Mean macro-F1 (n=3)</w:t>
+            </w:r>
+          </w:p>
+        </w:tc>
+        <w:tc>
+          <w:tcPr>
+            <w:tcW w:type="dxa" w:w="2160"/>
+            <w:shd w:val="clear" w:color="auto" w:fill="D9E2F3"/>
+          </w:tcPr>
+          <w:p>
+            <w:r>
+              <w:rPr>
+                <w:b/>
+              </w:rPr>
+            </w:r>
+            <w:r>
+              <w:rPr>
+                <w:b/>
+              </w:rPr>
+              <w:t>Std</w:t>
+            </w:r>
+          </w:p>
+        </w:tc>
+      </w:tr>
+      <w:tr>
+        <w:tc>
+          <w:tcPr>
+            <w:tcW w:type="dxa" w:w="2160"/>
+          </w:tcPr>
+          <w:p>
+            <w:r/>
+            <w:r>
+              <w:t>TCN</w:t>
+            </w:r>
+          </w:p>
+        </w:tc>
+        <w:tc>
+          <w:tcPr>
+            <w:tcW w:type="dxa" w:w="2160"/>
+          </w:tcPr>
+          <w:p>
+            <w:r/>
+            <w:r>
+              <w:t>41,544</w:t>
+            </w:r>
+          </w:p>
+        </w:tc>
+        <w:tc>
+          <w:tcPr>
+            <w:tcW w:type="dxa" w:w="2160"/>
+          </w:tcPr>
+          <w:p>
+            <w:r/>
+            <w:r>
+              <w:t>0.3015</w:t>
+            </w:r>
+          </w:p>
+        </w:tc>
+        <w:tc>
+          <w:tcPr>
+            <w:tcW w:type="dxa" w:w="2160"/>
+          </w:tcPr>
+          <w:p>
+            <w:r/>
+            <w:r>
+              <w:t>0.0049</w:t>
+            </w:r>
+          </w:p>
+        </w:tc>
+      </w:tr>
+      <w:tr>
+        <w:tc>
+          <w:tcPr>
+            <w:tcW w:type="dxa" w:w="2160"/>
+          </w:tcPr>
+          <w:p>
+            <w:r/>
+            <w:r>
+              <w:t>Transformer</w:t>
+            </w:r>
+          </w:p>
+        </w:tc>
+        <w:tc>
+          <w:tcPr>
+            <w:tcW w:type="dxa" w:w="2160"/>
+          </w:tcPr>
+          <w:p>
+            <w:r/>
+            <w:r>
+              <w:t>18,760</w:t>
+            </w:r>
+          </w:p>
+        </w:tc>
+        <w:tc>
+          <w:tcPr>
+            <w:tcW w:type="dxa" w:w="2160"/>
+          </w:tcPr>
+          <w:p>
+            <w:r/>
+            <w:r>
+              <w:t>0.3019</w:t>
+            </w:r>
+          </w:p>
+        </w:tc>
+        <w:tc>
+          <w:tcPr>
+            <w:tcW w:type="dxa" w:w="2160"/>
+          </w:tcPr>
+          <w:p>
+            <w:r/>
+            <w:r>
+              <w:t>0.0066</w:t>
+            </w:r>
+          </w:p>
+        </w:tc>
+      </w:tr>
+      <w:tr>
+        <w:tc>
+          <w:tcPr>
+            <w:tcW w:type="dxa" w:w="2160"/>
+          </w:tcPr>
+          <w:p>
+            <w:r/>
+            <w:r>
+              <w:t>LSTM</w:t>
+            </w:r>
+          </w:p>
+        </w:tc>
+        <w:tc>
+          <w:tcPr>
+            <w:tcW w:type="dxa" w:w="2160"/>
+          </w:tcPr>
+          <w:p>
+            <w:r/>
+            <w:r>
+              <w:t>20,744</w:t>
+            </w:r>
+          </w:p>
+        </w:tc>
+        <w:tc>
+          <w:tcPr>
+            <w:tcW w:type="dxa" w:w="2160"/>
+          </w:tcPr>
+          <w:p>
+            <w:r/>
+            <w:r>
+              <w:t>0.2938</w:t>
+            </w:r>
+          </w:p>
+        </w:tc>
+        <w:tc>
+          <w:tcPr>
+            <w:tcW w:type="dxa" w:w="2160"/>
+          </w:tcPr>
+          <w:p>
+            <w:r/>
+            <w:r>
+              <w:t>0.0139</w:t>
+            </w:r>
+          </w:p>
+        </w:tc>
+      </w:tr>
+      <w:tr>
+        <w:tc>
+          <w:tcPr>
+            <w:tcW w:type="dxa" w:w="2160"/>
+          </w:tcPr>
+          <w:p>
+            <w:r/>
+            <w:r>
+              <w:t>GRU</w:t>
+            </w:r>
+          </w:p>
+        </w:tc>
+        <w:tc>
+          <w:tcPr>
+            <w:tcW w:type="dxa" w:w="2160"/>
+          </w:tcPr>
+          <w:p>
+            <w:r/>
+            <w:r>
+              <w:t>15,688</w:t>
+            </w:r>
+          </w:p>
+        </w:tc>
+        <w:tc>
+          <w:tcPr>
+            <w:tcW w:type="dxa" w:w="2160"/>
+          </w:tcPr>
+          <w:p>
+            <w:r/>
+            <w:r>
+              <w:t>0.2907</w:t>
+            </w:r>
+          </w:p>
+        </w:tc>
+        <w:tc>
+          <w:tcPr>
+            <w:tcW w:type="dxa" w:w="2160"/>
+          </w:tcPr>
+          <w:p>
+            <w:r/>
+            <w:r>
+              <w:t>0.0064</w:t>
+            </w:r>
+          </w:p>
+        </w:tc>
+      </w:tr>
+    </w:tbl>
+    <w:p/>
+    <w:p>
+      <w:pPr>
+        <w:spacing w:after="160"/>
+      </w:pPr>
+      <w:r>
+        <w:t xml:space="preserve">Table 4.6 — Clip-level bootstrap significance tests, TCN vs. gradient boosting, 2,000 iterations resampling clip IDs (source: </w:t>
+      </w:r>
+      <w:r>
+        <w:rPr>
+          <w:rFonts w:ascii="Consolas" w:hAnsi="Consolas"/>
+          <w:sz w:val="20"/>
+        </w:rPr>
+        <w:t>docs/results/significance.json</w:t>
+      </w:r>
+      <w:r>
+        <w:t>):</w:t>
+      </w:r>
+    </w:p>
+    <w:tbl>
+      <w:tblPr>
+        <w:tblStyle w:val="LightGrid-Accent1"/>
+        <w:tblW w:type="auto" w:w="0"/>
+        <w:jc w:val="center"/>
+        <w:tblLook w:firstColumn="1" w:firstRow="1" w:lastColumn="0" w:lastRow="0" w:noHBand="0" w:noVBand="1" w:val="04A0"/>
+      </w:tblPr>
+      <w:tblGrid>
+        <w:gridCol w:w="2160"/>
+        <w:gridCol w:w="2160"/>
+        <w:gridCol w:w="2160"/>
+        <w:gridCol w:w="2160"/>
+      </w:tblGrid>
+      <w:tr>
+        <w:tc>
+          <w:tcPr>
+            <w:tcW w:type="dxa" w:w="2160"/>
+            <w:shd w:val="clear" w:color="auto" w:fill="D9E2F3"/>
+          </w:tcPr>
+          <w:p>
+            <w:r>
+              <w:rPr>
+                <w:b/>
+              </w:rPr>
+            </w:r>
+            <w:r>
+              <w:rPr>
+                <w:b/>
+              </w:rPr>
+              <w:t>Split</w:t>
+            </w:r>
+          </w:p>
+        </w:tc>
+        <w:tc>
+          <w:tcPr>
+            <w:tcW w:type="dxa" w:w="2160"/>
+            <w:shd w:val="clear" w:color="auto" w:fill="D9E2F3"/>
+          </w:tcPr>
+          <w:p>
+            <w:r>
+              <w:rPr>
+                <w:b/>
+              </w:rPr>
+            </w:r>
+            <w:r>
+              <w:rPr>
+                <w:b/>
+              </w:rPr>
+              <w:t>TCN − GBM (point)</w:t>
+            </w:r>
+          </w:p>
+        </w:tc>
+        <w:tc>
+          <w:tcPr>
+            <w:tcW w:type="dxa" w:w="2160"/>
+            <w:shd w:val="clear" w:color="auto" w:fill="D9E2F3"/>
+          </w:tcPr>
+          <w:p>
+            <w:r>
+              <w:rPr>
+                <w:b/>
+              </w:rPr>
+            </w:r>
+            <w:r>
+              <w:rPr>
+                <w:b/>
+              </w:rPr>
+              <w:t>95% CI of difference</w:t>
+            </w:r>
+          </w:p>
+        </w:tc>
+        <w:tc>
+          <w:tcPr>
+            <w:tcW w:type="dxa" w:w="2160"/>
+            <w:shd w:val="clear" w:color="auto" w:fill="D9E2F3"/>
+          </w:tcPr>
+          <w:p>
+            <w:r>
+              <w:rPr>
+                <w:b/>
+              </w:rPr>
+            </w:r>
+            <w:r>
+              <w:rPr>
+                <w:b/>
+              </w:rPr>
+              <w:t>p (two-sided)</w:t>
+            </w:r>
+          </w:p>
+        </w:tc>
+      </w:tr>
+      <w:tr>
+        <w:tc>
+          <w:tcPr>
+            <w:tcW w:type="dxa" w:w="2160"/>
+          </w:tcPr>
+          <w:p>
+            <w:r/>
+            <w:r>
+              <w:t>Validation</w:t>
+            </w:r>
+          </w:p>
+        </w:tc>
+        <w:tc>
+          <w:tcPr>
+            <w:tcW w:type="dxa" w:w="2160"/>
+          </w:tcPr>
+          <w:p>
+            <w:r/>
+            <w:r>
+              <w:t>+0.0154</w:t>
+            </w:r>
+          </w:p>
+        </w:tc>
+        <w:tc>
+          <w:tcPr>
+            <w:tcW w:type="dxa" w:w="2160"/>
+          </w:tcPr>
+          <w:p>
+            <w:r/>
+            <w:r>
+              <w:t>[−0.0071, +0.0381]</w:t>
+            </w:r>
+          </w:p>
+        </w:tc>
+        <w:tc>
+          <w:tcPr>
+            <w:tcW w:type="dxa" w:w="2160"/>
+          </w:tcPr>
+          <w:p>
+            <w:r/>
+            <w:r>
+              <w:t>0.194</w:t>
+            </w:r>
+          </w:p>
+        </w:tc>
+      </w:tr>
+      <w:tr>
+        <w:tc>
+          <w:tcPr>
+            <w:tcW w:type="dxa" w:w="2160"/>
+          </w:tcPr>
+          <w:p>
+            <w:r/>
+            <w:r>
+              <w:t>Test</w:t>
+            </w:r>
+          </w:p>
+        </w:tc>
+        <w:tc>
+          <w:tcPr>
+            <w:tcW w:type="dxa" w:w="2160"/>
+          </w:tcPr>
+          <w:p>
+            <w:r/>
+            <w:r>
+              <w:t>−0.0435</w:t>
+            </w:r>
+          </w:p>
+        </w:tc>
+        <w:tc>
+          <w:tcPr>
+            <w:tcW w:type="dxa" w:w="2160"/>
+          </w:tcPr>
+          <w:p>
+            <w:r/>
+            <w:r>
+              <w:t>[−0.0594, −0.0280]</w:t>
+            </w:r>
+          </w:p>
+        </w:tc>
+        <w:tc>
+          <w:tcPr>
+            <w:tcW w:type="dxa" w:w="2160"/>
+          </w:tcPr>
+          <w:p>
+            <w:r/>
+            <w:r>
+              <w:t>&lt; 0.001</w:t>
+            </w:r>
+          </w:p>
+        </w:tc>
+      </w:tr>
+    </w:tbl>
+    <w:p/>
+    <w:p>
+      <w:pPr>
+        <w:pStyle w:val="Heading3"/>
+      </w:pPr>
+      <w:r>
+        <w:t>4.7.3 Evaluation and Discussion</w:t>
       </w:r>
     </w:p>
     <w:p>
       <w:pPr>
-        <w:pStyle w:val="Heading3"/>
-      </w:pPr>
-      <w:r>
-        <w:t>4.7.3 Evaluation and Discussion</w:t>
+        <w:spacing w:after="160"/>
+      </w:pPr>
+      <w:r>
+        <w:t>Three corrections follow. First, Experiment 3's framing of the TCN as demonstrably better than classical methods was overstated: against the strongest classical baseline the validation advantage is within noise, and Test significantly favours the classical method. Second, Abedi and Khan's (2021) TCN-over-recurrent advantage replicates directionally on these geometric features, but single-seed comparison flattered the TCN against the Transformer — multi-seed averaging shows them tied, a caution this report accepts against its own earlier practice. Third, QWK reveals the recurrent models' errors cluster nearer the true ordinal level even at lower macro-F1 — metric choice genuinely reorders the ranking, reinforcing Section 3.1's position that no single number suffices.</w:t>
       </w:r>
     </w:p>
     <w:p>
       <w:pPr>
-        <w:spacing w:after="160"/>
-      </w:pPr>
-      <w:r>
-        <w:t>Three corrections to earlier conclusions follow directly. First, Experiment 3's framing of the TCN as demonstrably better than classical methods was overstated: against the strongest classical baseline the validation advantage is within noise, and Test favours the classical method significantly. Second, the TCN-over-recurrent advantage reported by Abedi and Khan (2021) does replicate directionally on this project's geometric features (LSTM/GRU behind on average), but the seed-42-only comparison flattered the TCN against the Transformer — multi-seed averaging shows them tied, a caution about single-seed architecture claims that this report accepts against its own earlier practice. Third, QWK reveals the recurrent models' errors cluster nearer the true ordinal level even where their macro-F1 is lower — metric choice genuinely reorders the ranking, reinforcing Section 3.1's position that no single number suffices.</w:t>
+        <w:pStyle w:val="Heading2"/>
+      </w:pPr>
+      <w:r>
+        <w:t>4.8 Experiment 8 — Rigorous Model Search and Honest Evaluation Reframing</w:t>
       </w:r>
     </w:p>
     <w:p>
       <w:pPr>
-        <w:pStyle w:val="Heading2"/>
-      </w:pPr>
-      <w:r>
-        <w:t>4.8 Experiment 8 — Rigorous Model Search and Honest Evaluation Reframing</w:t>
+        <w:pStyle w:val="Heading3"/>
+      </w:pPr>
+      <w:r>
+        <w:t>4.8.1 Set-up</w:t>
       </w:r>
     </w:p>
     <w:p>
       <w:pPr>
-        <w:pStyle w:val="Heading3"/>
-      </w:pPr>
-      <w:r>
-        <w:t>4.8.1 Set-up</w:t>
+        <w:spacing w:after="160"/>
+      </w:pPr>
+      <w:r>
+        <w:t xml:space="preserve">The final experimental phase asked the strictest available version of the modelling question: is the shipped configuration actually near the best this feature representation supports, and are this report's numbers being measured on the same basis as the literature's? Five components, all selecting on the Train/Validation side only: (i) 5-fold cross-validation </w:t>
+      </w:r>
+      <w:r>
+        <w:rPr>
+          <w:i/>
+        </w:rPr>
+        <w:t>within the Train split</w:t>
+      </w:r>
+      <w:r>
+        <w:t xml:space="preserve">, grouped by </w:t>
+      </w:r>
+      <w:r>
+        <w:rPr>
+          <w:b/>
+        </w:rPr>
+        <w:t>subject</w:t>
+      </w:r>
+      <w:r>
+        <w:t xml:space="preserve"> and stratified by label (</w:t>
+      </w:r>
+      <w:r>
+        <w:rPr>
+          <w:rFonts w:ascii="Consolas" w:hAnsi="Consolas"/>
+          <w:sz w:val="20"/>
+        </w:rPr>
+        <w:t>StratifiedGroupKFold</w:t>
+      </w:r>
+      <w:r>
+        <w:t>); (ii) CV-based feature-family selection re-run on those folds; (iii) a 40-trial Optuna TPE search with median pruning over seven hyperparameters, followed by full-budget retraining of the winner at five seeds; (iv) an out-of-fold stacking ensemble (TCN + gradient boosting + random forest probabilities → logistic-regression meta-learner) and a CORAL ordinal-regression variant; (v) an evaluation reframing — aggregating each clip's ~8 window predictions to a single clip-level prediction (the granularity DAiSEE's labels and the published benchmark actually use), per-class decision-threshold calibration on Validation, and a binary "disengagement screening" view. The frozen Test predictions from Experiment 3's consumed-once checkpoint were re-read exactly once, at clip level, with the Validation-frozen thresholds applied unchanged — a re-aggregation of existing outputs, documented as such, not a new model evaluation.</w:t>
       </w:r>
     </w:p>
     <w:p>
       <w:pPr>
+        <w:pStyle w:val="Heading3"/>
+      </w:pPr>
+      <w:r>
+        <w:t>4.8.2 Results</w:t>
+      </w:r>
+    </w:p>
+    <w:p>
+      <w:pPr>
         <w:spacing w:after="160"/>
       </w:pPr>
       <w:r>
-        <w:t xml:space="preserve">The final experimental phase asked the strictest available version of the modelling question: is the shipped configuration actually near the best this feature representation supports, and are this report's numbers being measured on the same basis as the literature's? Five components, all selecting on the Train/Validation side only: (i) 5-fold cross-validation </w:t>
+        <w:rPr>
+          <w:b/>
+        </w:rPr>
+        <w:t>A methodological bug caught by its own consequences.</w:t>
+      </w:r>
+      <w:r>
+        <w:t xml:space="preserve"> The CV utility's first version grouped folds by clip ID only; with 69 subjects averaging ~78 clips each, one subject's clips could sit on both sides of a fold. That version produced a striking result — the pose-free feature subset beating the full set with non-overlapping seed ranges — which </w:t>
       </w:r>
       <w:r>
         <w:rPr>
           <w:i/>
         </w:rPr>
-        <w:t>within the Train split</w:t>
-      </w:r>
-      <w:r>
-        <w:t xml:space="preserve">, grouped by </w:t>
-      </w:r>
+        <w:t>vanished entirely</w:t>
+      </w:r>
+      <w:r>
+        <w:t xml:space="preserve"> when folds were regrouped by subject and the experiment rerun: no feature subset differs significantly from any other (all pairwise p&gt;0.11, paired t and Wilcoxon on the same folds). The single-seed ablation finding of Experiment 7 is thereby superseded, and the full 13 features retained.</w:t>
+      </w:r>
+    </w:p>
+    <w:p>
+      <w:pPr>
+        <w:spacing w:after="160"/>
+      </w:pPr>
       <w:r>
         <w:rPr>
           <w:b/>
         </w:rPr>
-        <w:t>subject</w:t>
-      </w:r>
-      <w:r>
-        <w:t xml:space="preserve"> and stratified by label (</w:t>
+        <w:t>The search validated the shipped configuration rather than beating it.</w:t>
+      </w:r>
+      <w:r>
+        <w:t xml:space="preserve"> Optuna's best trial (128 channels, learning rate 4.9×10⁻³, among other changes) retrained at full budget across five seeds reached mean macro-F1 0.3085 (±0.0069) against the shipped defaults' 0.3015 (±0.0049) — and the cluster bootstrap put the tuned-vs-shipped difference at +0.0019 with p=0.92: indistinguishable from noise. </w:t>
+      </w:r>
+      <w:r>
+        <w:rPr>
+          <w:b/>
+        </w:rPr>
+        <w:t>The ensemble failed, and the failure was diagnosed, not shelved</w:t>
+      </w:r>
+      <w:r>
+        <w:t xml:space="preserve">: the unweighted meta-learner never predicted either rare class at all (confusion-matrix verified), because it weighted the random forest's probabilities 3.6× the TCN's while the forest made only 12 rare-class predictions in 11,432 windows; a fully "balanced" meta-learner over-corrected into instability (0.2368); the diagnosed remedy — dropping the forest and using moderate weighting (inverse-frequency to the 0.75 power) — recovered the stack to clip-level macro-F1 0.3114, which merely </w:t>
+      </w:r>
+      <w:r>
+        <w:rPr>
+          <w:i/>
+        </w:rPr>
+        <w:t>ties</w:t>
+      </w:r>
+      <w:r>
+        <w:t xml:space="preserve"> the single TCN (0.3099). CORAL traded macro-F1 for accuracy and QWK (0.2571 / 0.4745 / 0.1558 vs. the softmax head's 0.3061 / 0.4354 / 0.1304) — a genuine trade-off along the metric spectrum, not an improvement. Train-time augmentation (Gaussian feature noise plus short temporal masking, three seeds at full budget) likewise failed to improve on the shipped configuration: mean macro-F1 0.2969 (±0.0075) against 0.3015 (±0.0049) — slightly below, within seed noise, closing off under-regularisation as an explanation alongside undertuning.</w:t>
+      </w:r>
+    </w:p>
+    <w:p>
+      <w:pPr>
+        <w:spacing w:after="160"/>
+      </w:pPr>
+      <w:r>
+        <w:rPr>
+          <w:b/>
+        </w:rPr>
+        <w:t>The evaluation reframing produced the largest legitimate headline change in the project.</w:t>
+      </w:r>
+      <w:r>
+        <w:t xml:space="preserve"> At clip level on Validation, accuracy rises from 0.4433 to 0.4563 (macro-F1 0.3043→0.3099), and with per-class thresholds calibrated on Validation, to 0.5283 (macro-F1 0.3260, in-sample of the calibration). Applied unchanged to the frozen Test predictions — the honest out-of-sample check — the calibrated clip-level result is </w:t>
+      </w:r>
+      <w:r>
+        <w:rPr>
+          <w:b/>
+        </w:rPr>
+        <w:t>macro-F1 0.2829 and 44.7% four-class accuracy</w:t>
+      </w:r>
+      <w:r>
+        <w:t xml:space="preserve">, against the committed window-level 0.2475 and 36.9%: a +14% relative macro-F1 improvement from the decision layer alone, with the deployed model untouched. The binary screening view is reported with its caveats welded on: Test accuracy 0.777 </w:t>
+      </w:r>
+      <w:r>
+        <w:rPr>
+          <w:i/>
+        </w:rPr>
+        <w:t>sounds</w:t>
+      </w:r>
+      <w:r>
+        <w:t xml:space="preserve"> strong but sits below the 95.1% trivial all-engaged baseline; the honest numbers are ROC-AUC 0.683 and balanced accuracy 0.619 — modest discriminative power, stated as such.</w:t>
+      </w:r>
+    </w:p>
+    <w:p>
+      <w:pPr>
+        <w:spacing w:after="160"/>
+      </w:pPr>
+      <w:r>
+        <w:t xml:space="preserve">Table 4.7 — The search that validated the shipped model: each avenue, its result, and its evidence file (full record: </w:t>
       </w:r>
       <w:r>
         <w:rPr>
           <w:rFonts w:ascii="Consolas" w:hAnsi="Consolas"/>
           <w:sz w:val="20"/>
         </w:rPr>
-        <w:t>StratifiedGroupKFold</w:t>
-      </w:r>
-      <w:r>
-        <w:t>); (ii) CV-based feature-family selection re-run on those folds; (iii) a 40-trial Optuna TPE search with median pruning over seven hyperparameters, followed by full-budget retraining of the winner at five seeds; (iv) an out-of-fold stacking ensemble (TCN + gradient boosting + random forest probabilities → logistic-regression meta-learner) and a CORAL ordinal-regression variant; (v) an evaluation reframing — aggregating each clip's ~8 window predictions to a single clip-level prediction (the granularity DAiSEE's labels and the published benchmark actually use), per-class decision-threshold calibration on Validation, and a binary "disengagement screening" view. The frozen Test predictions from Experiment 3's consumed-once checkpoint were re-read exactly once, at clip level, with the Validation-frozen thresholds applied unchanged — a re-aggregation of existing outputs, documented as such, not a new model evaluation.</w:t>
+        <w:t>docs/results/rigorous_model_search.md</w:t>
+      </w:r>
+      <w:r>
+        <w:t>):</w:t>
+      </w:r>
+    </w:p>
+    <w:tbl>
+      <w:tblPr>
+        <w:tblStyle w:val="LightGrid-Accent1"/>
+        <w:tblW w:type="auto" w:w="0"/>
+        <w:jc w:val="center"/>
+        <w:tblLook w:firstColumn="1" w:firstRow="1" w:lastColumn="0" w:lastRow="0" w:noHBand="0" w:noVBand="1" w:val="04A0"/>
+      </w:tblPr>
+      <w:tblGrid>
+        <w:gridCol w:w="2160"/>
+        <w:gridCol w:w="2160"/>
+        <w:gridCol w:w="2160"/>
+        <w:gridCol w:w="2160"/>
+      </w:tblGrid>
+      <w:tr>
+        <w:tc>
+          <w:tcPr>
+            <w:tcW w:type="dxa" w:w="2160"/>
+            <w:shd w:val="clear" w:color="auto" w:fill="D9E2F3"/>
+          </w:tcPr>
+          <w:p>
+            <w:r>
+              <w:rPr>
+                <w:b/>
+              </w:rPr>
+            </w:r>
+            <w:r>
+              <w:rPr>
+                <w:b/>
+              </w:rPr>
+              <w:t>Avenue</w:t>
+            </w:r>
+          </w:p>
+        </w:tc>
+        <w:tc>
+          <w:tcPr>
+            <w:tcW w:type="dxa" w:w="2160"/>
+            <w:shd w:val="clear" w:color="auto" w:fill="D9E2F3"/>
+          </w:tcPr>
+          <w:p>
+            <w:r>
+              <w:rPr>
+                <w:b/>
+              </w:rPr>
+            </w:r>
+            <w:r>
+              <w:rPr>
+                <w:b/>
+              </w:rPr>
+              <w:t>Outcome</w:t>
+            </w:r>
+          </w:p>
+        </w:tc>
+        <w:tc>
+          <w:tcPr>
+            <w:tcW w:type="dxa" w:w="2160"/>
+            <w:shd w:val="clear" w:color="auto" w:fill="D9E2F3"/>
+          </w:tcPr>
+          <w:p>
+            <w:r>
+              <w:rPr>
+                <w:b/>
+              </w:rPr>
+            </w:r>
+            <w:r>
+              <w:rPr>
+                <w:b/>
+              </w:rPr>
+              <w:t>Key numbers</w:t>
+            </w:r>
+          </w:p>
+        </w:tc>
+        <w:tc>
+          <w:tcPr>
+            <w:tcW w:type="dxa" w:w="2160"/>
+            <w:shd w:val="clear" w:color="auto" w:fill="D9E2F3"/>
+          </w:tcPr>
+          <w:p>
+            <w:r>
+              <w:rPr>
+                <w:b/>
+              </w:rPr>
+            </w:r>
+            <w:r>
+              <w:rPr>
+                <w:b/>
+              </w:rPr>
+              <w:t>Source</w:t>
+            </w:r>
+          </w:p>
+        </w:tc>
+      </w:tr>
+      <w:tr>
+        <w:tc>
+          <w:tcPr>
+            <w:tcW w:type="dxa" w:w="2160"/>
+          </w:tcPr>
+          <w:p>
+            <w:r/>
+            <w:r>
+              <w:t>Feature-family selection, subject-grouped 5-fold CV</w:t>
+            </w:r>
+          </w:p>
+        </w:tc>
+        <w:tc>
+          <w:tcPr>
+            <w:tcW w:type="dxa" w:w="2160"/>
+          </w:tcPr>
+          <w:p>
+            <w:r/>
+            <w:r>
+              <w:t>No subset significantly different (all pairwise p &gt; 0.11)</w:t>
+            </w:r>
+          </w:p>
+        </w:tc>
+        <w:tc>
+          <w:tcPr>
+            <w:tcW w:type="dxa" w:w="2160"/>
+          </w:tcPr>
+          <w:p>
+            <w:r/>
+            <w:r>
+              <w:t>best mean 0.3078 vs. full 0.2962, stds overlap</w:t>
+            </w:r>
+          </w:p>
+        </w:tc>
+        <w:tc>
+          <w:tcPr>
+            <w:tcW w:type="dxa" w:w="2160"/>
+          </w:tcPr>
+          <w:p>
+            <w:r/>
+            <w:r>
+              <w:rPr>
+                <w:rFonts w:ascii="Consolas" w:hAnsi="Consolas"/>
+                <w:sz w:val="20"/>
+              </w:rPr>
+              <w:t>cv_feature_selection_summary.csv</w:t>
+            </w:r>
+          </w:p>
+        </w:tc>
+      </w:tr>
+      <w:tr>
+        <w:tc>
+          <w:tcPr>
+            <w:tcW w:type="dxa" w:w="2160"/>
+          </w:tcPr>
+          <w:p>
+            <w:r/>
+            <w:r>
+              <w:t>40-trial Optuna search → full-budget 5-seed retrain</w:t>
+            </w:r>
+          </w:p>
+        </w:tc>
+        <w:tc>
+          <w:tcPr>
+            <w:tcW w:type="dxa" w:w="2160"/>
+          </w:tcPr>
+          <w:p>
+            <w:r/>
+            <w:r>
+              <w:t>Tuned vs. shipped indistinguishable</w:t>
+            </w:r>
+          </w:p>
+        </w:tc>
+        <w:tc>
+          <w:tcPr>
+            <w:tcW w:type="dxa" w:w="2160"/>
+          </w:tcPr>
+          <w:p>
+            <w:r/>
+            <w:r>
+              <w:t>+0.0019, p = 0.92</w:t>
+            </w:r>
+          </w:p>
+        </w:tc>
+        <w:tc>
+          <w:tcPr>
+            <w:tcW w:type="dxa" w:w="2160"/>
+          </w:tcPr>
+          <w:p>
+            <w:r/>
+            <w:r>
+              <w:rPr>
+                <w:rFonts w:ascii="Consolas" w:hAnsi="Consolas"/>
+                <w:sz w:val="20"/>
+              </w:rPr>
+              <w:t>cv_hyperparameter_search.csv</w:t>
+            </w:r>
+            <w:r>
+              <w:t xml:space="preserve">, </w:t>
+            </w:r>
+            <w:r>
+              <w:rPr>
+                <w:rFonts w:ascii="Consolas" w:hAnsi="Consolas"/>
+                <w:sz w:val="20"/>
+              </w:rPr>
+              <w:t>tuned_vs_original_tcn.json</w:t>
+            </w:r>
+          </w:p>
+        </w:tc>
+      </w:tr>
+      <w:tr>
+        <w:tc>
+          <w:tcPr>
+            <w:tcW w:type="dxa" w:w="2160"/>
+          </w:tcPr>
+          <w:p>
+            <w:r/>
+            <w:r>
+              <w:t>OOF stacking ensemble (diagnosed + repaired)</w:t>
+            </w:r>
+          </w:p>
+        </w:tc>
+        <w:tc>
+          <w:tcPr>
+            <w:tcW w:type="dxa" w:w="2160"/>
+          </w:tcPr>
+          <w:p>
+            <w:r/>
+            <w:r>
+              <w:t>Ties, does not beat, the single TCN</w:t>
+            </w:r>
+          </w:p>
+        </w:tc>
+        <w:tc>
+          <w:tcPr>
+            <w:tcW w:type="dxa" w:w="2160"/>
+          </w:tcPr>
+          <w:p>
+            <w:r/>
+            <w:r>
+              <w:t>0.3114 vs. 0.3099 clip-level</w:t>
+            </w:r>
+          </w:p>
+        </w:tc>
+        <w:tc>
+          <w:tcPr>
+            <w:tcW w:type="dxa" w:w="2160"/>
+          </w:tcPr>
+          <w:p>
+            <w:r/>
+            <w:r>
+              <w:rPr>
+                <w:rFonts w:ascii="Consolas" w:hAnsi="Consolas"/>
+                <w:sz w:val="20"/>
+              </w:rPr>
+              <w:t>ensemble_fixed.csv</w:t>
+            </w:r>
+          </w:p>
+        </w:tc>
+      </w:tr>
+      <w:tr>
+        <w:tc>
+          <w:tcPr>
+            <w:tcW w:type="dxa" w:w="2160"/>
+          </w:tcPr>
+          <w:p>
+            <w:r/>
+            <w:r>
+              <w:t>CORAL ordinal head</w:t>
+            </w:r>
+          </w:p>
+        </w:tc>
+        <w:tc>
+          <w:tcPr>
+            <w:tcW w:type="dxa" w:w="2160"/>
+          </w:tcPr>
+          <w:p>
+            <w:r/>
+            <w:r>
+              <w:t>Trade-off, not a win</w:t>
+            </w:r>
+          </w:p>
+        </w:tc>
+        <w:tc>
+          <w:tcPr>
+            <w:tcW w:type="dxa" w:w="2160"/>
+          </w:tcPr>
+          <w:p>
+            <w:r/>
+            <w:r>
+              <w:t>macro-F1 −0.049, accuracy +0.039, QWK +0.025</w:t>
+            </w:r>
+          </w:p>
+        </w:tc>
+        <w:tc>
+          <w:tcPr>
+            <w:tcW w:type="dxa" w:w="2160"/>
+          </w:tcPr>
+          <w:p>
+            <w:r/>
+            <w:r>
+              <w:rPr>
+                <w:rFonts w:ascii="Consolas" w:hAnsi="Consolas"/>
+                <w:sz w:val="20"/>
+              </w:rPr>
+              <w:t>ordinal_comparison.csv</w:t>
+            </w:r>
+          </w:p>
+        </w:tc>
+      </w:tr>
+      <w:tr>
+        <w:tc>
+          <w:tcPr>
+            <w:tcW w:type="dxa" w:w="2160"/>
+          </w:tcPr>
+          <w:p>
+            <w:r/>
+            <w:r>
+              <w:t>Train-time augmentation, 3 seeds full budget</w:t>
+            </w:r>
+          </w:p>
+        </w:tc>
+        <w:tc>
+          <w:tcPr>
+            <w:tcW w:type="dxa" w:w="2160"/>
+          </w:tcPr>
+          <w:p>
+            <w:r/>
+            <w:r>
+              <w:t>No improvement</w:t>
+            </w:r>
+          </w:p>
+        </w:tc>
+        <w:tc>
+          <w:tcPr>
+            <w:tcW w:type="dxa" w:w="2160"/>
+          </w:tcPr>
+          <w:p>
+            <w:r/>
+            <w:r>
+              <w:t>0.2969 ± 0.0075 vs. 0.3015 ± 0.0049</w:t>
+            </w:r>
+          </w:p>
+        </w:tc>
+        <w:tc>
+          <w:tcPr>
+            <w:tcW w:type="dxa" w:w="2160"/>
+          </w:tcPr>
+          <w:p>
+            <w:r/>
+            <w:r>
+              <w:rPr>
+                <w:rFonts w:ascii="Consolas" w:hAnsi="Consolas"/>
+                <w:sz w:val="20"/>
+              </w:rPr>
+              <w:t>honest_evaluation.md</w:t>
+            </w:r>
+            <w:r>
+              <w:t xml:space="preserve"> §5</w:t>
+            </w:r>
+          </w:p>
+        </w:tc>
+      </w:tr>
+    </w:tbl>
+    <w:p/>
+    <w:p>
+      <w:pPr>
+        <w:spacing w:after="160"/>
+      </w:pPr>
+      <w:r>
+        <w:t xml:space="preserve">Table 4.8 — Evaluation reframing: the same predictions scored at the benchmark's clip granularity, with and without the Validation-calibrated decision thresholds (sources: </w:t>
+      </w:r>
+      <w:r>
+        <w:rPr>
+          <w:rFonts w:ascii="Consolas" w:hAnsi="Consolas"/>
+          <w:sz w:val="20"/>
+        </w:rPr>
+        <w:t>clip_eval_validation.json</w:t>
+      </w:r>
+      <w:r>
+        <w:t xml:space="preserve">, </w:t>
+      </w:r>
+      <w:r>
+        <w:rPr>
+          <w:rFonts w:ascii="Consolas" w:hAnsi="Consolas"/>
+          <w:sz w:val="20"/>
+        </w:rPr>
+        <w:t>clip_eval_test.json</w:t>
+      </w:r>
+      <w:r>
+        <w:t>):</w:t>
+      </w:r>
+    </w:p>
+    <w:tbl>
+      <w:tblPr>
+        <w:tblStyle w:val="LightGrid-Accent1"/>
+        <w:tblW w:type="auto" w:w="0"/>
+        <w:jc w:val="center"/>
+        <w:tblLook w:firstColumn="1" w:firstRow="1" w:lastColumn="0" w:lastRow="0" w:noHBand="0" w:noVBand="1" w:val="04A0"/>
+      </w:tblPr>
+      <w:tblGrid>
+        <w:gridCol w:w="1728"/>
+        <w:gridCol w:w="1728"/>
+        <w:gridCol w:w="1728"/>
+        <w:gridCol w:w="1728"/>
+        <w:gridCol w:w="1728"/>
+      </w:tblGrid>
+      <w:tr>
+        <w:tc>
+          <w:tcPr>
+            <w:tcW w:type="dxa" w:w="1728"/>
+            <w:shd w:val="clear" w:color="auto" w:fill="D9E2F3"/>
+          </w:tcPr>
+          <w:p>
+            <w:r>
+              <w:rPr>
+                <w:b/>
+              </w:rPr>
+            </w:r>
+            <w:r>
+              <w:rPr>
+                <w:b/>
+              </w:rPr>
+              <w:t>Basis</w:t>
+            </w:r>
+          </w:p>
+        </w:tc>
+        <w:tc>
+          <w:tcPr>
+            <w:tcW w:type="dxa" w:w="1728"/>
+            <w:shd w:val="clear" w:color="auto" w:fill="D9E2F3"/>
+          </w:tcPr>
+          <w:p>
+            <w:r>
+              <w:rPr>
+                <w:b/>
+              </w:rPr>
+            </w:r>
+            <w:r>
+              <w:rPr>
+                <w:b/>
+              </w:rPr>
+              <w:t>Val. accuracy</w:t>
+            </w:r>
+          </w:p>
+        </w:tc>
+        <w:tc>
+          <w:tcPr>
+            <w:tcW w:type="dxa" w:w="1728"/>
+            <w:shd w:val="clear" w:color="auto" w:fill="D9E2F3"/>
+          </w:tcPr>
+          <w:p>
+            <w:r>
+              <w:rPr>
+                <w:b/>
+              </w:rPr>
+            </w:r>
+            <w:r>
+              <w:rPr>
+                <w:b/>
+              </w:rPr>
+              <w:t>Val. macro-F1</w:t>
+            </w:r>
+          </w:p>
+        </w:tc>
+        <w:tc>
+          <w:tcPr>
+            <w:tcW w:type="dxa" w:w="1728"/>
+            <w:shd w:val="clear" w:color="auto" w:fill="D9E2F3"/>
+          </w:tcPr>
+          <w:p>
+            <w:r>
+              <w:rPr>
+                <w:b/>
+              </w:rPr>
+            </w:r>
+            <w:r>
+              <w:rPr>
+                <w:b/>
+              </w:rPr>
+              <w:t>Test accuracy</w:t>
+            </w:r>
+          </w:p>
+        </w:tc>
+        <w:tc>
+          <w:tcPr>
+            <w:tcW w:type="dxa" w:w="1728"/>
+            <w:shd w:val="clear" w:color="auto" w:fill="D9E2F3"/>
+          </w:tcPr>
+          <w:p>
+            <w:r>
+              <w:rPr>
+                <w:b/>
+              </w:rPr>
+            </w:r>
+            <w:r>
+              <w:rPr>
+                <w:b/>
+              </w:rPr>
+              <w:t>Test macro-F1</w:t>
+            </w:r>
+          </w:p>
+        </w:tc>
+      </w:tr>
+      <w:tr>
+        <w:tc>
+          <w:tcPr>
+            <w:tcW w:type="dxa" w:w="1728"/>
+          </w:tcPr>
+          <w:p>
+            <w:r/>
+            <w:r>
+              <w:t>Window-level (as previously reported)</w:t>
+            </w:r>
+          </w:p>
+        </w:tc>
+        <w:tc>
+          <w:tcPr>
+            <w:tcW w:type="dxa" w:w="1728"/>
+          </w:tcPr>
+          <w:p>
+            <w:r/>
+            <w:r>
+              <w:t>0.4433</w:t>
+            </w:r>
+          </w:p>
+        </w:tc>
+        <w:tc>
+          <w:tcPr>
+            <w:tcW w:type="dxa" w:w="1728"/>
+          </w:tcPr>
+          <w:p>
+            <w:r/>
+            <w:r>
+              <w:t>0.3043</w:t>
+            </w:r>
+          </w:p>
+        </w:tc>
+        <w:tc>
+          <w:tcPr>
+            <w:tcW w:type="dxa" w:w="1728"/>
+          </w:tcPr>
+          <w:p>
+            <w:r/>
+            <w:r>
+              <w:t>0.3686</w:t>
+            </w:r>
+          </w:p>
+        </w:tc>
+        <w:tc>
+          <w:tcPr>
+            <w:tcW w:type="dxa" w:w="1728"/>
+          </w:tcPr>
+          <w:p>
+            <w:r/>
+            <w:r>
+              <w:t>0.2475</w:t>
+            </w:r>
+          </w:p>
+        </w:tc>
+      </w:tr>
+      <w:tr>
+        <w:tc>
+          <w:tcPr>
+            <w:tcW w:type="dxa" w:w="1728"/>
+          </w:tcPr>
+          <w:p>
+            <w:r/>
+            <w:r>
+              <w:t>Clip-level, mean-probability</w:t>
+            </w:r>
+          </w:p>
+        </w:tc>
+        <w:tc>
+          <w:tcPr>
+            <w:tcW w:type="dxa" w:w="1728"/>
+          </w:tcPr>
+          <w:p>
+            <w:r/>
+            <w:r>
+              <w:t>0.4563</w:t>
+            </w:r>
+          </w:p>
+        </w:tc>
+        <w:tc>
+          <w:tcPr>
+            <w:tcW w:type="dxa" w:w="1728"/>
+          </w:tcPr>
+          <w:p>
+            <w:r/>
+            <w:r>
+              <w:t>0.3099</w:t>
+            </w:r>
+          </w:p>
+        </w:tc>
+        <w:tc>
+          <w:tcPr>
+            <w:tcW w:type="dxa" w:w="1728"/>
+          </w:tcPr>
+          <w:p>
+            <w:r/>
+            <w:r>
+              <w:t>0.3638</w:t>
+            </w:r>
+          </w:p>
+        </w:tc>
+        <w:tc>
+          <w:tcPr>
+            <w:tcW w:type="dxa" w:w="1728"/>
+          </w:tcPr>
+          <w:p>
+            <w:r/>
+            <w:r>
+              <w:t>0.2482</w:t>
+            </w:r>
+          </w:p>
+        </w:tc>
+      </w:tr>
+      <w:tr>
+        <w:tc>
+          <w:tcPr>
+            <w:tcW w:type="dxa" w:w="1728"/>
+          </w:tcPr>
+          <w:p>
+            <w:r/>
+            <w:r>
+              <w:t>Clip-level + calibrated thresholds</w:t>
+            </w:r>
+          </w:p>
+        </w:tc>
+        <w:tc>
+          <w:tcPr>
+            <w:tcW w:type="dxa" w:w="1728"/>
+          </w:tcPr>
+          <w:p>
+            <w:r/>
+            <w:r>
+              <w:t>0.5283¹</w:t>
+            </w:r>
+          </w:p>
+        </w:tc>
+        <w:tc>
+          <w:tcPr>
+            <w:tcW w:type="dxa" w:w="1728"/>
+          </w:tcPr>
+          <w:p>
+            <w:r/>
+            <w:r>
+              <w:t>0.3260¹</w:t>
+            </w:r>
+          </w:p>
+        </w:tc>
+        <w:tc>
+          <w:tcPr>
+            <w:tcW w:type="dxa" w:w="1728"/>
+          </w:tcPr>
+          <w:p>
+            <w:r/>
+            <w:r>
+              <w:rPr>
+                <w:b/>
+              </w:rPr>
+              <w:t>0.4467</w:t>
+            </w:r>
+          </w:p>
+        </w:tc>
+        <w:tc>
+          <w:tcPr>
+            <w:tcW w:type="dxa" w:w="1728"/>
+          </w:tcPr>
+          <w:p>
+            <w:r/>
+            <w:r>
+              <w:rPr>
+                <w:b/>
+              </w:rPr>
+              <w:t>0.2829</w:t>
+            </w:r>
+          </w:p>
+        </w:tc>
+      </w:tr>
+    </w:tbl>
+    <w:p/>
+    <w:p>
+      <w:pPr>
+        <w:spacing w:after="160"/>
+      </w:pPr>
+      <w:r>
+        <w:t>¹ In-sample of the calibration (thresholds tuned on Validation); the Test column is the honest out-of-sample transfer of the frozen offsets.</w:t>
       </w:r>
     </w:p>
     <w:p>
@@ -5112,7 +8869,7 @@
         <w:pStyle w:val="Heading3"/>
       </w:pPr>
       <w:r>
-        <w:t>4.8.2 Results</w:t>
+        <w:t>4.8.3 Evaluation and Discussion</w:t>
       </w:r>
     </w:p>
     <w:p>
@@ -5120,103 +8877,73 @@
         <w:spacing w:after="160"/>
       </w:pPr>
       <w:r>
-        <w:rPr>
-          <w:b/>
-        </w:rPr>
-        <w:t>A methodological bug caught by its own consequences.</w:t>
-      </w:r>
-      <w:r>
-        <w:t xml:space="preserve"> The CV utility's first version grouped folds by clip ID only; with 69 subjects averaging ~78 clips each, one subject's clips could sit on both sides of a fold. That version produced a striking result — the pose-free feature subset beating the full set with non-overlapping seed ranges — which </w:t>
+        <w:t xml:space="preserve">Experiment 8's collective result is a </w:t>
       </w:r>
       <w:r>
         <w:rPr>
           <w:i/>
         </w:rPr>
-        <w:t>vanished entirely</w:t>
-      </w:r>
-      <w:r>
-        <w:t xml:space="preserve"> when folds were regrouped by subject and the experiment rerun: no feature subset differs significantly from any other (all pairwise p&gt;0.11, paired t and Wilcoxon on the same folds). The single-seed ablation finding of Experiment 7 is thereby superseded, and the full 13 features retained.</w:t>
+        <w:t>negative in the modelling and a positive in the measurement</w:t>
+      </w:r>
+      <w:r>
+        <w:t>, and both matter. The search — subject-grouped CV, Bayesian optimisation, multi-seed full-budget confirmation, cluster-bootstrap significance — failed to distinguish anything from the shipped model, converting that configuration's status from "chosen after six manual runs" to "validated against a 40-trial search that could not beat it", and localising the ceiling in the 13-feature representation rather than in tuning — the strongest justification for the learned-representation future-work direction (Section 5.3). On the measurement side, clip-level scoring makes the numbers commensurable with the published benchmark for the first time, and threshold calibration — four additive constants — delivered the project's largest honest Test improvement. The subject-leakage episode is reported at length deliberately: an evaluation-design error that manufactured a publishable-looking finding, caught by turning the verification habit of Experiment 1 onto the project's own statistics — exactly the mistake-and-correction this report's methodology argues for surfacing.</w:t>
       </w:r>
     </w:p>
     <w:p>
-      <w:pPr>
-        <w:spacing w:after="160"/>
-      </w:pPr>
-      <w:r>
-        <w:rPr>
-          <w:b/>
-        </w:rPr>
-        <w:t>The search validated the shipped configuration rather than beating it.</w:t>
-      </w:r>
-      <w:r>
-        <w:t xml:space="preserve"> Optuna's best trial (128 channels, learning rate 4.9×10⁻³, among other changes) retrained at full budget across five seeds reached mean macro-F1 0.3085 (±0.0069) against the shipped defaults' 0.3015 (±0.0049) — and the cluster bootstrap put the tuned-vs-shipped difference at +0.0019 with p=0.92: indistinguishable from noise. </w:t>
-      </w:r>
-      <w:r>
-        <w:rPr>
-          <w:b/>
-        </w:rPr>
-        <w:t>The ensemble failed, and the failure was diagnosed, not shelved</w:t>
-      </w:r>
-      <w:r>
-        <w:t xml:space="preserve">: the unweighted meta-learner never predicted either rare class at all (confusion-matrix verified), because it weighted the random forest's probabilities 3.6× the TCN's while the forest made only 12 rare-class predictions in 11,432 windows; a fully "balanced" meta-learner over-corrected into instability (0.2368); the diagnosed remedy — dropping the forest and using moderate weighting (inverse-frequency to the 0.75 power) — recovered the stack to clip-level macro-F1 0.3114, which merely </w:t>
-      </w:r>
-      <w:r>
-        <w:rPr>
-          <w:i/>
-        </w:rPr>
-        <w:t>ties</w:t>
-      </w:r>
-      <w:r>
-        <w:t xml:space="preserve"> the single TCN (0.3099). CORAL traded macro-F1 for accuracy and QWK (0.2571 / 0.4745 / 0.1558 vs. the softmax head's 0.3061 / 0.4354 / 0.1304) — a genuine trade-off along the metric spectrum, not an improvement. Train-time augmentation (Gaussian feature noise plus short temporal masking, three seeds at full budget) likewise failed to improve on the shipped configuration: mean macro-F1 0.2969 (±0.0075) against 0.3015 (±0.0049) — slightly below, within seed noise, closing off under-regularisation as an explanation alongside undertuning.</w:t>
+      <w:r>
+        <w:br w:type="page"/>
       </w:r>
     </w:p>
     <w:p>
       <w:pPr>
-        <w:spacing w:after="160"/>
-      </w:pPr>
-      <w:r>
-        <w:rPr>
-          <w:b/>
-        </w:rPr>
-        <w:t>The evaluation reframing produced the largest legitimate headline change in the project.</w:t>
-      </w:r>
-      <w:r>
-        <w:t xml:space="preserve"> At clip level on Validation, accuracy rises from 0.4433 to 0.4563 (macro-F1 0.3043→0.3099), and with per-class thresholds calibrated on Validation, to 0.5283 (macro-F1 0.3260, in-sample of the calibration). Applied unchanged to the frozen Test predictions — the honest out-of-sample check — the calibrated clip-level result is </w:t>
-      </w:r>
-      <w:r>
-        <w:rPr>
-          <w:b/>
-        </w:rPr>
-        <w:t>macro-F1 0.2829 and 44.7% four-class accuracy</w:t>
-      </w:r>
-      <w:r>
-        <w:t xml:space="preserve">, against the committed window-level 0.2475 and 36.9%: a +14% relative macro-F1 improvement from the decision layer alone, with the deployed model untouched. The binary screening view is reported with its caveats welded on: Test accuracy 0.777 </w:t>
-      </w:r>
-      <w:r>
-        <w:rPr>
-          <w:i/>
-        </w:rPr>
-        <w:t>sounds</w:t>
-      </w:r>
-      <w:r>
-        <w:t xml:space="preserve"> strong but sits below the 95.1% trivial all-engaged baseline; the honest numbers are ROC-AUC 0.683 and balanced accuracy 0.619 — modest discriminative power, stated as such.</w:t>
+        <w:pStyle w:val="Heading1"/>
+      </w:pPr>
+      <w:r>
+        <w:t>5. Conclusion</w:t>
       </w:r>
     </w:p>
     <w:p>
-      <w:r>
-        <w:rPr>
-          <w:i/>
-          <w:color w:val="606060"/>
-        </w:rPr>
-        <w:t>[Tables/figures: `docs/results/rigorous_model_search.md`, `cv_feature_selection_summary.csv`, `cv_hyperparameter_search.csv`, `final_model_selection.json`, `ensemble_fixed.csv`, `clip_eval_validation.json`, `clip_eval_test.json` — insert here]</w:t>
+      <w:pPr>
+        <w:pStyle w:val="Heading2"/>
+      </w:pPr>
+      <w:r>
+        <w:t>5.1 Summary of Results</w:t>
       </w:r>
     </w:p>
     <w:p>
       <w:pPr>
-        <w:pStyle w:val="Heading3"/>
-      </w:pPr>
-      <w:r>
-        <w:t>4.8.3 Evaluation and Discussion</w:t>
+        <w:spacing w:after="160"/>
+      </w:pPr>
+      <w:r>
+        <w:t xml:space="preserve">Every objective set out in Section 1.4 was met, with results reported at the same level of precision whether favourable or not. The 13-feature geometric extractor is verified numerically equivalent between its Python and TypeScript implementations to within an empirically-justified tolerance — and the verification process caught and fixed </w:t>
+      </w:r>
+      <w:r>
+        <w:rPr>
+          <w:i/>
+        </w:rPr>
+        <w:t>two</w:t>
+      </w:r>
+      <w:r>
+        <w:t xml:space="preserve"> real production defects a less rigorous regime would have shipped: the </w:t>
+      </w:r>
+      <w:r>
+        <w:rPr>
+          <w:rFonts w:ascii="Consolas" w:hAnsi="Consolas"/>
+          <w:sz w:val="20"/>
+        </w:rPr>
+        <w:t>numFaces</w:t>
+      </w:r>
+      <w:r>
+        <w:t xml:space="preserve"> landmark regression (Experiment 1) and, later, a brow-formula divergence hiding inside a passing result, whose repair brought the gate's worst-case cross-language difference down to 0.0035 against the 0.02 tolerance (Section 4.1, Amendment 4). A temporal convolutional network of 41,544 parameters, trained with class-weighted loss to counteract DAiSEE's severe engagement-class imbalance, beats a majority-class floor and the classical baselines available at its selection time on validation macro-F1 (0.3061 versus 0.2669; the stronger gradient-boosting baseline added in Experiment 7 later narrowed this to statistical parity), is quantized to a 60 KB int8 ONNX model at a measured cost of 0.0015 macro-F1, and runs inside an ordinary browser tab with sub-millisecond inference latency (Section 4.5) — comfortably real-time relative to the system's own 3-second prediction cadence. The central privacy claim is backed by recorded, </w:t>
+      </w:r>
+      <w:r>
+        <w:rPr>
+          <w:i/>
+        </w:rPr>
+        <w:t>re-runnable</w:t>
+      </w:r>
+      <w:r>
+        <w:t xml:space="preserve"> network evidence rather than assertion — including disclosure of one genuine third-party telemetry call found and blocked at the browser-policy level, re-verified against the final production build under a full CSP lockdown (Section 4.4). The system was verified, not merely built, to survive a clean install on unfamiliar hardware, three of the major browser engines, and five deliberately adverse camera conditions, with every finding — favourable or not — recorded honestly (Section 4.6).</w:t>
       </w:r>
     </w:p>
     <w:p>
@@ -5224,37 +8951,40 @@
         <w:spacing w:after="160"/>
       </w:pPr>
       <w:r>
-        <w:t xml:space="preserve">Experiment 8's collective result is a </w:t>
+        <w:t xml:space="preserve">The one number a reader unfamiliar with the class-imbalance context might reasonably question is the shipped model's absolute test macro-F1 of 0.246 at window level — raised to 0.283 (44.7% four-class accuracy) once evaluation is moved to the clip level the benchmark actually uses and the decision thresholds calibrated on validation are applied (Experiment 8), still without any change to the deployed model. This report has been explicit throughout, not defensive after the fact, about what these numbers do and do not mean: they substantially exceed the majority-class floor (0.1655); the strongest classical baseline added in Experiment 7 (gradient boosting, 0.2910 on Test) </w:t>
       </w:r>
       <w:r>
         <w:rPr>
           <w:i/>
         </w:rPr>
-        <w:t>negative in the modelling and a positive in the measurement</w:t>
-      </w:r>
-      <w:r>
-        <w:t>, and both matter. On the modelling side, a systematic search with real statistical guardrails — subject-grouped CV, Bayesian optimisation, multi-seed full-budget confirmation, cluster-bootstrap significance — failed to distinguish anything from the shipped model. That converts the shipped configuration's status from "chosen after six manual runs" to "validated against a 40-trial search that could not beat it", and localises the performance ceiling in the 13-feature representation itself rather than in tuning — the strongest available justification for the future-work direction of a richer (learned) representation, Section 5.3. On the measurement side, clip-level scoring makes this report's numbers comparable to the published benchmark for the first time (the 63.9% clip-level accuracy of Abedi and Khan (2021) was never commensurable with this project's window-level figures), and threshold calibration — costing nothing at deployment beyond four additive constants — delivered the project's largest honest Test improvement. Finally, the subject-leakage episode is reported at full length deliberately: an evaluation design error that manufactured a publishable-looking finding, caught because the verification habit this project applies to its inference pipeline (Experiment 1) was applied to its own statistics, is precisely the kind of mistake-and-correction the methodology chapters of this report argue for surfacing rather than smoothing over.</w:t>
+        <w:t>significantly outperforms</w:t>
+      </w:r>
+      <w:r>
+        <w:t xml:space="preserve"> the TCN at window level, a finding this report states rather than buries — while remaining undeployable in the browser architecture that motivates the TCN's existence; the clip-level figures are well below the 63.9% accuracy of considerably heavier, non-edge-deployable prior work (Abedi and Khan, 2021), a comparison that only became commensurable at all once Experiment 8 moved this project onto the same clip-level basis; and every 4-class figure is measurably suppressed by a single engagement class with only 4 clips in the entire test split, a statistical reality of the dataset surfaced via the secondary 3-class-merged metrics rather than concealed behind a headline figure. Crucially, Experiment 8 also established that these numbers sit near the honest ceiling of the chosen feature representation: a subject-grouped cross-validated search over features, a 40-trial Bayesian hyperparameter search confirmed at full budget across five seeds, an ordinal-regression variant, and a stacking ensemble all failed to produce a configuration statistically distinguishable from the shipped one (tuned-vs-shipped difference +0.002, p=0.92). The shipped model is not undertuned; the representation is the binding constraint.</w:t>
       </w:r>
     </w:p>
     <w:p>
-      <w:r>
-        <w:br w:type="page"/>
+      <w:pPr>
+        <w:spacing w:after="160"/>
+      </w:pPr>
+      <w:r>
+        <w:t>Returning to the research question posed in Section 1.2 — can a facial-video engagement classifier run entirely client-side, fast enough for real use, while remaining provably free of any data leaving the device — the answer this project provides is a qualified but genuine yes, and the qualification is itself informative. "Provably free of data leaving the device" is fully and directly demonstrated (Section 4.4); "fast enough for real use" is demonstrated with a strong margin on one machine and only partially generalised across hardware (Section 4.5.3); and "a useful engagement classifier" is demonstrated to outperform naive baselines and to sit statistically level with the strongest classical alternative on validation while losing to it on test (Experiment 7) — a candid answer whose value lies in how thoroughly it was established: Experiments 7–8 subjected the model to the kind of adversarial statistical scrutiny (stronger baselines, alternative architectures, systematic search, significance testing at the correct unit of independence) that most work at this scale simply asserts its way past. None of these qualified answers were available before this project produced the working system and the evidence to interrogate it; that gap — between a plausible claim and a measured, tested one — is precisely what the project's methodology (Section 3.4) was built to close, and closing it, imperfectly but honestly, is this project's core contribution.</w:t>
       </w:r>
     </w:p>
     <w:p>
       <w:pPr>
-        <w:pStyle w:val="Heading1"/>
-      </w:pPr>
-      <w:r>
-        <w:t>5. Conclusion</w:t>
+        <w:pStyle w:val="Heading2"/>
+      </w:pPr>
+      <w:r>
+        <w:t>5.2 Critical Review</w:t>
       </w:r>
     </w:p>
     <w:p>
       <w:pPr>
-        <w:pStyle w:val="Heading2"/>
-      </w:pPr>
-      <w:r>
-        <w:t>5.1 Summary of Results</w:t>
+        <w:pStyle w:val="Heading3"/>
+      </w:pPr>
+      <w:r>
+        <w:t>5.2.1 Methodology Strengths</w:t>
       </w:r>
     </w:p>
     <w:p>
@@ -5262,24 +8992,24 @@
         <w:spacing w:after="160"/>
       </w:pPr>
       <w:r>
-        <w:t>Every objective set out in Section 1.4 was met, with results reported at the same level of precision whether favourable or not. The 13-feature geometric extractor is verified numerically equivalent between its Python and TypeScript implementations to within an empirically-justified tolerance (worst-case difference 0.0157, Section 4.1) — and the process of properly verifying that equivalence caught and fixed a real production regression that a less rigorous test would have missed entirely. A temporal convolutional network of 41,544 parameters, trained with class-weighted loss to counteract DAiSEE's severe engagement-class imbalance, beats both a majority-class floor and two classical-ML baselines on validation macro-F1 (0.3061 versus 0.2669 best classical, Section 4.3), is quantized to a 60 KB int8 ONNX model at a measured cost of 0.0015 macro-F1, and runs inside an ordinary browser tab with sub-millisecond inference latency (Section 4.5) — comfortably real-time relative to the system's own 3-second prediction cadence. The central privacy claim is backed by recorded, reproducible network evidence rather than assertion, including disclosure of one genuine third-party telemetry call found and mitigated at the browser-policy level (Section 4.4). The system was verified, not merely built, to survive a clean install on unfamiliar hardware, three of the major browser engines, and five deliberately adverse camera conditions, with every finding — favourable or not — recorded honestly (Section 4.6).</w:t>
+        <w:t xml:space="preserve">The contract-driven, dual-implementation methodology (Section 3.2) is this project's strongest methodological contribution, and Experiment 1 (Section 4.1) is direct, not hypothetical, evidence for why: a numerical-equivalence test built to be faithful to the </w:t>
+      </w:r>
+      <w:r>
+        <w:rPr>
+          <w:i/>
+        </w:rPr>
+        <w:t>actual deployed system</w:t>
+      </w:r>
+      <w:r>
+        <w:t>, rather than a convenient stand-in for it, found a real defect that a less faithful test — the one previously on record — structurally could not have found. The decision to treat verification (feature parity, export parity, the unit/contract suites, browser smoke, end-to-end integration — Section 3.4 states precisely which of these run in CI and which run as reproducible release-point scripts) as integrated methodology rather than optional post-hoc QA is the direct cause of those defects being caught before submission rather than during a live demonstration. The same habit, turned on the project's own statistics in Experiments 7–8, caught a further defect of exactly the same species: a cross-validation design that leaked subjects across folds and thereby manufactured a clean-looking feature-selection finding, detected and corrected before it reached any conclusion — and the corrected analysis then overturned it. And turned on the project's own passing parity report, it caught the Amendment 4 brow-formula divergence that two documents had rationalised as runtime noise (Section 4.1.3). Reporting practice throughout treats an honestly-analysed weak, negative, or partial result as acceptable and a concealed one as not (Sections 1.5, 4.3.3, 4.6.3, 4.8) — visible in the class-0 discussion, the single-machine benchmark caveat, the untested-in-Firefox caveat, the gradient-boosting-beats-the-TCN finding, and the search that validated rather than beat the shipped model, none of which were smoothed over to present a cleaner narrative.</w:t>
       </w:r>
     </w:p>
     <w:p>
       <w:pPr>
-        <w:spacing w:after="160"/>
-      </w:pPr>
-      <w:r>
-        <w:t xml:space="preserve">The one number a reader unfamiliar with the class-imbalance context might reasonably question is the shipped model's absolute test macro-F1 of 0.246 at window level — raised to 0.283 (44.7% four-class accuracy) once evaluation is moved to the clip level the benchmark actually uses and the decision thresholds calibrated on validation are applied (Experiment 8), still without any change to the deployed model. This report has been explicit throughout, not defensive after the fact, about what these numbers do and do not mean: they substantially exceed the majority-class floor (0.1655); the strongest classical baseline added in Experiment 7 (gradient boosting, 0.2910 on Test) </w:t>
-      </w:r>
-      <w:r>
-        <w:rPr>
-          <w:i/>
-        </w:rPr>
-        <w:t>significantly outperforms</w:t>
-      </w:r>
-      <w:r>
-        <w:t xml:space="preserve"> the TCN at window level, a finding this report states rather than buries — while remaining undeployable in the browser architecture that motivates the TCN's existence; the clip-level figures are well below the 63.9% accuracy of considerably heavier, non-edge-deployable prior work (Abedi and Khan, 2021), a comparison that only became commensurable at all once Experiment 8 moved this project onto the same clip-level basis; and every 4-class figure is measurably suppressed by a single engagement class with only 4 clips in the entire test split, a statistical reality of the dataset surfaced via the secondary 3-class-merged metrics rather than concealed behind a headline figure. Crucially, Experiment 8 also established that these numbers sit near the honest ceiling of the chosen feature representation: a subject-grouped cross-validated search over features, a 40-trial Bayesian hyperparameter search confirmed at full budget across five seeds, an ordinal-regression variant, and a stacking ensemble all failed to produce a configuration statistically distinguishable from the shipped one (tuned-vs-shipped difference +0.002, p=0.92). The shipped model is not undertuned; the representation is the binding constraint.</w:t>
+        <w:pStyle w:val="Heading3"/>
+      </w:pPr>
+      <w:r>
+        <w:t>5.2.2 Methodology Weaknesses</w:t>
       </w:r>
     </w:p>
     <w:p>
@@ -5287,15 +9017,61 @@
         <w:spacing w:after="160"/>
       </w:pPr>
       <w:r>
-        <w:t>Returning to the research question posed in Section 1.2 — can a facial-video engagement classifier run entirely client-side, fast enough for real use, while remaining provably free of any data leaving the device — the answer this project provides is a qualified but genuine yes, and the qualification is itself informative. "Provably free of data leaving the device" is fully and directly demonstrated (Section 4.4); "fast enough for real use" is demonstrated with a strong margin on one machine and only partially generalised across hardware (Section 4.5.3); and "a useful engagement classifier" is demonstrated to outperform naive baselines and to sit statistically level with the strongest classical alternative on validation while losing to it on test (Experiment 7) — a candid answer whose value lies in how thoroughly it was established: Experiments 7–8 subjected the model to the kind of adversarial statistical scrutiny (stronger baselines, alternative architectures, systematic search, significance testing at the correct unit of independence) that most work at this scale simply asserts its way past. None of these qualified answers were available before this project produced the working system and the evidence to interrogate it; that gap — between a plausible claim and a measured, tested one — is precisely what the project's methodology (Section 3.4) was built to close, and closing it, imperfectly but honestly, is this project's core contribution.</w:t>
+        <w:t xml:space="preserve">The geometric-feature representation (Section 2.1.2, Section 3.2.2), chosen specifically for its edge-deployability and cross-language verifiability, is now the </w:t>
+      </w:r>
+      <w:r>
+        <w:rPr>
+          <w:i/>
+        </w:rPr>
+        <w:t>established</w:t>
+      </w:r>
+      <w:r>
+        <w:t xml:space="preserve"> — no longer merely the most defensible candidate — cause of this project's accuracy ceiling: Experiment 8's search systematically eliminated the alternatives (undertuned hyperparameters, suboptimal feature subset, unexploited ensemble opportunity), leaving the discarded spatial-texture information a learned frontend retains as the remaining explanation for the gap to Abedi and Khan (2021). Three limitations of the search phase itself are owned rather than hidden: its hyperparameter objective used only two of the five CV folds per trial (a compute-driven compromise, documented in the search log, that a fuller run should confirm); the threshold-calibrated validation figure (0.5283 accuracy) is in-sample of its own calibration, with the Test transfer (0.4467) being the honest out-of-sample number; and the ensemble's diagnosed failure was remedied only to parity with the single model, not past it. Firefox's real-face detection remains unverified by direct test, for a genuine tooling limitation rather than a discovered defect (Section 4.6.3). Only one of the three benchmark machines required for a defensible hardware-comparability claim has been measured (Section 4.5.3). The class-0 statistical unreliability (Sections 1.5, 4.3.3) is a property of the dataset this project did not create, and means every 4-class figure should be read alongside its per-class and 3-class-merged context, never quoted alone.</w:t>
       </w:r>
     </w:p>
     <w:p>
       <w:pPr>
-        <w:pStyle w:val="Heading2"/>
-      </w:pPr>
-      <w:r>
-        <w:t>5.2 Critical Review</w:t>
+        <w:spacing w:after="160"/>
+      </w:pPr>
+      <w:r>
+        <w:t xml:space="preserve">Three further limitations surfaced by the 2026-08-29 code audit are owned explicitly. </w:t>
+      </w:r>
+      <w:r>
+        <w:rPr>
+          <w:b/>
+        </w:rPr>
+        <w:t>(a) `gaze_y` is numerically unstable on blink frames</w:t>
+      </w:r>
+      <w:r>
+        <w:t xml:space="preserve">: it divides the iris's vertical offset by the eye's aperture height with only an ε guard, producing standardised spikes up to ≈26σ mid-blink (0.32% of face-present training frames exceed 5σ) — very likely the amplifier behind the blink-frame sensitivity Amendment 2 attributed to </w:t>
+      </w:r>
+      <w:r>
+        <w:rPr>
+          <w:rFonts w:ascii="Consolas" w:hAnsi="Consolas"/>
+          <w:sz w:val="20"/>
+        </w:rPr>
+        <w:t>numFaces</w:t>
+      </w:r>
+      <w:r>
+        <w:t xml:space="preserve"> alone. The formula is contract-frozen and the model was trained on these dynamics, so an inference-side clamp would itself create train/serve skew; the proper remedy (an aperture-gated gaze feature) needs re-extraction and retraining, and is future work. </w:t>
+      </w:r>
+      <w:r>
+        <w:rPr>
+          <w:b/>
+        </w:rPr>
+        <w:t>(b) The live sampling loop originally ran at a display-refresh-quantised ~8.3–8.6 Hz</w:t>
+      </w:r>
+      <w:r>
+        <w:t xml:space="preserve">, not the contract's 10 Hz, stretching "3.0 s" windows up to 20%; fixed in remediation (accumulator clock, plus a buffer reset so windows never span a pause), but pre-fix live observations experienced the slower cadence. </w:t>
+      </w:r>
+      <w:r>
+        <w:rPr>
+          <w:b/>
+        </w:rPr>
+        <w:t>(c) In multi-person frames, the overlay's "primary" face and the face feeding the model can differ</w:t>
+      </w:r>
+      <w:r>
+        <w:t xml:space="preserve"> — the display and model-feeding landmarkers are deliberately separate (Amendment 2), with no reconciliation. Now documented truthfully; a labelling imprecision in the targeted single-user scenario, but a multi-learner deployment would need it resolved.</w:t>
       </w:r>
     </w:p>
     <w:p>
@@ -5303,7 +9079,7 @@
         <w:pStyle w:val="Heading3"/>
       </w:pPr>
       <w:r>
-        <w:t>5.2.1 Methodology Strengths</w:t>
+        <w:t>5.2.3 Augmentations and Alternate Approaches</w:t>
       </w:r>
     </w:p>
     <w:p>
@@ -5311,24 +9087,60 @@
         <w:spacing w:after="160"/>
       </w:pPr>
       <w:r>
-        <w:t xml:space="preserve">The contract-driven, dual-implementation methodology (Section 3.2) is this project's strongest methodological contribution, and Experiment 1 (Section 4.1) is direct, not hypothetical, evidence for why: a numerical-equivalence test built to be faithful to the </w:t>
+        <w:t xml:space="preserve">Three concrete alternatives, each considered and each rejected for a specific, stated reason rather than left unexamined: </w:t>
+      </w:r>
+      <w:r>
+        <w:rPr>
+          <w:b/>
+        </w:rPr>
+        <w:t>(a)</w:t>
+      </w:r>
+      <w:r>
+        <w:t xml:space="preserve"> a hybrid spatial-temporal architecture in the style of Abedi and Khan (2021) would very plausibly close some of the accuracy gap discussed in Section 5.2.2, at the direct cost of the edge-deployment footprint and, more subtly, the cross-language verifiability this project's whole methodology depends on — a learned CNN feature extractor has no equivalent mechanism for a second independent implementation to be checked against, the way a documented arithmetic formula does (Section 2.1.2); </w:t>
+      </w:r>
+      <w:r>
+        <w:rPr>
+          <w:b/>
+        </w:rPr>
+        <w:t>(b)</w:t>
+      </w:r>
+      <w:r>
+        <w:t xml:space="preserve"> SMOTE-style oversampling of the minority engagement classes, as used by Santoni, Basaruddin and Junus (2023), was considered as an alternative to this project's inverse-frequency loss weighting, and set aside specifically because synthetic oversampling from an already-scarce 32-window minority class risks amplifying noise from a handful of source clips rather than genuinely adding information; the adjacent data-level remedy that </w:t>
       </w:r>
       <w:r>
         <w:rPr>
           <w:i/>
         </w:rPr>
-        <w:t>actual deployed system</w:t>
-      </w:r>
-      <w:r>
-        <w:t>, rather than a convenient stand-in for it, found a real defect that a less faithful test — the one previously on record — structurally could not have found. The decision to treat verification (feature parity, export parity, browser-execution smoke tests, end-to-end integration) as integrated CI-gated methodology rather than optional post-hoc QA is the direct cause of that defect being caught before submission rather than during a live demonstration. The same habit, turned on the project's own statistics in Experiments 7–8, caught a second defect of exactly the same species: a cross-validation design that leaked subjects across folds and thereby manufactured a clean-looking feature-selection finding, detected and corrected before it reached any conclusion — and the corrected analysis then overturned it. Reporting practice throughout treats an honestly-analysed weak, negative, or partial result as acceptable and a concealed one as not (Sections 1.5, 4.3.3, 4.6.3, 4.8) — visible in the class-0 discussion, the single-machine benchmark caveat, the untested-in-Firefox caveat, the gradient-boosting-beats-the-TCN finding, and the search that validated rather than beat the shipped model, none of which were smoothed over to present a cleaner narrative.</w:t>
+        <w:t>was</w:t>
+      </w:r>
+      <w:r>
+        <w:t xml:space="preserve"> eventually tried — train-time noise and temporal-masking augmentation (Experiment 8) — is reported there, and Experiment 8's ensemble diagnosis adds a concrete, hard-won caution for this whole family of remedies: imbalance corrections compose badly (a meta-learner applying balanced weighting on top of already-balanced base learners double-corrected and collapsed), so any oversampling would need to </w:t>
+      </w:r>
+      <w:r>
+        <w:rPr>
+          <w:i/>
+        </w:rPr>
+        <w:t>replace</w:t>
+      </w:r>
+      <w:r>
+        <w:t xml:space="preserve">, not join, the loss weighting; </w:t>
+      </w:r>
+      <w:r>
+        <w:rPr>
+          <w:b/>
+        </w:rPr>
+        <w:t>(c)</w:t>
+      </w:r>
+      <w:r>
+        <w:t xml:space="preserve"> true Euler-angle head pose via EPnP (Lepetit, Moreno-Noguer and Fua, 2009) was rejected specifically on footprint grounds (Section 2.2.2) — if a future deployment target relaxes the sub-100 KB, no-heavy-dependency constraint (for instance, a native mobile app rather than a browser tab), this trade-off would be worth revisiting on its merits rather than assumed permanently settled.</w:t>
       </w:r>
     </w:p>
     <w:p>
       <w:pPr>
-        <w:pStyle w:val="Heading3"/>
-      </w:pPr>
-      <w:r>
-        <w:t>5.2.2 Methodology Weaknesses</w:t>
+        <w:pStyle w:val="Heading2"/>
+      </w:pPr>
+      <w:r>
+        <w:t>5.3 Future Work</w:t>
       </w:r>
     </w:p>
     <w:p>
@@ -5336,93 +9148,72 @@
         <w:spacing w:after="160"/>
       </w:pPr>
       <w:r>
-        <w:t xml:space="preserve">The geometric-feature representation (Section 2.1.2, Section 3.2.2), chosen specifically for its edge-deployability and cross-language verifiability, is now the </w:t>
-      </w:r>
-      <w:r>
-        <w:rPr>
-          <w:i/>
-        </w:rPr>
-        <w:t>established</w:t>
-      </w:r>
-      <w:r>
-        <w:t xml:space="preserve"> — no longer merely the most defensible candidate — cause of this project's accuracy ceiling: Experiment 8's search systematically eliminated the alternatives (undertuned hyperparameters, suboptimal feature subset, unexploited ensemble opportunity), leaving the discarded spatial-texture information a learned frontend retains as the remaining explanation for the gap to Abedi and Khan (2021). Three limitations of the search phase itself are owned rather than hidden: its hyperparameter objective used only two of the five CV folds per trial (a compute-driven compromise, documented in the search log, that a fuller run should confirm); the threshold-calibrated validation figure (0.5283 accuracy) is in-sample of its own calibration, with the Test transfer (0.4467) being the honest out-of-sample number; and the ensemble's diagnosed failure was remedied only to parity with the single model, not past it. Firefox's real-face detection remains unverified by direct test, for a genuine tooling limitation rather than a discovered defect (Section 4.6.3). Only one of the three benchmark machines required for a defensible hardware-comparability claim has been measured (Section 4.5.3). The class-0 statistical unreliability (Sections 1.5, 4.3.3) is a property of the dataset this project did not create, and means every 4-class figure should be read alongside its per-class and 3-class-merged context, never quoted alone.</w:t>
+        <w:t>In descending order of how directly each follows from a limitation already named in this report: every item traces to a specific, evidenced gap from Section 4 or 5.2, not to a generic further-research list.</w:t>
       </w:r>
     </w:p>
     <w:p>
       <w:pPr>
-        <w:pStyle w:val="Heading3"/>
-      </w:pPr>
-      <w:r>
-        <w:t>5.2.3 Augmentations and Alternate Approaches</w:t>
+        <w:pStyle w:val="ListNumber"/>
+      </w:pPr>
+      <w:r>
+        <w:rPr>
+          <w:b/>
+        </w:rPr>
+        <w:t>Ship the decision-threshold calibration to the browser</w:t>
+      </w:r>
+      <w:r>
+        <w:t xml:space="preserve"> (Experiment 8) — the calibrated clip-level result (+0.035 Test macro-F1) costs exactly four additive constants applied to the logits in JavaScript, requires no model change, no re-export, and no contract amendment beyond a note; it is the highest-value, lowest-cost deployment improvement this project has identified and the natural first follow-up.</w:t>
       </w:r>
     </w:p>
     <w:p>
       <w:pPr>
-        <w:spacing w:after="160"/>
-      </w:pPr>
-      <w:r>
-        <w:t xml:space="preserve">Three concrete alternatives, each considered and each rejected for a specific, stated reason rather than left unexamined: </w:t>
-      </w:r>
+        <w:pStyle w:val="ListNumber"/>
+      </w:pPr>
       <w:r>
         <w:rPr>
           <w:b/>
         </w:rPr>
-        <w:t>(a)</w:t>
-      </w:r>
-      <w:r>
-        <w:t xml:space="preserve"> a hybrid spatial-temporal architecture in the style of Abedi and Khan (2021) would very plausibly close some of the accuracy gap discussed in Section 5.2.2, at the direct cost of the edge-deployment footprint and, more subtly, the cross-language verifiability this project's whole methodology depends on — a learned CNN feature extractor has no equivalent mechanism for a second independent implementation to be checked against, the way a documented arithmetic formula does (Section 2.1.2); </w:t>
-      </w:r>
-      <w:r>
-        <w:rPr>
-          <w:b/>
-        </w:rPr>
-        <w:t>(b)</w:t>
-      </w:r>
-      <w:r>
-        <w:t xml:space="preserve"> SMOTE-style oversampling of the minority engagement classes, as used by Santoni, Basaruddin and Junus (2023), was considered as an alternative to this project's inverse-frequency loss weighting, and set aside specifically because synthetic oversampling from an already-scarce 32-window minority class risks amplifying noise from a handful of source clips rather than genuinely adding information; the adjacent data-level remedy that </w:t>
-      </w:r>
-      <w:r>
-        <w:rPr>
-          <w:i/>
-        </w:rPr>
-        <w:t>was</w:t>
-      </w:r>
-      <w:r>
-        <w:t xml:space="preserve"> eventually tried — train-time noise and temporal-masking augmentation (Experiment 8) — is reported there, and Experiment 8's ensemble diagnosis adds a concrete, hard-won caution for this whole family of remedies: imbalance corrections compose badly (a meta-learner applying balanced weighting on top of already-balanced base learners double-corrected and collapsed), so any oversampling would need to </w:t>
-      </w:r>
-      <w:r>
-        <w:rPr>
-          <w:i/>
-        </w:rPr>
-        <w:t>replace</w:t>
-      </w:r>
-      <w:r>
-        <w:t xml:space="preserve">, not join, the loss weighting; </w:t>
-      </w:r>
-      <w:r>
-        <w:rPr>
-          <w:b/>
-        </w:rPr>
-        <w:t>(c)</w:t>
-      </w:r>
-      <w:r>
-        <w:t xml:space="preserve"> true Euler-angle head pose via EPnP (Lepetit, Moreno-Noguer and Fua, 2009) was rejected specifically on footprint grounds (Section 2.2.2) — if a future deployment target relaxes the sub-100 KB, no-heavy-dependency constraint (for instance, a native mobile app rather than a browser tab), this trade-off would be worth revisiting on its merits rather than assumed permanently settled.</w:t>
+        <w:t>Complete the multi-machine benchmark</w:t>
+      </w:r>
+      <w:r>
+        <w:t xml:space="preserve"> (Section 4.5.3) — at least two further machines spanning different hardware tiers, using the runbook already prepared, to make the hardware-comparability claim this report's own cited literature insists on actually defensible.</w:t>
       </w:r>
     </w:p>
     <w:p>
       <w:pPr>
-        <w:pStyle w:val="Heading2"/>
-      </w:pPr>
-      <w:r>
-        <w:t>5.3 Future Work</w:t>
+        <w:pStyle w:val="ListNumber"/>
+      </w:pPr>
+      <w:r>
+        <w:rPr>
+          <w:b/>
+        </w:rPr>
+        <w:t>Manually verify real-face detection in Firefox</w:t>
+      </w:r>
+      <w:r>
+        <w:t xml:space="preserve"> (Section 4.6.3) with an actual webcam and a human subject, closing the one gap in the cross-browser evidence that automated tooling could not close.</w:t>
       </w:r>
     </w:p>
     <w:p>
       <w:pPr>
-        <w:spacing w:after="160"/>
-      </w:pPr>
-      <w:r>
-        <w:t>In descending order of how directly each follows from a limitation already named in this report, rather than being a speculative extension. This ordering is itself a methodological choice worth stating explicitly: each item below traces to a specific, evidenced gap identified in Section 4 or Section 5.2, rather than to a generic "directions for further research" list assembled independently of what this project actually found.</w:t>
+        <w:pStyle w:val="ListNumber"/>
+      </w:pPr>
+      <w:r>
+        <w:rPr>
+          <w:b/>
+        </w:rPr>
+        <w:t>A hybrid architecture study</w:t>
+      </w:r>
+      <w:r>
+        <w:t xml:space="preserve">, adding a lightweight learned spatial encoder ahead of the existing TCN temporal head as an explicitly optional, higher-footprint configuration alongside (not replacing) the current geometric-feature model. Experiment 8 sharpened this from a suggestion into the </w:t>
+      </w:r>
+      <w:r>
+        <w:rPr>
+          <w:i/>
+        </w:rPr>
+        <w:t>logically next</w:t>
+      </w:r>
+      <w:r>
+        <w:t xml:space="preserve"> step: with undertuning, feature-subset choice, and ensembling now eliminated as explanations for the accuracy ceiling, the representation itself is the remaining lever, and this study would directly measure how much of the gap to Abedi and Khan (2021) the discarded spatial-texture information accounts for.</w:t>
       </w:r>
     </w:p>
     <w:p>
@@ -5433,10 +9224,19 @@
         <w:rPr>
           <w:b/>
         </w:rPr>
-        <w:t>Ship the decision-threshold calibration to the browser</w:t>
-      </w:r>
-      <w:r>
-        <w:t xml:space="preserve"> (Experiment 8) — the calibrated clip-level result (+0.035 Test macro-F1) costs exactly four additive constants applied to the logits in JavaScript, requires no model change, no re-export, and no contract amendment beyond a note; it is the highest-value, lowest-cost deployment improvement this project has identified and the natural first follow-up.</w:t>
+        <w:t>Close the search phase's own documented gaps</w:t>
+      </w:r>
+      <w:r>
+        <w:t xml:space="preserve"> — re-run the hyperparameter search objective on all five CV folds (it used two, a compute compromise), and take the diagnosed-but-only-partially-remedied ensemble one step further (a tuned moderate meta-learner weighting was found; whether any stacking configuration can </w:t>
+      </w:r>
+      <w:r>
+        <w:rPr>
+          <w:i/>
+        </w:rPr>
+        <w:t>pass</w:t>
+      </w:r>
+      <w:r>
+        <w:t xml:space="preserve"> rather than tie the single model remains open).</w:t>
       </w:r>
     </w:p>
     <w:p>
@@ -5447,97 +9247,91 @@
         <w:rPr>
           <w:b/>
         </w:rPr>
-        <w:t>Complete the multi-machine benchmark</w:t>
-      </w:r>
-      <w:r>
-        <w:t xml:space="preserve"> (Section 4.5.3) — at least two further machines spanning different hardware tiers, using the runbook already prepared, to make the hardware-comparability claim this report's own cited literature insists on actually defensible.</w:t>
+        <w:t>A larger, better-balanced evaluation set for the rarest engagement class specifically</w:t>
+      </w:r>
+      <w:r>
+        <w:t xml:space="preserve"> — whether via additional annotated data, stratified re-sampling of DAiSEE's existing pool, or a separate held-out low-engagement set — to give the class-0 metric enough statistical power to be trusted on its own rather than requiring the 3-class-merged fallback.</w:t>
       </w:r>
     </w:p>
     <w:p>
-      <w:pPr>
-        <w:pStyle w:val="ListNumber"/>
-      </w:pPr>
-      <w:r>
-        <w:rPr>
-          <w:b/>
-        </w:rPr>
-        <w:t>Manually verify real-face detection in Firefox</w:t>
-      </w:r>
-      <w:r>
-        <w:t xml:space="preserve"> (Section 4.6.3) with an actual webcam and a human subject, closing the one gap in the cross-browser evidence that automated tooling could not close.</w:t>
+      <w:r>
+        <w:br w:type="page"/>
       </w:r>
     </w:p>
     <w:p>
       <w:pPr>
-        <w:pStyle w:val="ListNumber"/>
-      </w:pPr>
-      <w:r>
-        <w:rPr>
-          <w:b/>
-        </w:rPr>
-        <w:t>A hybrid architecture study</w:t>
-      </w:r>
-      <w:r>
-        <w:t xml:space="preserve">, adding a lightweight learned spatial encoder ahead of the existing TCN temporal head as an explicitly optional, higher-footprint configuration alongside (not replacing) the current geometric-feature model. Experiment 8 sharpened this from a suggestion into the </w:t>
-      </w:r>
-      <w:r>
-        <w:rPr>
-          <w:i/>
-        </w:rPr>
-        <w:t>logically next</w:t>
-      </w:r>
-      <w:r>
-        <w:t xml:space="preserve"> step: with undertuning, feature-subset choice, and ensembling now eliminated as explanations for the accuracy ceiling, the representation itself is the remaining lever, and this study would directly measure how much of the gap to Abedi and Khan (2021) the discarded spatial-texture information accounts for.</w:t>
+        <w:pStyle w:val="Heading2"/>
+      </w:pPr>
+      <w:r>
+        <w:t>References</w:t>
       </w:r>
     </w:p>
     <w:p>
       <w:pPr>
-        <w:pStyle w:val="ListNumber"/>
-      </w:pPr>
-      <w:r>
-        <w:rPr>
-          <w:b/>
-        </w:rPr>
-        <w:t>Close the search phase's own documented gaps</w:t>
-      </w:r>
-      <w:r>
-        <w:t xml:space="preserve"> — re-run the hyperparameter search objective on all five CV folds (it used two, a compute compromise), and take the diagnosed-but-only-partially-remedied ensemble one step further (a tuned moderate meta-learner weighting was found; whether any stacking configuration can </w:t>
+        <w:spacing w:after="160"/>
+      </w:pPr>
+      <w:r>
+        <w:t xml:space="preserve">Abedi, A. and Khan, S.S. (2021) 'Improving state-of-the-art in detecting student engagement with ResNet and TCN hybrid network', in </w:t>
       </w:r>
       <w:r>
         <w:rPr>
           <w:i/>
         </w:rPr>
-        <w:t>pass</w:t>
-      </w:r>
-      <w:r>
-        <w:t xml:space="preserve"> rather than tie the single model remains open).</w:t>
+        <w:t>2021 18th Conference on Robots and Vision (CRV)</w:t>
+      </w:r>
+      <w:r>
+        <w:t>. IEEE. Available at: https://arxiv.org/abs/2104.10122 (Accessed: 9 August 2026).</w:t>
       </w:r>
     </w:p>
     <w:p>
       <w:pPr>
-        <w:pStyle w:val="ListNumber"/>
-      </w:pPr>
-      <w:r>
-        <w:rPr>
-          <w:b/>
-        </w:rPr>
-        <w:t>A larger, better-balanced evaluation set for the rarest engagement class specifically</w:t>
-      </w:r>
-      <w:r>
-        <w:t xml:space="preserve"> — whether via additional annotated data, stratified re-sampling of DAiSEE's existing pool, or a separate held-out low-engagement set — to give the class-0 metric enough statistical power to be trusted on its own rather than requiring the 3-class-merged fallback.</w:t>
+        <w:spacing w:after="160"/>
+      </w:pPr>
+      <w:r>
+        <w:t xml:space="preserve">Akiba, T., Sano, S., Yanase, T., Ohta, T. and Koyama, M. (2019) 'Optuna: a next-generation hyperparameter optimization framework', in </w:t>
+      </w:r>
+      <w:r>
+        <w:rPr>
+          <w:i/>
+        </w:rPr>
+        <w:t>Proceedings of the 25th ACM SIGKDD International Conference on Knowledge Discovery and Data Mining</w:t>
+      </w:r>
+      <w:r>
+        <w:t>. ACM, pp. 2623–2631. Available at: https://arxiv.org/abs/1907.10902 (Accessed: 29 August 2026).</w:t>
       </w:r>
     </w:p>
     <w:p>
-      <w:r>
-        <w:br w:type="page"/>
+      <w:pPr>
+        <w:spacing w:after="160"/>
+      </w:pPr>
+      <w:r>
+        <w:t xml:space="preserve">Bai, S., Kolter, J.Z. and Koltun, V. (2018) 'An empirical evaluation of generic convolutional and recurrent networks for sequence modeling', </w:t>
+      </w:r>
+      <w:r>
+        <w:rPr>
+          <w:i/>
+        </w:rPr>
+        <w:t>arXiv preprint arXiv:1803.01271</w:t>
+      </w:r>
+      <w:r>
+        <w:t>. Available at: https://arxiv.org/abs/1803.01271 (Accessed: 9 August 2026).</w:t>
       </w:r>
     </w:p>
     <w:p>
       <w:pPr>
-        <w:pStyle w:val="Heading2"/>
-      </w:pPr>
-      <w:r>
-        <w:t>References</w:t>
+        <w:spacing w:after="160"/>
+      </w:pPr>
+      <w:r>
+        <w:t xml:space="preserve">Cao, W., Mirjalili, V. and Raschka, S. (2020) 'Rank consistent ordinal regression for neural networks with application to age estimation', </w:t>
+      </w:r>
+      <w:r>
+        <w:rPr>
+          <w:i/>
+        </w:rPr>
+        <w:t>Pattern Recognition Letters</w:t>
+      </w:r>
+      <w:r>
+        <w:t>, 140, pp. 325–331. Available at: https://arxiv.org/abs/1901.07884 (Accessed: 29 August 2026).</w:t>
       </w:r>
     </w:p>
     <w:p>
@@ -5545,16 +9339,16 @@
         <w:spacing w:after="160"/>
       </w:pPr>
       <w:r>
-        <w:t xml:space="preserve">Abedi, A. and Khan, S.S. (2021) 'Improving state-of-the-art in detecting student engagement with ResNet and TCN hybrid network', in </w:t>
+        <w:t xml:space="preserve">Dewan, M.A.A., Murshed, M. and Lin, F. (2019) 'Engagement detection in online learning: a review', </w:t>
       </w:r>
       <w:r>
         <w:rPr>
           <w:i/>
         </w:rPr>
-        <w:t>2021 18th Conference on Robots and Vision (CRV)</w:t>
-      </w:r>
-      <w:r>
-        <w:t>. IEEE. Available at: https://arxiv.org/abs/2104.10122 (Accessed: 9 August 2026).</w:t>
+        <w:t>Smart Learning Environments</w:t>
+      </w:r>
+      <w:r>
+        <w:t>, 6(1), article 1. Available at: https://slejournal.springeropen.com/articles/10.1186/s40561-018-0080-z (Accessed: 9 August 2026).</w:t>
       </w:r>
     </w:p>
     <w:p>
@@ -5562,16 +9356,16 @@
         <w:spacing w:after="160"/>
       </w:pPr>
       <w:r>
-        <w:t xml:space="preserve">Akiba, T., Sano, S., Yanase, T., Ohta, T. and Koyama, M. (2019) 'Optuna: a next-generation hyperparameter optimization framework', in </w:t>
+        <w:t xml:space="preserve">Gupta, A., D'Cunha, A., Awasthi, K. and Balasubramanian, V. (2016) 'DAiSEE: towards user engagement recognition in the wild', </w:t>
       </w:r>
       <w:r>
         <w:rPr>
           <w:i/>
         </w:rPr>
-        <w:t>Proceedings of the 25th ACM SIGKDD International Conference on Knowledge Discovery and Data Mining</w:t>
-      </w:r>
-      <w:r>
-        <w:t>. ACM, pp. 2623–2631. Available at: https://arxiv.org/abs/1907.10902 (Accessed: 29 August 2026).</w:t>
+        <w:t>arXiv preprint arXiv:1609.01885</w:t>
+      </w:r>
+      <w:r>
+        <w:t>. Available at: https://arxiv.org/abs/1609.01885 (Accessed: 1 August 2026).</w:t>
       </w:r>
     </w:p>
     <w:p>
@@ -5579,16 +9373,16 @@
         <w:spacing w:after="160"/>
       </w:pPr>
       <w:r>
-        <w:t xml:space="preserve">Bai, S., Kolter, J.Z. and Koltun, V. (2018) 'An empirical evaluation of generic convolutional and recurrent networks for sequence modeling', </w:t>
+        <w:t xml:space="preserve">Jacob, B., Kligys, S., Chen, B., Zhu, M., Tang, M., Howard, A., Adam, H. and Kalenichenko, D. (2018) 'Quantization and training of neural networks for efficient integer-arithmetic-only inference', in </w:t>
       </w:r>
       <w:r>
         <w:rPr>
           <w:i/>
         </w:rPr>
-        <w:t>arXiv preprint arXiv:1803.01271</w:t>
-      </w:r>
-      <w:r>
-        <w:t>. Available at: https://arxiv.org/abs/1803.01271 (Accessed: 9 August 2026).</w:t>
+        <w:t>Proceedings of the IEEE Conference on Computer Vision and Pattern Recognition (CVPR)</w:t>
+      </w:r>
+      <w:r>
+        <w:t>. IEEE, pp. 2704–2713. Available at: https://arxiv.org/abs/1712.05877 (Accessed: 9 August 2026).</w:t>
       </w:r>
     </w:p>
     <w:p>
@@ -5596,16 +9390,16 @@
         <w:spacing w:after="160"/>
       </w:pPr>
       <w:r>
-        <w:t xml:space="preserve">Cao, W., Mirjalili, V. and Raschka, S. (2020) 'Rank consistent ordinal regression for neural networks with application to age estimation', </w:t>
+        <w:t xml:space="preserve">Kamath, A., Biswas, A. and Balasubramanian, V. (2016) 'A crowdsourced approach to student engagement recognition in e-learning environments', in </w:t>
       </w:r>
       <w:r>
         <w:rPr>
           <w:i/>
         </w:rPr>
-        <w:t>Pattern Recognition Letters</w:t>
-      </w:r>
-      <w:r>
-        <w:t>, 140, pp. 325–331. Available at: https://arxiv.org/abs/1901.07884 (Accessed: 29 August 2026).</w:t>
+        <w:t>2016 IEEE Winter Conference on Applications of Computer Vision (WACV)</w:t>
+      </w:r>
+      <w:r>
+        <w:t>. IEEE.</w:t>
       </w:r>
     </w:p>
     <w:p>
@@ -5613,7 +9407,7 @@
         <w:spacing w:after="160"/>
       </w:pPr>
       <w:r>
-        <w:t xml:space="preserve">Dewan, M.A.A., Murshed, M. and Lin, F. (2019) 'Engagement detection in online learning: a review', </w:t>
+        <w:t xml:space="preserve">Karimah, S.N. and Hasegawa, S. (2022) 'Automatic engagement estimation in smart education/learning settings: a systematic review of engagement definitions, datasets, and methods', </w:t>
       </w:r>
       <w:r>
         <w:rPr>
@@ -5622,7 +9416,7 @@
         <w:t>Smart Learning Environments</w:t>
       </w:r>
       <w:r>
-        <w:t>, 6(1), article 1. Available at: https://slejournal.springeropen.com/articles/10.1186/s40561-018-0080-z (Accessed: 9 August 2026).</w:t>
+        <w:t>, 9, article 31. Available at: https://slejournal.springeropen.com/articles/10.1186/s40561-022-00212-y (Accessed: 9 August 2026).</w:t>
       </w:r>
     </w:p>
     <w:p>
@@ -5630,16 +9424,16 @@
         <w:spacing w:after="160"/>
       </w:pPr>
       <w:r>
-        <w:t xml:space="preserve">Gupta, A., D'Cunha, A., Awasthi, K. and Balasubramanian, V. (2016) 'DAiSEE: towards user engagement recognition in the wild', </w:t>
+        <w:t xml:space="preserve">Kartynnik, Y., Ablavatski, A., Grishchenko, I. and Grundmann, M. (2019) 'Real-time facial surface geometry from monocular video on mobile GPUs', </w:t>
       </w:r>
       <w:r>
         <w:rPr>
           <w:i/>
         </w:rPr>
-        <w:t>arXiv preprint arXiv:1609.01885</w:t>
-      </w:r>
-      <w:r>
-        <w:t>. Available at: https://arxiv.org/abs/1609.01885 (Accessed: 1 August 2026).</w:t>
+        <w:t>arXiv preprint arXiv:1907.06724</w:t>
+      </w:r>
+      <w:r>
+        <w:t>. Available at: https://arxiv.org/abs/1907.06724 (Accessed: 9 August 2026).</w:t>
       </w:r>
     </w:p>
     <w:p>
@@ -5647,16 +9441,16 @@
         <w:spacing w:after="160"/>
       </w:pPr>
       <w:r>
-        <w:t xml:space="preserve">Jacob, B., Kligys, S., Chen, B., Zhu, M., Tang, M., Howard, A., Adam, H. and Kalenichenko, D. (2018) 'Quantization and training of neural networks for efficient integer-arithmetic-only inference', in </w:t>
+        <w:t xml:space="preserve">Khan, S.S., Abedi, A. and Colella, T.J.F. (2022) 'Inconsistencies in the definition and annotation of student engagement in virtual learning datasets: a critical review', </w:t>
       </w:r>
       <w:r>
         <w:rPr>
           <w:i/>
         </w:rPr>
-        <w:t>Proceedings of the IEEE Conference on Computer Vision and Pattern Recognition (CVPR)</w:t>
-      </w:r>
-      <w:r>
-        <w:t>. IEEE, pp. 2704–2713. Available at: https://arxiv.org/abs/1712.05877 (Accessed: 9 August 2026).</w:t>
+        <w:t>arXiv preprint arXiv:2208.04548</w:t>
+      </w:r>
+      <w:r>
+        <w:t>. Available at: https://arxiv.org/abs/2208.04548 (Accessed: 9 August 2026).</w:t>
       </w:r>
     </w:p>
     <w:p>
@@ -5664,16 +9458,16 @@
         <w:spacing w:after="160"/>
       </w:pPr>
       <w:r>
-        <w:t xml:space="preserve">Kamath, A., Biswas, A. and Balasubramanian, V. (2016) 'A crowdsourced approach to student engagement recognition in e-learning environments', in </w:t>
+        <w:t xml:space="preserve">Lepetit, V., Moreno-Noguer, F. and Fua, P. (2009) 'EPnP: an accurate O(n) solution to the PnP problem', </w:t>
       </w:r>
       <w:r>
         <w:rPr>
           <w:i/>
         </w:rPr>
-        <w:t>2016 IEEE Winter Conference on Applications of Computer Vision (WACV)</w:t>
-      </w:r>
-      <w:r>
-        <w:t>. IEEE.</w:t>
+        <w:t>International Journal of Computer Vision</w:t>
+      </w:r>
+      <w:r>
+        <w:t>, 81(2), pp. 155–166.</w:t>
       </w:r>
     </w:p>
     <w:p>
@@ -5681,16 +9475,16 @@
         <w:spacing w:after="160"/>
       </w:pPr>
       <w:r>
-        <w:t xml:space="preserve">Karimah, S.N. and Hasegawa, S. (2022) 'Automatic engagement estimation in smart education/learning settings: a systematic review of engagement definitions, datasets, and methods', </w:t>
+        <w:t xml:space="preserve">Lin, T.Y., Goyal, P., Girshick, R., He, K. and Dollár, P. (2017) 'Focal loss for dense object detection', in </w:t>
       </w:r>
       <w:r>
         <w:rPr>
           <w:i/>
         </w:rPr>
-        <w:t>Smart Learning Environments</w:t>
-      </w:r>
-      <w:r>
-        <w:t>, 9, article 31. Available at: https://slejournal.springeropen.com/articles/10.1186/s40561-022-00212-y (Accessed: 9 August 2026).</w:t>
+        <w:t>Proceedings of the IEEE International Conference on Computer Vision (ICCV)</w:t>
+      </w:r>
+      <w:r>
+        <w:t>. IEEE, pp. 2980–2988. Available at: https://openaccess.thecvf.com/content_iccv_2017/html/Lin_Focal_Loss_for_ICCV_2017_paper.html (Accessed: 9 August 2026).</w:t>
       </w:r>
     </w:p>
     <w:p>
@@ -5698,16 +9492,16 @@
         <w:spacing w:after="160"/>
       </w:pPr>
       <w:r>
-        <w:t xml:space="preserve">Kartynnik, Y., Ablavatski, A., Grishchenko, I. and Grundmann, M. (2019) 'Real-time facial surface geometry from monocular video on mobile GPUs', </w:t>
+        <w:t xml:space="preserve">Lugaresi, C., Tang, J., Nash, H., McClanahan, C., Uboweja, E., Hays, M., Zhang, F., Chang, C.L., Yong, M.G., Lee, J., Chang, W.T., Hua, W., Georg, M. and Grundmann, M. (2019) 'MediaPipe: a framework for building perception pipelines', </w:t>
       </w:r>
       <w:r>
         <w:rPr>
           <w:i/>
         </w:rPr>
-        <w:t>arXiv preprint arXiv:1907.06724</w:t>
-      </w:r>
-      <w:r>
-        <w:t>. Available at: https://arxiv.org/abs/1907.06724 (Accessed: 9 August 2026).</w:t>
+        <w:t>arXiv preprint arXiv:1906.08172</w:t>
+      </w:r>
+      <w:r>
+        <w:t>. Available at: https://arxiv.org/abs/1906.08172 (Accessed: 9 August 2026).</w:t>
       </w:r>
     </w:p>
     <w:p>
@@ -5715,16 +9509,16 @@
         <w:spacing w:after="160"/>
       </w:pPr>
       <w:r>
-        <w:t xml:space="preserve">Khan, S.S., Abedi, A. and Colella, T.J.F. (2022) 'Inconsistencies in the definition and annotation of student engagement in virtual learning datasets: a critical review', </w:t>
+        <w:t xml:space="preserve">Santoni, M.M., Basaruddin, T. and Junus, K. (2023) 'Convolutional neural network model based students' engagement detection in imbalanced DAiSEE dataset', </w:t>
       </w:r>
       <w:r>
         <w:rPr>
           <w:i/>
         </w:rPr>
-        <w:t>arXiv preprint arXiv:2208.04548</w:t>
-      </w:r>
-      <w:r>
-        <w:t>. Available at: https://arxiv.org/abs/2208.04548 (Accessed: 9 August 2026).</w:t>
+        <w:t>International Journal of Advanced Computer Science and Applications</w:t>
+      </w:r>
+      <w:r>
+        <w:t>, 14(3). Available at: https://doi.org/10.14569/IJACSA.2023.0140371 (Accessed: 9 August 2026).</w:t>
       </w:r>
     </w:p>
     <w:p>
@@ -5732,50 +9526,29 @@
         <w:spacing w:after="160"/>
       </w:pPr>
       <w:r>
-        <w:t xml:space="preserve">Lepetit, V., Moreno-Noguer, F. and Fua, P. (2009) 'EPnP: an accurate O(n) solution to the PnP problem', </w:t>
+        <w:t xml:space="preserve">Soukupová, T. and Čech, J. (2016) 'Real-time eye blink detection using facial landmarks', in </w:t>
       </w:r>
       <w:r>
         <w:rPr>
           <w:i/>
         </w:rPr>
-        <w:t>International Journal of Computer Vision</w:t>
-      </w:r>
-      <w:r>
-        <w:t>, 81(2), pp. 155–166.</w:t>
+        <w:t>21st Computer Vision Winter Workshop</w:t>
+      </w:r>
+      <w:r>
+        <w:t>. Rimske Toplice, Slovenia.</w:t>
       </w:r>
     </w:p>
     <w:p>
-      <w:pPr>
-        <w:spacing w:after="160"/>
-      </w:pPr>
-      <w:r>
-        <w:t xml:space="preserve">Lin, T.Y., Goyal, P., Girshick, R., He, K. and Dollár, P. (2017) 'Focal loss for dense object detection', in </w:t>
-      </w:r>
-      <w:r>
-        <w:rPr>
-          <w:i/>
-        </w:rPr>
-        <w:t>Proceedings of the IEEE International Conference on Computer Vision (ICCV)</w:t>
-      </w:r>
-      <w:r>
-        <w:t>. IEEE, pp. 2980–2988. Available at: https://openaccess.thecvf.com/content_iccv_2017/html/Lin_Focal_Loss_for_ICCV_2017_paper.html (Accessed: 9 August 2026).</w:t>
+      <w:r>
+        <w:br w:type="page"/>
       </w:r>
     </w:p>
     <w:p>
       <w:pPr>
-        <w:spacing w:after="160"/>
-      </w:pPr>
-      <w:r>
-        <w:t xml:space="preserve">Lugaresi, C., Tang, J., Nash, H., McClanahan, C., Uboweja, E., Hays, M., Zhang, F., Chang, C.L., Yong, M.G., Lee, J., Chang, W.T., Hua, W., Georg, M. and Grundmann, M. (2019) 'MediaPipe: a framework for building perception pipelines', </w:t>
-      </w:r>
-      <w:r>
-        <w:rPr>
-          <w:i/>
-        </w:rPr>
-        <w:t>arXiv preprint arXiv:1906.08172</w:t>
-      </w:r>
-      <w:r>
-        <w:t>. Available at: https://arxiv.org/abs/1906.08172 (Accessed: 9 August 2026).</w:t>
+        <w:pStyle w:val="Heading2"/>
+      </w:pPr>
+      <w:r>
+        <w:t>Appendices</w:t>
       </w:r>
     </w:p>
     <w:p>
@@ -5783,16 +9556,23 @@
         <w:spacing w:after="160"/>
       </w:pPr>
       <w:r>
-        <w:t xml:space="preserve">Santoni, M.M., Basaruddin, T. and Junus, K. (2023) 'Convolutional neural network model based students' engagement detection in imbalanced DAiSEE dataset', </w:t>
-      </w:r>
-      <w:r>
-        <w:rPr>
-          <w:i/>
-        </w:rPr>
-        <w:t>International Journal of Advanced Computer Science and Applications</w:t>
-      </w:r>
-      <w:r>
-        <w:t>, 14(3). Available at: https://doi.org/10.14569/IJACSA.2023.0140371 (Accessed: 9 August 2026).</w:t>
+        <w:rPr>
+          <w:b/>
+        </w:rPr>
+        <w:t>Appendix A — Feature vector specification.</w:t>
+      </w:r>
+      <w:r>
+        <w:t xml:space="preserve"> Full 13-feature table with landmark indices, formulae, and sign conventions: </w:t>
+      </w:r>
+      <w:r>
+        <w:rPr>
+          <w:rFonts w:ascii="Consolas" w:hAnsi="Consolas"/>
+          <w:sz w:val="20"/>
+        </w:rPr>
+        <w:t>CONTRACT.md</w:t>
+      </w:r>
+      <w:r>
+        <w:t xml:space="preserve"> §2–4 (this project's repository).</w:t>
       </w:r>
     </w:p>
     <w:p>
@@ -5800,29 +9580,321 @@
         <w:spacing w:after="160"/>
       </w:pPr>
       <w:r>
-        <w:t xml:space="preserve">Soukupová, T. and Čech, J. (2016) 'Real-time eye blink detection using facial landmarks', in </w:t>
-      </w:r>
-      <w:r>
-        <w:rPr>
-          <w:i/>
-        </w:rPr>
-        <w:t>21st Computer Vision Winter Workshop</w:t>
-      </w:r>
-      <w:r>
-        <w:t>. Rimske Toplice, Slovenia.</w:t>
+        <w:rPr>
+          <w:b/>
+        </w:rPr>
+        <w:t>Appendix B — Model I/O contract.</w:t>
+      </w:r>
+      <w:r>
+        <w:t xml:space="preserve"> ONNX input/output tensor names, shapes, and dtypes: </w:t>
+      </w:r>
+      <w:r>
+        <w:rPr>
+          <w:rFonts w:ascii="Consolas" w:hAnsi="Consolas"/>
+          <w:sz w:val="20"/>
+        </w:rPr>
+        <w:t>CONTRACT.md</w:t>
+      </w:r>
+      <w:r>
+        <w:t xml:space="preserve"> §5.</w:t>
       </w:r>
     </w:p>
     <w:p>
-      <w:r>
-        <w:br w:type="page"/>
+      <w:pPr>
+        <w:spacing w:after="160"/>
+      </w:pPr>
+      <w:r>
+        <w:rPr>
+          <w:b/>
+        </w:rPr>
+        <w:t>Appendix C — Full evaluation artefacts.</w:t>
+      </w:r>
+      <w:r>
+        <w:t xml:space="preserve"> </w:t>
+      </w:r>
+      <w:r>
+        <w:rPr>
+          <w:rFonts w:ascii="Consolas" w:hAnsi="Consolas"/>
+          <w:sz w:val="20"/>
+        </w:rPr>
+        <w:t>docs/results/</w:t>
+      </w:r>
+      <w:r>
+        <w:t xml:space="preserve">: </w:t>
+      </w:r>
+      <w:r>
+        <w:rPr>
+          <w:rFonts w:ascii="Consolas" w:hAnsi="Consolas"/>
+          <w:sz w:val="20"/>
+        </w:rPr>
+        <w:t>metrics_validation.csv</w:t>
+      </w:r>
+      <w:r>
+        <w:t xml:space="preserve">, </w:t>
+      </w:r>
+      <w:r>
+        <w:rPr>
+          <w:rFonts w:ascii="Consolas" w:hAnsi="Consolas"/>
+          <w:sz w:val="20"/>
+        </w:rPr>
+        <w:t>metrics_test.csv</w:t>
+      </w:r>
+      <w:r>
+        <w:t xml:space="preserve">, </w:t>
+      </w:r>
+      <w:r>
+        <w:rPr>
+          <w:rFonts w:ascii="Consolas" w:hAnsi="Consolas"/>
+          <w:sz w:val="20"/>
+        </w:rPr>
+        <w:t>confusion_validation.png</w:t>
+      </w:r>
+      <w:r>
+        <w:t xml:space="preserve">, </w:t>
+      </w:r>
+      <w:r>
+        <w:rPr>
+          <w:rFonts w:ascii="Consolas" w:hAnsi="Consolas"/>
+          <w:sz w:val="20"/>
+        </w:rPr>
+        <w:t>confusion_test.png</w:t>
+      </w:r>
+      <w:r>
+        <w:t xml:space="preserve">, </w:t>
+      </w:r>
+      <w:r>
+        <w:rPr>
+          <w:rFonts w:ascii="Consolas" w:hAnsi="Consolas"/>
+          <w:sz w:val="20"/>
+        </w:rPr>
+        <w:t>roc_validation.png</w:t>
+      </w:r>
+      <w:r>
+        <w:t xml:space="preserve">, </w:t>
+      </w:r>
+      <w:r>
+        <w:rPr>
+          <w:rFonts w:ascii="Consolas" w:hAnsi="Consolas"/>
+          <w:sz w:val="20"/>
+        </w:rPr>
+        <w:t>roc_test.png</w:t>
+      </w:r>
+      <w:r>
+        <w:t xml:space="preserve">, </w:t>
+      </w:r>
+      <w:r>
+        <w:rPr>
+          <w:rFonts w:ascii="Consolas" w:hAnsi="Consolas"/>
+          <w:sz w:val="20"/>
+        </w:rPr>
+        <w:t>quantization.csv</w:t>
+      </w:r>
+      <w:r>
+        <w:t xml:space="preserve">, </w:t>
+      </w:r>
+      <w:r>
+        <w:rPr>
+          <w:rFonts w:ascii="Consolas" w:hAnsi="Consolas"/>
+          <w:sz w:val="20"/>
+        </w:rPr>
+        <w:t>baselines.csv</w:t>
+      </w:r>
+      <w:r>
+        <w:t xml:space="preserve">, </w:t>
+      </w:r>
+      <w:r>
+        <w:rPr>
+          <w:rFonts w:ascii="Consolas" w:hAnsi="Consolas"/>
+          <w:sz w:val="20"/>
+        </w:rPr>
+        <w:t>class_dist.png</w:t>
+      </w:r>
+      <w:r>
+        <w:t xml:space="preserve">, </w:t>
+      </w:r>
+      <w:r>
+        <w:rPr>
+          <w:rFonts w:ascii="Consolas" w:hAnsi="Consolas"/>
+          <w:sz w:val="20"/>
+        </w:rPr>
+        <w:t>extraction_stats.json</w:t>
+      </w:r>
+      <w:r>
+        <w:t xml:space="preserve">, </w:t>
+      </w:r>
+      <w:r>
+        <w:rPr>
+          <w:rFonts w:ascii="Consolas" w:hAnsi="Consolas"/>
+          <w:sz w:val="20"/>
+        </w:rPr>
+        <w:t>parity_report.json</w:t>
+      </w:r>
+      <w:r>
+        <w:t xml:space="preserve">, </w:t>
+      </w:r>
+      <w:r>
+        <w:rPr>
+          <w:rFonts w:ascii="Consolas" w:hAnsi="Consolas"/>
+          <w:sz w:val="20"/>
+        </w:rPr>
+        <w:t>parity_report_gpu.json</w:t>
+      </w:r>
+      <w:r>
+        <w:t xml:space="preserve">; Experiments 7–8 artefacts: </w:t>
+      </w:r>
+      <w:r>
+        <w:rPr>
+          <w:rFonts w:ascii="Consolas" w:hAnsi="Consolas"/>
+          <w:sz w:val="20"/>
+        </w:rPr>
+        <w:t>model_comparison_summary.md</w:t>
+      </w:r>
+      <w:r>
+        <w:t xml:space="preserve"> and </w:t>
+      </w:r>
+      <w:r>
+        <w:rPr>
+          <w:rFonts w:ascii="Consolas" w:hAnsi="Consolas"/>
+          <w:sz w:val="20"/>
+        </w:rPr>
+        <w:t>rigorous_model_search.md</w:t>
+      </w:r>
+      <w:r>
+        <w:t xml:space="preserve"> (full findings records), </w:t>
+      </w:r>
+      <w:r>
+        <w:rPr>
+          <w:rFonts w:ascii="Consolas" w:hAnsi="Consolas"/>
+          <w:sz w:val="20"/>
+        </w:rPr>
+        <w:t>architecture_comparison.csv</w:t>
+      </w:r>
+      <w:r>
+        <w:t xml:space="preserve">, </w:t>
+      </w:r>
+      <w:r>
+        <w:rPr>
+          <w:rFonts w:ascii="Consolas" w:hAnsi="Consolas"/>
+          <w:sz w:val="20"/>
+        </w:rPr>
+        <w:t>multi_seed_robustness.csv</w:t>
+      </w:r>
+      <w:r>
+        <w:t xml:space="preserve">, </w:t>
+      </w:r>
+      <w:r>
+        <w:rPr>
+          <w:rFonts w:ascii="Consolas" w:hAnsi="Consolas"/>
+          <w:sz w:val="20"/>
+        </w:rPr>
+        <w:t>feature_ablation.csv</w:t>
+      </w:r>
+      <w:r>
+        <w:t xml:space="preserve">, </w:t>
+      </w:r>
+      <w:r>
+        <w:rPr>
+          <w:rFonts w:ascii="Consolas" w:hAnsi="Consolas"/>
+          <w:sz w:val="20"/>
+        </w:rPr>
+        <w:t>significance.json</w:t>
+      </w:r>
+      <w:r>
+        <w:t xml:space="preserve">, </w:t>
+      </w:r>
+      <w:r>
+        <w:rPr>
+          <w:rFonts w:ascii="Consolas" w:hAnsi="Consolas"/>
+          <w:sz w:val="20"/>
+        </w:rPr>
+        <w:t>cv_feature_selection_summary.csv</w:t>
+      </w:r>
+      <w:r>
+        <w:t xml:space="preserve">, </w:t>
+      </w:r>
+      <w:r>
+        <w:rPr>
+          <w:rFonts w:ascii="Consolas" w:hAnsi="Consolas"/>
+          <w:sz w:val="20"/>
+        </w:rPr>
+        <w:t>cv_hyperparameter_search.csv</w:t>
+      </w:r>
+      <w:r>
+        <w:t xml:space="preserve">, </w:t>
+      </w:r>
+      <w:r>
+        <w:rPr>
+          <w:rFonts w:ascii="Consolas" w:hAnsi="Consolas"/>
+          <w:sz w:val="20"/>
+        </w:rPr>
+        <w:t>final_model_selection.json</w:t>
+      </w:r>
+      <w:r>
+        <w:t xml:space="preserve">, </w:t>
+      </w:r>
+      <w:r>
+        <w:rPr>
+          <w:rFonts w:ascii="Consolas" w:hAnsi="Consolas"/>
+          <w:sz w:val="20"/>
+        </w:rPr>
+        <w:t>ensemble_fixed.csv</w:t>
+      </w:r>
+      <w:r>
+        <w:t xml:space="preserve">, </w:t>
+      </w:r>
+      <w:r>
+        <w:rPr>
+          <w:rFonts w:ascii="Consolas" w:hAnsi="Consolas"/>
+          <w:sz w:val="20"/>
+        </w:rPr>
+        <w:t>ordinal_comparison.csv</w:t>
+      </w:r>
+      <w:r>
+        <w:t xml:space="preserve">, </w:t>
+      </w:r>
+      <w:r>
+        <w:rPr>
+          <w:rFonts w:ascii="Consolas" w:hAnsi="Consolas"/>
+          <w:sz w:val="20"/>
+        </w:rPr>
+        <w:t>clip_eval_validation.json</w:t>
+      </w:r>
+      <w:r>
+        <w:t xml:space="preserve">, </w:t>
+      </w:r>
+      <w:r>
+        <w:rPr>
+          <w:rFonts w:ascii="Consolas" w:hAnsi="Consolas"/>
+          <w:sz w:val="20"/>
+        </w:rPr>
+        <w:t>clip_eval_test.json</w:t>
+      </w:r>
+      <w:r>
+        <w:t>.</w:t>
       </w:r>
     </w:p>
     <w:p>
       <w:pPr>
-        <w:pStyle w:val="Heading2"/>
-      </w:pPr>
-      <w:r>
-        <w:t>Appendices</w:t>
+        <w:spacing w:after="160"/>
+      </w:pPr>
+      <w:r>
+        <w:rPr>
+          <w:b/>
+        </w:rPr>
+        <w:t>Appendix D — Privacy verification evidence.</w:t>
+      </w:r>
+      <w:r>
+        <w:t xml:space="preserve"> </w:t>
+      </w:r>
+      <w:r>
+        <w:rPr>
+          <w:rFonts w:ascii="Consolas" w:hAnsi="Consolas"/>
+          <w:sz w:val="20"/>
+        </w:rPr>
+        <w:t>docs/privacy.md</w:t>
+      </w:r>
+      <w:r>
+        <w:t xml:space="preserve"> — full code walkthrough, network recordings, and the telemetry-call finding in detail.</w:t>
       </w:r>
     </w:p>
     <w:p>
@@ -5833,20 +9905,30 @@
         <w:rPr>
           <w:b/>
         </w:rPr>
-        <w:t>Appendix A — Feature vector specification.</w:t>
-      </w:r>
-      <w:r>
-        <w:t xml:space="preserve"> Full 13-feature table with landmark indices, formulae, and sign conventions: </w:t>
+        <w:t>Appendix E — Demo hardening evidence.</w:t>
+      </w:r>
+      <w:r>
+        <w:t xml:space="preserve"> </w:t>
       </w:r>
       <w:r>
         <w:rPr>
           <w:rFonts w:ascii="Consolas" w:hAnsi="Consolas"/>
           <w:sz w:val="20"/>
         </w:rPr>
-        <w:t>CONTRACT.md</w:t>
-      </w:r>
-      <w:r>
-        <w:t xml:space="preserve"> §2–4 (this project's repository).</w:t>
+        <w:t>docs/demo-failure-modes.md</w:t>
+      </w:r>
+      <w:r>
+        <w:t xml:space="preserve"> — cross-browser and adverse-condition test results in full; </w:t>
+      </w:r>
+      <w:r>
+        <w:rPr>
+          <w:rFonts w:ascii="Consolas" w:hAnsi="Consolas"/>
+          <w:sz w:val="20"/>
+        </w:rPr>
+        <w:t>docs/dry-run-checklist.md</w:t>
+      </w:r>
+      <w:r>
+        <w:t xml:space="preserve"> — the live-rehearsal script derived from them.</w:t>
       </w:r>
     </w:p>
     <w:p>
@@ -5857,20 +9939,50 @@
         <w:rPr>
           <w:b/>
         </w:rPr>
-        <w:t>Appendix B — Model I/O contract.</w:t>
-      </w:r>
-      <w:r>
-        <w:t xml:space="preserve"> ONNX input/output tensor names, shapes, and dtypes: </w:t>
+        <w:t>Appendix F — Development process record.</w:t>
+      </w:r>
+      <w:r>
+        <w:t xml:space="preserve"> </w:t>
       </w:r>
       <w:r>
         <w:rPr>
           <w:rFonts w:ascii="Consolas" w:hAnsi="Consolas"/>
           <w:sz w:val="20"/>
         </w:rPr>
-        <w:t>CONTRACT.md</w:t>
-      </w:r>
-      <w:r>
-        <w:t xml:space="preserve"> §5.</w:t>
+        <w:t>docs/PROGRESS.md</w:t>
+      </w:r>
+      <w:r>
+        <w:t xml:space="preserve"> — full day-by-day project history; </w:t>
+      </w:r>
+      <w:r>
+        <w:rPr>
+          <w:rFonts w:ascii="Consolas" w:hAnsi="Consolas"/>
+          <w:sz w:val="20"/>
+        </w:rPr>
+        <w:t>BUILD_PLAN_1.md</w:t>
+      </w:r>
+      <w:r>
+        <w:t xml:space="preserve"> — original 20-day build plan with retrospective status annotations; </w:t>
+      </w:r>
+      <w:r>
+        <w:rPr>
+          <w:rFonts w:ascii="Consolas" w:hAnsi="Consolas"/>
+          <w:sz w:val="20"/>
+        </w:rPr>
+        <w:t>GAP_CLOSURE_PLAN.md</w:t>
+      </w:r>
+      <w:r>
+        <w:t xml:space="preserve"> — the mid-project self-audit and remediation plan referenced in Section 4.1; </w:t>
+      </w:r>
+      <w:r>
+        <w:rPr>
+          <w:rFonts w:ascii="Consolas" w:hAnsi="Consolas"/>
+          <w:sz w:val="20"/>
+        </w:rPr>
+        <w:t>PROJECT_COMPLETION_PLAN.md</w:t>
+      </w:r>
+      <w:r>
+        <w:t xml:space="preserve"> — the phased plan this report's own Experimentation chapter is structured against.</w:t>
       </w:r>
     </w:p>
     <w:p>
@@ -5881,415 +9993,20 @@
         <w:rPr>
           <w:b/>
         </w:rPr>
-        <w:t>Appendix C — Full evaluation artefacts.</w:t>
-      </w:r>
-      <w:r>
-        <w:t xml:space="preserve"> </w:t>
+        <w:t>Appendix G — Source code.</w:t>
+      </w:r>
+      <w:r>
+        <w:t xml:space="preserve"> Full repository, including CI configuration (</w:t>
       </w:r>
       <w:r>
         <w:rPr>
           <w:rFonts w:ascii="Consolas" w:hAnsi="Consolas"/>
           <w:sz w:val="20"/>
         </w:rPr>
-        <w:t>docs/results/</w:t>
-      </w:r>
-      <w:r>
-        <w:t xml:space="preserve">: </w:t>
-      </w:r>
-      <w:r>
-        <w:rPr>
-          <w:rFonts w:ascii="Consolas" w:hAnsi="Consolas"/>
-          <w:sz w:val="20"/>
-        </w:rPr>
-        <w:t>metrics_validation.csv</w:t>
-      </w:r>
-      <w:r>
-        <w:t xml:space="preserve">, </w:t>
-      </w:r>
-      <w:r>
-        <w:rPr>
-          <w:rFonts w:ascii="Consolas" w:hAnsi="Consolas"/>
-          <w:sz w:val="20"/>
-        </w:rPr>
-        <w:t>metrics_test.csv</w:t>
-      </w:r>
-      <w:r>
-        <w:t xml:space="preserve">, </w:t>
-      </w:r>
-      <w:r>
-        <w:rPr>
-          <w:rFonts w:ascii="Consolas" w:hAnsi="Consolas"/>
-          <w:sz w:val="20"/>
-        </w:rPr>
-        <w:t>confusion_validation.png</w:t>
-      </w:r>
-      <w:r>
-        <w:t xml:space="preserve">, </w:t>
-      </w:r>
-      <w:r>
-        <w:rPr>
-          <w:rFonts w:ascii="Consolas" w:hAnsi="Consolas"/>
-          <w:sz w:val="20"/>
-        </w:rPr>
-        <w:t>confusion_test.png</w:t>
-      </w:r>
-      <w:r>
-        <w:t xml:space="preserve">, </w:t>
-      </w:r>
-      <w:r>
-        <w:rPr>
-          <w:rFonts w:ascii="Consolas" w:hAnsi="Consolas"/>
-          <w:sz w:val="20"/>
-        </w:rPr>
-        <w:t>roc_validation.png</w:t>
-      </w:r>
-      <w:r>
-        <w:t xml:space="preserve">, </w:t>
-      </w:r>
-      <w:r>
-        <w:rPr>
-          <w:rFonts w:ascii="Consolas" w:hAnsi="Consolas"/>
-          <w:sz w:val="20"/>
-        </w:rPr>
-        <w:t>roc_test.png</w:t>
-      </w:r>
-      <w:r>
-        <w:t xml:space="preserve">, </w:t>
-      </w:r>
-      <w:r>
-        <w:rPr>
-          <w:rFonts w:ascii="Consolas" w:hAnsi="Consolas"/>
-          <w:sz w:val="20"/>
-        </w:rPr>
-        <w:t>quantization.csv</w:t>
-      </w:r>
-      <w:r>
-        <w:t xml:space="preserve">, </w:t>
-      </w:r>
-      <w:r>
-        <w:rPr>
-          <w:rFonts w:ascii="Consolas" w:hAnsi="Consolas"/>
-          <w:sz w:val="20"/>
-        </w:rPr>
-        <w:t>baselines.csv</w:t>
-      </w:r>
-      <w:r>
-        <w:t xml:space="preserve">, </w:t>
-      </w:r>
-      <w:r>
-        <w:rPr>
-          <w:rFonts w:ascii="Consolas" w:hAnsi="Consolas"/>
-          <w:sz w:val="20"/>
-        </w:rPr>
-        <w:t>class_dist.png</w:t>
-      </w:r>
-      <w:r>
-        <w:t xml:space="preserve">, </w:t>
-      </w:r>
-      <w:r>
-        <w:rPr>
-          <w:rFonts w:ascii="Consolas" w:hAnsi="Consolas"/>
-          <w:sz w:val="20"/>
-        </w:rPr>
-        <w:t>extraction_stats.json</w:t>
-      </w:r>
-      <w:r>
-        <w:t xml:space="preserve">, </w:t>
-      </w:r>
-      <w:r>
-        <w:rPr>
-          <w:rFonts w:ascii="Consolas" w:hAnsi="Consolas"/>
-          <w:sz w:val="20"/>
-        </w:rPr>
-        <w:t>parity_report.json</w:t>
-      </w:r>
-      <w:r>
-        <w:t xml:space="preserve">, </w:t>
-      </w:r>
-      <w:r>
-        <w:rPr>
-          <w:rFonts w:ascii="Consolas" w:hAnsi="Consolas"/>
-          <w:sz w:val="20"/>
-        </w:rPr>
-        <w:t>parity_report_gpu.json</w:t>
-      </w:r>
-      <w:r>
-        <w:t xml:space="preserve">; Experiments 7–8 artefacts: </w:t>
-      </w:r>
-      <w:r>
-        <w:rPr>
-          <w:rFonts w:ascii="Consolas" w:hAnsi="Consolas"/>
-          <w:sz w:val="20"/>
-        </w:rPr>
-        <w:t>model_comparison_summary.md</w:t>
-      </w:r>
-      <w:r>
-        <w:t xml:space="preserve"> and </w:t>
-      </w:r>
-      <w:r>
-        <w:rPr>
-          <w:rFonts w:ascii="Consolas" w:hAnsi="Consolas"/>
-          <w:sz w:val="20"/>
-        </w:rPr>
-        <w:t>rigorous_model_search.md</w:t>
-      </w:r>
-      <w:r>
-        <w:t xml:space="preserve"> (full findings records), </w:t>
-      </w:r>
-      <w:r>
-        <w:rPr>
-          <w:rFonts w:ascii="Consolas" w:hAnsi="Consolas"/>
-          <w:sz w:val="20"/>
-        </w:rPr>
-        <w:t>architecture_comparison.csv</w:t>
-      </w:r>
-      <w:r>
-        <w:t xml:space="preserve">, </w:t>
-      </w:r>
-      <w:r>
-        <w:rPr>
-          <w:rFonts w:ascii="Consolas" w:hAnsi="Consolas"/>
-          <w:sz w:val="20"/>
-        </w:rPr>
-        <w:t>multi_seed_robustness.csv</w:t>
-      </w:r>
-      <w:r>
-        <w:t xml:space="preserve">, </w:t>
-      </w:r>
-      <w:r>
-        <w:rPr>
-          <w:rFonts w:ascii="Consolas" w:hAnsi="Consolas"/>
-          <w:sz w:val="20"/>
-        </w:rPr>
-        <w:t>feature_ablation.csv</w:t>
-      </w:r>
-      <w:r>
-        <w:t xml:space="preserve">, </w:t>
-      </w:r>
-      <w:r>
-        <w:rPr>
-          <w:rFonts w:ascii="Consolas" w:hAnsi="Consolas"/>
-          <w:sz w:val="20"/>
-        </w:rPr>
-        <w:t>significance.json</w:t>
-      </w:r>
-      <w:r>
-        <w:t xml:space="preserve">, </w:t>
-      </w:r>
-      <w:r>
-        <w:rPr>
-          <w:rFonts w:ascii="Consolas" w:hAnsi="Consolas"/>
-          <w:sz w:val="20"/>
-        </w:rPr>
-        <w:t>cv_feature_selection_summary.csv</w:t>
-      </w:r>
-      <w:r>
-        <w:t xml:space="preserve">, </w:t>
-      </w:r>
-      <w:r>
-        <w:rPr>
-          <w:rFonts w:ascii="Consolas" w:hAnsi="Consolas"/>
-          <w:sz w:val="20"/>
-        </w:rPr>
-        <w:t>cv_hyperparameter_search.csv</w:t>
-      </w:r>
-      <w:r>
-        <w:t xml:space="preserve">, </w:t>
-      </w:r>
-      <w:r>
-        <w:rPr>
-          <w:rFonts w:ascii="Consolas" w:hAnsi="Consolas"/>
-          <w:sz w:val="20"/>
-        </w:rPr>
-        <w:t>final_model_selection.json</w:t>
-      </w:r>
-      <w:r>
-        <w:t xml:space="preserve">, </w:t>
-      </w:r>
-      <w:r>
-        <w:rPr>
-          <w:rFonts w:ascii="Consolas" w:hAnsi="Consolas"/>
-          <w:sz w:val="20"/>
-        </w:rPr>
-        <w:t>ensemble_fixed.csv</w:t>
-      </w:r>
-      <w:r>
-        <w:t xml:space="preserve">, </w:t>
-      </w:r>
-      <w:r>
-        <w:rPr>
-          <w:rFonts w:ascii="Consolas" w:hAnsi="Consolas"/>
-          <w:sz w:val="20"/>
-        </w:rPr>
-        <w:t>ordinal_comparison.csv</w:t>
-      </w:r>
-      <w:r>
-        <w:t xml:space="preserve">, </w:t>
-      </w:r>
-      <w:r>
-        <w:rPr>
-          <w:rFonts w:ascii="Consolas" w:hAnsi="Consolas"/>
-          <w:sz w:val="20"/>
-        </w:rPr>
-        <w:t>clip_eval_validation.json</w:t>
-      </w:r>
-      <w:r>
-        <w:t xml:space="preserve">, </w:t>
-      </w:r>
-      <w:r>
-        <w:rPr>
-          <w:rFonts w:ascii="Consolas" w:hAnsi="Consolas"/>
-          <w:sz w:val="20"/>
-        </w:rPr>
-        <w:t>clip_eval_test.json</w:t>
-      </w:r>
-      <w:r>
-        <w:t>.</w:t>
-      </w:r>
-    </w:p>
-    <w:p>
-      <w:pPr>
-        <w:spacing w:after="160"/>
-      </w:pPr>
-      <w:r>
-        <w:rPr>
-          <w:b/>
-        </w:rPr>
-        <w:t>Appendix D — Privacy verification evidence.</w:t>
-      </w:r>
-      <w:r>
-        <w:t xml:space="preserve"> </w:t>
-      </w:r>
-      <w:r>
-        <w:rPr>
-          <w:rFonts w:ascii="Consolas" w:hAnsi="Consolas"/>
-          <w:sz w:val="20"/>
-        </w:rPr>
-        <w:t>docs/privacy.md</w:t>
-      </w:r>
-      <w:r>
-        <w:t xml:space="preserve"> — full code walkthrough, network recordings, and the telemetry-call finding in detail.</w:t>
-      </w:r>
-    </w:p>
-    <w:p>
-      <w:pPr>
-        <w:spacing w:after="160"/>
-      </w:pPr>
-      <w:r>
-        <w:rPr>
-          <w:b/>
-        </w:rPr>
-        <w:t>Appendix E — Demo hardening evidence.</w:t>
-      </w:r>
-      <w:r>
-        <w:t xml:space="preserve"> </w:t>
-      </w:r>
-      <w:r>
-        <w:rPr>
-          <w:rFonts w:ascii="Consolas" w:hAnsi="Consolas"/>
-          <w:sz w:val="20"/>
-        </w:rPr>
-        <w:t>docs/demo-failure-modes.md</w:t>
-      </w:r>
-      <w:r>
-        <w:t xml:space="preserve"> — cross-browser and adverse-condition test results in full; </w:t>
-      </w:r>
-      <w:r>
-        <w:rPr>
-          <w:rFonts w:ascii="Consolas" w:hAnsi="Consolas"/>
-          <w:sz w:val="20"/>
-        </w:rPr>
-        <w:t>docs/dry-run-checklist.md</w:t>
-      </w:r>
-      <w:r>
-        <w:t xml:space="preserve"> — the live-rehearsal script derived from them.</w:t>
-      </w:r>
-    </w:p>
-    <w:p>
-      <w:pPr>
-        <w:spacing w:after="160"/>
-      </w:pPr>
-      <w:r>
-        <w:rPr>
-          <w:b/>
-        </w:rPr>
-        <w:t>Appendix F — Development process record.</w:t>
-      </w:r>
-      <w:r>
-        <w:t xml:space="preserve"> </w:t>
-      </w:r>
-      <w:r>
-        <w:rPr>
-          <w:rFonts w:ascii="Consolas" w:hAnsi="Consolas"/>
-          <w:sz w:val="20"/>
-        </w:rPr>
-        <w:t>docs/PROGRESS.md</w:t>
-      </w:r>
-      <w:r>
-        <w:t xml:space="preserve"> — full day-by-day project history; </w:t>
-      </w:r>
-      <w:r>
-        <w:rPr>
-          <w:rFonts w:ascii="Consolas" w:hAnsi="Consolas"/>
-          <w:sz w:val="20"/>
-        </w:rPr>
-        <w:t>BUILD_PLAN_1.md</w:t>
-      </w:r>
-      <w:r>
-        <w:t xml:space="preserve"> — original 20-day build plan with retrospective status annotations; </w:t>
-      </w:r>
-      <w:r>
-        <w:rPr>
-          <w:rFonts w:ascii="Consolas" w:hAnsi="Consolas"/>
-          <w:sz w:val="20"/>
-        </w:rPr>
-        <w:t>GAP_CLOSURE_PLAN.md</w:t>
-      </w:r>
-      <w:r>
-        <w:t xml:space="preserve"> — the mid-project self-audit and remediation plan referenced in Section 4.1; </w:t>
-      </w:r>
-      <w:r>
-        <w:rPr>
-          <w:rFonts w:ascii="Consolas" w:hAnsi="Consolas"/>
-          <w:sz w:val="20"/>
-        </w:rPr>
-        <w:t>PROJECT_COMPLETION_PLAN.md</w:t>
-      </w:r>
-      <w:r>
-        <w:t xml:space="preserve"> — the phased plan this report's own Experimentation chapter is structured against.</w:t>
-      </w:r>
-    </w:p>
-    <w:p>
-      <w:pPr>
-        <w:spacing w:after="160"/>
-      </w:pPr>
-      <w:r>
-        <w:rPr>
-          <w:b/>
-        </w:rPr>
-        <w:t>Appendix G — Source code.</w:t>
-      </w:r>
-      <w:r>
-        <w:t xml:space="preserve"> Full repository, including CI configuration (</w:t>
-      </w:r>
-      <w:r>
-        <w:rPr>
-          <w:rFonts w:ascii="Consolas" w:hAnsi="Consolas"/>
-          <w:sz w:val="20"/>
-        </w:rPr>
         <w:t>.github/workflows/ci.yml</w:t>
       </w:r>
       <w:r>
-        <w:t xml:space="preserve">): </w:t>
-      </w:r>
-      <w:r>
-        <w:rPr>
-          <w:i/>
-        </w:rPr>
-        <w:t>[repository URL / submission archive reference — fill in]</w:t>
-      </w:r>
-      <w:r>
-        <w:t>.</w:t>
+        <w:t>): https://github.com/MuhammadBilal-00/Multimodal-Cognitive-Overload-Detection.</w:t>
       </w:r>
     </w:p>
     <w:sectPr>

--- a/docs/thesis/FYP_Report.docx
+++ b/docs/thesis/FYP_Report.docx
@@ -7385,10 +7385,61 @@
     </w:p>
     <w:p>
       <w:pPr>
+        <w:jc w:val="center"/>
+      </w:pPr>
+      <w:r>
+        <w:drawing>
+          <wp:inline xmlns:a="http://schemas.openxmlformats.org/drawingml/2006/main" xmlns:pic="http://schemas.openxmlformats.org/drawingml/2006/picture">
+            <wp:extent cx="5669280" cy="3543300"/>
+            <wp:docPr id="6" name="Picture 6"/>
+            <wp:cNvGraphicFramePr>
+              <a:graphicFrameLocks noChangeAspect="1"/>
+            </wp:cNvGraphicFramePr>
+            <a:graphic>
+              <a:graphicData uri="http://schemas.openxmlformats.org/drawingml/2006/picture">
+                <pic:pic>
+                  <pic:nvPicPr>
+                    <pic:cNvPr id="0" name="app_screenshot_synthetic.png"/>
+                    <pic:cNvPicPr/>
+                  </pic:nvPicPr>
+                  <pic:blipFill>
+                    <a:blip r:embed="rId14"/>
+                    <a:stretch>
+                      <a:fillRect/>
+                    </a:stretch>
+                  </pic:blipFill>
+                  <pic:spPr>
+                    <a:xfrm>
+                      <a:off x="0" y="0"/>
+                      <a:ext cx="5669280" cy="3543300"/>
+                    </a:xfrm>
+                    <a:prstGeom prst="rect"/>
+                  </pic:spPr>
+                </pic:pic>
+              </a:graphicData>
+            </a:graphic>
+          </wp:inline>
+        </w:drawing>
+      </w:r>
+    </w:p>
+    <w:p>
+      <w:pPr>
+        <w:jc w:val="center"/>
+      </w:pPr>
+      <w:r>
+        <w:rPr>
+          <w:i/>
+          <w:sz w:val="18"/>
+        </w:rPr>
+        <w:t>Figure 4.4 — The live application handling the no-face condition gracefully (synthetic test-pattern camera; screenshots of real-face sessions use DAiSEE-derived fixtures whose licence forbids committing frames, so the live-face view is shown at the demonstration instead). Source: docs/results/app_screenshot_synthetic.png.</w:t>
+      </w:r>
+    </w:p>
+    <w:p>
+      <w:pPr>
         <w:spacing w:after="160"/>
       </w:pPr>
       <w:r>
-        <w:t>![Figure 4.4 — The live application handling the no-face condition gracefully (synthetic test-pattern camera; screenshots of real-face sessions use DAiSEE-derived fixtures whose licence forbids committing frames, so the live-face view is shown at the demonstration instead). Source: docs/results/app_screenshot_synthetic.png.](docs/results/app_screenshot_synthetic.png) Two faces simultaneously in frame (a synthetic side-by-side composite of two DAiSEE clips was required for this specific test, since the one naturally two-person DAiSEE clip examined never has its second person facing the camera) were both detected, with the primary-selection logic correctly choosing the larger/closer face and the on-screen overlay rendering the second face's landmarks visibly dimmed relative to the primary's, confirmed at 2× zoom. Moderate lighting reduction still produced a valid detection; severe lighting reduction produced a clean no-detection result rather than a degraded, potentially-misleading partial one. A subject wearing glasses throughout was detected with the full 478 landmarks, including populated iris/gaze features, in the lighting conditions tested.</w:t>
+        <w:t>Two faces simultaneously in frame (a synthetic side-by-side composite of two DAiSEE clips was required for this specific test, since the one naturally two-person DAiSEE clip examined never has its second person facing the camera) were both detected, with the primary-selection logic correctly choosing the larger/closer face and the on-screen overlay rendering the second face's landmarks visibly dimmed relative to the primary's, confirmed at 2× zoom. Moderate lighting reduction still produced a valid detection; severe lighting reduction produced a clean no-detection result rather than a degraded, potentially-misleading partial one. A subject wearing glasses throughout was detected with the full 478 landmarks, including populated iris/gaze features, in the lighting conditions tested.</w:t>
       </w:r>
     </w:p>
     <w:p>

--- a/docs/thesis/FYP_Report.docx
+++ b/docs/thesis/FYP_Report.docx
@@ -75,7 +75,7 @@
         <w:rPr>
           <w:b/>
         </w:rPr>
-        <w:t>[Submission date — fill in]</w:t>
+        <w:t>3 September 2026</w:t>
       </w:r>
     </w:p>
     <w:p>
@@ -202,7 +202,7 @@
           <w:i/>
           <w:color w:val="606060"/>
         </w:rPr>
-        <w:t>[Auto-generate from headings in Word/Word Online after pasting: References → Table of Contents. Structure below.]</w:t>
+        <w:t>[Word: References → Table of Contents — all headings are proper Word heading styles, so this generates in one click. Delete this line after.]</w:t>
       </w:r>
     </w:p>
     <w:p>
@@ -280,7 +280,7 @@
           <w:i/>
           <w:color w:val="606060"/>
         </w:rPr>
-        <w:t>[Populate via Word's "Insert Caption" + "Insert Table of Figures" once tables/figures below are placed in the final document. Source data/images for each are cited inline in the relevant section — see `docs/results/`, `docs/verification/`, `docs/architecture.md`.]</w:t>
+        <w:t>[Word: References → Insert Table of Figures (Caption label: "Figure", then repeat for "Table") — every figure and table caption is a proper Word Caption paragraph, so both lists generate automatically. Delete this line after.]</w:t>
       </w:r>
     </w:p>
     <w:p>
@@ -1129,11 +1129,11 @@
     </w:p>
     <w:p>
       <w:pPr>
+        <w:pStyle w:val="Caption"/>
         <w:jc w:val="center"/>
       </w:pPr>
       <w:r>
         <w:rPr>
-          <w:i/>
           <w:sz w:val="18"/>
         </w:rPr>
         <w:t>Figure 1.1 — Engagement-class distribution per official DAiSEE split. Source: docs/results/class_dist.png (generated by ml/scripts/plot_class_dist.py).</w:t>
@@ -2724,11 +2724,11 @@
     </w:p>
     <w:p>
       <w:pPr>
+        <w:pStyle w:val="Caption"/>
         <w:jc w:val="center"/>
       </w:pPr>
       <w:r>
         <w:rPr>
-          <w:i/>
           <w:sz w:val="18"/>
         </w:rPr>
         <w:t>Figure 3.1 — Contract landmark indices rendered per group on a real detected face (verification subject: public-domain official White House portrait of Barack Obama, Pete Souza, 2012). Source: docs/verification/landmarks_zoom.png.</w:t>
@@ -3742,7 +3742,7 @@
     </w:p>
     <w:p>
       <w:pPr>
-        <w:spacing w:after="160"/>
+        <w:pStyle w:val="Caption"/>
       </w:pPr>
       <w:r>
         <w:t xml:space="preserve">Table 4.1 — Per-feature Python↔browser absolute differences over the 100-frame parity fixture, after the Amendment 4 fix (source: </w:t>
@@ -4444,7 +4444,7 @@
     </w:p>
     <w:p>
       <w:pPr>
-        <w:spacing w:after="160"/>
+        <w:pStyle w:val="Caption"/>
       </w:pPr>
       <w:r>
         <w:t xml:space="preserve">Table 4.2 — Classical baselines on both held-out splits (source: </w:t>
@@ -5051,11 +5051,11 @@
     </w:p>
     <w:p>
       <w:pPr>
+        <w:pStyle w:val="Caption"/>
         <w:jc w:val="center"/>
       </w:pPr>
       <w:r>
         <w:rPr>
-          <w:i/>
           <w:sz w:val="18"/>
         </w:rPr>
         <w:t>Figure 4.1 — Training loss and validation metrics per epoch for the shipped checkpoint's run (best epoch 4, validation macro-F1 0.3043). Source data committed as docs/results/training_curves_shipped.csv.</w:t>
@@ -5256,7 +5256,7 @@
     </w:p>
     <w:p>
       <w:pPr>
-        <w:spacing w:after="160"/>
+        <w:pStyle w:val="Caption"/>
       </w:pPr>
       <w:r>
         <w:t xml:space="preserve">Table 4.3 — Per-class Test-split metrics, fp32 (source: </w:t>
@@ -5831,11 +5831,11 @@
     </w:p>
     <w:p>
       <w:pPr>
+        <w:pStyle w:val="Caption"/>
         <w:jc w:val="center"/>
       </w:pPr>
       <w:r>
         <w:rPr>
-          <w:i/>
           <w:sz w:val="18"/>
         </w:rPr>
         <w:t>Figure 4.2 — Test-split confusion matrices, raw counts and row-normalised. Source: docs/results/confusion_test.png.</w:t>
@@ -5882,11 +5882,11 @@
     </w:p>
     <w:p>
       <w:pPr>
+        <w:pStyle w:val="Caption"/>
         <w:jc w:val="center"/>
       </w:pPr>
       <w:r>
         <w:rPr>
-          <w:i/>
           <w:sz w:val="18"/>
         </w:rPr>
         <w:t>Figure 4.3 — One-vs-rest ROC curves on the Test split. Source: docs/results/roc_test.png.</w:t>
@@ -6899,7 +6899,7 @@
     </w:p>
     <w:p>
       <w:pPr>
-        <w:spacing w:after="160"/>
+        <w:pStyle w:val="Caption"/>
       </w:pPr>
       <w:r>
         <w:t xml:space="preserve">Table 4.4 — In-browser inference benchmark, development machine (source: </w:t>
@@ -7424,11 +7424,11 @@
     </w:p>
     <w:p>
       <w:pPr>
+        <w:pStyle w:val="Caption"/>
         <w:jc w:val="center"/>
       </w:pPr>
       <w:r>
         <w:rPr>
-          <w:i/>
           <w:sz w:val="18"/>
         </w:rPr>
         <w:t>Figure 4.4 — The live application handling the no-face condition gracefully (synthetic test-pattern camera; screenshots of real-face sessions use DAiSEE-derived fixtures whose licence forbids committing frames, so the live-face view is shown at the demonstration instead). Source: docs/results/app_screenshot_synthetic.png.</w:t>
@@ -7546,7 +7546,7 @@
     </w:p>
     <w:p>
       <w:pPr>
-        <w:spacing w:after="160"/>
+        <w:pStyle w:val="Caption"/>
       </w:pPr>
       <w:r>
         <w:t xml:space="preserve">Table 4.5 — Architecture comparison at matched hyperparameters, Validation split, mean macro-F1 ± std over three seeds (source: </w:t>
@@ -7851,7 +7851,7 @@
     <w:p/>
     <w:p>
       <w:pPr>
-        <w:spacing w:after="160"/>
+        <w:pStyle w:val="Caption"/>
       </w:pPr>
       <w:r>
         <w:t xml:space="preserve">Table 4.6 — Clip-level bootstrap significance tests, TCN vs. gradient boosting, 2,000 iterations resampling clip IDs (source: </w:t>
@@ -8217,7 +8217,7 @@
     </w:p>
     <w:p>
       <w:pPr>
-        <w:spacing w:after="160"/>
+        <w:pStyle w:val="Caption"/>
       </w:pPr>
       <w:r>
         <w:t xml:space="preserve">Table 4.7 — The search that validated the shipped model: each avenue, its result, and its evidence file (full record: </w:t>
@@ -8591,7 +8591,7 @@
     <w:p/>
     <w:p>
       <w:pPr>
-        <w:spacing w:after="160"/>
+        <w:pStyle w:val="Caption"/>
       </w:pPr>
       <w:r>
         <w:t xml:space="preserve">Table 4.8 — Evaluation reframing: the same predictions scored at the benchmark's clip granularity, with and without the Validation-calibrated decision thresholds (sources: </w:t>

--- a/docs/thesis/FYP_Report.docx
+++ b/docs/thesis/FYP_Report.docx
@@ -145,142 +145,159 @@
       </w:r>
     </w:p>
     <w:p>
-      <w:r>
-        <w:rPr>
-          <w:i/>
-          <w:color w:val="606060"/>
-        </w:rPr>
-        <w:t>[fill in]</w:t>
+      <w:pPr>
+        <w:spacing w:after="160"/>
+      </w:pPr>
+      <w:r>
+        <w:t>I would like to thank my supervisor, Ilya Alexakhin, whose questions consistently pushed this project toward evidence rather than assertion — the decision to treat the privacy claim as something to be measured, and the insistence on reporting the model's honest ceiling rather than a flattering subset of it, both came out of those conversations. I am grateful to my second marker, Ahmed Farhat, for his time in reviewing this work.</w:t>
       </w:r>
     </w:p>
     <w:p>
-      <w:r>
-        <w:br w:type="page"/>
+      <w:pPr>
+        <w:spacing w:after="160"/>
+      </w:pPr>
+      <w:r>
+        <w:t xml:space="preserve">This project was built in two tracks against a frozen interface contract, and I thank my Track B collaborator for holding that contract to the letter over twenty days of parallel development; the cross-language parity gate described in Chapter 4 only has value because both sides refused to change the specification quietly. I also thank the authors of the DAiSEE dataset (Gupta </w:t>
+      </w:r>
+      <w:r>
+        <w:rPr>
+          <w:i/>
+        </w:rPr>
+        <w:t>et al.</w:t>
+      </w:r>
+      <w:r>
+        <w:t>, 2016) for making a genuinely in-the-wild engagement corpus publicly available to researchers — work of this kind is not possible without that generosity, and the dataset's difficulty is a feature of the real problem rather than a flaw in the benchmark.</w:t>
       </w:r>
     </w:p>
     <w:p>
       <w:pPr>
-        <w:pStyle w:val="Heading2"/>
-      </w:pPr>
-      <w:r>
-        <w:t>Declaration of AI Use</w:t>
+        <w:spacing w:after="160"/>
+      </w:pPr>
+      <w:r>
+        <w:t>Finally, I thank my family and friends for their patience and encouragement throughout the MSc, and particularly during the final months of this dissertation.</w:t>
       </w:r>
     </w:p>
     <w:p>
       <w:r>
-        <w:rPr>
-          <w:i/>
-          <w:color w:val="606060"/>
-        </w:rPr>
-        <w:t>[REQUIRED BEFORE SUBMISSION — verify this section's wording and placement against the University of Greenwich's current Generative AI policy and your programme handbook; the draft below states what was actually done and must not be removed, only reworded to the required format.]</w:t>
+        <w:br w:type="page"/>
       </w:r>
     </w:p>
     <w:p>
       <w:pPr>
-        <w:spacing w:after="160"/>
-      </w:pPr>
-      <w:r>
-        <w:t>Generative AI tools (Anthropic's Claude, used through the Claude Code development environment) were used during this project as a development and drafting assistant: for writing and refactoring portions of the project's source code and automated tests, for running and logging the experiment pipelines described in Chapter 4, and for drafting prose in this report which was then reviewed by the author. All experimental results reported here were produced by executing the project's committed code against the real DAiSEE dataset and are reproducible from the repository; no result, figure, or reference was generated by an AI system without execution. The project's design decisions, the interface contract with the Track B partner, and responsibility for the final content of this report remain the author's.</w:t>
+        <w:pStyle w:val="Heading2"/>
+      </w:pPr>
+      <w:r>
+        <w:t>Declaration of AI Use</w:t>
       </w:r>
     </w:p>
     <w:p>
-      <w:r>
-        <w:br w:type="page"/>
+      <w:pPr>
+        <w:spacing w:after="160"/>
+      </w:pPr>
+      <w:r>
+        <w:t>Generative AI tools (Anthropic's Claude, used through the Claude Code development environment) were used during this project as a development and drafting assistant: for writing and refactoring portions of the project's source code and automated tests, for running and logging the experiment pipelines described in Chapter 4, and for drafting prose in this report which was then reviewed by the author. All experimental results reported here were produced by executing the project's committed code against the real DAiSEE dataset and are reproducible from the repository; no result, figure, or reference was generated by an AI system without execution. The project's design decisions, the interface contract with the Track B partner, and responsibility for the final content of this report remain the author's.</w:t>
       </w:r>
     </w:p>
     <w:p>
-      <w:pPr>
-        <w:pStyle w:val="Heading2"/>
-      </w:pPr>
-      <w:r>
-        <w:t>Table of Contents</w:t>
+      <w:r>
+        <w:br w:type="page"/>
       </w:r>
     </w:p>
     <w:p>
-      <w:r>
-        <w:rPr>
-          <w:i/>
-          <w:color w:val="606060"/>
-        </w:rPr>
-        <w:t>[Word: References → Table of Contents — all headings are proper Word heading styles, so this generates in one click. Delete this line after.]</w:t>
+      <w:pPr>
+        <w:pStyle w:val="Heading2"/>
+      </w:pPr>
+      <w:r>
+        <w:t>Table of Contents</w:t>
       </w:r>
     </w:p>
     <w:p>
-      <w:pPr>
-        <w:pStyle w:val="ListNumber"/>
-      </w:pPr>
-      <w:r>
-        <w:t>Introduction</w:t>
+      <w:r>
+        <w:fldChar w:fldCharType="begin" w:dirty="true"/>
+      </w:r>
+      <w:r>
+        <w:instrText xml:space="preserve"> TOC \o "1-3" \h \z \u </w:instrText>
+      </w:r>
+      <w:r>
+        <w:fldChar w:fldCharType="separate"/>
+      </w:r>
+      <w:r>
+        <w:rPr>
+          <w:i/>
+          <w:color w:val="808080"/>
+        </w:rPr>
+        <w:t>[This list is generated by Word. If it is still showing this line, press Ctrl+A then F9 to update all fields.]</w:t>
+      </w:r>
+      <w:r>
+        <w:fldChar w:fldCharType="end"/>
       </w:r>
     </w:p>
     <w:p>
-      <w:pPr>
-        <w:pStyle w:val="ListNumber"/>
-      </w:pPr>
-      <w:r>
-        <w:t>Literature Review</w:t>
+      <w:r>
+        <w:br w:type="page"/>
       </w:r>
     </w:p>
     <w:p>
       <w:pPr>
-        <w:pStyle w:val="ListNumber"/>
-      </w:pPr>
-      <w:r>
-        <w:t>Methodology</w:t>
+        <w:pStyle w:val="Heading2"/>
+      </w:pPr>
+      <w:r>
+        <w:t>List of Figures</w:t>
       </w:r>
     </w:p>
     <w:p>
-      <w:pPr>
-        <w:pStyle w:val="ListNumber"/>
-      </w:pPr>
-      <w:r>
-        <w:t>Experimentation</w:t>
+      <w:r>
+        <w:fldChar w:fldCharType="begin" w:dirty="true"/>
+      </w:r>
+      <w:r>
+        <w:instrText xml:space="preserve"> TOC \h \z \c "Figure" </w:instrText>
+      </w:r>
+      <w:r>
+        <w:fldChar w:fldCharType="separate"/>
+      </w:r>
+      <w:r>
+        <w:rPr>
+          <w:i/>
+          <w:color w:val="808080"/>
+        </w:rPr>
+        <w:t>[This list is generated by Word. If it is still showing this line, press Ctrl+A then F9 to update all fields.]</w:t>
+      </w:r>
+      <w:r>
+        <w:fldChar w:fldCharType="end"/>
       </w:r>
     </w:p>
     <w:p>
-      <w:pPr>
-        <w:pStyle w:val="ListNumber"/>
-      </w:pPr>
-      <w:r>
-        <w:t>Conclusion</w:t>
+      <w:r>
+        <w:br w:type="page"/>
       </w:r>
     </w:p>
     <w:p>
       <w:pPr>
-        <w:spacing w:after="160"/>
-      </w:pPr>
-      <w:r>
-        <w:t>References</w:t>
+        <w:pStyle w:val="Heading2"/>
+      </w:pPr>
+      <w:r>
+        <w:t>List of Tables</w:t>
       </w:r>
     </w:p>
     <w:p>
-      <w:pPr>
-        <w:spacing w:after="160"/>
-      </w:pPr>
-      <w:r>
-        <w:t>Appendices</w:t>
-      </w:r>
-    </w:p>
-    <w:p>
-      <w:r>
-        <w:br w:type="page"/>
-      </w:r>
-    </w:p>
-    <w:p>
-      <w:pPr>
-        <w:pStyle w:val="Heading2"/>
-      </w:pPr>
-      <w:r>
-        <w:t>List of Tables and Figures</w:t>
-      </w:r>
-    </w:p>
-    <w:p>
+      <w:r>
+        <w:fldChar w:fldCharType="begin" w:dirty="true"/>
+      </w:r>
+      <w:r>
+        <w:instrText xml:space="preserve"> TOC \h \z \c "Table" </w:instrText>
+      </w:r>
+      <w:r>
+        <w:fldChar w:fldCharType="separate"/>
+      </w:r>
       <w:r>
         <w:rPr>
           <w:i/>
-          <w:color w:val="606060"/>
-        </w:rPr>
-        <w:t>[Word: References → Insert Table of Figures (Caption label: "Figure", then repeat for "Table") — every figure and table caption is a proper Word Caption paragraph, so both lists generate automatically. Delete this line after.]</w:t>
+          <w:color w:val="808080"/>
+        </w:rPr>
+        <w:t>[This list is generated by Word. If it is still showing this line, press Ctrl+A then F9 to update all fields.]</w:t>
+      </w:r>
+      <w:r>
+        <w:fldChar w:fldCharType="end"/>
       </w:r>
     </w:p>
     <w:p>
@@ -10061,6 +10078,7 @@
       </w:r>
     </w:p>
     <w:sectPr>
+      <w:footerReference w:type="default" r:id="rId15"/>
       <w:pgSz w:w="12240" w:h="15840"/>
       <w:pgMar w:top="1440" w:right="1800" w:bottom="1440" w:left="1800" w:header="720" w:footer="720" w:gutter="0"/>
       <w:cols w:space="720"/>
@@ -10068,6 +10086,93 @@
     </w:sectPr>
   </w:body>
 </w:document>
+</file>
+
+<file path=word/footer1.xml><?xml version="1.0" encoding="utf-8"?>
+<w:ftr xmlns:m="http://schemas.openxmlformats.org/officeDocument/2006/math" xmlns:mc="http://schemas.openxmlformats.org/markup-compatibility/2006" xmlns:mo="http://schemas.microsoft.com/office/mac/office/2008/main" xmlns:mv="urn:schemas-microsoft-com:mac:vml" xmlns:o="urn:schemas-microsoft-com:office:office" xmlns:r="http://schemas.openxmlformats.org/officeDocument/2006/relationships" xmlns:v="urn:schemas-microsoft-com:vml" xmlns:w10="urn:schemas-microsoft-com:office:word" xmlns:w14="http://schemas.microsoft.com/office/word/2010/wordml" xmlns:w="http://schemas.openxmlformats.org/wordprocessingml/2006/main" xmlns:wne="http://schemas.microsoft.com/office/word/2006/wordml" xmlns:wp14="http://schemas.microsoft.com/office/word/2010/wordprocessingDrawing" xmlns:wp="http://schemas.openxmlformats.org/drawingml/2006/wordprocessingDrawing" xmlns:wpc="http://schemas.microsoft.com/office/word/2010/wordprocessingCanvas" xmlns:wpg="http://schemas.microsoft.com/office/word/2010/wordprocessingGroup" xmlns:wpi="http://schemas.microsoft.com/office/word/2010/wordprocessingInk" xmlns:wps="http://schemas.microsoft.com/office/word/2010/wordprocessingShape" mc:Ignorable="w14 wp14">
+  <w:p>
+    <w:pPr>
+      <w:pStyle w:val="Footer"/>
+      <w:jc w:val="center"/>
+    </w:pPr>
+    <w:r>
+      <w:rPr>
+        <w:color w:val="606060"/>
+        <w:sz w:val="18"/>
+      </w:rPr>
+    </w:r>
+    <w:r>
+      <w:rPr>
+        <w:color w:val="606060"/>
+        <w:sz w:val="18"/>
+      </w:rPr>
+      <w:t xml:space="preserve">Page </w:t>
+    </w:r>
+    <w:r>
+      <w:rPr>
+        <w:color w:val="606060"/>
+        <w:sz w:val="18"/>
+      </w:rPr>
+      <w:fldChar w:fldCharType="begin" w:dirty="true"/>
+    </w:r>
+    <w:r>
+      <w:rPr>
+        <w:color w:val="606060"/>
+        <w:sz w:val="18"/>
+      </w:rPr>
+      <w:instrText xml:space="preserve"> PAGE </w:instrText>
+    </w:r>
+    <w:r>
+      <w:rPr>
+        <w:color w:val="606060"/>
+        <w:sz w:val="18"/>
+      </w:rPr>
+      <w:fldChar w:fldCharType="separate"/>
+    </w:r>
+    <w:r>
+      <w:rPr>
+        <w:color w:val="606060"/>
+        <w:sz w:val="18"/>
+      </w:rPr>
+      <w:fldChar w:fldCharType="end"/>
+    </w:r>
+    <w:r>
+      <w:rPr>
+        <w:color w:val="606060"/>
+        <w:sz w:val="18"/>
+      </w:rPr>
+      <w:t xml:space="preserve"> of </w:t>
+    </w:r>
+    <w:r>
+      <w:rPr>
+        <w:color w:val="606060"/>
+        <w:sz w:val="18"/>
+      </w:rPr>
+      <w:fldChar w:fldCharType="begin" w:dirty="true"/>
+    </w:r>
+    <w:r>
+      <w:rPr>
+        <w:color w:val="606060"/>
+        <w:sz w:val="18"/>
+      </w:rPr>
+      <w:instrText xml:space="preserve"> NUMPAGES </w:instrText>
+    </w:r>
+    <w:r>
+      <w:rPr>
+        <w:color w:val="606060"/>
+        <w:sz w:val="18"/>
+      </w:rPr>
+      <w:fldChar w:fldCharType="separate"/>
+    </w:r>
+    <w:r>
+      <w:rPr>
+        <w:color w:val="606060"/>
+        <w:sz w:val="18"/>
+      </w:rPr>
+      <w:fldChar w:fldCharType="end"/>
+    </w:r>
+  </w:p>
+</w:ftr>
 </file>
 
 <file path=word/numbering.xml><?xml version="1.0" encoding="utf-8"?>

--- a/docs/thesis/FYP_Report.docx
+++ b/docs/thesis/FYP_Report.docx
@@ -242,7 +242,7 @@
           <w:b w:val="0"/>
           <w:i w:val="0"/>
         </w:rPr>
-        <w:t>, 2016) — 8,570 clips carrying both an official label and a successful extraction, of the 9,067 on disk — quantized to an int8 ONNX model of 60 KB, and executed client-side with ONNX Runtime Web inside a Next.js application, achieving sub-millisecond inference latency. On the DAiSEE test split (14,241 windows), the shipped int8 model reaches a macro-F1 of 0.246, against a majority-class floor of 0.166 and classical (logistic regression / random forest / gradient boosting) baselines of 0.248, 0.264 and 0.291 respectively — a modest absolute score reported honestly alongside a known limitation: the rarest engagement class has only 4 clips in the entire test split, making its per-class metrics statistically unreliable. An extended comparison and search phase then subjects this result to the scrutiny it deserves: recurrent (LSTM/GRU) and Transformer alternatives at matched budgets, a subject-grouped cross-validated feature ablation, a 40-trial Bayesian hyperparameter search, and an out-of-fold stacking ensemble collectively fail to produce a configuration statistically distinguishable from the shipped model — evidence that the model sits near the honest ceiling of its 13-feature representation, not that it was undertuned — while re-scoring the frozen test predictions at clip level (the granularity the published benchmark actually uses) with decision thresholds calibrated on validation raises the comparable test result to a macro-F1 of 0.283 and 44.7% four-class accuracy at no change to the deployed model. The privacy claim itself is not merely asserted: a recorded network trace of a live 65-second inference session shows zero outbound requests once the page has loaded, including one genuine finding — an undisclosed telemetry call inside a third-party dependency, caught and blocked at the browser-policy level via a Content Security Policy header, not patched around. A rebuilt, CI-integrated parity gate additionally caught and fixed a real train/serve skew regression introduced by a later multi-face UI feature, demonstrating the value of the automated verification built around the system, not just the system itself.</w:t>
+        <w:t>, 2016) — 8,570 clips carrying both an official label and a successful extraction, of the 9,067 on disk — quantized to an int8 ONNX model of 60 KB, and executed client-side with ONNX Runtime Web inside a Next.js application, achieving sub-millisecond inference latency. On the DAiSEE test split (14,241 windows), the shipped int8 model reaches a macro-F1 of 0.246, against a majority-class floor of 0.166 and classical (logistic regression / random forest / gradient boosting) baselines of 0.248, 0.264 and 0.291 respectively — a modest absolute score reported honestly alongside a known limitation: the rarest engagement class has only 4 clips in the entire test split, making its per-class metrics statistically unreliable. An extended comparison and search phase then subjects this result to the scrutiny it deserves: recurrent (LSTM/GRU) and Transformer alternatives at matched budgets, a subject-grouped cross-validated feature ablation, a 40-trial Bayesian hyperparameter search, and an out-of-fold stacking ensemble collectively fail to produce a configuration statistically distinguishable from the shipped model — evidence that the model sits near the honest ceiling of its 13-feature representation, not that it was undertuned — while re-scoring the frozen test predictions at clip level (the granularity the published benchmark actually uses) with decision thresholds calibrated on validation raises the comparable test result to a macro-F1 of 0.283 and 44.7% four-class accuracy at no change to the deployed model. The privacy claim itself is not merely asserted: a committed, re-runnable network trace of a 75-second live session against the production build under a full Content Security Policy records all 39 requests as same-origin, with no external request of any kind — and disclosed one genuine finding along the way: an undisclosed telemetry call inside a third-party dependency, caught and blocked at the browser-policy level, not patched around. A rebuilt parity gate additionally caught and fixed a real train/serve skew regression introduced by a later multi-face UI feature, demonstrating the value of the automated verification built around the system, not just the system itself.</w:t>
       </w:r>
     </w:p>
     <w:p>
@@ -1383,7 +1383,7 @@
           <w:b w:val="0"/>
           <w:i w:val="0"/>
         </w:rPr>
-        <w:t>, 2016), the first large-scale, in-the-wild, multi-label video dataset for this task: 9,068 ten-second clips from 112 university-age participants watching educational content on a laptop webcam, each independently labelled on a four-point scale (very low / low / high / very high) for four affective states — boredom, confusion, engagement, and frustration — crowd-annotated and cross-checked against an expert gold standard.</w:t>
+        <w:t>, 2016), the first large-scale, in-the-wild, multi-label video dataset for this task: 9,068 ten-second clips from 112 university-age participants watching educational content on a laptop webcam, each independently labelled on a four-point scale (very low / low / high / very high) for four affective states — boredom, confusion, engagement, and frustration — crowd-annotated and cross-checked against an expert gold standard (Kamath, Biswas and Balasubramanian, 2016).</w:t>
       </w:r>
     </w:p>
     <w:p>
@@ -1858,7 +1858,21 @@
           <w:b w:val="0"/>
           <w:i w:val="0"/>
         </w:rPr>
-        <w:t xml:space="preserve"> extends the same framework with dedicated iris-landmark prediction, enabling gaze- and depth-related features from a standard webcam (research.google, cited in Section 2.2 discussion). Separately, classical head-pose estimation typically solves the </w:t>
+        <w:t xml:space="preserve"> extends the same framework with dedicated iris-landmark prediction, enabling gaze- and depth-related features from a standard webcam (Lugaresi </w:t>
+      </w:r>
+      <w:r>
+        <w:rPr>
+          <w:b w:val="0"/>
+          <w:i/>
+        </w:rPr>
+        <w:t>et al.</w:t>
+      </w:r>
+      <w:r>
+        <w:rPr>
+          <w:b w:val="0"/>
+          <w:i w:val="0"/>
+        </w:rPr>
+        <w:t xml:space="preserve">, 2019). Separately, classical head-pose estimation typically solves the </w:t>
       </w:r>
       <w:r>
         <w:rPr>
@@ -2248,7 +2262,7 @@
           <w:b w:val="0"/>
           <w:i w:val="0"/>
         </w:rPr>
-        <w:t xml:space="preserve"> (2018) introduced a quantization scheme enabling neural network inference using integer-only arithmetic, co-designing a training procedure that preserves accuracy after quantizing weights and activations to 8-bit integers — foundational to essentially all modern mobile/edge int8 deployment, including the ONNX Runtime quantization tooling used directly in this project (Section 3). More specifically to this project's deployment target, recent work on in-browser inference (e.g. work on just-in-time kernel optimisation for in-browser deep learning on edge devices) documents WebAssembly, combined with WebGPU where available, as now a practically viable substrate for running non-trivial neural network inference client-side, with on-device inference offering the privacy and latency advantages this project's central claim depends on — sensitive data never leaves the device, and no network round-trip is on the inference critical path.</w:t>
+        <w:t xml:space="preserve"> (2018) introduced a quantization scheme enabling neural network inference using integer-only arithmetic, co-designing a training procedure that preserves accuracy after quantizing weights and activations to 8-bit integers — foundational to essentially all modern mobile/edge int8 deployment, including the ONNX Runtime quantization tooling used directly in this project (Section 3). More specifically to this project's deployment target, recent work on in-browser inference documents WebAssembly, combined with WebGPU where available, as now a practically viable substrate for running non-trivial neural network inference client-side, with on-device inference offering the privacy and latency advantages this project's central claim depends on — sensitive data never leaves the device, and no network round-trip is on the inference critical path.</w:t>
       </w:r>
     </w:p>
     <w:p>
@@ -6892,7 +6906,21 @@
           <w:b w:val="0"/>
           <w:i w:val="0"/>
         </w:rPr>
-        <w:t xml:space="preserve"> (Section 3.2.6) is trained per the regime in Section 3.2.7. Six training configurations were run, varying the loss formulation (weighted cross-entropy versus focal loss), the inverse-frequency weighting exponent, learning rate, and label smoothing, to establish which combination best serves the class-imbalance requirement (R3) — model selection is by validation macro-F1, the test split is touched exactly once, at the very end, after model selection is finalised, per standard practice for preventing test-set leakage into modelling decisions.</w:t>
+        <w:t xml:space="preserve"> (Section 3.2.6) is trained per the regime in Section 3.2.7. Six training configurations were run, varying the loss formulation (weighted cross-entropy versus focal loss; Lin </w:t>
+      </w:r>
+      <w:r>
+        <w:rPr>
+          <w:b w:val="0"/>
+          <w:i/>
+        </w:rPr>
+        <w:t>et al.</w:t>
+      </w:r>
+      <w:r>
+        <w:rPr>
+          <w:b w:val="0"/>
+          <w:i w:val="0"/>
+        </w:rPr>
+        <w:t>, 2017), the inverse-frequency weighting exponent, learning rate, and label smoothing, to establish which combination best serves the class-imbalance requirement (R3) — model selection is by validation macro-F1, the test split is touched exactly once, at the very end, after model selection is finalised, per standard practice for preventing test-set leakage into modelling decisions.</w:t>
       </w:r>
     </w:p>
     <w:p>

--- a/docs/thesis/FYP_Report.docx
+++ b/docs/thesis/FYP_Report.docx
@@ -5240,7 +5240,103 @@
           <w:b w:val="0"/>
           <w:i w:val="0"/>
         </w:rPr>
-        <w:t>, driving the on-screen overlay only) — restored the 0.0157 result while preserving the multi-face UI feature, at the cost of a second WASM detection pass per sampled frame.</w:t>
+        <w:t xml:space="preserve">, driving the on-screen overlay only) — restored the 0.0157 result while preserving the multi-face UI feature, at the cost of a second WASM detection pass per sampled frame. A related delegate finding is recorded by the same gate: run with MediaPipe's GPU delegate instead of the CPU one, the identical frames produce a worst-case difference of 0.050 on </w:t>
+      </w:r>
+      <w:r>
+        <w:rPr>
+          <w:rFonts w:ascii="Consolas" w:hAnsi="Consolas"/>
+          <w:b w:val="0"/>
+          <w:i w:val="0"/>
+          <w:sz w:val="20"/>
+        </w:rPr>
+        <w:t>gaze_y</w:t>
+      </w:r>
+      <w:r>
+        <w:rPr>
+          <w:b w:val="0"/>
+          <w:i w:val="0"/>
+        </w:rPr>
+        <w:t xml:space="preserve"> — 2.5× the tolerance — which is why </w:t>
+      </w:r>
+      <w:r>
+        <w:rPr>
+          <w:rFonts w:ascii="Consolas" w:hAnsi="Consolas"/>
+          <w:b w:val="0"/>
+          <w:i w:val="0"/>
+          <w:sz w:val="20"/>
+        </w:rPr>
+        <w:t>web/lib/faceLandmarker.ts</w:t>
+      </w:r>
+      <w:r>
+        <w:rPr>
+          <w:b w:val="0"/>
+          <w:i w:val="0"/>
+        </w:rPr>
+        <w:t xml:space="preserve"> pins </w:t>
+      </w:r>
+      <w:r>
+        <w:rPr>
+          <w:rFonts w:ascii="Consolas" w:hAnsi="Consolas"/>
+          <w:b w:val="0"/>
+          <w:i w:val="0"/>
+          <w:sz w:val="20"/>
+        </w:rPr>
+        <w:t>delegate: 'CPU'</w:t>
+      </w:r>
+      <w:r>
+        <w:rPr>
+          <w:b w:val="0"/>
+          <w:i w:val="0"/>
+        </w:rPr>
+        <w:t xml:space="preserve"> for the feature path. The failing run is committed as </w:t>
+      </w:r>
+      <w:r>
+        <w:rPr>
+          <w:rFonts w:ascii="Consolas" w:hAnsi="Consolas"/>
+          <w:b w:val="0"/>
+          <w:i w:val="0"/>
+          <w:sz w:val="20"/>
+        </w:rPr>
+        <w:t>docs/results/parity_report_gpu.json</w:t>
+      </w:r>
+      <w:r>
+        <w:rPr>
+          <w:b w:val="0"/>
+          <w:i w:val="0"/>
+        </w:rPr>
+        <w:t xml:space="preserve"> (</w:t>
+      </w:r>
+      <w:r>
+        <w:rPr>
+          <w:rFonts w:ascii="Consolas" w:hAnsi="Consolas"/>
+          <w:b w:val="0"/>
+          <w:i w:val="0"/>
+          <w:sz w:val="20"/>
+        </w:rPr>
+        <w:t>ok: false</w:t>
+      </w:r>
+      <w:r>
+        <w:rPr>
+          <w:b w:val="0"/>
+          <w:i w:val="0"/>
+        </w:rPr>
+        <w:t xml:space="preserve">) and recorded in </w:t>
+      </w:r>
+      <w:r>
+        <w:rPr>
+          <w:rFonts w:ascii="Consolas" w:hAnsi="Consolas"/>
+          <w:b w:val="0"/>
+          <w:i w:val="0"/>
+          <w:sz w:val="20"/>
+        </w:rPr>
+        <w:t>CONTRACT.md</w:t>
+      </w:r>
+      <w:r>
+        <w:rPr>
+          <w:b w:val="0"/>
+          <w:i w:val="0"/>
+        </w:rPr>
+        <w:t xml:space="preserve"> Amendment 2: a deliberate, documented negative result rather than a discarded one.</w:t>
       </w:r>
     </w:p>
     <w:p>
@@ -10250,7 +10346,23 @@
           <w:b w:val="0"/>
           <w:i w:val="0"/>
         </w:rPr>
-        <w:t xml:space="preserve"> — a manual, real-webcam check in Firefox remains outstanding and is named as such rather than assumed to be fine by extrapolation from Chrome/Edge. The absence of a dedicated on-screen "no face currently visible" indicator, distinct from the camera's own hardware-error states, is a minor interface observation rather than a defect (Section 5.2.2): the zeroed feature panel is technically sufficient signal, but a live audience unfamiliar with the system could plausibly mistake a genuinely no-face frame for a frozen application, which is worth a spoken callout during any live demonstration rather than a silent assumption that the dashboard is self-explanatory in the moment.</w:t>
+        <w:t xml:space="preserve"> — a manual, real-webcam check in Firefox remains outstanding and is named as such rather than assumed to be fine by extrapolation from Chrome/Edge. The no-face condition was originally signalled only through the zeroed feature panel — technically sufficient, but a live audience unfamiliar with the system could plausibly mistake a genuinely no-face frame for a frozen application. The 2026-08-29 live rehearsal closed that gap: </w:t>
+      </w:r>
+      <w:r>
+        <w:rPr>
+          <w:rFonts w:ascii="Consolas" w:hAnsi="Consolas"/>
+          <w:b w:val="0"/>
+          <w:i w:val="0"/>
+          <w:sz w:val="20"/>
+        </w:rPr>
+        <w:t>PredictionPanel</w:t>
+      </w:r>
+      <w:r>
+        <w:rPr>
+          <w:b w:val="0"/>
+          <w:i w:val="0"/>
+        </w:rPr>
+        <w:t xml:space="preserve"> now suppresses model output entirely on no-face windows and renders an explicit "No face detected" explanation with em-dash placeholders (Figure 4.4), and the trend chart skips no-face points.</w:t>
       </w:r>
     </w:p>
     <w:p>
@@ -10342,7 +10454,23 @@
           <w:b w:val="0"/>
           <w:i w:val="0"/>
         </w:rPr>
-        <w:t>Gradient boosting proved the strongest classical baseline by a clear margin: validation macro-F1 0.2907 (vs. random forest 0.2669), and on Test 0.2910 against the TCN's 0.2475 — with the cluster bootstrap finding the Test reversal statistically significant (p&lt;0.001, 95% CI of the difference entirely negative) while the TCN's validation lead is not (p=0.19). Across three seeds at matched budgets, the architecture comparison gave mean macro-F1: TCN 0.3015 (±0.0049), Transformer 0.3019 (±0.0066), LSTM 0.2938 (±0.0139), GRU 0.2907 (±0.0064) — the TCN and Transformer statistically indistinguishable, both ahead of the recurrent pair on average, though individual seeds overlap. A single-seed ablation result in which a pose-free feature subset (geometric+gaze) appeared to beat the full 13 features was flagged for multi-seed confirmation and is revisited — and overturned — in Experiment 8.</w:t>
+        <w:t xml:space="preserve">Gradient boosting proved the strongest classical baseline by a clear margin: validation macro-F1 0.2907 (vs. random forest 0.2669), and on Test 0.2910 against the TCN's 0.2475 — with the cluster bootstrap finding the Test reversal statistically significant (p&lt;0.001, 95% CI of the difference entirely negative) while the TCN's validation lead is not (p=0.19). Across three seeds at matched budgets, the architecture comparison gave mean macro-F1: TCN 0.3015 (±0.0049), Transformer 0.3019 (±0.0066), LSTM 0.2938 (±0.0139), GRU 0.2907 (±0.0064) — the TCN and Transformer statistically indistinguishable, both ahead of the recurrent pair on average, though individual seeds overlap. A feature-ablation result in which a pose-free subset (geometric+gaze) beat the full 13 features — reproduced across all three seeds, with non-overlapping ranges (0.3252 / 0.3122 / 0.3083 against the full set's 0.3061 / 0.3019 / 0.2964; </w:t>
+      </w:r>
+      <w:r>
+        <w:rPr>
+          <w:rFonts w:ascii="Consolas" w:hAnsi="Consolas"/>
+          <w:b w:val="0"/>
+          <w:i w:val="0"/>
+          <w:sz w:val="20"/>
+        </w:rPr>
+        <w:t>docs/results/multi_seed_robustness.csv</w:t>
+      </w:r>
+      <w:r>
+        <w:rPr>
+          <w:b w:val="0"/>
+          <w:i w:val="0"/>
+        </w:rPr>
+        <w:t>) — is revisited and overturned in Experiment 8, where subject-grouped cross-validation dissolves it entirely.</w:t>
       </w:r>
     </w:p>
     <w:p>
@@ -13382,7 +13510,7 @@
           <w:b w:val="0"/>
           <w:i w:val="0"/>
         </w:rPr>
-        <w:t xml:space="preserve">; Experiments 7–8 artefacts: </w:t>
+        <w:t xml:space="preserve"> (the GPU-delegate variant, a deliberate recorded FAIL — see Section 4.1.2); Experiments 7–8 artefacts: </w:t>
       </w:r>
       <w:r>
         <w:rPr>

--- a/docs/thesis/FYP_Report.docx
+++ b/docs/thesis/FYP_Report.docx
@@ -52,7 +52,7 @@
     </w:p>
     <w:p>
       <w:pPr>
-        <w:spacing w:after="160"/>
+        <w:jc w:val="center"/>
       </w:pPr>
       <w:r>
         <w:rPr>
@@ -358,10 +358,12 @@
       </w:r>
     </w:p>
     <w:p>
-      <w:pPr>
-        <w:pStyle w:val="Heading2"/>
-      </w:pPr>
-      <w:r>
+      <w:r>
+        <w:rPr>
+          <w:b/>
+          <w:color w:val="1F3864"/>
+          <w:sz w:val="26"/>
+        </w:rPr>
         <w:t>Table of Contents</w:t>
       </w:r>
     </w:p>
@@ -392,10 +394,12 @@
       </w:r>
     </w:p>
     <w:p>
-      <w:pPr>
-        <w:pStyle w:val="Heading2"/>
-      </w:pPr>
-      <w:r>
+      <w:r>
+        <w:rPr>
+          <w:b/>
+          <w:color w:val="1F3864"/>
+          <w:sz w:val="26"/>
+        </w:rPr>
         <w:t>List of Figures</w:t>
       </w:r>
     </w:p>
@@ -426,10 +430,12 @@
       </w:r>
     </w:p>
     <w:p>
-      <w:pPr>
-        <w:pStyle w:val="Heading2"/>
-      </w:pPr>
-      <w:r>
+      <w:r>
+        <w:rPr>
+          <w:b/>
+          <w:color w:val="1F3864"/>
+          <w:sz w:val="26"/>
+        </w:rPr>
         <w:t>List of Tables</w:t>
       </w:r>
     </w:p>
@@ -1051,6 +1057,10 @@
     <w:p>
       <w:pPr>
         <w:pStyle w:val="ListNumber"/>
+        <w:numPr>
+          <w:ilvl w:val="0"/>
+          <w:numId w:val="10"/>
+        </w:numPr>
       </w:pPr>
       <w:r>
         <w:rPr>
@@ -1070,6 +1080,10 @@
     <w:p>
       <w:pPr>
         <w:pStyle w:val="ListNumber"/>
+        <w:numPr>
+          <w:ilvl w:val="0"/>
+          <w:numId w:val="11"/>
+        </w:numPr>
       </w:pPr>
       <w:r>
         <w:rPr>
@@ -1089,6 +1103,10 @@
     <w:p>
       <w:pPr>
         <w:pStyle w:val="ListNumber"/>
+        <w:numPr>
+          <w:ilvl w:val="0"/>
+          <w:numId w:val="12"/>
+        </w:numPr>
       </w:pPr>
       <w:r>
         <w:rPr>
@@ -1388,7 +1406,7 @@
     </w:p>
     <w:p>
       <w:pPr>
-        <w:jc w:val="center"/>
+        <w:spacing w:after="160"/>
       </w:pPr>
       <w:r>
         <w:rPr>
@@ -1471,7 +1489,7 @@
           <w:b w:val="0"/>
           <w:i w:val="0"/>
         </w:rPr>
-        <w:t xml:space="preserve"> pass (0 failures among them — an honest bookkeeping caveat: a resumed run's statistics file covers only that run's clips, a limitation of the extraction script's stats accounting discovered in a later audit and noted here rather than hidden. Because DAiSEE's label CSVs cover fewer clips than exist on disk, the corpus actually used downstream is the label∩extraction intersection: </w:t>
+        <w:t xml:space="preserve"> pass (0 failures among them — an honest bookkeeping caveat: a resumed run's statistics file covers only that run's clips, a limitation of the extraction script's stats accounting discovered in a later audit and noted here rather than hidden). Because DAiSEE's label CSVs cover fewer clips than exist on disk, the corpus actually used downstream is the label∩extraction intersection: </w:t>
       </w:r>
       <w:r>
         <w:rPr>
@@ -1658,7 +1676,7 @@
         <w:rPr>
           <w:sz w:val="18"/>
         </w:rPr>
-        <w:t>Figure 1.1 — Engagement-class distribution per official DAiSEE split. Source: docs/results/class_dist.png (generated by ml/scripts/plot_class_dist.py).</w:t>
+        <w:t>Figure 1.1 — Engagement-class distribution per official DAiSEE split, from the label CSVs (8,571 clips; the downstream corpus also requires a successful extraction, so one Train clip differs). Source: docs/results/class_dist.png (generated by ml/scripts/plot_class_dist.py).</w:t>
       </w:r>
     </w:p>
     <w:p>
@@ -5240,7 +5258,7 @@
           <w:b w:val="0"/>
           <w:i w:val="0"/>
         </w:rPr>
-        <w:t xml:space="preserve">, driving the on-screen overlay only) — restored the 0.0157 result while preserving the multi-face UI feature, at the cost of a second WASM detection pass per sampled frame. A related delegate finding is recorded by the same gate: run with MediaPipe's GPU delegate instead of the CPU one, the identical frames produce a worst-case difference of 0.050 on </w:t>
+        <w:t xml:space="preserve">, driving the on-screen overlay only) — restored the 0.0157 result while preserving the multi-face UI feature, at the cost of a second WASM detection pass per sampled frame. The same gate records a related finding: with MediaPipe's GPU delegate the identical frames give a worst case of 0.050 on </w:t>
       </w:r>
       <w:r>
         <w:rPr>
@@ -5256,7 +5274,7 @@
           <w:b w:val="0"/>
           <w:i w:val="0"/>
         </w:rPr>
-        <w:t xml:space="preserve"> — 2.5× the tolerance — which is why </w:t>
+        <w:t xml:space="preserve">, 2.5× tolerance, which is why </w:t>
       </w:r>
       <w:r>
         <w:rPr>
@@ -5288,7 +5306,7 @@
           <w:b w:val="0"/>
           <w:i w:val="0"/>
         </w:rPr>
-        <w:t xml:space="preserve"> for the feature path. The failing run is committed as </w:t>
+        <w:t xml:space="preserve">. That failing run is committed as </w:t>
       </w:r>
       <w:r>
         <w:rPr>
@@ -5320,23 +5338,7 @@
           <w:b w:val="0"/>
           <w:i w:val="0"/>
         </w:rPr>
-        <w:t xml:space="preserve">) and recorded in </w:t>
-      </w:r>
-      <w:r>
-        <w:rPr>
-          <w:rFonts w:ascii="Consolas" w:hAnsi="Consolas"/>
-          <w:b w:val="0"/>
-          <w:i w:val="0"/>
-          <w:sz w:val="20"/>
-        </w:rPr>
-        <w:t>CONTRACT.md</w:t>
-      </w:r>
-      <w:r>
-        <w:rPr>
-          <w:b w:val="0"/>
-          <w:i w:val="0"/>
-        </w:rPr>
-        <w:t xml:space="preserve"> Amendment 2: a deliberate, documented negative result rather than a discarded one.</w:t>
+        <w:t>) — a documented negative result, not a discarded one.</w:t>
       </w:r>
     </w:p>
     <w:p>
@@ -9975,7 +9977,7 @@
           <w:b w:val="0"/>
           <w:i w:val="0"/>
         </w:rPr>
-        <w:t xml:space="preserve"> and production build — not the development working copy — specifically to test what a new machine, not just this one, actually experiences: (i) a fake-camera end-to-end run asserting a real, well-formed prediction is produced; (ii) a clean-machine install of the documented setup instructions, verbatim; (iii) the application in three browser engines (Chrome, Edge, Firefox); (iv) no face in frame; (v) two faces simultaneously in frame; (vi) degraded lighting and eyewear glare.</w:t>
+        <w:t xml:space="preserve"> and production build — not the development working copy — specifically to test what a new machine, not just this one, actually experiences: (i) a fake-camera end-to-end run asserting a real, well-formed prediction is produced; (ii) a clean-machine install of the documented setup instructions, verbatim; (iii) the application in three browsers spanning two rendering engines (Chrome and Edge on Blink, Firefox on Gecko); (iv) no face in frame; (v) two faces simultaneously in frame; (vi) degraded lighting and eyewear glare.</w:t>
       </w:r>
     </w:p>
     <w:p>
@@ -10454,7 +10456,23 @@
           <w:b w:val="0"/>
           <w:i w:val="0"/>
         </w:rPr>
-        <w:t xml:space="preserve">Gradient boosting proved the strongest classical baseline by a clear margin: validation macro-F1 0.2907 (vs. random forest 0.2669), and on Test 0.2910 against the TCN's 0.2475 — with the cluster bootstrap finding the Test reversal statistically significant (p&lt;0.001, 95% CI of the difference entirely negative) while the TCN's validation lead is not (p=0.19). Across three seeds at matched budgets, the architecture comparison gave mean macro-F1: TCN 0.3015 (±0.0049), Transformer 0.3019 (±0.0066), LSTM 0.2938 (±0.0139), GRU 0.2907 (±0.0064) — the TCN and Transformer statistically indistinguishable, both ahead of the recurrent pair on average, though individual seeds overlap. A feature-ablation result in which a pose-free subset (geometric+gaze) beat the full 13 features — reproduced across all three seeds, with non-overlapping ranges (0.3252 / 0.3122 / 0.3083 against the full set's 0.3061 / 0.3019 / 0.2964; </w:t>
+        <w:t xml:space="preserve">Gradient boosting proved the strongest classical baseline by a clear margin: validation macro-F1 0.2907 (vs. random forest 0.2669), and on Test 0.2910 against the TCN's 0.2475 — with the cluster bootstrap finding the Test reversal statistically significant (p&lt;0.001, 95% CI of the difference entirely negative) while the TCN's validation lead is not (p=0.19). Across three seeds at matched budgets, the architecture comparison gave mean macro-F1: TCN 0.3015 (±0.0049), Transformer 0.3019 (±0.0066), LSTM 0.2938 (±0.0139), GRU 0.2907 (±0.0064) — the TCN and Transformer statistically indistinguishable, both ahead of the recurrent pair on average, though individual seeds overlap. The TCN remains the shipped model for a deployment reason, not an accuracy one: it had already passed export, int8 quantization and the </w:t>
+      </w:r>
+      <w:r>
+        <w:rPr>
+          <w:rFonts w:ascii="Consolas" w:hAnsi="Consolas"/>
+          <w:b w:val="0"/>
+          <w:i w:val="0"/>
+          <w:sz w:val="20"/>
+        </w:rPr>
+        <w:t>onnxruntime-web</w:t>
+      </w:r>
+      <w:r>
+        <w:rPr>
+          <w:b w:val="0"/>
+          <w:i w:val="0"/>
+        </w:rPr>
+        <w:t xml:space="preserve"> WASM operator check before this comparison ran, and the Transformer had passed none of them — the same class of gate that ruled out dynamic quantization in Section 2.5.2. A feature-ablation result in which a pose-free subset (geometric+gaze) beat the full 13 features — reproduced across all three seeds, with non-overlapping ranges (0.3252 / 0.3122 / 0.3083 against the full set's 0.3061 / 0.3019 / 0.2964; </w:t>
       </w:r>
       <w:r>
         <w:rPr>
@@ -11200,7 +11218,7 @@
           <w:b w:val="0"/>
           <w:i w:val="0"/>
         </w:rPr>
-        <w:t>); (ii) CV-based feature-family selection re-run on those folds; (iii) a 40-trial Optuna TPE search with median pruning over seven hyperparameters, followed by full-budget retraining of the winner at five seeds; (iv) an out-of-fold stacking ensemble (TCN + gradient boosting + random forest probabilities → logistic-regression meta-learner) and a CORAL ordinal-regression variant; (v) an evaluation reframing — aggregating each clip's ~8 window predictions to a single clip-level prediction (the granularity DAiSEE's labels and the published benchmark actually use), per-class decision-threshold calibration on Validation, and a binary "disengagement screening" view. The frozen Test predictions from Experiment 3's consumed-once checkpoint were re-read exactly once, at clip level, with the Validation-frozen thresholds applied unchanged — a re-aggregation of existing outputs, documented as such, not a new model evaluation.</w:t>
+        <w:t>); (ii) CV-based feature-family selection re-run on those folds; (iii) a 40-trial Optuna TPE search with median pruning (20 completed, 20 pruned; the committed trial log also carries 7 trials interrupted before scoring) over seven hyperparameters, followed by full-budget retraining of the winner at five seeds; (iv) an out-of-fold stacking ensemble (TCN + gradient boosting + random forest probabilities → logistic-regression meta-learner) and a CORAL ordinal-regression variant; (v) an evaluation reframing — aggregating each clip's ~8 window predictions to a single clip-level prediction (the granularity DAiSEE's labels and the published benchmark actually use), per-class decision-threshold calibration on Validation, and a binary "disengagement screening" view. The frozen Test predictions from Experiment 3's consumed-once checkpoint were re-read exactly once, at clip level, with the Validation-frozen thresholds applied unchanged — a re-aggregation of existing outputs, documented as such, not a new model evaluation.</w:t>
       </w:r>
     </w:p>
     <w:p>
@@ -12319,7 +12337,7 @@
           <w:b w:val="0"/>
           <w:i w:val="0"/>
         </w:rPr>
-        <w:t xml:space="preserve"> network evidence rather than assertion — including disclosure of one genuine third-party telemetry call found and blocked at the browser-policy level, re-verified against the final production build under a full CSP lockdown (Section 4.4). The system was verified, not merely built, to survive a clean install on unfamiliar hardware, three of the major browser engines, and five deliberately adverse camera conditions, with every finding — favourable or not — recorded honestly (Section 4.6).</w:t>
+        <w:t xml:space="preserve"> network evidence rather than assertion — including disclosure of one genuine third-party telemetry call found and blocked at the browser-policy level, re-verified against the final production build under a full CSP lockdown (Section 4.4). The system was verified, not merely built, to survive a clean install on unfamiliar hardware, two of the major browser engines across three browsers, and five deliberately adverse camera conditions, with every finding — favourable or not — recorded honestly (Section 4.6).</w:t>
       </w:r>
     </w:p>
     <w:p>
@@ -12475,7 +12493,7 @@
           <w:b w:val="0"/>
           <w:i w:val="0"/>
         </w:rPr>
-        <w:t xml:space="preserve">: it divides the iris's vertical offset by the eye's aperture height with only an ε guard, producing standardised spikes up to ≈26σ mid-blink (0.32% of face-present training frames exceed 5σ) — very likely the amplifier behind the blink-frame sensitivity Amendment 2 attributed to </w:t>
+        <w:t xml:space="preserve">: it divides the iris's vertical offset by the eye's aperture height behind only an ε guard, so the denominator approaches zero as the eyelids close and the feature spikes without a formula-imposed bound (observed in the 2026-08-29 code audit; its one-off tabulation was not committed, so no magnitude is quoted) — very likely the amplifier behind the blink-frame sensitivity Amendment 2 attributed to </w:t>
       </w:r>
       <w:r>
         <w:rPr>
@@ -12635,6 +12653,10 @@
     <w:p>
       <w:pPr>
         <w:pStyle w:val="ListNumber"/>
+        <w:numPr>
+          <w:ilvl w:val="0"/>
+          <w:numId w:val="13"/>
+        </w:numPr>
       </w:pPr>
       <w:r>
         <w:rPr>
@@ -12654,6 +12676,10 @@
     <w:p>
       <w:pPr>
         <w:pStyle w:val="ListNumber"/>
+        <w:numPr>
+          <w:ilvl w:val="0"/>
+          <w:numId w:val="14"/>
+        </w:numPr>
       </w:pPr>
       <w:r>
         <w:rPr>
@@ -12673,6 +12699,10 @@
     <w:p>
       <w:pPr>
         <w:pStyle w:val="ListNumber"/>
+        <w:numPr>
+          <w:ilvl w:val="0"/>
+          <w:numId w:val="15"/>
+        </w:numPr>
       </w:pPr>
       <w:r>
         <w:rPr>
@@ -12692,6 +12722,10 @@
     <w:p>
       <w:pPr>
         <w:pStyle w:val="ListNumber"/>
+        <w:numPr>
+          <w:ilvl w:val="0"/>
+          <w:numId w:val="16"/>
+        </w:numPr>
       </w:pPr>
       <w:r>
         <w:rPr>
@@ -12725,6 +12759,10 @@
     <w:p>
       <w:pPr>
         <w:pStyle w:val="ListNumber"/>
+        <w:numPr>
+          <w:ilvl w:val="0"/>
+          <w:numId w:val="17"/>
+        </w:numPr>
       </w:pPr>
       <w:r>
         <w:rPr>
@@ -12758,6 +12796,10 @@
     <w:p>
       <w:pPr>
         <w:pStyle w:val="ListNumber"/>
+        <w:numPr>
+          <w:ilvl w:val="0"/>
+          <w:numId w:val="18"/>
+        </w:numPr>
       </w:pPr>
       <w:r>
         <w:rPr>
@@ -13510,7 +13552,119 @@
           <w:b w:val="0"/>
           <w:i w:val="0"/>
         </w:rPr>
-        <w:t xml:space="preserve"> (the GPU-delegate variant, a deliberate recorded FAIL — see Section 4.1.2); Experiments 7–8 artefacts: </w:t>
+        <w:t xml:space="preserve"> (the GPU-delegate variant, a deliberate recorded FAIL — see Section 4.1.2), </w:t>
+      </w:r>
+      <w:r>
+        <w:rPr>
+          <w:rFonts w:ascii="Consolas" w:hAnsi="Consolas"/>
+          <w:b w:val="0"/>
+          <w:i w:val="0"/>
+          <w:sz w:val="20"/>
+        </w:rPr>
+        <w:t>quantization_test.csv</w:t>
+      </w:r>
+      <w:r>
+        <w:rPr>
+          <w:b w:val="0"/>
+          <w:i w:val="0"/>
+        </w:rPr>
+        <w:t xml:space="preserve">, </w:t>
+      </w:r>
+      <w:r>
+        <w:rPr>
+          <w:rFonts w:ascii="Consolas" w:hAnsi="Consolas"/>
+          <w:b w:val="0"/>
+          <w:i w:val="0"/>
+          <w:sz w:val="20"/>
+        </w:rPr>
+        <w:t>privacy_trace.json</w:t>
+      </w:r>
+      <w:r>
+        <w:rPr>
+          <w:b w:val="0"/>
+          <w:i w:val="0"/>
+        </w:rPr>
+        <w:t xml:space="preserve">, </w:t>
+      </w:r>
+      <w:r>
+        <w:rPr>
+          <w:rFonts w:ascii="Consolas" w:hAnsi="Consolas"/>
+          <w:b w:val="0"/>
+          <w:i w:val="0"/>
+          <w:sz w:val="20"/>
+        </w:rPr>
+        <w:t>multi_seed_robustness.csv</w:t>
+      </w:r>
+      <w:r>
+        <w:rPr>
+          <w:b w:val="0"/>
+          <w:i w:val="0"/>
+        </w:rPr>
+        <w:t xml:space="preserve">, </w:t>
+      </w:r>
+      <w:r>
+        <w:rPr>
+          <w:rFonts w:ascii="Consolas" w:hAnsi="Consolas"/>
+          <w:b w:val="0"/>
+          <w:i w:val="0"/>
+          <w:sz w:val="20"/>
+        </w:rPr>
+        <w:t>cv_hyperparameter_search.csv</w:t>
+      </w:r>
+      <w:r>
+        <w:rPr>
+          <w:b w:val="0"/>
+          <w:i w:val="0"/>
+        </w:rPr>
+        <w:t xml:space="preserve">, </w:t>
+      </w:r>
+      <w:r>
+        <w:rPr>
+          <w:rFonts w:ascii="Consolas" w:hAnsi="Consolas"/>
+          <w:b w:val="0"/>
+          <w:i w:val="0"/>
+          <w:sz w:val="20"/>
+        </w:rPr>
+        <w:t>clip_eval_validation.json</w:t>
+      </w:r>
+      <w:r>
+        <w:rPr>
+          <w:b w:val="0"/>
+          <w:i w:val="0"/>
+        </w:rPr>
+        <w:t xml:space="preserve">, </w:t>
+      </w:r>
+      <w:r>
+        <w:rPr>
+          <w:rFonts w:ascii="Consolas" w:hAnsi="Consolas"/>
+          <w:b w:val="0"/>
+          <w:i w:val="0"/>
+          <w:sz w:val="20"/>
+        </w:rPr>
+        <w:t>clip_eval_test.json</w:t>
+      </w:r>
+      <w:r>
+        <w:rPr>
+          <w:b w:val="0"/>
+          <w:i w:val="0"/>
+        </w:rPr>
+        <w:t xml:space="preserve">; and </w:t>
+      </w:r>
+      <w:r>
+        <w:rPr>
+          <w:rFonts w:ascii="Consolas" w:hAnsi="Consolas"/>
+          <w:b w:val="0"/>
+          <w:i w:val="0"/>
+          <w:sz w:val="20"/>
+        </w:rPr>
+        <w:t>docs/benchmarks/</w:t>
+      </w:r>
+      <w:r>
+        <w:rPr>
+          <w:b w:val="0"/>
+          <w:i w:val="0"/>
+        </w:rPr>
+        <w:t xml:space="preserve"> for the J3 hardware runs; Experiments 7–8 artefacts: </w:t>
       </w:r>
       <w:r>
         <w:rPr>
@@ -14222,6 +14376,60 @@
   </w:num>
   <w:num w:numId="9">
     <w:abstractNumId w:val="0"/>
+  </w:num>
+  <w:num w:numId="10">
+    <w:abstractNumId w:val="7"/>
+    <w:lvlOverride w:ilvl="0">
+      <w:startOverride w:val="1"/>
+    </w:lvlOverride>
+  </w:num>
+  <w:num w:numId="11">
+    <w:abstractNumId w:val="7"/>
+    <w:lvlOverride w:ilvl="0">
+      <w:startOverride w:val="1"/>
+    </w:lvlOverride>
+  </w:num>
+  <w:num w:numId="12">
+    <w:abstractNumId w:val="7"/>
+    <w:lvlOverride w:ilvl="0">
+      <w:startOverride w:val="1"/>
+    </w:lvlOverride>
+  </w:num>
+  <w:num w:numId="13">
+    <w:abstractNumId w:val="7"/>
+    <w:lvlOverride w:ilvl="0">
+      <w:startOverride w:val="1"/>
+    </w:lvlOverride>
+  </w:num>
+  <w:num w:numId="14">
+    <w:abstractNumId w:val="7"/>
+    <w:lvlOverride w:ilvl="0">
+      <w:startOverride w:val="1"/>
+    </w:lvlOverride>
+  </w:num>
+  <w:num w:numId="15">
+    <w:abstractNumId w:val="7"/>
+    <w:lvlOverride w:ilvl="0">
+      <w:startOverride w:val="1"/>
+    </w:lvlOverride>
+  </w:num>
+  <w:num w:numId="16">
+    <w:abstractNumId w:val="7"/>
+    <w:lvlOverride w:ilvl="0">
+      <w:startOverride w:val="1"/>
+    </w:lvlOverride>
+  </w:num>
+  <w:num w:numId="17">
+    <w:abstractNumId w:val="7"/>
+    <w:lvlOverride w:ilvl="0">
+      <w:startOverride w:val="1"/>
+    </w:lvlOverride>
+  </w:num>
+  <w:num w:numId="18">
+    <w:abstractNumId w:val="7"/>
+    <w:lvlOverride w:ilvl="0">
+      <w:startOverride w:val="1"/>
+    </w:lvlOverride>
   </w:num>
 </w:numbering>
 </file>

--- a/docs/thesis/FYP_Report.docx
+++ b/docs/thesis/FYP_Report.docx
@@ -2594,6 +2594,18 @@
           <w:i w:val="0"/>
         </w:rPr>
         <w:t>Derived directly from the dataset properties established in Section 1.5 and the prior-work gaps identified in Section 2:</w:t>
+      </w:r>
+    </w:p>
+    <w:p>
+      <w:pPr>
+        <w:pStyle w:val="TableCaption"/>
+      </w:pPr>
+      <w:r>
+        <w:rPr>
+          <w:b w:val="0"/>
+          <w:i w:val="0"/>
+        </w:rPr>
+        <w:t>Table 3.1 — Functional and non-functional requirements, each traced to the dataset property or prior-work gap that motivates it.</w:t>
       </w:r>
     </w:p>
     <w:tbl>
@@ -3185,6 +3197,50 @@
           <w:i w:val="0"/>
         </w:rPr>
         <w:t>):</w:t>
+      </w:r>
+    </w:p>
+    <w:p>
+      <w:pPr>
+        <w:pStyle w:val="TableCaption"/>
+      </w:pPr>
+      <w:r>
+        <w:rPr>
+          <w:b w:val="0"/>
+          <w:i w:val="0"/>
+        </w:rPr>
+        <w:t xml:space="preserve">Table 3.2 — The 13-dimensional per-frame feature vector, in the frozen contract order (source: </w:t>
+      </w:r>
+      <w:r>
+        <w:rPr>
+          <w:rFonts w:ascii="Consolas" w:hAnsi="Consolas"/>
+          <w:b w:val="0"/>
+          <w:i w:val="0"/>
+          <w:sz w:val="20"/>
+        </w:rPr>
+        <w:t>CONTRACT.md</w:t>
+      </w:r>
+      <w:r>
+        <w:rPr>
+          <w:b w:val="0"/>
+          <w:i w:val="0"/>
+        </w:rPr>
+        <w:t xml:space="preserve"> §2; reference implementation </w:t>
+      </w:r>
+      <w:r>
+        <w:rPr>
+          <w:rFonts w:ascii="Consolas" w:hAnsi="Consolas"/>
+          <w:b w:val="0"/>
+          <w:i w:val="0"/>
+          <w:sz w:val="20"/>
+        </w:rPr>
+        <w:t>ml/src/features.py</w:t>
+      </w:r>
+      <w:r>
+        <w:rPr>
+          <w:b w:val="0"/>
+          <w:i w:val="0"/>
+        </w:rPr>
+        <w:t>).</w:t>
       </w:r>
     </w:p>
     <w:tbl>
@@ -7118,6 +7174,50 @@
         <w:t>Final test-set evaluation (run once, after freeze):</w:t>
       </w:r>
     </w:p>
+    <w:p>
+      <w:pPr>
+        <w:pStyle w:val="TableCaption"/>
+      </w:pPr>
+      <w:r>
+        <w:rPr>
+          <w:b w:val="0"/>
+          <w:i w:val="0"/>
+        </w:rPr>
+        <w:t xml:space="preserve">Table 4.3 — Test-split headline metrics, fp32 against the shipped int8 model (source: </w:t>
+      </w:r>
+      <w:r>
+        <w:rPr>
+          <w:rFonts w:ascii="Consolas" w:hAnsi="Consolas"/>
+          <w:b w:val="0"/>
+          <w:i w:val="0"/>
+          <w:sz w:val="20"/>
+        </w:rPr>
+        <w:t>docs/results/quantization_test.csv</w:t>
+      </w:r>
+      <w:r>
+        <w:rPr>
+          <w:b w:val="0"/>
+          <w:i w:val="0"/>
+        </w:rPr>
+        <w:t xml:space="preserve">, </w:t>
+      </w:r>
+      <w:r>
+        <w:rPr>
+          <w:rFonts w:ascii="Consolas" w:hAnsi="Consolas"/>
+          <w:b w:val="0"/>
+          <w:i w:val="0"/>
+          <w:sz w:val="20"/>
+        </w:rPr>
+        <w:t>docs/results/metrics_test.csv</w:t>
+      </w:r>
+      <w:r>
+        <w:rPr>
+          <w:b w:val="0"/>
+          <w:i w:val="0"/>
+        </w:rPr>
+        <w:t>).</w:t>
+      </w:r>
+    </w:p>
     <w:tbl>
       <w:tblPr>
         <w:tblStyle w:val="LightGrid-Accent1"/>
@@ -7304,7 +7404,7 @@
           <w:b w:val="0"/>
           <w:i w:val="0"/>
         </w:rPr>
-        <w:t xml:space="preserve">: all Test-split artefacts in this section (Table 4.3, Figures 4.2–4.3, </w:t>
+        <w:t xml:space="preserve">: all Test-split artefacts in this section (Table 4.4, Figures 4.2–4.3, </w:t>
       </w:r>
       <w:r>
         <w:rPr>
@@ -7360,7 +7460,7 @@
           <w:b w:val="0"/>
           <w:i w:val="0"/>
         </w:rPr>
-        <w:t xml:space="preserve">Table 4.3 — Per-class Test-split metrics, fp32 (source: </w:t>
+        <w:t xml:space="preserve">Table 4.4 — Per-class Test-split metrics, fp32 (source: </w:t>
       </w:r>
       <w:r>
         <w:rPr>
@@ -8283,6 +8383,34 @@
         <w:t>):</w:t>
       </w:r>
     </w:p>
+    <w:p>
+      <w:pPr>
+        <w:pStyle w:val="TableCaption"/>
+      </w:pPr>
+      <w:r>
+        <w:rPr>
+          <w:b w:val="0"/>
+          <w:i w:val="0"/>
+        </w:rPr>
+        <w:t xml:space="preserve">Table 4.5 — Secondary states head, per-state screening performance on the Validation split, after the head's dedicated retraining with per-channel positive-class weighting (source: </w:t>
+      </w:r>
+      <w:r>
+        <w:rPr>
+          <w:rFonts w:ascii="Consolas" w:hAnsi="Consolas"/>
+          <w:b w:val="0"/>
+          <w:i w:val="0"/>
+          <w:sz w:val="20"/>
+        </w:rPr>
+        <w:t>docs/results/metrics_states_validation.csv</w:t>
+      </w:r>
+      <w:r>
+        <w:rPr>
+          <w:b w:val="0"/>
+          <w:i w:val="0"/>
+        </w:rPr>
+        <w:t>).</w:t>
+      </w:r>
+    </w:p>
     <w:tbl>
       <w:tblPr>
         <w:tblStyle w:val="LightGrid-Accent1"/>
@@ -9576,7 +9704,7 @@
           <w:b w:val="0"/>
           <w:i w:val="0"/>
         </w:rPr>
-        <w:t xml:space="preserve">Table 4.4 — In-browser inference benchmark, development machine (source: </w:t>
+        <w:t xml:space="preserve">Table 4.6 — In-browser inference benchmark, development machine (source: </w:t>
       </w:r>
       <w:r>
         <w:rPr>
@@ -10500,7 +10628,7 @@
           <w:b w:val="0"/>
           <w:i w:val="0"/>
         </w:rPr>
-        <w:t xml:space="preserve">Table 4.5 — Architecture comparison at matched hyperparameters, Validation split, mean macro-F1 ± std over three seeds (source: </w:t>
+        <w:t xml:space="preserve">Table 4.7 — Architecture comparison at matched hyperparameters, Validation split, mean macro-F1 ± std over three seeds (source: </w:t>
       </w:r>
       <w:r>
         <w:rPr>
@@ -10889,7 +11017,7 @@
           <w:b w:val="0"/>
           <w:i w:val="0"/>
         </w:rPr>
-        <w:t xml:space="preserve">Table 4.6 — Clip-level bootstrap significance tests, TCN vs. gradient boosting, 2,000 iterations resampling clip IDs (source: </w:t>
+        <w:t xml:space="preserve">Table 4.8 — Clip-level bootstrap significance tests, TCN vs. gradient boosting, 2,000 iterations resampling clip IDs (source: </w:t>
       </w:r>
       <w:r>
         <w:rPr>
@@ -11365,7 +11493,7 @@
           <w:b w:val="0"/>
           <w:i w:val="0"/>
         </w:rPr>
-        <w:t xml:space="preserve">Table 4.7 — The search that validated the shipped model: each avenue, its result, and its evidence file (full record: </w:t>
+        <w:t xml:space="preserve">Table 4.9 — The search that validated the shipped model: each avenue, its result, and its evidence file (full record: </w:t>
       </w:r>
       <w:r>
         <w:rPr>
@@ -11833,7 +11961,7 @@
           <w:b w:val="0"/>
           <w:i w:val="0"/>
         </w:rPr>
-        <w:t xml:space="preserve">Table 4.8 — Evaluation reframing: the same predictions scored at the benchmark's clip granularity, with and without the Validation-calibrated decision thresholds (sources: </w:t>
+        <w:t xml:space="preserve">Table 4.10 — Evaluation reframing: the same predictions scored at the benchmark's clip granularity, with and without the Validation-calibrated decision thresholds (sources: </w:t>
       </w:r>
       <w:r>
         <w:rPr>

--- a/docs/thesis/FYP_Report.docx
+++ b/docs/thesis/FYP_Report.docx
@@ -95,115 +95,7 @@
           <w:i/>
           <w:color w:val="606060"/>
         </w:rPr>
-        <w:t xml:space="preserve">This report is written from the completed </w:t>
-      </w:r>
-      <w:r>
-        <w:rPr>
-          <w:rFonts w:ascii="Consolas" w:hAnsi="Consolas"/>
-          <w:b w:val="0"/>
-          <w:i/>
-          <w:color w:val="606060"/>
-          <w:sz w:val="20"/>
-        </w:rPr>
-        <w:t>Multimodal-Cognitive-Overload-Detection</w:t>
-      </w:r>
-      <w:r>
-        <w:rPr>
-          <w:b w:val="0"/>
-          <w:i/>
-          <w:color w:val="606060"/>
-        </w:rPr>
-        <w:t xml:space="preserve"> repository and its full development record (</w:t>
-      </w:r>
-      <w:r>
-        <w:rPr>
-          <w:rFonts w:ascii="Consolas" w:hAnsi="Consolas"/>
-          <w:b w:val="0"/>
-          <w:i/>
-          <w:color w:val="606060"/>
-          <w:sz w:val="20"/>
-        </w:rPr>
-        <w:t>docs/PROGRESS.md</w:t>
-      </w:r>
-      <w:r>
-        <w:rPr>
-          <w:b w:val="0"/>
-          <w:i/>
-          <w:color w:val="606060"/>
-        </w:rPr>
-        <w:t xml:space="preserve">, </w:t>
-      </w:r>
-      <w:r>
-        <w:rPr>
-          <w:rFonts w:ascii="Consolas" w:hAnsi="Consolas"/>
-          <w:b w:val="0"/>
-          <w:i/>
-          <w:color w:val="606060"/>
-          <w:sz w:val="20"/>
-        </w:rPr>
-        <w:t>CONTRACT.md</w:t>
-      </w:r>
-      <w:r>
-        <w:rPr>
-          <w:b w:val="0"/>
-          <w:i/>
-          <w:color w:val="606060"/>
-        </w:rPr>
-        <w:t xml:space="preserve">, </w:t>
-      </w:r>
-      <w:r>
-        <w:rPr>
-          <w:rFonts w:ascii="Consolas" w:hAnsi="Consolas"/>
-          <w:b w:val="0"/>
-          <w:i/>
-          <w:color w:val="606060"/>
-          <w:sz w:val="20"/>
-        </w:rPr>
-        <w:t>BUILD_PLAN_1.md</w:t>
-      </w:r>
-      <w:r>
-        <w:rPr>
-          <w:b w:val="0"/>
-          <w:i/>
-          <w:color w:val="606060"/>
-        </w:rPr>
-        <w:t xml:space="preserve">, </w:t>
-      </w:r>
-      <w:r>
-        <w:rPr>
-          <w:rFonts w:ascii="Consolas" w:hAnsi="Consolas"/>
-          <w:b w:val="0"/>
-          <w:i/>
-          <w:color w:val="606060"/>
-          <w:sz w:val="20"/>
-        </w:rPr>
-        <w:t>GAP_CLOSURE_PLAN.md</w:t>
-      </w:r>
-      <w:r>
-        <w:rPr>
-          <w:b w:val="0"/>
-          <w:i/>
-          <w:color w:val="606060"/>
-        </w:rPr>
-        <w:t xml:space="preserve">, </w:t>
-      </w:r>
-      <w:r>
-        <w:rPr>
-          <w:rFonts w:ascii="Consolas" w:hAnsi="Consolas"/>
-          <w:b w:val="0"/>
-          <w:i/>
-          <w:color w:val="606060"/>
-          <w:sz w:val="20"/>
-        </w:rPr>
-        <w:t>PROJECT_COMPLETION_PLAN.md</w:t>
-      </w:r>
-      <w:r>
-        <w:rPr>
-          <w:b w:val="0"/>
-          <w:i/>
-          <w:color w:val="606060"/>
-        </w:rPr>
-        <w:t>). All figures, tables, and code references are drawn directly from artefacts produced and version-controlled in that repository (each figure's source data file is named in its caption); none are illustrative or hypothetical.</w:t>
+        <w:t>This report is written from the completed project repository and its version-controlled implementation, contract, evaluation artefacts, and verification documentation. All figures, tables, and code references are drawn directly from artefacts produced by the project (each figure's source data file is named in its caption); none are illustrative or hypothetical.</w:t>
       </w:r>
     </w:p>
     <w:p>
@@ -298,7 +190,7 @@
           <w:b w:val="0"/>
           <w:i w:val="0"/>
         </w:rPr>
-        <w:t xml:space="preserve">This project was built in two tracks against a frozen interface contract, and I thank my Track B collaborator for holding that contract to the letter over twenty days of parallel development; the cross-language parity gate described in Chapter 4 only has value because both sides refused to change the specification quietly. I also thank the authors of the DAiSEE dataset (Gupta </w:t>
+        <w:t xml:space="preserve">This project was built in two technical tracks against a frozen interface contract; the cross-language parity gate described in Chapter 4 ensured that the Python and TypeScript implementations remained aligned. I also thank the authors of the DAiSEE dataset (Gupta </w:t>
       </w:r>
       <w:r>
         <w:rPr>
@@ -349,7 +241,7 @@
           <w:b w:val="0"/>
           <w:i w:val="0"/>
         </w:rPr>
-        <w:t>Generative AI tools (Anthropic's Claude, used through the Claude Code development environment) were used during this project as a development and drafting assistant: for writing and refactoring portions of the project's source code and automated tests, for running and logging the experiment pipelines described in Chapter 4, and for drafting prose in this report which was then reviewed by the author. All experimental results reported here were produced by executing the project's committed code against the real DAiSEE dataset and are reproducible from the repository; no result, figure, or reference was generated by an AI system without execution. The project's design decisions, the interface contract with the Track B partner, and responsibility for the final content of this report remain the author's.</w:t>
+        <w:t>Generative AI tools (Anthropic's Claude, used through the Claude Code development environment) were used during this project as a development and drafting assistant: for writing and refactoring portions of the project's source code and automated tests, for running and logging the experiment pipelines described in Chapter 4, and for drafting prose in this report which was then reviewed by the author. All experimental results reported here were produced by executing the project's committed code against the real DAiSEE dataset and are reproducible from the repository; no result, figure, or reference was generated by an AI system without execution. The project's design decisions and responsibility for the final content of this report remain the author's.</w:t>
       </w:r>
     </w:p>
     <w:p>
@@ -1140,55 +1032,7 @@
           <w:b w:val="0"/>
           <w:i w:val="0"/>
         </w:rPr>
-        <w:t>Specific, measurable, achievable, relevant, time-bound (S.M.A.R.T.) objectives, as executed against a 20-day build plan (</w:t>
-      </w:r>
-      <w:r>
-        <w:rPr>
-          <w:rFonts w:ascii="Consolas" w:hAnsi="Consolas"/>
-          <w:b w:val="0"/>
-          <w:i w:val="0"/>
-          <w:sz w:val="20"/>
-        </w:rPr>
-        <w:t>BUILD_PLAN_1.md</w:t>
-      </w:r>
-      <w:r>
-        <w:rPr>
-          <w:b w:val="0"/>
-          <w:i w:val="0"/>
-        </w:rPr>
-        <w:t>) and a subsequent verification/hardening pass (</w:t>
-      </w:r>
-      <w:r>
-        <w:rPr>
-          <w:rFonts w:ascii="Consolas" w:hAnsi="Consolas"/>
-          <w:b w:val="0"/>
-          <w:i w:val="0"/>
-          <w:sz w:val="20"/>
-        </w:rPr>
-        <w:t>GAP_CLOSURE_PLAN.md</w:t>
-      </w:r>
-      <w:r>
-        <w:rPr>
-          <w:b w:val="0"/>
-          <w:i w:val="0"/>
-        </w:rPr>
-        <w:t xml:space="preserve">, </w:t>
-      </w:r>
-      <w:r>
-        <w:rPr>
-          <w:rFonts w:ascii="Consolas" w:hAnsi="Consolas"/>
-          <w:b w:val="0"/>
-          <w:i w:val="0"/>
-          <w:sz w:val="20"/>
-        </w:rPr>
-        <w:t>PROJECT_COMPLETION_PLAN.md</w:t>
-      </w:r>
-      <w:r>
-        <w:rPr>
-          <w:b w:val="0"/>
-          <w:i w:val="0"/>
-        </w:rPr>
-        <w:t>):</w:t>
+        <w:t>Specific, measurable, achievable, relevant, time-bound (S.M.A.R.T.) objectives, as executed during the initial build and subsequent verification/hardening passes:</w:t>
       </w:r>
     </w:p>
     <w:p>
@@ -3062,7 +2906,7 @@
           <w:b w:val="0"/>
           <w:i w:val="0"/>
         </w:rPr>
-        <w:t xml:space="preserve">The project's own name for its methodology, used consistently throughout its own build documentation, is </w:t>
+        <w:t xml:space="preserve">The project's methodology is </w:t>
       </w:r>
       <w:r>
         <w:rPr>
@@ -3076,7 +2920,7 @@
           <w:b w:val="0"/>
           <w:i w:val="0"/>
         </w:rPr>
-        <w:t>: rather than a single linear pipeline, two independently developed tracks — a Python training pipeline ("Track A") and a TypeScript browser-inference pipeline ("Track B") — are built in parallel against a single frozen specification document (</w:t>
+        <w:t>: rather than a single linear pipeline, two technical tracks — a Python training pipeline ("Track A") and a TypeScript browser-inference pipeline ("Track B") — are built against a single frozen specification document (</w:t>
       </w:r>
       <w:r>
         <w:rPr>
@@ -3092,23 +2936,7 @@
           <w:b w:val="0"/>
           <w:i w:val="0"/>
         </w:rPr>
-        <w:t>), with an automated numerical-equivalence test (R1) as the mechanism that lets both tracks proceed without waiting on each other while still guaranteeing they end up compatible. This is closer to a contract-first API-development pattern borrowed from software engineering than to a conventional single-track ML pipeline, and it is the direct methodological answer to the train/serve-skew risk named as the highest-likelihood risk in this project's own risk register (</w:t>
-      </w:r>
-      <w:r>
-        <w:rPr>
-          <w:rFonts w:ascii="Consolas" w:hAnsi="Consolas"/>
-          <w:b w:val="0"/>
-          <w:i w:val="0"/>
-          <w:sz w:val="20"/>
-        </w:rPr>
-        <w:t>BUILD_PLAN_1.md</w:t>
-      </w:r>
-      <w:r>
-        <w:rPr>
-          <w:b w:val="0"/>
-          <w:i w:val="0"/>
-        </w:rPr>
-        <w:t xml:space="preserve"> §8).</w:t>
+        <w:t>), with an automated numerical-equivalence test (R1) as the mechanism that keeps both implementations compatible. This is closer to a contract-first API-development pattern borrowed from software engineering than to a conventional single-track ML pipeline, and it is the direct methodological answer to the train/serve-skew risk identified during the project's design review.</w:t>
       </w:r>
     </w:p>
     <w:p>
@@ -14098,78 +13926,14 @@
           <w:b/>
           <w:i w:val="0"/>
         </w:rPr>
-        <w:t>Appendix F — Development process record.</w:t>
-      </w:r>
-      <w:r>
-        <w:rPr>
-          <w:b w:val="0"/>
-          <w:i w:val="0"/>
-        </w:rPr>
-        <w:t xml:space="preserve"> </w:t>
-      </w:r>
-      <w:r>
-        <w:rPr>
-          <w:rFonts w:ascii="Consolas" w:hAnsi="Consolas"/>
-          <w:b w:val="0"/>
-          <w:i w:val="0"/>
-          <w:sz w:val="20"/>
-        </w:rPr>
-        <w:t>docs/PROGRESS.md</w:t>
-      </w:r>
-      <w:r>
-        <w:rPr>
-          <w:b w:val="0"/>
-          <w:i w:val="0"/>
-        </w:rPr>
-        <w:t xml:space="preserve"> — full day-by-day project history; </w:t>
-      </w:r>
-      <w:r>
-        <w:rPr>
-          <w:rFonts w:ascii="Consolas" w:hAnsi="Consolas"/>
-          <w:b w:val="0"/>
-          <w:i w:val="0"/>
-          <w:sz w:val="20"/>
-        </w:rPr>
-        <w:t>BUILD_PLAN_1.md</w:t>
-      </w:r>
-      <w:r>
-        <w:rPr>
-          <w:b w:val="0"/>
-          <w:i w:val="0"/>
-        </w:rPr>
-        <w:t xml:space="preserve"> — original 20-day build plan with retrospective status annotations; </w:t>
-      </w:r>
-      <w:r>
-        <w:rPr>
-          <w:rFonts w:ascii="Consolas" w:hAnsi="Consolas"/>
-          <w:b w:val="0"/>
-          <w:i w:val="0"/>
-          <w:sz w:val="20"/>
-        </w:rPr>
-        <w:t>GAP_CLOSURE_PLAN.md</w:t>
-      </w:r>
-      <w:r>
-        <w:rPr>
-          <w:b w:val="0"/>
-          <w:i w:val="0"/>
-        </w:rPr>
-        <w:t xml:space="preserve"> — the mid-project self-audit and remediation plan referenced in Section 4.1; </w:t>
-      </w:r>
-      <w:r>
-        <w:rPr>
-          <w:rFonts w:ascii="Consolas" w:hAnsi="Consolas"/>
-          <w:b w:val="0"/>
-          <w:i w:val="0"/>
-          <w:sz w:val="20"/>
-        </w:rPr>
-        <w:t>PROJECT_COMPLETION_PLAN.md</w:t>
-      </w:r>
-      <w:r>
-        <w:rPr>
-          <w:b w:val="0"/>
-          <w:i w:val="0"/>
-        </w:rPr>
-        <w:t xml:space="preserve"> — the phased plan this report's own Experimentation chapter is structured against.</w:t>
+        <w:t>Appendix F — Verification record.</w:t>
+      </w:r>
+      <w:r>
+        <w:rPr>
+          <w:b w:val="0"/>
+          <w:i w:val="0"/>
+        </w:rPr>
+        <w:t xml:space="preserve"> The repository's implementation, contract, evaluation artefacts, privacy evidence, and demo verification documents provide the reproducibility record for this report.</w:t>
       </w:r>
     </w:p>
     <w:p>
@@ -14204,7 +13968,7 @@
           <w:b w:val="0"/>
           <w:i w:val="0"/>
         </w:rPr>
-        <w:t>): https://github.com/MuhammadBilal-00/Multimodal-Cognitive-Overload-Detection.</w:t>
+        <w:t>), accompanies this report.</w:t>
       </w:r>
     </w:p>
     <w:sectPr>
